--- a/exercises2/gpu/document/gpu_memory.docx
+++ b/exercises2/gpu/document/gpu_memory.docx
@@ -277,7 +277,6 @@
         </w:rPr>
         <w:tab/>
       </w:r>
-      <w:bookmarkStart w:id="0" w:name="_GoBack"/>
       <w:r>
         <w:rPr>
           <w:rFonts w:hint="eastAsia"/>
@@ -286,7 +285,6 @@
         <w:t>cudaMallocManaged(&amp;array, N)  //分配内存</w:t>
       </w:r>
     </w:p>
-    <w:bookmarkEnd w:id="0"/>
     <w:p>
       <w:pPr>
         <w:keepNext w:val="0"/>
@@ -1499,6 +1497,7 @@
         <w:pageBreakBefore w:val="0"/>
         <w:widowControl w:val="0"/>
         <w:numPr>
+          <w:ilvl w:val="0"/>
           <w:numId w:val="0"/>
         </w:numPr>
         <w:kinsoku/>
@@ -1706,7 +1705,7 @@
       </w:r>
       <w:r>
         <w:rPr>
-          <w:rStyle w:val="14"/>
+          <w:rStyle w:val="15"/>
           <w:rFonts w:ascii="DejaVu Sans Mono" w:hAnsi="DejaVu Sans Mono" w:eastAsia="DejaVu Sans Mono" w:cs="DejaVu Sans Mono"/>
           <w:i w:val="0"/>
           <w:iCs w:val="0"/>
@@ -1715,7 +1714,6 @@
           <w:spacing w:val="0"/>
           <w:sz w:val="14"/>
           <w:szCs w:val="14"/>
-          <w:bdr w:val="none" w:color="auto" w:sz="0" w:space="0"/>
           <w:shd w:val="clear" w:fill="F9F2F4"/>
         </w:rPr>
         <w:t>cudaMemPrefetchAsync</w:t>
@@ -2053,6 +2051,2891 @@
     </w:p>
     <w:p>
       <w:pPr>
+        <w:keepNext w:val="0"/>
+        <w:keepLines w:val="0"/>
+        <w:pageBreakBefore w:val="0"/>
+        <w:widowControl w:val="0"/>
+        <w:kinsoku/>
+        <w:wordWrap/>
+        <w:overflowPunct/>
+        <w:topLinePunct w:val="0"/>
+        <w:autoSpaceDE/>
+        <w:autoSpaceDN/>
+        <w:bidi w:val="0"/>
+        <w:adjustRightInd/>
+        <w:snapToGrid/>
+        <w:spacing w:line="400" w:lineRule="exact"/>
+        <w:textAlignment w:val="auto"/>
+        <w:rPr>
+          <w:rFonts w:hint="eastAsia"/>
+          <w:lang w:val="en-US" w:eastAsia="zh-CN"/>
+        </w:rPr>
+      </w:pPr>
+    </w:p>
+    <w:p>
+      <w:pPr>
+        <w:pStyle w:val="3"/>
+        <w:bidi w:val="0"/>
+        <w:rPr>
+          <w:rFonts w:hint="eastAsia"/>
+          <w:lang w:val="en-US" w:eastAsia="zh-CN"/>
+        </w:rPr>
+      </w:pPr>
+      <w:r>
+        <w:rPr>
+          <w:rFonts w:hint="eastAsia"/>
+          <w:lang w:val="en-US" w:eastAsia="zh-CN"/>
+        </w:rPr>
+        <w:t>基于IOMMU的</w:t>
+      </w:r>
+      <w:r>
+        <w:t>CPU 与 GPU 的统一访存</w:t>
+      </w:r>
+    </w:p>
+    <w:p/>
+    <w:p>
+      <w:r>
+        <w:drawing>
+          <wp:inline distT="0" distB="0" distL="114300" distR="114300">
+            <wp:extent cx="5272405" cy="5293995"/>
+            <wp:effectExtent l="0" t="0" r="10795" b="1905"/>
+            <wp:docPr id="11" name="图片 1"/>
+            <wp:cNvGraphicFramePr>
+              <a:graphicFrameLocks xmlns:a="http://schemas.openxmlformats.org/drawingml/2006/main" noChangeAspect="1"/>
+            </wp:cNvGraphicFramePr>
+            <a:graphic xmlns:a="http://schemas.openxmlformats.org/drawingml/2006/main">
+              <a:graphicData uri="http://schemas.openxmlformats.org/drawingml/2006/picture">
+                <pic:pic xmlns:pic="http://schemas.openxmlformats.org/drawingml/2006/picture">
+                  <pic:nvPicPr>
+                    <pic:cNvPr id="11" name="图片 1"/>
+                    <pic:cNvPicPr>
+                      <a:picLocks noChangeAspect="1"/>
+                    </pic:cNvPicPr>
+                  </pic:nvPicPr>
+                  <pic:blipFill>
+                    <a:blip r:embed="rId14"/>
+                    <a:stretch>
+                      <a:fillRect/>
+                    </a:stretch>
+                  </pic:blipFill>
+                  <pic:spPr>
+                    <a:xfrm>
+                      <a:off x="0" y="0"/>
+                      <a:ext cx="5272405" cy="5293995"/>
+                    </a:xfrm>
+                    <a:prstGeom prst="rect">
+                      <a:avLst/>
+                    </a:prstGeom>
+                    <a:noFill/>
+                    <a:ln>
+                      <a:noFill/>
+                    </a:ln>
+                  </pic:spPr>
+                </pic:pic>
+              </a:graphicData>
+            </a:graphic>
+          </wp:inline>
+        </w:drawing>
+      </w:r>
+    </w:p>
+    <w:p/>
+    <w:p>
+      <w:pPr>
+        <w:pStyle w:val="4"/>
+        <w:bidi w:val="0"/>
+      </w:pPr>
+      <w:r>
+        <w:rPr>
+          <w:rFonts w:hint="eastAsia"/>
+        </w:rPr>
+        <w:t>1. Definition</w:t>
+      </w:r>
+    </w:p>
+    <w:p>
+      <w:pPr>
+        <w:bidi w:val="0"/>
+        <w:rPr>
+          <w:rFonts w:ascii="Arial" w:hAnsi="Arial" w:eastAsia="Arial" w:cs="Arial"/>
+          <w:i w:val="0"/>
+          <w:iCs w:val="0"/>
+          <w:caps w:val="0"/>
+          <w:color w:val="34495E"/>
+          <w:spacing w:val="0"/>
+          <w:szCs w:val="16"/>
+        </w:rPr>
+      </w:pPr>
+      <w:r>
+        <w:rPr>
+          <w:rFonts w:hint="default"/>
+        </w:rPr>
+        <w:t>Shared Virtual Addressing (SVA) allows the processor and device to use the same virtual addresses. SVA is what PCIe calls Shared Virtual Memory (SVM).</w:t>
+      </w:r>
+      <w:r>
+        <w:rPr>
+          <w:rFonts w:hint="default" w:ascii="Arial" w:hAnsi="Arial" w:eastAsia="Arial" w:cs="Arial"/>
+          <w:i w:val="0"/>
+          <w:iCs w:val="0"/>
+          <w:caps w:val="0"/>
+          <w:color w:val="34495E"/>
+          <w:spacing w:val="0"/>
+          <w:szCs w:val="16"/>
+          <w:shd w:val="clear" w:fill="FEFEFE"/>
+        </w:rPr>
+        <w:br w:type="textWrapping"/>
+      </w:r>
+      <w:r>
+        <w:rPr>
+          <w:rFonts w:hint="default" w:ascii="Arial" w:hAnsi="Arial" w:eastAsia="Arial" w:cs="Arial"/>
+          <w:i w:val="0"/>
+          <w:iCs w:val="0"/>
+          <w:caps w:val="0"/>
+          <w:color w:val="C05B4D"/>
+          <w:spacing w:val="0"/>
+          <w:szCs w:val="16"/>
+          <w:u w:val="none"/>
+          <w:bdr w:val="none" w:color="auto" w:sz="0" w:space="0"/>
+          <w:shd w:val="clear" w:fill="FEFEFE"/>
+        </w:rPr>
+        <w:drawing>
+          <wp:inline distT="0" distB="0" distL="114300" distR="114300">
+            <wp:extent cx="5374640" cy="3389630"/>
+            <wp:effectExtent l="0" t="0" r="10160" b="1270"/>
+            <wp:docPr id="16" name="图片 2" descr="IMG_256">
+              <a:hlinkClick xmlns:a="http://schemas.openxmlformats.org/drawingml/2006/main" r:id="rId15"/>
+            </wp:docPr>
+            <wp:cNvGraphicFramePr>
+              <a:graphicFrameLocks xmlns:a="http://schemas.openxmlformats.org/drawingml/2006/main" noChangeAspect="1"/>
+            </wp:cNvGraphicFramePr>
+            <a:graphic xmlns:a="http://schemas.openxmlformats.org/drawingml/2006/main">
+              <a:graphicData uri="http://schemas.openxmlformats.org/drawingml/2006/picture">
+                <pic:pic xmlns:pic="http://schemas.openxmlformats.org/drawingml/2006/picture">
+                  <pic:nvPicPr>
+                    <pic:cNvPr id="16" name="图片 2" descr="IMG_256"/>
+                    <pic:cNvPicPr>
+                      <a:picLocks noChangeAspect="1"/>
+                    </pic:cNvPicPr>
+                  </pic:nvPicPr>
+                  <pic:blipFill>
+                    <a:blip r:embed="rId16"/>
+                    <a:stretch>
+                      <a:fillRect/>
+                    </a:stretch>
+                  </pic:blipFill>
+                  <pic:spPr>
+                    <a:xfrm>
+                      <a:off x="0" y="0"/>
+                      <a:ext cx="5374640" cy="3389630"/>
+                    </a:xfrm>
+                    <a:prstGeom prst="rect">
+                      <a:avLst/>
+                    </a:prstGeom>
+                    <a:noFill/>
+                    <a:ln w="9525">
+                      <a:noFill/>
+                    </a:ln>
+                  </pic:spPr>
+                </pic:pic>
+              </a:graphicData>
+            </a:graphic>
+          </wp:inline>
+        </w:drawing>
+      </w:r>
+      <w:r>
+        <w:rPr>
+          <w:rFonts w:hint="default" w:ascii="Arial" w:hAnsi="Arial" w:eastAsia="Arial" w:cs="Arial"/>
+          <w:i w:val="0"/>
+          <w:iCs w:val="0"/>
+          <w:caps w:val="0"/>
+          <w:color w:val="34495E"/>
+          <w:spacing w:val="0"/>
+          <w:szCs w:val="16"/>
+          <w:shd w:val="clear" w:fill="FEFEFE"/>
+        </w:rPr>
+        <w:br w:type="textWrapping"/>
+      </w:r>
+      <w:r>
+        <w:rPr>
+          <w:rFonts w:hint="default" w:ascii="Arial" w:hAnsi="Arial" w:eastAsia="Arial" w:cs="Arial"/>
+          <w:i w:val="0"/>
+          <w:iCs w:val="0"/>
+          <w:caps w:val="0"/>
+          <w:color w:val="C05B4D"/>
+          <w:spacing w:val="0"/>
+          <w:szCs w:val="16"/>
+          <w:u w:val="none"/>
+          <w:bdr w:val="none" w:color="auto" w:sz="0" w:space="0"/>
+          <w:shd w:val="clear" w:fill="FEFEFE"/>
+        </w:rPr>
+        <w:drawing>
+          <wp:inline distT="0" distB="0" distL="114300" distR="114300">
+            <wp:extent cx="5541645" cy="3743325"/>
+            <wp:effectExtent l="0" t="0" r="8255" b="3175"/>
+            <wp:docPr id="18" name="图片 3" descr="IMG_257">
+              <a:hlinkClick xmlns:a="http://schemas.openxmlformats.org/drawingml/2006/main" r:id="rId17"/>
+            </wp:docPr>
+            <wp:cNvGraphicFramePr>
+              <a:graphicFrameLocks xmlns:a="http://schemas.openxmlformats.org/drawingml/2006/main" noChangeAspect="1"/>
+            </wp:cNvGraphicFramePr>
+            <a:graphic xmlns:a="http://schemas.openxmlformats.org/drawingml/2006/main">
+              <a:graphicData uri="http://schemas.openxmlformats.org/drawingml/2006/picture">
+                <pic:pic xmlns:pic="http://schemas.openxmlformats.org/drawingml/2006/picture">
+                  <pic:nvPicPr>
+                    <pic:cNvPr id="18" name="图片 3" descr="IMG_257"/>
+                    <pic:cNvPicPr>
+                      <a:picLocks noChangeAspect="1"/>
+                    </pic:cNvPicPr>
+                  </pic:nvPicPr>
+                  <pic:blipFill>
+                    <a:blip r:embed="rId18"/>
+                    <a:stretch>
+                      <a:fillRect/>
+                    </a:stretch>
+                  </pic:blipFill>
+                  <pic:spPr>
+                    <a:xfrm>
+                      <a:off x="0" y="0"/>
+                      <a:ext cx="5541645" cy="3743325"/>
+                    </a:xfrm>
+                    <a:prstGeom prst="rect">
+                      <a:avLst/>
+                    </a:prstGeom>
+                    <a:noFill/>
+                    <a:ln w="9525">
+                      <a:noFill/>
+                    </a:ln>
+                  </pic:spPr>
+                </pic:pic>
+              </a:graphicData>
+            </a:graphic>
+          </wp:inline>
+        </w:drawing>
+      </w:r>
+    </w:p>
+    <w:p>
+      <w:pPr>
+        <w:pStyle w:val="11"/>
+        <w:keepNext w:val="0"/>
+        <w:keepLines w:val="0"/>
+        <w:widowControl/>
+        <w:suppressLineNumbers w:val="0"/>
+        <w:shd w:val="clear" w:fill="FEFEFE"/>
+        <w:ind w:left="0" w:firstLine="0"/>
+        <w:rPr>
+          <w:rFonts w:hint="default" w:ascii="Arial" w:hAnsi="Arial" w:eastAsia="Arial" w:cs="Arial"/>
+          <w:i w:val="0"/>
+          <w:iCs w:val="0"/>
+          <w:caps w:val="0"/>
+          <w:color w:val="34495E"/>
+          <w:spacing w:val="0"/>
+          <w:sz w:val="16"/>
+          <w:szCs w:val="16"/>
+        </w:rPr>
+      </w:pPr>
+      <w:r>
+        <w:rPr>
+          <w:rFonts w:hint="default"/>
+        </w:rPr>
+        <w:t>VT-d SVM: Extends root complex IOMMU to comprehend x86 page table formats</w:t>
+      </w:r>
+      <w:r>
+        <w:rPr>
+          <w:rFonts w:hint="default"/>
+        </w:rPr>
+        <w:br w:type="textWrapping"/>
+      </w:r>
+      <w:r>
+        <w:rPr>
+          <w:rFonts w:hint="default"/>
+        </w:rPr>
+        <w:drawing>
+          <wp:inline distT="0" distB="0" distL="114300" distR="114300">
+            <wp:extent cx="5757545" cy="714375"/>
+            <wp:effectExtent l="0" t="0" r="8255" b="9525"/>
+            <wp:docPr id="19" name="图片 4" descr="IMG_258">
+              <a:hlinkClick xmlns:a="http://schemas.openxmlformats.org/drawingml/2006/main" r:id="rId19"/>
+            </wp:docPr>
+            <wp:cNvGraphicFramePr>
+              <a:graphicFrameLocks xmlns:a="http://schemas.openxmlformats.org/drawingml/2006/main" noChangeAspect="1"/>
+            </wp:cNvGraphicFramePr>
+            <a:graphic xmlns:a="http://schemas.openxmlformats.org/drawingml/2006/main">
+              <a:graphicData uri="http://schemas.openxmlformats.org/drawingml/2006/picture">
+                <pic:pic xmlns:pic="http://schemas.openxmlformats.org/drawingml/2006/picture">
+                  <pic:nvPicPr>
+                    <pic:cNvPr id="19" name="图片 4" descr="IMG_258"/>
+                    <pic:cNvPicPr>
+                      <a:picLocks noChangeAspect="1"/>
+                    </pic:cNvPicPr>
+                  </pic:nvPicPr>
+                  <pic:blipFill>
+                    <a:blip r:embed="rId20"/>
+                    <a:stretch>
+                      <a:fillRect/>
+                    </a:stretch>
+                  </pic:blipFill>
+                  <pic:spPr>
+                    <a:xfrm>
+                      <a:off x="0" y="0"/>
+                      <a:ext cx="5757545" cy="714375"/>
+                    </a:xfrm>
+                    <a:prstGeom prst="rect">
+                      <a:avLst/>
+                    </a:prstGeom>
+                    <a:noFill/>
+                    <a:ln w="9525">
+                      <a:noFill/>
+                    </a:ln>
+                  </pic:spPr>
+                </pic:pic>
+              </a:graphicData>
+            </a:graphic>
+          </wp:inline>
+        </w:drawing>
+      </w:r>
+    </w:p>
+    <w:p>
+      <w:pPr>
+        <w:pStyle w:val="4"/>
+        <w:bidi w:val="0"/>
+        <w:rPr>
+          <w:rFonts w:hint="eastAsia"/>
+        </w:rPr>
+      </w:pPr>
+      <w:r>
+        <w:rPr>
+          <w:rFonts w:hint="eastAsia"/>
+        </w:rPr>
+        <w:fldChar w:fldCharType="begin"/>
+      </w:r>
+      <w:r>
+        <w:rPr>
+          <w:rFonts w:hint="eastAsia"/>
+        </w:rPr>
+        <w:instrText xml:space="preserve"> HYPERLINK "https://liujunming.top/2022/03/30/Introduction-to-Shared-Virtual-Memory/" \l "2-History" \o "2. History" </w:instrText>
+      </w:r>
+      <w:r>
+        <w:rPr>
+          <w:rFonts w:hint="eastAsia"/>
+        </w:rPr>
+        <w:fldChar w:fldCharType="separate"/>
+      </w:r>
+      <w:r>
+        <w:rPr>
+          <w:rFonts w:hint="eastAsia"/>
+        </w:rPr>
+        <w:fldChar w:fldCharType="end"/>
+      </w:r>
+      <w:r>
+        <w:rPr>
+          <w:rFonts w:hint="eastAsia"/>
+        </w:rPr>
+        <w:t>2. History</w:t>
+      </w:r>
+    </w:p>
+    <w:p>
+      <w:pPr>
+        <w:bidi w:val="0"/>
+        <w:rPr>
+          <w:rFonts w:hint="default"/>
+        </w:rPr>
+      </w:pPr>
+      <w:r>
+        <w:rPr>
+          <w:rFonts w:hint="default"/>
+        </w:rPr>
+        <w:t>共享虚拟内存（SVM）技术最初是为了解决在GPU场景下，设备（GPU）和host（CPU）之间共享内存的。目的是在设备GPU和CPU之间可以直接传递指针（地址），为了让设备可以直接使用进程空间的地址，简化编程模型。我们知道通常host侧采用的地址是主机的虚拟地址（VA），而设备侧通常使用的是物理地址（PA）或IOVA。</w:t>
+      </w:r>
+    </w:p>
+    <w:p>
+      <w:pPr>
+        <w:bidi w:val="0"/>
+        <w:rPr>
+          <w:rFonts w:hint="default"/>
+        </w:rPr>
+      </w:pPr>
+      <w:r>
+        <w:rPr>
+          <w:rFonts w:hint="default"/>
+        </w:rPr>
+        <w:t>如下图，传统内存访问的三个途径：</w:t>
+      </w:r>
+    </w:p>
+    <w:p>
+      <w:pPr>
+        <w:numPr>
+          <w:ilvl w:val="0"/>
+          <w:numId w:val="4"/>
+        </w:numPr>
+        <w:bidi w:val="0"/>
+        <w:ind w:left="420" w:leftChars="0" w:hanging="420" w:firstLineChars="0"/>
+      </w:pPr>
+      <w:r>
+        <w:rPr>
+          <w:rFonts w:hint="default"/>
+        </w:rPr>
+        <w:t>CPU访存通过MMU（CPU的页表）将VA转为PA访问物理地址</w:t>
+      </w:r>
+    </w:p>
+    <w:p>
+      <w:pPr>
+        <w:numPr>
+          <w:ilvl w:val="0"/>
+          <w:numId w:val="4"/>
+        </w:numPr>
+        <w:bidi w:val="0"/>
+        <w:ind w:left="420" w:leftChars="0" w:hanging="420" w:firstLineChars="0"/>
+      </w:pPr>
+      <w:r>
+        <w:rPr>
+          <w:rFonts w:hint="default"/>
+        </w:rPr>
+        <w:t>GPU访存通过GPU的页表访问物理地址</w:t>
+      </w:r>
+    </w:p>
+    <w:p>
+      <w:pPr>
+        <w:numPr>
+          <w:ilvl w:val="0"/>
+          <w:numId w:val="4"/>
+        </w:numPr>
+        <w:bidi w:val="0"/>
+        <w:ind w:left="420" w:leftChars="0" w:hanging="420" w:firstLineChars="0"/>
+      </w:pPr>
+      <w:r>
+        <w:rPr>
+          <w:rFonts w:hint="default"/>
+        </w:rPr>
+        <w:t>PCIe设备直接使用物理地址PA访问</w:t>
+      </w:r>
+    </w:p>
+    <w:p>
+      <w:pPr>
+        <w:bidi w:val="0"/>
+        <w:rPr>
+          <w:rFonts w:hint="default"/>
+        </w:rPr>
+      </w:pPr>
+      <w:r>
+        <w:rPr>
+          <w:rFonts w:hint="default"/>
+        </w:rPr>
+        <w:drawing>
+          <wp:inline distT="0" distB="0" distL="114300" distR="114300">
+            <wp:extent cx="5499100" cy="3726815"/>
+            <wp:effectExtent l="0" t="0" r="0" b="6985"/>
+            <wp:docPr id="12" name="图片 5" descr="IMG_259">
+              <a:hlinkClick xmlns:a="http://schemas.openxmlformats.org/drawingml/2006/main" r:id="rId21"/>
+            </wp:docPr>
+            <wp:cNvGraphicFramePr>
+              <a:graphicFrameLocks xmlns:a="http://schemas.openxmlformats.org/drawingml/2006/main" noChangeAspect="1"/>
+            </wp:cNvGraphicFramePr>
+            <a:graphic xmlns:a="http://schemas.openxmlformats.org/drawingml/2006/main">
+              <a:graphicData uri="http://schemas.openxmlformats.org/drawingml/2006/picture">
+                <pic:pic xmlns:pic="http://schemas.openxmlformats.org/drawingml/2006/picture">
+                  <pic:nvPicPr>
+                    <pic:cNvPr id="12" name="图片 5" descr="IMG_259"/>
+                    <pic:cNvPicPr>
+                      <a:picLocks noChangeAspect="1"/>
+                    </pic:cNvPicPr>
+                  </pic:nvPicPr>
+                  <pic:blipFill>
+                    <a:blip r:embed="rId22"/>
+                    <a:stretch>
+                      <a:fillRect/>
+                    </a:stretch>
+                  </pic:blipFill>
+                  <pic:spPr>
+                    <a:xfrm>
+                      <a:off x="0" y="0"/>
+                      <a:ext cx="5499100" cy="3726815"/>
+                    </a:xfrm>
+                    <a:prstGeom prst="rect">
+                      <a:avLst/>
+                    </a:prstGeom>
+                    <a:noFill/>
+                    <a:ln w="9525">
+                      <a:noFill/>
+                    </a:ln>
+                  </pic:spPr>
+                </pic:pic>
+              </a:graphicData>
+            </a:graphic>
+          </wp:inline>
+        </w:drawing>
+      </w:r>
+    </w:p>
+    <w:p>
+      <w:pPr>
+        <w:bidi w:val="0"/>
+        <w:rPr>
+          <w:rFonts w:hint="default"/>
+        </w:rPr>
+      </w:pPr>
+      <w:r>
+        <w:rPr>
+          <w:rFonts w:hint="default"/>
+        </w:rPr>
+        <w:t>在引入了iommu（VT-d）后，如下图，PCIe设备也可以使用虚拟地址（IOVA）来访存了，也有设备自己对应的页表（iommu页表）完成IOVA到物理地址（PA）的映射。</w:t>
+      </w:r>
+      <w:r>
+        <w:rPr>
+          <w:rFonts w:hint="default"/>
+        </w:rPr>
+        <w:br w:type="textWrapping"/>
+      </w:r>
+      <w:r>
+        <w:rPr>
+          <w:rFonts w:hint="default"/>
+        </w:rPr>
+        <w:drawing>
+          <wp:inline distT="0" distB="0" distL="114300" distR="114300">
+            <wp:extent cx="5119370" cy="4634230"/>
+            <wp:effectExtent l="0" t="0" r="11430" b="1270"/>
+            <wp:docPr id="14" name="图片 6" descr="IMG_260">
+              <a:hlinkClick xmlns:a="http://schemas.openxmlformats.org/drawingml/2006/main" r:id="rId23"/>
+            </wp:docPr>
+            <wp:cNvGraphicFramePr>
+              <a:graphicFrameLocks xmlns:a="http://schemas.openxmlformats.org/drawingml/2006/main" noChangeAspect="1"/>
+            </wp:cNvGraphicFramePr>
+            <a:graphic xmlns:a="http://schemas.openxmlformats.org/drawingml/2006/main">
+              <a:graphicData uri="http://schemas.openxmlformats.org/drawingml/2006/picture">
+                <pic:pic xmlns:pic="http://schemas.openxmlformats.org/drawingml/2006/picture">
+                  <pic:nvPicPr>
+                    <pic:cNvPr id="14" name="图片 6" descr="IMG_260"/>
+                    <pic:cNvPicPr>
+                      <a:picLocks noChangeAspect="1"/>
+                    </pic:cNvPicPr>
+                  </pic:nvPicPr>
+                  <pic:blipFill>
+                    <a:blip r:embed="rId24"/>
+                    <a:stretch>
+                      <a:fillRect/>
+                    </a:stretch>
+                  </pic:blipFill>
+                  <pic:spPr>
+                    <a:xfrm>
+                      <a:off x="0" y="0"/>
+                      <a:ext cx="5119370" cy="4634230"/>
+                    </a:xfrm>
+                    <a:prstGeom prst="rect">
+                      <a:avLst/>
+                    </a:prstGeom>
+                    <a:noFill/>
+                    <a:ln w="9525">
+                      <a:noFill/>
+                    </a:ln>
+                  </pic:spPr>
+                </pic:pic>
+              </a:graphicData>
+            </a:graphic>
+          </wp:inline>
+        </w:drawing>
+      </w:r>
+    </w:p>
+    <w:p>
+      <w:pPr>
+        <w:bidi w:val="0"/>
+        <w:rPr>
+          <w:rFonts w:hint="default"/>
+        </w:rPr>
+      </w:pPr>
+      <w:r>
+        <w:rPr>
+          <w:rFonts w:hint="default"/>
+        </w:rPr>
+        <w:t>这种情况下CPU进程和设备的内存通信一般采用如下流程：</w:t>
+      </w:r>
+    </w:p>
+    <w:p>
+      <w:pPr>
+        <w:numPr>
+          <w:ilvl w:val="0"/>
+          <w:numId w:val="5"/>
+        </w:numPr>
+        <w:bidi w:val="0"/>
+        <w:ind w:left="425" w:leftChars="0" w:hanging="425" w:firstLineChars="0"/>
+      </w:pPr>
+      <w:r>
+        <w:rPr>
+          <w:rFonts w:hint="default"/>
+        </w:rPr>
+        <w:t>CPU进程分配一块内存，并采用系统调用syscall或ioctl请求内核准备接收操作</w:t>
+      </w:r>
+    </w:p>
+    <w:p>
+      <w:pPr>
+        <w:numPr>
+          <w:ilvl w:val="0"/>
+          <w:numId w:val="5"/>
+        </w:numPr>
+        <w:bidi w:val="0"/>
+        <w:ind w:left="425" w:leftChars="0" w:hanging="425" w:firstLineChars="0"/>
+      </w:pPr>
+      <w:r>
+        <w:rPr>
+          <w:rFonts w:hint="default"/>
+        </w:rPr>
+        <w:t>内核初始化设备的DMA操作，这里面有两种情况：一种是内核重新分配一块内核空间的内存，将其物理地址传递给设备进行DMA，另一种是如果应用程序将用户空间的内存pin住（这段内存的虚拟地址空间和物理地址空间不会发生变化）则可直接将用户空间的buffer地址传递给设备进行DMA</w:t>
+      </w:r>
+    </w:p>
+    <w:p>
+      <w:pPr>
+        <w:numPr>
+          <w:ilvl w:val="0"/>
+          <w:numId w:val="5"/>
+        </w:numPr>
+        <w:bidi w:val="0"/>
+        <w:ind w:left="425" w:leftChars="0" w:hanging="425" w:firstLineChars="0"/>
+      </w:pPr>
+      <w:r>
+        <w:rPr>
+          <w:rFonts w:hint="default"/>
+        </w:rPr>
+        <w:t>设备将数据DMA到内存，对应上面这里也有两种情况，如果是内核设置的内核buffer的地址，则设备会先将数据DMA到内核buffer，再由内核将数据由内核空间拷贝到用户空间的buffer（我们通常使用内核协议栈进行收发报文的应用程序就是这种），另一种如果用户空间直接将内存pin住，则设备直接将数据DMA到应用程序的buffer（我们采用DPDK收发报文就是这种）</w:t>
+      </w:r>
+    </w:p>
+    <w:p>
+      <w:pPr>
+        <w:bidi w:val="0"/>
+        <w:rPr>
+          <w:rFonts w:hint="default"/>
+        </w:rPr>
+      </w:pPr>
+      <w:r>
+        <w:rPr>
+          <w:rFonts w:hint="default"/>
+        </w:rPr>
+        <w:drawing>
+          <wp:inline distT="0" distB="0" distL="114300" distR="114300">
+            <wp:extent cx="5351145" cy="3653155"/>
+            <wp:effectExtent l="0" t="0" r="8255" b="4445"/>
+            <wp:docPr id="17" name="图片 7" descr="IMG_261">
+              <a:hlinkClick xmlns:a="http://schemas.openxmlformats.org/drawingml/2006/main" r:id="rId25"/>
+            </wp:docPr>
+            <wp:cNvGraphicFramePr>
+              <a:graphicFrameLocks xmlns:a="http://schemas.openxmlformats.org/drawingml/2006/main" noChangeAspect="1"/>
+            </wp:cNvGraphicFramePr>
+            <a:graphic xmlns:a="http://schemas.openxmlformats.org/drawingml/2006/main">
+              <a:graphicData uri="http://schemas.openxmlformats.org/drawingml/2006/picture">
+                <pic:pic xmlns:pic="http://schemas.openxmlformats.org/drawingml/2006/picture">
+                  <pic:nvPicPr>
+                    <pic:cNvPr id="17" name="图片 7" descr="IMG_261"/>
+                    <pic:cNvPicPr>
+                      <a:picLocks noChangeAspect="1"/>
+                    </pic:cNvPicPr>
+                  </pic:nvPicPr>
+                  <pic:blipFill>
+                    <a:blip r:embed="rId26"/>
+                    <a:stretch>
+                      <a:fillRect/>
+                    </a:stretch>
+                  </pic:blipFill>
+                  <pic:spPr>
+                    <a:xfrm>
+                      <a:off x="0" y="0"/>
+                      <a:ext cx="5351145" cy="3653155"/>
+                    </a:xfrm>
+                    <a:prstGeom prst="rect">
+                      <a:avLst/>
+                    </a:prstGeom>
+                    <a:noFill/>
+                    <a:ln w="9525">
+                      <a:noFill/>
+                    </a:ln>
+                  </pic:spPr>
+                </pic:pic>
+              </a:graphicData>
+            </a:graphic>
+          </wp:inline>
+        </w:drawing>
+      </w:r>
+    </w:p>
+    <w:p>
+      <w:pPr>
+        <w:pStyle w:val="4"/>
+        <w:bidi w:val="0"/>
+        <w:rPr>
+          <w:rFonts w:hint="eastAsia"/>
+        </w:rPr>
+      </w:pPr>
+      <w:r>
+        <w:rPr>
+          <w:rFonts w:hint="eastAsia"/>
+        </w:rPr>
+        <w:fldChar w:fldCharType="begin"/>
+      </w:r>
+      <w:r>
+        <w:rPr>
+          <w:rFonts w:hint="eastAsia"/>
+        </w:rPr>
+        <w:instrText xml:space="preserve"> HYPERLINK "https://liujunming.top/2022/03/30/Introduction-to-Shared-Virtual-Memory/" \l "3-%E5%BC%95%E5%85%A5SVM%E5%90%8E%E7%9A%84%E5%8F%98%E5%8C%96" \o "3. 引入SVM后的变化" </w:instrText>
+      </w:r>
+      <w:r>
+        <w:rPr>
+          <w:rFonts w:hint="eastAsia"/>
+        </w:rPr>
+        <w:fldChar w:fldCharType="separate"/>
+      </w:r>
+      <w:r>
+        <w:rPr>
+          <w:rFonts w:hint="eastAsia"/>
+        </w:rPr>
+        <w:fldChar w:fldCharType="end"/>
+      </w:r>
+      <w:r>
+        <w:rPr>
+          <w:rFonts w:hint="eastAsia"/>
+        </w:rPr>
+        <w:t>3. 引入SVM后的变化</w:t>
+      </w:r>
+    </w:p>
+    <w:p>
+      <w:pPr>
+        <w:bidi w:val="0"/>
+        <w:rPr>
+          <w:rFonts w:hint="default" w:ascii="Arial" w:hAnsi="Arial" w:eastAsia="Arial" w:cs="Arial"/>
+          <w:i w:val="0"/>
+          <w:iCs w:val="0"/>
+          <w:caps w:val="0"/>
+          <w:color w:val="34495E"/>
+          <w:spacing w:val="0"/>
+          <w:szCs w:val="16"/>
+        </w:rPr>
+      </w:pPr>
+      <w:r>
+        <w:rPr>
+          <w:rFonts w:hint="default"/>
+        </w:rPr>
+        <w:t>下面我们看引入SVM后的效果，最大的区别是设备访问地址在经过iommu的DMAR转换时会参考引用CPU的mmu页表，在地址缺页时同样会产生缺页中断。为什么要这样设计呢？因为要想设备直接使用进程空间的虚拟地址可能采用的有两种方法。一种是把整个进程地址空间全部pin住，但这点一般是不现实的，除非类似DPDK应用程序全部采用静态内存，否则如果进程动态分配一个内存，那么这个地址设备是不感知的。另一种方法就是采用动态映射，就像进程访</w:t>
+      </w:r>
+      <w:r>
+        <w:rPr>
+          <w:rFonts w:hint="default" w:ascii="Arial" w:hAnsi="Arial" w:eastAsia="Arial" w:cs="Arial"/>
+          <w:i w:val="0"/>
+          <w:iCs w:val="0"/>
+          <w:caps w:val="0"/>
+          <w:color w:val="34495E"/>
+          <w:spacing w:val="0"/>
+          <w:szCs w:val="16"/>
+          <w:shd w:val="clear" w:fill="FEFEFE"/>
+        </w:rPr>
+        <w:t>问虚拟地址一样，mmu发现缺页就会动态映射，所以从设备发来的地址请求也会经过CPU缺页处理，并将映射关系同步到iommu的页表中。</w:t>
+      </w:r>
+      <w:r>
+        <w:rPr>
+          <w:rFonts w:hint="default" w:ascii="Arial" w:hAnsi="Arial" w:eastAsia="Arial" w:cs="Arial"/>
+          <w:i w:val="0"/>
+          <w:iCs w:val="0"/>
+          <w:caps w:val="0"/>
+          <w:color w:val="34495E"/>
+          <w:spacing w:val="0"/>
+          <w:szCs w:val="16"/>
+          <w:shd w:val="clear" w:fill="FEFEFE"/>
+        </w:rPr>
+        <w:br w:type="textWrapping"/>
+      </w:r>
+      <w:r>
+        <w:rPr>
+          <w:rFonts w:hint="default" w:ascii="Arial" w:hAnsi="Arial" w:eastAsia="Arial" w:cs="Arial"/>
+          <w:i w:val="0"/>
+          <w:iCs w:val="0"/>
+          <w:caps w:val="0"/>
+          <w:color w:val="C05B4D"/>
+          <w:spacing w:val="0"/>
+          <w:szCs w:val="16"/>
+          <w:u w:val="none"/>
+          <w:bdr w:val="none" w:color="auto" w:sz="0" w:space="0"/>
+          <w:shd w:val="clear" w:fill="FEFEFE"/>
+        </w:rPr>
+        <w:drawing>
+          <wp:inline distT="0" distB="0" distL="114300" distR="114300">
+            <wp:extent cx="5774055" cy="4117975"/>
+            <wp:effectExtent l="0" t="0" r="4445" b="9525"/>
+            <wp:docPr id="13" name="图片 8" descr="IMG_262">
+              <a:hlinkClick xmlns:a="http://schemas.openxmlformats.org/drawingml/2006/main" r:id="rId27"/>
+            </wp:docPr>
+            <wp:cNvGraphicFramePr>
+              <a:graphicFrameLocks xmlns:a="http://schemas.openxmlformats.org/drawingml/2006/main" noChangeAspect="1"/>
+            </wp:cNvGraphicFramePr>
+            <a:graphic xmlns:a="http://schemas.openxmlformats.org/drawingml/2006/main">
+              <a:graphicData uri="http://schemas.openxmlformats.org/drawingml/2006/picture">
+                <pic:pic xmlns:pic="http://schemas.openxmlformats.org/drawingml/2006/picture">
+                  <pic:nvPicPr>
+                    <pic:cNvPr id="13" name="图片 8" descr="IMG_262"/>
+                    <pic:cNvPicPr>
+                      <a:picLocks noChangeAspect="1"/>
+                    </pic:cNvPicPr>
+                  </pic:nvPicPr>
+                  <pic:blipFill>
+                    <a:blip r:embed="rId28"/>
+                    <a:stretch>
+                      <a:fillRect/>
+                    </a:stretch>
+                  </pic:blipFill>
+                  <pic:spPr>
+                    <a:xfrm>
+                      <a:off x="0" y="0"/>
+                      <a:ext cx="5774055" cy="4117975"/>
+                    </a:xfrm>
+                    <a:prstGeom prst="rect">
+                      <a:avLst/>
+                    </a:prstGeom>
+                    <a:noFill/>
+                    <a:ln w="9525">
+                      <a:noFill/>
+                    </a:ln>
+                  </pic:spPr>
+                </pic:pic>
+              </a:graphicData>
+            </a:graphic>
+          </wp:inline>
+        </w:drawing>
+      </w:r>
+    </w:p>
+    <w:p>
+      <w:pPr>
+        <w:bidi w:val="0"/>
+        <w:rPr>
+          <w:rFonts w:hint="default"/>
+        </w:rPr>
+      </w:pPr>
+      <w:r>
+        <w:rPr>
+          <w:rFonts w:hint="default"/>
+        </w:rPr>
+        <w:t>有了以上的流程，CPU和设备的内存交互流程就变成了如下图所示。主要是第三步的变化，设备直接将数据DMA到进程空间的地址，并且不需要进程pin内存，</w:t>
+      </w:r>
+      <w:r>
+        <w:rPr>
+          <w:rFonts w:hint="default"/>
+          <w:b/>
+          <w:bCs/>
+          <w:color w:val="FF0000"/>
+        </w:rPr>
+        <w:t>而是通过page fault触发缺页处理进行映射。</w:t>
+      </w:r>
+      <w:r>
+        <w:rPr>
+          <w:rFonts w:hint="default"/>
+          <w:b/>
+          <w:bCs/>
+          <w:color w:val="FF0000"/>
+        </w:rPr>
+        <w:br w:type="textWrapping"/>
+      </w:r>
+      <w:r>
+        <w:rPr>
+          <w:rFonts w:hint="default"/>
+        </w:rPr>
+        <w:drawing>
+          <wp:inline distT="0" distB="0" distL="114300" distR="114300">
+            <wp:extent cx="5485130" cy="5686425"/>
+            <wp:effectExtent l="0" t="0" r="1270" b="3175"/>
+            <wp:docPr id="20" name="图片 9" descr="IMG_263">
+              <a:hlinkClick xmlns:a="http://schemas.openxmlformats.org/drawingml/2006/main" r:id="rId29"/>
+            </wp:docPr>
+            <wp:cNvGraphicFramePr>
+              <a:graphicFrameLocks xmlns:a="http://schemas.openxmlformats.org/drawingml/2006/main" noChangeAspect="1"/>
+            </wp:cNvGraphicFramePr>
+            <a:graphic xmlns:a="http://schemas.openxmlformats.org/drawingml/2006/main">
+              <a:graphicData uri="http://schemas.openxmlformats.org/drawingml/2006/picture">
+                <pic:pic xmlns:pic="http://schemas.openxmlformats.org/drawingml/2006/picture">
+                  <pic:nvPicPr>
+                    <pic:cNvPr id="20" name="图片 9" descr="IMG_263"/>
+                    <pic:cNvPicPr>
+                      <a:picLocks noChangeAspect="1"/>
+                    </pic:cNvPicPr>
+                  </pic:nvPicPr>
+                  <pic:blipFill>
+                    <a:blip r:embed="rId30"/>
+                    <a:stretch>
+                      <a:fillRect/>
+                    </a:stretch>
+                  </pic:blipFill>
+                  <pic:spPr>
+                    <a:xfrm>
+                      <a:off x="0" y="0"/>
+                      <a:ext cx="5485130" cy="5686425"/>
+                    </a:xfrm>
+                    <a:prstGeom prst="rect">
+                      <a:avLst/>
+                    </a:prstGeom>
+                    <a:noFill/>
+                    <a:ln w="9525">
+                      <a:noFill/>
+                    </a:ln>
+                  </pic:spPr>
+                </pic:pic>
+              </a:graphicData>
+            </a:graphic>
+          </wp:inline>
+        </w:drawing>
+      </w:r>
+    </w:p>
+    <w:p>
+      <w:pPr>
+        <w:pStyle w:val="4"/>
+        <w:bidi w:val="0"/>
+        <w:rPr>
+          <w:rFonts w:hint="eastAsia"/>
+        </w:rPr>
+      </w:pPr>
+      <w:r>
+        <w:rPr>
+          <w:rFonts w:hint="eastAsia"/>
+        </w:rPr>
+        <w:fldChar w:fldCharType="begin"/>
+      </w:r>
+      <w:r>
+        <w:rPr>
+          <w:rFonts w:hint="eastAsia"/>
+        </w:rPr>
+        <w:instrText xml:space="preserve"> HYPERLINK "https://liujunming.top/2022/03/30/Introduction-to-Shared-Virtual-Memory/" \l "4-%E6%94%AF%E6%8C%81SVM%E7%9A%84%E6%9D%A1%E4%BB%B6" \o "4. 支持SVM的条件" </w:instrText>
+      </w:r>
+      <w:r>
+        <w:rPr>
+          <w:rFonts w:hint="eastAsia"/>
+        </w:rPr>
+        <w:fldChar w:fldCharType="separate"/>
+      </w:r>
+      <w:r>
+        <w:rPr>
+          <w:rFonts w:hint="eastAsia"/>
+        </w:rPr>
+        <w:fldChar w:fldCharType="end"/>
+      </w:r>
+      <w:r>
+        <w:rPr>
+          <w:rFonts w:hint="eastAsia"/>
+        </w:rPr>
+        <w:t>4. 支持SVM的条件</w:t>
+      </w:r>
+    </w:p>
+    <w:p>
+      <w:pPr>
+        <w:bidi w:val="0"/>
+        <w:rPr>
+          <w:rFonts w:hint="default"/>
+        </w:rPr>
+      </w:pPr>
+      <w:r>
+        <w:rPr>
+          <w:rFonts w:hint="default"/>
+        </w:rPr>
+        <w:t>那么支持SVM需要软硬件具备什么条件呢。首先是设备角度：</w:t>
+      </w:r>
+    </w:p>
+    <w:p>
+      <w:pPr>
+        <w:numPr>
+          <w:ilvl w:val="0"/>
+          <w:numId w:val="6"/>
+        </w:numPr>
+        <w:bidi w:val="0"/>
+        <w:ind w:left="425" w:leftChars="0" w:hanging="425" w:firstLineChars="0"/>
+      </w:pPr>
+      <w:r>
+        <w:rPr>
+          <w:rFonts w:hint="default"/>
+        </w:rPr>
+        <w:t>要支持</w:t>
+      </w:r>
+      <w:r>
+        <w:rPr>
+          <w:rFonts w:hint="default"/>
+        </w:rPr>
+        <w:fldChar w:fldCharType="begin"/>
+      </w:r>
+      <w:r>
+        <w:rPr>
+          <w:rFonts w:hint="default"/>
+        </w:rPr>
+        <w:instrText xml:space="preserve"> HYPERLINK "https://liujunming.top/2021/11/09/Notes about-PASID-Process-Address-Space-ID/" </w:instrText>
+      </w:r>
+      <w:r>
+        <w:rPr>
+          <w:rFonts w:hint="default"/>
+        </w:rPr>
+        <w:fldChar w:fldCharType="separate"/>
+      </w:r>
+      <w:r>
+        <w:rPr>
+          <w:rStyle w:val="14"/>
+          <w:rFonts w:hint="default" w:ascii="Arial" w:hAnsi="Arial" w:eastAsia="Arial" w:cs="Arial"/>
+          <w:i w:val="0"/>
+          <w:iCs w:val="0"/>
+          <w:caps w:val="0"/>
+          <w:color w:val="C05B4D"/>
+          <w:spacing w:val="0"/>
+          <w:szCs w:val="16"/>
+          <w:u w:val="none"/>
+          <w:shd w:val="clear" w:fill="FEFEFE"/>
+        </w:rPr>
+        <w:t>PASID</w:t>
+      </w:r>
+      <w:r>
+        <w:rPr>
+          <w:rFonts w:hint="default"/>
+        </w:rPr>
+        <w:fldChar w:fldCharType="end"/>
+      </w:r>
+      <w:r>
+        <w:rPr>
+          <w:rFonts w:hint="default"/>
+        </w:rPr>
+        <w:t>，因为一个设备会被多个进程访问，对应多个设备DMAR页表，需要通过PASID来区分采用哪个页表</w:t>
+      </w:r>
+    </w:p>
+    <w:p>
+      <w:pPr>
+        <w:numPr>
+          <w:ilvl w:val="0"/>
+          <w:numId w:val="6"/>
+        </w:numPr>
+        <w:bidi w:val="0"/>
+        <w:ind w:left="425" w:leftChars="0" w:hanging="425" w:firstLineChars="0"/>
+      </w:pPr>
+      <w:r>
+        <w:rPr>
+          <w:rFonts w:hint="default"/>
+        </w:rPr>
+        <w:t>支持</w:t>
+      </w:r>
+      <w:r>
+        <w:rPr>
+          <w:rFonts w:hint="default"/>
+        </w:rPr>
+        <w:fldChar w:fldCharType="begin"/>
+      </w:r>
+      <w:r>
+        <w:rPr>
+          <w:rFonts w:hint="default"/>
+        </w:rPr>
+        <w:instrText xml:space="preserve"> HYPERLINK "https://liujunming.top/2022/03/30/Notes-about-PCIe-Page-Request-Interface/" </w:instrText>
+      </w:r>
+      <w:r>
+        <w:rPr>
+          <w:rFonts w:hint="default"/>
+        </w:rPr>
+        <w:fldChar w:fldCharType="separate"/>
+      </w:r>
+      <w:r>
+        <w:rPr>
+          <w:rStyle w:val="14"/>
+          <w:rFonts w:hint="default" w:ascii="Arial" w:hAnsi="Arial" w:eastAsia="Arial" w:cs="Arial"/>
+          <w:i w:val="0"/>
+          <w:iCs w:val="0"/>
+          <w:caps w:val="0"/>
+          <w:color w:val="C05B4D"/>
+          <w:spacing w:val="0"/>
+          <w:szCs w:val="16"/>
+          <w:u w:val="none"/>
+          <w:shd w:val="clear" w:fill="FEFEFE"/>
+        </w:rPr>
+        <w:t>dma page fault</w:t>
+      </w:r>
+      <w:r>
+        <w:rPr>
+          <w:rFonts w:hint="default"/>
+        </w:rPr>
+        <w:fldChar w:fldCharType="end"/>
+      </w:r>
+      <w:r>
+        <w:rPr>
+          <w:rFonts w:hint="default"/>
+        </w:rPr>
+        <w:t>处理，当访问的虚拟地址引发缺页时能够等待或重试</w:t>
+      </w:r>
+    </w:p>
+    <w:p>
+      <w:pPr>
+        <w:numPr>
+          <w:ilvl w:val="0"/>
+          <w:numId w:val="6"/>
+        </w:numPr>
+        <w:bidi w:val="0"/>
+        <w:ind w:left="425" w:leftChars="0" w:hanging="425" w:firstLineChars="0"/>
+      </w:pPr>
+      <w:r>
+        <w:rPr>
+          <w:rFonts w:hint="default"/>
+        </w:rPr>
+        <w:t>从驱动角度来说，操作设备的API需要通过PASID来区分不同进程</w:t>
+      </w:r>
+    </w:p>
+    <w:p>
+      <w:pPr>
+        <w:bidi w:val="0"/>
+        <w:rPr>
+          <w:rFonts w:hint="default"/>
+        </w:rPr>
+      </w:pPr>
+      <w:r>
+        <w:rPr>
+          <w:rFonts w:hint="default"/>
+        </w:rPr>
+        <w:drawing>
+          <wp:inline distT="0" distB="0" distL="114300" distR="114300">
+            <wp:extent cx="10372725" cy="5410200"/>
+            <wp:effectExtent l="0" t="0" r="3175" b="0"/>
+            <wp:docPr id="15" name="图片 10" descr="IMG_264">
+              <a:hlinkClick xmlns:a="http://schemas.openxmlformats.org/drawingml/2006/main" r:id="rId31"/>
+            </wp:docPr>
+            <wp:cNvGraphicFramePr>
+              <a:graphicFrameLocks xmlns:a="http://schemas.openxmlformats.org/drawingml/2006/main" noChangeAspect="1"/>
+            </wp:cNvGraphicFramePr>
+            <a:graphic xmlns:a="http://schemas.openxmlformats.org/drawingml/2006/main">
+              <a:graphicData uri="http://schemas.openxmlformats.org/drawingml/2006/picture">
+                <pic:pic xmlns:pic="http://schemas.openxmlformats.org/drawingml/2006/picture">
+                  <pic:nvPicPr>
+                    <pic:cNvPr id="15" name="图片 10" descr="IMG_264"/>
+                    <pic:cNvPicPr>
+                      <a:picLocks noChangeAspect="1"/>
+                    </pic:cNvPicPr>
+                  </pic:nvPicPr>
+                  <pic:blipFill>
+                    <a:blip r:embed="rId32"/>
+                    <a:stretch>
+                      <a:fillRect/>
+                    </a:stretch>
+                  </pic:blipFill>
+                  <pic:spPr>
+                    <a:xfrm>
+                      <a:off x="0" y="0"/>
+                      <a:ext cx="10372725" cy="5410200"/>
+                    </a:xfrm>
+                    <a:prstGeom prst="rect">
+                      <a:avLst/>
+                    </a:prstGeom>
+                    <a:noFill/>
+                    <a:ln w="9525">
+                      <a:noFill/>
+                    </a:ln>
+                  </pic:spPr>
+                </pic:pic>
+              </a:graphicData>
+            </a:graphic>
+          </wp:inline>
+        </w:drawing>
+      </w:r>
+    </w:p>
+    <w:p>
+      <w:pPr>
+        <w:bidi w:val="0"/>
+        <w:rPr>
+          <w:rFonts w:hint="default"/>
+        </w:rPr>
+      </w:pPr>
+      <w:r>
+        <w:rPr>
+          <w:rFonts w:hint="default"/>
+        </w:rPr>
+        <w:pict>
+          <v:rect id="_x0000_i1035" o:spt="1" style="height:1.5pt;width:432pt;" fillcolor="#34495E" filled="t" stroked="f" coordsize="21600,21600" o:hr="t" o:hrstd="t" o:hrnoshade="t" o:hralign="center">
+            <v:path/>
+            <v:fill on="t" focussize="0,0"/>
+            <v:stroke on="f"/>
+            <v:imagedata o:title=""/>
+            <o:lock v:ext="edit"/>
+            <w10:wrap type="none"/>
+            <w10:anchorlock/>
+          </v:rect>
+        </w:pict>
+      </w:r>
+    </w:p>
+    <w:p>
+      <w:pPr>
+        <w:bidi w:val="0"/>
+        <w:rPr>
+          <w:rFonts w:hint="default"/>
+        </w:rPr>
+      </w:pPr>
+      <w:r>
+        <w:rPr>
+          <w:rFonts w:hint="default"/>
+        </w:rPr>
+        <w:t>参考资料:</w:t>
+      </w:r>
+    </w:p>
+    <w:p>
+      <w:pPr>
+        <w:numPr>
+          <w:ilvl w:val="0"/>
+          <w:numId w:val="7"/>
+        </w:numPr>
+        <w:bidi w:val="0"/>
+        <w:ind w:left="425" w:leftChars="0" w:hanging="425" w:firstLineChars="0"/>
+      </w:pPr>
+      <w:r>
+        <w:rPr>
+          <w:rFonts w:hint="default"/>
+        </w:rPr>
+        <w:fldChar w:fldCharType="begin"/>
+      </w:r>
+      <w:r>
+        <w:rPr>
+          <w:rFonts w:hint="default"/>
+        </w:rPr>
+        <w:instrText xml:space="preserve"> HYPERLINK "https://www.kernel.org/doc/html/latest/x86/sva.html" \t "https://liujunming.top/2022/03/30/Introduction-to-Shared-Virtual-Memory/_blank" </w:instrText>
+      </w:r>
+      <w:r>
+        <w:rPr>
+          <w:rFonts w:hint="default"/>
+        </w:rPr>
+        <w:fldChar w:fldCharType="separate"/>
+      </w:r>
+      <w:r>
+        <w:rPr>
+          <w:rStyle w:val="14"/>
+          <w:rFonts w:hint="default" w:ascii="Arial" w:hAnsi="Arial" w:eastAsia="Arial" w:cs="Arial"/>
+          <w:i w:val="0"/>
+          <w:iCs w:val="0"/>
+          <w:caps w:val="0"/>
+          <w:color w:val="C05B4D"/>
+          <w:spacing w:val="0"/>
+          <w:szCs w:val="16"/>
+          <w:u w:val="none"/>
+          <w:shd w:val="clear" w:fill="FEFEFE"/>
+        </w:rPr>
+        <w:t>Shared Virtual Addressing (SVA) with ENQCMD</w:t>
+      </w:r>
+      <w:r>
+        <w:rPr>
+          <w:rFonts w:hint="default"/>
+        </w:rPr>
+        <w:fldChar w:fldCharType="end"/>
+      </w:r>
+    </w:p>
+    <w:p>
+      <w:pPr>
+        <w:numPr>
+          <w:ilvl w:val="0"/>
+          <w:numId w:val="7"/>
+        </w:numPr>
+        <w:bidi w:val="0"/>
+        <w:ind w:left="425" w:leftChars="0" w:hanging="425" w:firstLineChars="0"/>
+      </w:pPr>
+      <w:r>
+        <w:rPr>
+          <w:rFonts w:hint="default"/>
+        </w:rPr>
+        <w:fldChar w:fldCharType="begin"/>
+      </w:r>
+      <w:r>
+        <w:rPr>
+          <w:rFonts w:hint="default"/>
+        </w:rPr>
+        <w:instrText xml:space="preserve"> HYPERLINK "https://archive.fosdem.org/2016/schedule/event/intel_svm/attachments/slides/1269/export/events/attachments/intel_svm/slides/1269/FOSDEM_2016___SVM_on_Intel_Graphics.pdf" \t "https://liujunming.top/2022/03/30/Introduction-to-Shared-Virtual-Memory/_blank" </w:instrText>
+      </w:r>
+      <w:r>
+        <w:rPr>
+          <w:rFonts w:hint="default"/>
+        </w:rPr>
+        <w:fldChar w:fldCharType="separate"/>
+      </w:r>
+      <w:r>
+        <w:rPr>
+          <w:rStyle w:val="14"/>
+          <w:rFonts w:hint="default" w:ascii="Arial" w:hAnsi="Arial" w:eastAsia="Arial" w:cs="Arial"/>
+          <w:i w:val="0"/>
+          <w:iCs w:val="0"/>
+          <w:caps w:val="0"/>
+          <w:color w:val="C05B4D"/>
+          <w:spacing w:val="0"/>
+          <w:szCs w:val="16"/>
+          <w:u w:val="none"/>
+          <w:shd w:val="clear" w:fill="FEFEFE"/>
+        </w:rPr>
+        <w:t>SVM on Intel Graphics</w:t>
+      </w:r>
+      <w:r>
+        <w:rPr>
+          <w:rFonts w:hint="default"/>
+        </w:rPr>
+        <w:fldChar w:fldCharType="end"/>
+      </w:r>
+    </w:p>
+    <w:p>
+      <w:pPr>
+        <w:numPr>
+          <w:ilvl w:val="0"/>
+          <w:numId w:val="7"/>
+        </w:numPr>
+        <w:bidi w:val="0"/>
+        <w:ind w:left="425" w:leftChars="0" w:hanging="425" w:firstLineChars="0"/>
+      </w:pPr>
+      <w:r>
+        <w:rPr>
+          <w:rFonts w:hint="default"/>
+        </w:rPr>
+        <w:fldChar w:fldCharType="begin"/>
+      </w:r>
+      <w:r>
+        <w:rPr>
+          <w:rFonts w:hint="default"/>
+        </w:rPr>
+        <w:instrText xml:space="preserve"> HYPERLINK "https://static.sched.com/hosted_files/kvmforum2018/52/kvm-forum-vSVA-yliu-jpan-jean-eric.pdf" \t "https://liujunming.top/2022/03/30/Introduction-to-Shared-Virtual-Memory/_blank" </w:instrText>
+      </w:r>
+      <w:r>
+        <w:rPr>
+          <w:rFonts w:hint="default"/>
+        </w:rPr>
+        <w:fldChar w:fldCharType="separate"/>
+      </w:r>
+      <w:r>
+        <w:rPr>
+          <w:rStyle w:val="14"/>
+          <w:rFonts w:hint="default" w:ascii="Arial" w:hAnsi="Arial" w:eastAsia="Arial" w:cs="Arial"/>
+          <w:i w:val="0"/>
+          <w:iCs w:val="0"/>
+          <w:caps w:val="0"/>
+          <w:color w:val="C05B4D"/>
+          <w:spacing w:val="0"/>
+          <w:szCs w:val="16"/>
+          <w:u w:val="none"/>
+          <w:shd w:val="clear" w:fill="FEFEFE"/>
+        </w:rPr>
+        <w:t>Shared Virtual Addressing in KVM kvm forum 2018</w:t>
+      </w:r>
+      <w:r>
+        <w:rPr>
+          <w:rFonts w:hint="default"/>
+        </w:rPr>
+        <w:fldChar w:fldCharType="end"/>
+      </w:r>
+    </w:p>
+    <w:p>
+      <w:pPr>
+        <w:numPr>
+          <w:ilvl w:val="0"/>
+          <w:numId w:val="7"/>
+        </w:numPr>
+        <w:bidi w:val="0"/>
+        <w:ind w:left="425" w:leftChars="0" w:hanging="425" w:firstLineChars="0"/>
+      </w:pPr>
+      <w:r>
+        <w:rPr>
+          <w:rFonts w:hint="default"/>
+        </w:rPr>
+        <w:fldChar w:fldCharType="begin"/>
+      </w:r>
+      <w:r>
+        <w:rPr>
+          <w:rFonts w:hint="default"/>
+        </w:rPr>
+        <w:instrText xml:space="preserve"> HYPERLINK "https://events19.linuxfoundation.cn/wp-content/uploads/2017/11/Shared-Virtual-Memory-in-KVM_Yi-Liu.pdf" \t "https://liujunming.top/2022/03/30/Introduction-to-Shared-Virtual-Memory/_blank" </w:instrText>
+      </w:r>
+      <w:r>
+        <w:rPr>
+          <w:rFonts w:hint="default"/>
+        </w:rPr>
+        <w:fldChar w:fldCharType="separate"/>
+      </w:r>
+      <w:r>
+        <w:rPr>
+          <w:rStyle w:val="14"/>
+          <w:rFonts w:hint="default" w:ascii="Arial" w:hAnsi="Arial" w:eastAsia="Arial" w:cs="Arial"/>
+          <w:i w:val="0"/>
+          <w:iCs w:val="0"/>
+          <w:caps w:val="0"/>
+          <w:color w:val="C05B4D"/>
+          <w:spacing w:val="0"/>
+          <w:szCs w:val="16"/>
+          <w:u w:val="none"/>
+          <w:shd w:val="clear" w:fill="FEFEFE"/>
+        </w:rPr>
+        <w:t>Shared Virtual Addressing in KVM</w:t>
+      </w:r>
+      <w:r>
+        <w:rPr>
+          <w:rFonts w:hint="default"/>
+        </w:rPr>
+        <w:fldChar w:fldCharType="end"/>
+      </w:r>
+    </w:p>
+    <w:p>
+      <w:pPr>
+        <w:pStyle w:val="3"/>
+        <w:bidi w:val="0"/>
+      </w:pPr>
+      <w:r>
+        <w:rPr>
+          <w:rFonts w:hint="eastAsia"/>
+        </w:rPr>
+        <w:t>SMMU 和 SVA 的由来</w:t>
+      </w:r>
+    </w:p>
+    <w:p>
+      <w:pPr>
+        <w:bidi w:val="0"/>
+      </w:pPr>
+      <w:r>
+        <w:rPr>
+          <w:rFonts w:hint="eastAsia"/>
+        </w:rPr>
+        <w:t>最早的时候，设备只能使用物理地址（即 PA）访问内存，用着用着我们就发现直接使用 PA 的一些问题，比如：</w:t>
+      </w:r>
+    </w:p>
+    <w:p>
+      <w:pPr>
+        <w:numPr>
+          <w:ilvl w:val="0"/>
+          <w:numId w:val="8"/>
+        </w:numPr>
+        <w:bidi w:val="0"/>
+        <w:ind w:left="420" w:leftChars="0" w:hanging="420" w:firstLineChars="0"/>
+        <w:rPr>
+          <w:rFonts w:hint="eastAsia"/>
+          <w:lang w:val="en-US" w:eastAsia="zh-CN"/>
+        </w:rPr>
+      </w:pPr>
+      <w:r>
+        <w:rPr>
+          <w:rFonts w:hint="eastAsia"/>
+          <w:lang w:val="en-US" w:eastAsia="zh-CN"/>
+        </w:rPr>
+        <w:t>内存碎片问题：因为设备做 DMA 需要一段地址连续的内存空间，假设现在需要 5M 的内存，但是现在虽然还有不少空闲的内存，但是每段连续空闲内存都只有 1M（只是为了举例，不用纠结具体的数值），那这个内存分配就失败了（实际上操作系统还有一些其它的解决方案，比如页面迁移，但这个方案不在本文讨论的范围内，所以先不管这些方案）。</w:t>
+      </w:r>
+    </w:p>
+    <w:p>
+      <w:pPr>
+        <w:numPr>
+          <w:ilvl w:val="0"/>
+          <w:numId w:val="8"/>
+        </w:numPr>
+        <w:bidi w:val="0"/>
+        <w:ind w:left="420" w:leftChars="0" w:hanging="420" w:firstLineChars="0"/>
+        <w:rPr>
+          <w:rFonts w:hint="eastAsia"/>
+        </w:rPr>
+      </w:pPr>
+      <w:r>
+        <w:rPr>
+          <w:rFonts w:hint="eastAsia"/>
+          <w:lang w:val="en-US" w:eastAsia="zh-CN"/>
+        </w:rPr>
+        <w:t>设备地址空间能力问题：我们首先要知道一个概念，不是有多大的内存，设备就能访问多大内存的。比如，早期的 ISA 总线上的设备只有 24 根地址线，所以最多只能访问 16M 地址空间，那么内存再大也没有用，只要地址空间超过 16M 就访问不到了。假设现在低 16M 的内存都用完了，即使高于 16M 的内存空闲再多，也不能分配给设备使用。</w:t>
+      </w:r>
+    </w:p>
+    <w:p>
+      <w:pPr>
+        <w:bidi w:val="0"/>
+        <w:rPr>
+          <w:rFonts w:hint="eastAsia"/>
+        </w:rPr>
+      </w:pPr>
+      <w:r>
+        <w:rPr>
+          <w:rFonts w:hint="eastAsia"/>
+        </w:rPr>
+        <w:t>看上面两个场景，明明有空闲的内存却用不上，这真是急死人呀！</w:t>
+      </w:r>
+    </w:p>
+    <w:p>
+      <w:pPr>
+        <w:bidi w:val="0"/>
+        <w:rPr>
+          <w:rFonts w:hint="eastAsia"/>
+        </w:rPr>
+      </w:pPr>
+      <w:r>
+        <w:rPr>
+          <w:rFonts w:hint="eastAsia"/>
+        </w:rPr>
+        <w:t>这两个场景都有一个共同特点，就是虽然有空闲的内存，但是空闲内存的地址不符合设备的要求。于是我们很容易想到一个通用的解决思路：我们 play a trick 骗设备一下，我们不要把真正的内存地址告诉设备，我们做个转换，设备需要什么样的地址，我们就告诉它什么样的地址，当设备用这个假地址来访问内存时，我们再把这个假地址翻译成真正的内存地址。如下图所示：</w:t>
+      </w:r>
+    </w:p>
+    <w:p>
+      <w:pPr>
+        <w:bidi w:val="0"/>
+      </w:pPr>
+      <w:r>
+        <w:rPr>
+          <w:lang w:val="en-US" w:eastAsia="zh-CN"/>
+        </w:rPr>
+        <w:drawing>
+          <wp:inline distT="0" distB="0" distL="114300" distR="114300">
+            <wp:extent cx="5087620" cy="3190240"/>
+            <wp:effectExtent l="0" t="0" r="5080" b="10160"/>
+            <wp:docPr id="31" name="图片 20" descr="IMG_256"/>
+            <wp:cNvGraphicFramePr>
+              <a:graphicFrameLocks xmlns:a="http://schemas.openxmlformats.org/drawingml/2006/main" noChangeAspect="1"/>
+            </wp:cNvGraphicFramePr>
+            <a:graphic xmlns:a="http://schemas.openxmlformats.org/drawingml/2006/main">
+              <a:graphicData uri="http://schemas.openxmlformats.org/drawingml/2006/picture">
+                <pic:pic xmlns:pic="http://schemas.openxmlformats.org/drawingml/2006/picture">
+                  <pic:nvPicPr>
+                    <pic:cNvPr id="31" name="图片 20" descr="IMG_256"/>
+                    <pic:cNvPicPr>
+                      <a:picLocks noChangeAspect="1"/>
+                    </pic:cNvPicPr>
+                  </pic:nvPicPr>
+                  <pic:blipFill>
+                    <a:blip r:embed="rId33"/>
+                    <a:stretch>
+                      <a:fillRect/>
+                    </a:stretch>
+                  </pic:blipFill>
+                  <pic:spPr>
+                    <a:xfrm>
+                      <a:off x="0" y="0"/>
+                      <a:ext cx="5087620" cy="3190240"/>
+                    </a:xfrm>
+                    <a:prstGeom prst="rect">
+                      <a:avLst/>
+                    </a:prstGeom>
+                    <a:noFill/>
+                    <a:ln w="9525">
+                      <a:noFill/>
+                    </a:ln>
+                  </pic:spPr>
+                </pic:pic>
+              </a:graphicData>
+            </a:graphic>
+          </wp:inline>
+        </w:drawing>
+      </w:r>
+    </w:p>
+    <w:p>
+      <w:pPr>
+        <w:bidi w:val="0"/>
+        <w:rPr>
+          <w:rFonts w:hint="eastAsia"/>
+        </w:rPr>
+      </w:pPr>
+      <w:r>
+        <w:rPr>
+          <w:rFonts w:hint="eastAsia"/>
+        </w:rPr>
+        <w:t>我们需要一个东东来完成这个骗局（就是上图中 “play a trick” 那个组件）。有人可能已经反应过来了，这个东东不就是 MMU 吗？对，这东东跟 MMU 干的活差不多，不过它跟 MMU 还是有点区别的。MMU 给 CPU 做地址翻译，这个东东给设备做地址翻译，它们的基本思路是一样的，但是实现上还是有些区别，为了避免跑题，这里先不展开分析它们的区别，先知道它们俩并不是完全一样就行。那我们得给这个东东取个名字呀，于是 SMMU 就被发明出来了。</w:t>
+      </w:r>
+      <w:r>
+        <w:rPr>
+          <w:rFonts w:hint="eastAsia"/>
+        </w:rPr>
+        <w:br w:type="textWrapping"/>
+      </w:r>
+      <w:r>
+        <w:rPr>
+          <w:rFonts w:hint="eastAsia"/>
+        </w:rPr>
+        <w:t>（说明：ARM 叫它 SMMU，intel 叫它 IOMMU。SMMU 和 IOMMU 指的是同一个东西，不同公司叫法不同而已。我们现在看到 Linux kernel 中对应的驱动模块叫 IOMMU（源码路径：./driver/iommu），只是因为 intel 先上传了代码，抢先占了名字而已。因为我是做 ARM 驱动开发的，所以默认情况下，我就跟随 ARM 的叫法。）</w:t>
+      </w:r>
+    </w:p>
+    <w:p>
+      <w:pPr>
+        <w:bidi w:val="0"/>
+        <w:rPr>
+          <w:rFonts w:hint="eastAsia"/>
+        </w:rPr>
+      </w:pPr>
+      <w:r>
+        <w:rPr>
+          <w:rFonts w:hint="eastAsia"/>
+        </w:rPr>
+        <w:t>有了 SMMU 以后，前面两种场景都不是问题了，简直爽飞了！但还是有别的场景搞不定，比如：</w:t>
+      </w:r>
+    </w:p>
+    <w:p>
+      <w:pPr>
+        <w:bidi w:val="0"/>
+        <w:rPr>
+          <w:rFonts w:hint="eastAsia"/>
+        </w:rPr>
+      </w:pPr>
+      <w:r>
+        <w:rPr>
+          <w:rFonts w:hint="eastAsia"/>
+        </w:rPr>
+        <w:t>我们假设现在有一个用户进程分配了一块内存空间，并让设备 DMA 把数据写到这块内存中。在有 SMMU 的情况下，这个过程可以用下图来表示：</w:t>
+      </w:r>
+    </w:p>
+    <w:p>
+      <w:pPr>
+        <w:bidi w:val="0"/>
+      </w:pPr>
+      <w:r>
+        <w:rPr>
+          <w:lang w:val="en-US" w:eastAsia="zh-CN"/>
+        </w:rPr>
+        <w:drawing>
+          <wp:inline distT="0" distB="0" distL="114300" distR="114300">
+            <wp:extent cx="4821555" cy="3585210"/>
+            <wp:effectExtent l="0" t="0" r="4445" b="8890"/>
+            <wp:docPr id="30" name="图片 21" descr="IMG_257"/>
+            <wp:cNvGraphicFramePr>
+              <a:graphicFrameLocks xmlns:a="http://schemas.openxmlformats.org/drawingml/2006/main" noChangeAspect="1"/>
+            </wp:cNvGraphicFramePr>
+            <a:graphic xmlns:a="http://schemas.openxmlformats.org/drawingml/2006/main">
+              <a:graphicData uri="http://schemas.openxmlformats.org/drawingml/2006/picture">
+                <pic:pic xmlns:pic="http://schemas.openxmlformats.org/drawingml/2006/picture">
+                  <pic:nvPicPr>
+                    <pic:cNvPr id="30" name="图片 21" descr="IMG_257"/>
+                    <pic:cNvPicPr>
+                      <a:picLocks noChangeAspect="1"/>
+                    </pic:cNvPicPr>
+                  </pic:nvPicPr>
+                  <pic:blipFill>
+                    <a:blip r:embed="rId34"/>
+                    <a:stretch>
+                      <a:fillRect/>
+                    </a:stretch>
+                  </pic:blipFill>
+                  <pic:spPr>
+                    <a:xfrm>
+                      <a:off x="0" y="0"/>
+                      <a:ext cx="4821555" cy="3585210"/>
+                    </a:xfrm>
+                    <a:prstGeom prst="rect">
+                      <a:avLst/>
+                    </a:prstGeom>
+                    <a:noFill/>
+                    <a:ln w="9525">
+                      <a:noFill/>
+                    </a:ln>
+                  </pic:spPr>
+                </pic:pic>
+              </a:graphicData>
+            </a:graphic>
+          </wp:inline>
+        </w:drawing>
+      </w:r>
+    </w:p>
+    <w:p>
+      <w:pPr>
+        <w:numPr>
+          <w:ilvl w:val="0"/>
+          <w:numId w:val="8"/>
+        </w:numPr>
+        <w:bidi w:val="0"/>
+        <w:ind w:left="420" w:leftChars="0" w:hanging="420" w:firstLineChars="0"/>
+        <w:rPr>
+          <w:rFonts w:hint="eastAsia"/>
+        </w:rPr>
+      </w:pPr>
+      <w:r>
+        <w:rPr>
+          <w:rFonts w:hint="eastAsia"/>
+        </w:rPr>
+        <w:t>首先用户进程分配一块内存空间，用户进程看到的是 VA， 该 VA 对应到 PA，然后 SMMU 将此 PA 映射到 IOVA，设备看到的是 IOVA。</w:t>
+      </w:r>
+    </w:p>
+    <w:p>
+      <w:pPr>
+        <w:bidi w:val="0"/>
+        <w:rPr>
+          <w:rFonts w:hint="eastAsia"/>
+          <w:b w:val="0"/>
+          <w:bCs w:val="0"/>
+          <w:color w:val="FF0000"/>
+        </w:rPr>
+      </w:pPr>
+      <w:r>
+        <w:rPr>
+          <w:rFonts w:hint="eastAsia"/>
+          <w:b w:val="0"/>
+          <w:bCs w:val="0"/>
+          <w:color w:val="FF0000"/>
+        </w:rPr>
+        <w:t>那问题来了：</w:t>
+      </w:r>
+    </w:p>
+    <w:p>
+      <w:pPr>
+        <w:numPr>
+          <w:ilvl w:val="0"/>
+          <w:numId w:val="9"/>
+        </w:numPr>
+        <w:bidi w:val="0"/>
+        <w:ind w:left="420" w:leftChars="0" w:hanging="420" w:firstLineChars="0"/>
+        <w:rPr>
+          <w:rFonts w:hint="eastAsia"/>
+        </w:rPr>
+      </w:pPr>
+      <w:r>
+        <w:rPr>
+          <w:rFonts w:hint="eastAsia"/>
+          <w:lang w:val="en-US" w:eastAsia="zh-CN"/>
+        </w:rPr>
+        <w:t>用户进程分配内存时，操作系统给进程分一个 VA，此时不一定会把 VA 映射到真正的内存空间上，可能要等到真正用内存的时候才会映射上去，也就是说用户进程拿到一个 VA，此时根本就没有对应的 PA，那谁也没法把这个根本不存在 PA 映射到 IOVA 上嘛！</w:t>
+      </w:r>
+    </w:p>
+    <w:p>
+      <w:pPr>
+        <w:bidi w:val="0"/>
+        <w:rPr>
+          <w:rFonts w:hint="eastAsia"/>
+          <w:color w:val="FF0000"/>
+        </w:rPr>
+      </w:pPr>
+      <w:r>
+        <w:rPr>
+          <w:rFonts w:hint="eastAsia"/>
+          <w:color w:val="FF0000"/>
+        </w:rPr>
+        <w:t>还有一种情况：</w:t>
+      </w:r>
+    </w:p>
+    <w:p>
+      <w:pPr>
+        <w:numPr>
+          <w:ilvl w:val="0"/>
+          <w:numId w:val="9"/>
+        </w:numPr>
+        <w:bidi w:val="0"/>
+        <w:ind w:left="420" w:leftChars="0" w:hanging="420" w:firstLineChars="0"/>
+        <w:rPr>
+          <w:rFonts w:hint="eastAsia"/>
+        </w:rPr>
+      </w:pPr>
+      <w:r>
+        <w:rPr>
+          <w:rFonts w:hint="eastAsia"/>
+          <w:lang w:val="en-US" w:eastAsia="zh-CN"/>
+        </w:rPr>
+        <w:t>在用户进程的生命周期中，操作系统是可以改变 VA 和 PA 的映射关系的，比如迁移页面、交换到SWAP。这边设备还在 DMA 操作原来的 PA 呢，那边操作系统吧唧一下这个 PA 的内存切去做别的事情了。这不就乱套了吗？</w:t>
+      </w:r>
+    </w:p>
+    <w:p>
+      <w:pPr>
+        <w:bidi w:val="0"/>
+        <w:rPr>
+          <w:rFonts w:hint="eastAsia"/>
+        </w:rPr>
+      </w:pPr>
+      <w:r>
+        <w:rPr>
+          <w:rFonts w:hint="eastAsia"/>
+          <w:color w:val="FF0000"/>
+        </w:rPr>
+        <w:t>解决上述问题最直接的方法是强行让 VA 先跟 PA 映射好</w:t>
+      </w:r>
+      <w:r>
+        <w:rPr>
+          <w:rFonts w:hint="eastAsia"/>
+        </w:rPr>
+        <w:t>，并且把这个关系给 pin 住（即不允许操作系统中途改变这个关系）。这个方法很直接，但对用户进程使用内存的方案限制比较大。</w:t>
+      </w:r>
+    </w:p>
+    <w:p>
+      <w:pPr>
+        <w:bidi w:val="0"/>
+        <w:rPr>
+          <w:rFonts w:hint="eastAsia"/>
+          <w:color w:val="FF0000"/>
+        </w:rPr>
+      </w:pPr>
+      <w:r>
+        <w:rPr>
+          <w:rFonts w:hint="eastAsia"/>
+        </w:rPr>
+        <w:t>于</w:t>
+      </w:r>
+      <w:r>
+        <w:rPr>
+          <w:rFonts w:hint="eastAsia"/>
+          <w:color w:val="FF0000"/>
+        </w:rPr>
+        <w:t>是有了让设备侧发起缺页的诉求</w:t>
+      </w:r>
+      <w:r>
+        <w:rPr>
+          <w:rFonts w:hint="eastAsia"/>
+        </w:rPr>
+        <w:t>。如果 VA 没有映射到 PA 上，那 IOVA 也先不映射到 PA 上，设备访问 IOVA 时，SMMU 发现没有对应的 PA ，此时再发起缺页补页的请求。但是 SMMU 和 MMU 各有各的页表，如果分别各补各的页，那怎么保证最后 VA 和 IOVA 都是映射到一个 PA 上的呢？</w:t>
+      </w:r>
+      <w:r>
+        <w:rPr>
+          <w:rFonts w:hint="eastAsia"/>
+        </w:rPr>
+        <w:br w:type="textWrapping"/>
+      </w:r>
+      <w:r>
+        <w:rPr>
+          <w:rFonts w:hint="eastAsia"/>
+        </w:rPr>
+        <w:t>于是又有了让 SMMU 和 MMU 共页表的诉求。SMMU 和 MMU 共用页表，此时 IOVA == VA。这样只要补页，那 SMMU 和 MMU 都同时补上了，如果页面迁移了，那 SMMU 和 MMU 的页表都会修改，因为本来就是一个页表嘛。</w:t>
+      </w:r>
+      <w:r>
+        <w:rPr>
+          <w:rFonts w:hint="eastAsia"/>
+        </w:rPr>
+        <w:br w:type="textWrapping"/>
+      </w:r>
+      <w:r>
+        <w:rPr>
+          <w:rFonts w:hint="eastAsia"/>
+          <w:color w:val="FF0000"/>
+        </w:rPr>
+        <w:t>于是 SVA 就被发明出来了（ARM 叫它 SVA，intel 叫它 SVM，SVA 和 SVM 指的是同一个特性）。</w:t>
+      </w:r>
+    </w:p>
+    <w:p>
+      <w:pPr>
+        <w:bidi w:val="0"/>
+        <w:rPr>
+          <w:rFonts w:hint="eastAsia"/>
+        </w:rPr>
+      </w:pPr>
+      <w:r>
+        <w:rPr>
+          <w:rFonts w:hint="eastAsia"/>
+        </w:rPr>
+        <w:t>smmuv3使用了STALL特性实现sva。当translation出错时，通过Event类型来判断是否能够进行retry处理，如何符合，则通过mm进行缺页重映射，再发送CMD_RESUME(retry)，最终完成translation。</w:t>
+      </w:r>
+    </w:p>
+    <w:p>
+      <w:pPr>
+        <w:pStyle w:val="3"/>
+        <w:bidi w:val="0"/>
+        <w:rPr>
+          <w:rFonts w:hint="default"/>
+          <w:lang w:val="en-US" w:eastAsia="zh-CN"/>
+        </w:rPr>
+      </w:pPr>
+      <w:r>
+        <w:rPr>
+          <w:rFonts w:hint="eastAsia"/>
+          <w:lang w:val="en-US" w:eastAsia="zh-CN"/>
+        </w:rPr>
+        <w:t>英特尔svm（</w:t>
+      </w:r>
+      <w:r>
+        <w:rPr>
+          <w:rFonts w:ascii="微软雅黑" w:hAnsi="微软雅黑" w:eastAsia="微软雅黑" w:cs="微软雅黑"/>
+          <w:i w:val="0"/>
+          <w:iCs w:val="0"/>
+          <w:caps w:val="0"/>
+          <w:color w:val="191B1F"/>
+          <w:spacing w:val="0"/>
+          <w:sz w:val="27"/>
+          <w:szCs w:val="27"/>
+          <w:shd w:val="clear" w:fill="FFFFFF"/>
+        </w:rPr>
+        <w:t>Shared Virtual Memory</w:t>
+      </w:r>
+      <w:bookmarkStart w:id="0" w:name="_GoBack"/>
+      <w:bookmarkEnd w:id="0"/>
+      <w:r>
+        <w:rPr>
+          <w:rFonts w:hint="eastAsia"/>
+          <w:lang w:val="en-US" w:eastAsia="zh-CN"/>
+        </w:rPr>
+        <w:t>）</w:t>
+      </w:r>
+    </w:p>
+    <w:p>
+      <w:pPr>
+        <w:bidi w:val="0"/>
+      </w:pPr>
+      <w:r>
+        <w:rPr>
+          <w:rFonts w:hint="default"/>
+        </w:rPr>
+        <w:t>目前市面上有三种设备共享内存地址空间的技术，UVA/SVM和SVA。使用SVA可以让软件设计更加简洁 ，软件不用去管理自己地址空间的iommu mapping，设备也可以访问更复杂的对象，比如链表，树等。  设计模型也更容易实现zero copy，设备也可获得足够的信息而自主地访问系统内存空间。</w:t>
+      </w:r>
+    </w:p>
+    <w:p>
+      <w:pPr>
+        <w:numPr>
+          <w:ilvl w:val="0"/>
+          <w:numId w:val="10"/>
+        </w:numPr>
+        <w:bidi w:val="0"/>
+        <w:ind w:left="420" w:leftChars="0" w:hanging="420" w:firstLineChars="0"/>
+        <w:rPr>
+          <w:rFonts w:hint="default"/>
+        </w:rPr>
+      </w:pPr>
+      <w:r>
+        <w:rPr>
+          <w:rFonts w:hint="default"/>
+        </w:rPr>
+        <w:t>英伟达公司实现的是UVA的技术，GPU内部加入了MMU的功能模块，GPU的MMU模块使用的转换页表是CPU转换页表的镜像。</w:t>
+      </w:r>
+    </w:p>
+    <w:p>
+      <w:pPr>
+        <w:bidi w:val="0"/>
+        <w:rPr>
+          <w:rFonts w:hint="default"/>
+        </w:rPr>
+      </w:pPr>
+      <w:r>
+        <w:rPr>
+          <w:rFonts w:hint="default"/>
+        </w:rPr>
+        <w:t>当GPU发现VA没有被记录在自己的MMU中之后，会通过PCIe总线从CPU的MMU页表</w:t>
+      </w:r>
+      <w:r>
+        <w:rPr>
+          <w:rFonts w:hint="default"/>
+          <w:color w:val="FF0000"/>
+        </w:rPr>
+        <w:t>中同步过来。反过来，CPU也可以从GPU内部同步页表项</w:t>
+      </w:r>
+      <w:r>
+        <w:rPr>
+          <w:rFonts w:hint="default"/>
+        </w:rPr>
+        <w:t>。</w:t>
+      </w:r>
+    </w:p>
+    <w:p>
+      <w:pPr>
+        <w:bidi w:val="0"/>
+        <w:rPr>
+          <w:rFonts w:hint="default"/>
+        </w:rPr>
+      </w:pPr>
+      <w:r>
+        <w:rPr>
+          <w:rFonts w:hint="default"/>
+        </w:rPr>
+        <w:drawing>
+          <wp:inline distT="0" distB="0" distL="114300" distR="114300">
+            <wp:extent cx="5041900" cy="4772025"/>
+            <wp:effectExtent l="0" t="0" r="0" b="3175"/>
+            <wp:docPr id="22" name="图片 12" descr="IMG_256"/>
+            <wp:cNvGraphicFramePr>
+              <a:graphicFrameLocks xmlns:a="http://schemas.openxmlformats.org/drawingml/2006/main" noChangeAspect="1"/>
+            </wp:cNvGraphicFramePr>
+            <a:graphic xmlns:a="http://schemas.openxmlformats.org/drawingml/2006/main">
+              <a:graphicData uri="http://schemas.openxmlformats.org/drawingml/2006/picture">
+                <pic:pic xmlns:pic="http://schemas.openxmlformats.org/drawingml/2006/picture">
+                  <pic:nvPicPr>
+                    <pic:cNvPr id="22" name="图片 12" descr="IMG_256"/>
+                    <pic:cNvPicPr>
+                      <a:picLocks noChangeAspect="1"/>
+                    </pic:cNvPicPr>
+                  </pic:nvPicPr>
+                  <pic:blipFill>
+                    <a:blip r:embed="rId35"/>
+                    <a:stretch>
+                      <a:fillRect/>
+                    </a:stretch>
+                  </pic:blipFill>
+                  <pic:spPr>
+                    <a:xfrm>
+                      <a:off x="0" y="0"/>
+                      <a:ext cx="5041900" cy="4772025"/>
+                    </a:xfrm>
+                    <a:prstGeom prst="rect">
+                      <a:avLst/>
+                    </a:prstGeom>
+                    <a:noFill/>
+                    <a:ln w="9525">
+                      <a:noFill/>
+                    </a:ln>
+                  </pic:spPr>
+                </pic:pic>
+              </a:graphicData>
+            </a:graphic>
+          </wp:inline>
+        </w:drawing>
+      </w:r>
+    </w:p>
+    <w:p>
+      <w:pPr>
+        <w:bidi w:val="0"/>
+        <w:rPr>
+          <w:rFonts w:hint="default"/>
+        </w:rPr>
+      </w:pPr>
+      <w:r>
+        <w:rPr>
+          <w:rFonts w:hint="default"/>
+        </w:rPr>
+        <w:t>英特尔公司实现的是SVM技术，特点是通过PCI pasid绑定确定的CPU进程, 并且IOMMU访问CPU的MMU页表。当设备发现访问的地址不在设备的address translation cache (ATC) 中</w:t>
+      </w:r>
+      <w:r>
+        <w:rPr>
+          <w:rFonts w:hint="default"/>
+          <w:color w:val="FF0000"/>
+        </w:rPr>
+        <w:t>时，通过Adress translation service(ATS) 向IOMMU申请对应的转换页表。</w:t>
+      </w:r>
+      <w:r>
+        <w:rPr>
+          <w:rFonts w:hint="default"/>
+        </w:rPr>
+        <w:t xml:space="preserve">  </w:t>
+      </w:r>
+      <w:r>
+        <w:rPr>
+          <w:rFonts w:hint="default"/>
+        </w:rPr>
+        <w:br w:type="textWrapping"/>
+      </w:r>
+      <w:r>
+        <w:rPr>
+          <w:rFonts w:hint="default"/>
+        </w:rPr>
+        <w:t>SVM实现了设备访问虚拟地址空间的能力，并且设备不需要实现复杂的MMU功能，但有一定的限制</w:t>
+      </w:r>
+      <w:r>
+        <w:rPr>
+          <w:rFonts w:hint="default"/>
+          <w:color w:val="FF0000"/>
+        </w:rPr>
+        <w:t>如设备上的内存无法映射到CPU的内存地址空间。</w:t>
+      </w:r>
+    </w:p>
+    <w:p>
+      <w:pPr>
+        <w:bidi w:val="0"/>
+        <w:rPr>
+          <w:rFonts w:hint="default"/>
+        </w:rPr>
+      </w:pPr>
+      <w:r>
+        <w:rPr>
+          <w:rFonts w:hint="default"/>
+        </w:rPr>
+        <w:drawing>
+          <wp:inline distT="0" distB="0" distL="114300" distR="114300">
+            <wp:extent cx="6105525" cy="4581525"/>
+            <wp:effectExtent l="0" t="0" r="3175" b="3175"/>
+            <wp:docPr id="25" name="图片 13" descr="IMG_257"/>
+            <wp:cNvGraphicFramePr>
+              <a:graphicFrameLocks xmlns:a="http://schemas.openxmlformats.org/drawingml/2006/main" noChangeAspect="1"/>
+            </wp:cNvGraphicFramePr>
+            <a:graphic xmlns:a="http://schemas.openxmlformats.org/drawingml/2006/main">
+              <a:graphicData uri="http://schemas.openxmlformats.org/drawingml/2006/picture">
+                <pic:pic xmlns:pic="http://schemas.openxmlformats.org/drawingml/2006/picture">
+                  <pic:nvPicPr>
+                    <pic:cNvPr id="25" name="图片 13" descr="IMG_257"/>
+                    <pic:cNvPicPr>
+                      <a:picLocks noChangeAspect="1"/>
+                    </pic:cNvPicPr>
+                  </pic:nvPicPr>
+                  <pic:blipFill>
+                    <a:blip r:embed="rId36"/>
+                    <a:stretch>
+                      <a:fillRect/>
+                    </a:stretch>
+                  </pic:blipFill>
+                  <pic:spPr>
+                    <a:xfrm>
+                      <a:off x="0" y="0"/>
+                      <a:ext cx="6105525" cy="4581525"/>
+                    </a:xfrm>
+                    <a:prstGeom prst="rect">
+                      <a:avLst/>
+                    </a:prstGeom>
+                    <a:noFill/>
+                    <a:ln w="9525">
+                      <a:noFill/>
+                    </a:ln>
+                  </pic:spPr>
+                </pic:pic>
+              </a:graphicData>
+            </a:graphic>
+          </wp:inline>
+        </w:drawing>
+      </w:r>
+    </w:p>
+    <w:p>
+      <w:pPr>
+        <w:bidi w:val="0"/>
+        <w:rPr>
+          <w:rFonts w:hint="default"/>
+          <w:color w:val="FF0000"/>
+        </w:rPr>
+      </w:pPr>
+      <w:r>
+        <w:rPr>
+          <w:rFonts w:hint="default"/>
+        </w:rPr>
+        <w:t>ARM公司是SVA方案</w:t>
+      </w:r>
+      <w:r>
+        <w:rPr>
+          <w:rFonts w:hint="default"/>
+          <w:color w:val="FF0000"/>
+        </w:rPr>
+        <w:t>，CPU和外设间的连接的是支持cache一致性协议的总线。</w:t>
+      </w:r>
+    </w:p>
+    <w:p>
+      <w:pPr>
+        <w:bidi w:val="0"/>
+        <w:rPr>
+          <w:rFonts w:hint="default"/>
+        </w:rPr>
+      </w:pPr>
+      <w:r>
+        <w:rPr>
+          <w:rFonts w:hint="default"/>
+        </w:rPr>
+        <w:drawing>
+          <wp:inline distT="0" distB="0" distL="114300" distR="114300">
+            <wp:extent cx="6686550" cy="4772025"/>
+            <wp:effectExtent l="0" t="0" r="6350" b="3175"/>
+            <wp:docPr id="24" name="图片 14" descr="IMG_258"/>
+            <wp:cNvGraphicFramePr>
+              <a:graphicFrameLocks xmlns:a="http://schemas.openxmlformats.org/drawingml/2006/main" noChangeAspect="1"/>
+            </wp:cNvGraphicFramePr>
+            <a:graphic xmlns:a="http://schemas.openxmlformats.org/drawingml/2006/main">
+              <a:graphicData uri="http://schemas.openxmlformats.org/drawingml/2006/picture">
+                <pic:pic xmlns:pic="http://schemas.openxmlformats.org/drawingml/2006/picture">
+                  <pic:nvPicPr>
+                    <pic:cNvPr id="24" name="图片 14" descr="IMG_258"/>
+                    <pic:cNvPicPr>
+                      <a:picLocks noChangeAspect="1"/>
+                    </pic:cNvPicPr>
+                  </pic:nvPicPr>
+                  <pic:blipFill>
+                    <a:blip r:embed="rId37"/>
+                    <a:stretch>
+                      <a:fillRect/>
+                    </a:stretch>
+                  </pic:blipFill>
+                  <pic:spPr>
+                    <a:xfrm>
+                      <a:off x="0" y="0"/>
+                      <a:ext cx="6686550" cy="4772025"/>
+                    </a:xfrm>
+                    <a:prstGeom prst="rect">
+                      <a:avLst/>
+                    </a:prstGeom>
+                    <a:noFill/>
+                    <a:ln w="9525">
+                      <a:noFill/>
+                    </a:ln>
+                  </pic:spPr>
+                </pic:pic>
+              </a:graphicData>
+            </a:graphic>
+          </wp:inline>
+        </w:drawing>
+      </w:r>
+    </w:p>
+    <w:p>
+      <w:pPr>
+        <w:pStyle w:val="4"/>
+        <w:bidi w:val="0"/>
+        <w:rPr>
+          <w:rFonts w:hint="default"/>
+        </w:rPr>
+      </w:pPr>
+      <w:r>
+        <w:rPr>
+          <w:rFonts w:hint="default"/>
+        </w:rPr>
+        <w:t>DSA设备支持SVM方式</w:t>
+      </w:r>
+    </w:p>
+    <w:p>
+      <w:pPr>
+        <w:bidi w:val="0"/>
+        <w:rPr>
+          <w:rFonts w:hint="default"/>
+        </w:rPr>
+      </w:pPr>
+      <w:r>
+        <w:rPr>
+          <w:rFonts w:hint="default"/>
+        </w:rPr>
+        <w:t>DSA设备支持的SVM模式在linux shared virtual address (SVA) 框架下进行了实现。DSA对SVM的支持是通过设备上的ATC，ATS的功能模块，PASID，page request service (PRS）来共同实现的。</w:t>
+      </w:r>
+    </w:p>
+    <w:p>
+      <w:pPr>
+        <w:bidi w:val="0"/>
+        <w:rPr>
+          <w:rFonts w:hint="default"/>
+        </w:rPr>
+      </w:pPr>
+      <w:r>
+        <w:rPr>
+          <w:rFonts w:hint="default"/>
+        </w:rPr>
+        <w:t>PASID在PCI总线上的占用的是TLP 包头的部分，在PCI总线End-to-end数据包中使用20个bit为来传输PASID，这个值一般是iommu配置设备时指定的。具体格式可以参考PCI-spec6.0中关于PASID TLP的介绍。 PASID的分配和管理部分代码在kernel目录下的drivers/iommu/iommu-sva.c文件中。</w:t>
+      </w:r>
+    </w:p>
+    <w:p>
+      <w:pPr>
+        <w:bidi w:val="0"/>
+        <w:rPr>
+          <w:rFonts w:hint="default"/>
+        </w:rPr>
+      </w:pPr>
+      <w:r>
+        <w:rPr>
+          <w:rFonts w:hint="default"/>
+        </w:rPr>
+        <w:drawing>
+          <wp:inline distT="0" distB="0" distL="114300" distR="114300">
+            <wp:extent cx="6753225" cy="1762125"/>
+            <wp:effectExtent l="0" t="0" r="3175" b="3175"/>
+            <wp:docPr id="28" name="图片 15" descr="IMG_259"/>
+            <wp:cNvGraphicFramePr>
+              <a:graphicFrameLocks xmlns:a="http://schemas.openxmlformats.org/drawingml/2006/main" noChangeAspect="1"/>
+            </wp:cNvGraphicFramePr>
+            <a:graphic xmlns:a="http://schemas.openxmlformats.org/drawingml/2006/main">
+              <a:graphicData uri="http://schemas.openxmlformats.org/drawingml/2006/picture">
+                <pic:pic xmlns:pic="http://schemas.openxmlformats.org/drawingml/2006/picture">
+                  <pic:nvPicPr>
+                    <pic:cNvPr id="28" name="图片 15" descr="IMG_259"/>
+                    <pic:cNvPicPr>
+                      <a:picLocks noChangeAspect="1"/>
+                    </pic:cNvPicPr>
+                  </pic:nvPicPr>
+                  <pic:blipFill>
+                    <a:blip r:embed="rId38"/>
+                    <a:stretch>
+                      <a:fillRect/>
+                    </a:stretch>
+                  </pic:blipFill>
+                  <pic:spPr>
+                    <a:xfrm>
+                      <a:off x="0" y="0"/>
+                      <a:ext cx="6753225" cy="1762125"/>
+                    </a:xfrm>
+                    <a:prstGeom prst="rect">
+                      <a:avLst/>
+                    </a:prstGeom>
+                    <a:noFill/>
+                    <a:ln w="9525">
+                      <a:noFill/>
+                    </a:ln>
+                  </pic:spPr>
+                </pic:pic>
+              </a:graphicData>
+            </a:graphic>
+          </wp:inline>
+        </w:drawing>
+      </w:r>
+    </w:p>
+    <w:p>
+      <w:pPr>
+        <w:bidi w:val="0"/>
+        <w:rPr>
+          <w:rFonts w:hint="default"/>
+        </w:rPr>
+      </w:pPr>
+      <w:r>
+        <w:rPr>
+          <w:rFonts w:hint="default"/>
+        </w:rPr>
+        <w:t>PASID在IOMMU上面的支持也叫做scalable-mode，当scalable-mode使能的时候，会在传统的页表前加入PASID的上下文表项。</w:t>
+      </w:r>
+    </w:p>
+    <w:p>
+      <w:pPr>
+        <w:bidi w:val="0"/>
+        <w:rPr>
+          <w:rFonts w:hint="default"/>
+        </w:rPr>
+      </w:pPr>
+      <w:r>
+        <w:rPr>
+          <w:rFonts w:hint="default"/>
+        </w:rPr>
+        <w:t>最新的VT-d spec中 Scalable Mode Address Translation 中可以看到每个设备有自己的PASID上下文，最后的PASID表会指向一级和二级页表。</w:t>
+      </w:r>
+    </w:p>
+    <w:p>
+      <w:pPr>
+        <w:bidi w:val="0"/>
+        <w:rPr>
+          <w:rFonts w:hint="default"/>
+        </w:rPr>
+      </w:pPr>
+      <w:r>
+        <w:rPr>
+          <w:rFonts w:hint="default"/>
+        </w:rPr>
+        <w:drawing>
+          <wp:inline distT="0" distB="0" distL="114300" distR="114300">
+            <wp:extent cx="7800975" cy="3514725"/>
+            <wp:effectExtent l="0" t="0" r="9525" b="3175"/>
+            <wp:docPr id="23" name="图片 16" descr="IMG_260"/>
+            <wp:cNvGraphicFramePr>
+              <a:graphicFrameLocks xmlns:a="http://schemas.openxmlformats.org/drawingml/2006/main" noChangeAspect="1"/>
+            </wp:cNvGraphicFramePr>
+            <a:graphic xmlns:a="http://schemas.openxmlformats.org/drawingml/2006/main">
+              <a:graphicData uri="http://schemas.openxmlformats.org/drawingml/2006/picture">
+                <pic:pic xmlns:pic="http://schemas.openxmlformats.org/drawingml/2006/picture">
+                  <pic:nvPicPr>
+                    <pic:cNvPr id="23" name="图片 16" descr="IMG_260"/>
+                    <pic:cNvPicPr>
+                      <a:picLocks noChangeAspect="1"/>
+                    </pic:cNvPicPr>
+                  </pic:nvPicPr>
+                  <pic:blipFill>
+                    <a:blip r:embed="rId39"/>
+                    <a:stretch>
+                      <a:fillRect/>
+                    </a:stretch>
+                  </pic:blipFill>
+                  <pic:spPr>
+                    <a:xfrm>
+                      <a:off x="0" y="0"/>
+                      <a:ext cx="7800975" cy="3514725"/>
+                    </a:xfrm>
+                    <a:prstGeom prst="rect">
+                      <a:avLst/>
+                    </a:prstGeom>
+                    <a:noFill/>
+                    <a:ln w="9525">
+                      <a:noFill/>
+                    </a:ln>
+                  </pic:spPr>
+                </pic:pic>
+              </a:graphicData>
+            </a:graphic>
+          </wp:inline>
+        </w:drawing>
+      </w:r>
+    </w:p>
+    <w:p>
+      <w:pPr>
+        <w:bidi w:val="0"/>
+        <w:rPr>
+          <w:rFonts w:hint="default"/>
+        </w:rPr>
+      </w:pPr>
+      <w:r>
+        <w:rPr>
+          <w:rFonts w:hint="default"/>
+        </w:rPr>
+        <w:t>ATS的实现是通过特别类型的TLP包来实现的，具体格式可以参考PCI-spec6.0第十章 Address translation service.</w:t>
+      </w:r>
+    </w:p>
+    <w:p>
+      <w:pPr>
+        <w:bidi w:val="0"/>
+        <w:rPr>
+          <w:rFonts w:hint="default"/>
+        </w:rPr>
+      </w:pPr>
+      <w:r>
+        <w:rPr>
+          <w:rFonts w:hint="default"/>
+        </w:rPr>
+        <w:drawing>
+          <wp:inline distT="0" distB="0" distL="114300" distR="114300">
+            <wp:extent cx="11677650" cy="3486150"/>
+            <wp:effectExtent l="0" t="0" r="6350" b="6350"/>
+            <wp:docPr id="29" name="图片 17" descr="IMG_261"/>
+            <wp:cNvGraphicFramePr>
+              <a:graphicFrameLocks xmlns:a="http://schemas.openxmlformats.org/drawingml/2006/main" noChangeAspect="1"/>
+            </wp:cNvGraphicFramePr>
+            <a:graphic xmlns:a="http://schemas.openxmlformats.org/drawingml/2006/main">
+              <a:graphicData uri="http://schemas.openxmlformats.org/drawingml/2006/picture">
+                <pic:pic xmlns:pic="http://schemas.openxmlformats.org/drawingml/2006/picture">
+                  <pic:nvPicPr>
+                    <pic:cNvPr id="29" name="图片 17" descr="IMG_261"/>
+                    <pic:cNvPicPr>
+                      <a:picLocks noChangeAspect="1"/>
+                    </pic:cNvPicPr>
+                  </pic:nvPicPr>
+                  <pic:blipFill>
+                    <a:blip r:embed="rId40"/>
+                    <a:stretch>
+                      <a:fillRect/>
+                    </a:stretch>
+                  </pic:blipFill>
+                  <pic:spPr>
+                    <a:xfrm>
+                      <a:off x="0" y="0"/>
+                      <a:ext cx="11677650" cy="3486150"/>
+                    </a:xfrm>
+                    <a:prstGeom prst="rect">
+                      <a:avLst/>
+                    </a:prstGeom>
+                    <a:noFill/>
+                    <a:ln w="9525">
+                      <a:noFill/>
+                    </a:ln>
+                  </pic:spPr>
+                </pic:pic>
+              </a:graphicData>
+            </a:graphic>
+          </wp:inline>
+        </w:drawing>
+      </w:r>
+    </w:p>
+    <w:p>
+      <w:pPr>
+        <w:bidi w:val="0"/>
+        <w:rPr>
+          <w:rFonts w:hint="default"/>
+        </w:rPr>
+      </w:pPr>
+      <w:r>
+        <w:rPr>
+          <w:rFonts w:hint="default"/>
+        </w:rPr>
+        <w:t>P</w:t>
+      </w:r>
+      <w:r>
+        <w:rPr>
+          <w:rFonts w:hint="default"/>
+          <w:color w:val="FF0000"/>
+        </w:rPr>
+        <w:t>RS的实现是通过特别类型的TLP包来实现的，具体格式可以参考PCI-spec6.0第十章 page request message相关的介绍。</w:t>
+      </w:r>
+    </w:p>
+    <w:p>
+      <w:pPr>
+        <w:bidi w:val="0"/>
+        <w:rPr>
+          <w:rFonts w:hint="default"/>
+        </w:rPr>
+      </w:pPr>
+      <w:r>
+        <w:rPr>
+          <w:rFonts w:hint="default"/>
+        </w:rPr>
+        <w:drawing>
+          <wp:inline distT="0" distB="0" distL="114300" distR="114300">
+            <wp:extent cx="7361555" cy="4124325"/>
+            <wp:effectExtent l="0" t="0" r="4445" b="3175"/>
+            <wp:docPr id="26" name="图片 18" descr="IMG_262"/>
+            <wp:cNvGraphicFramePr>
+              <a:graphicFrameLocks xmlns:a="http://schemas.openxmlformats.org/drawingml/2006/main" noChangeAspect="1"/>
+            </wp:cNvGraphicFramePr>
+            <a:graphic xmlns:a="http://schemas.openxmlformats.org/drawingml/2006/main">
+              <a:graphicData uri="http://schemas.openxmlformats.org/drawingml/2006/picture">
+                <pic:pic xmlns:pic="http://schemas.openxmlformats.org/drawingml/2006/picture">
+                  <pic:nvPicPr>
+                    <pic:cNvPr id="26" name="图片 18" descr="IMG_262"/>
+                    <pic:cNvPicPr>
+                      <a:picLocks noChangeAspect="1"/>
+                    </pic:cNvPicPr>
+                  </pic:nvPicPr>
+                  <pic:blipFill>
+                    <a:blip r:embed="rId41"/>
+                    <a:stretch>
+                      <a:fillRect/>
+                    </a:stretch>
+                  </pic:blipFill>
+                  <pic:spPr>
+                    <a:xfrm>
+                      <a:off x="0" y="0"/>
+                      <a:ext cx="7361555" cy="4124325"/>
+                    </a:xfrm>
+                    <a:prstGeom prst="rect">
+                      <a:avLst/>
+                    </a:prstGeom>
+                    <a:noFill/>
+                    <a:ln w="9525">
+                      <a:noFill/>
+                    </a:ln>
+                  </pic:spPr>
+                </pic:pic>
+              </a:graphicData>
+            </a:graphic>
+          </wp:inline>
+        </w:drawing>
+      </w:r>
+    </w:p>
+    <w:p>
+      <w:pPr>
+        <w:pStyle w:val="4"/>
+        <w:bidi w:val="0"/>
+        <w:rPr>
+          <w:rFonts w:hint="default"/>
+        </w:rPr>
+      </w:pPr>
+      <w:r>
+        <w:rPr>
+          <w:rFonts w:hint="default"/>
+        </w:rPr>
+        <w:t>DSA与主机共享地址空间</w:t>
+      </w:r>
+    </w:p>
+    <w:p>
+      <w:pPr>
+        <w:bidi w:val="0"/>
+        <w:rPr>
+          <w:rFonts w:hint="default"/>
+        </w:rPr>
+      </w:pPr>
+      <w:r>
+        <w:rPr>
+          <w:rFonts w:hint="default"/>
+        </w:rPr>
+        <w:t>如果是host和DSA共享内存空间，ATC/ATS，PRS两者使能之后就可以实现。 PRS对应的是描述符flag中的block on fault比特位。</w:t>
+      </w:r>
+    </w:p>
+    <w:p>
+      <w:pPr>
+        <w:bidi w:val="0"/>
+        <w:rPr>
+          <w:rFonts w:hint="default"/>
+        </w:rPr>
+      </w:pPr>
+      <w:r>
+        <w:rPr>
+          <w:rFonts w:hint="default"/>
+        </w:rPr>
+        <w:drawing>
+          <wp:inline distT="0" distB="0" distL="114300" distR="114300">
+            <wp:extent cx="5323205" cy="8267700"/>
+            <wp:effectExtent l="0" t="0" r="10795" b="0"/>
+            <wp:docPr id="27" name="图片 19" descr="IMG_263"/>
+            <wp:cNvGraphicFramePr>
+              <a:graphicFrameLocks xmlns:a="http://schemas.openxmlformats.org/drawingml/2006/main" noChangeAspect="1"/>
+            </wp:cNvGraphicFramePr>
+            <a:graphic xmlns:a="http://schemas.openxmlformats.org/drawingml/2006/main">
+              <a:graphicData uri="http://schemas.openxmlformats.org/drawingml/2006/picture">
+                <pic:pic xmlns:pic="http://schemas.openxmlformats.org/drawingml/2006/picture">
+                  <pic:nvPicPr>
+                    <pic:cNvPr id="27" name="图片 19" descr="IMG_263"/>
+                    <pic:cNvPicPr>
+                      <a:picLocks noChangeAspect="1"/>
+                    </pic:cNvPicPr>
+                  </pic:nvPicPr>
+                  <pic:blipFill>
+                    <a:blip r:embed="rId42"/>
+                    <a:stretch>
+                      <a:fillRect/>
+                    </a:stretch>
+                  </pic:blipFill>
+                  <pic:spPr>
+                    <a:xfrm>
+                      <a:off x="0" y="0"/>
+                      <a:ext cx="5323205" cy="8267700"/>
+                    </a:xfrm>
+                    <a:prstGeom prst="rect">
+                      <a:avLst/>
+                    </a:prstGeom>
+                    <a:noFill/>
+                    <a:ln w="9525">
+                      <a:noFill/>
+                    </a:ln>
+                  </pic:spPr>
+                </pic:pic>
+              </a:graphicData>
+            </a:graphic>
+          </wp:inline>
+        </w:drawing>
+      </w:r>
+    </w:p>
+    <w:p>
+      <w:pPr>
+        <w:bidi w:val="0"/>
+        <w:rPr>
+          <w:rFonts w:hint="default"/>
+        </w:rPr>
+      </w:pPr>
+      <w:r>
+        <w:rPr>
+          <w:rFonts w:hint="default"/>
+        </w:rPr>
+        <w:t>DSA与虚拟主机共享地址空间</w:t>
+      </w:r>
+    </w:p>
+    <w:p>
+      <w:pPr>
+        <w:bidi w:val="0"/>
+        <w:rPr>
+          <w:rFonts w:hint="default"/>
+        </w:rPr>
+      </w:pPr>
+      <w:r>
+        <w:rPr>
+          <w:rFonts w:hint="default"/>
+        </w:rPr>
+        <w:t>如果是guest和DSA共享内存空间， 需要平台的scalable-mode是开启的，VMM需要为VM在IOMMU设置PASID。安排到虚机的DSA vDEV也需要支持ATS/PASID/PRS 这些功能。目前DSA vdev功能仍在社区检阅中。</w:t>
+      </w:r>
+    </w:p>
+    <w:p>
+      <w:pPr>
+        <w:pStyle w:val="4"/>
+        <w:bidi w:val="0"/>
+        <w:rPr>
+          <w:rFonts w:hint="eastAsia"/>
+          <w:lang w:val="en-US" w:eastAsia="zh-CN"/>
+        </w:rPr>
+      </w:pPr>
+      <w:r>
+        <w:rPr>
+          <w:rFonts w:hint="eastAsia"/>
+          <w:lang w:val="en-US" w:eastAsia="zh-CN"/>
+        </w:rPr>
+        <w:t>缺点</w:t>
+      </w:r>
+    </w:p>
+    <w:p>
+      <w:pPr>
+        <w:rPr>
+          <w:rFonts w:hint="eastAsia"/>
+          <w:lang w:val="en-US" w:eastAsia="zh-CN"/>
+        </w:rPr>
+      </w:pPr>
+    </w:p>
+    <w:p>
+      <w:pPr>
+        <w:rPr>
+          <w:rFonts w:hint="default"/>
+          <w:lang w:val="en-US" w:eastAsia="zh-CN"/>
+        </w:rPr>
+      </w:pPr>
+      <w:r>
+        <w:rPr>
+          <w:rFonts w:hint="default"/>
+        </w:rPr>
+        <w:t>SVM实现了设备访问虚拟地址空间的能力，并且设备不需要实现复杂的MMU功能，但有一定的限制</w:t>
+      </w:r>
+      <w:r>
+        <w:rPr>
+          <w:rFonts w:hint="default"/>
+          <w:color w:val="FF0000"/>
+        </w:rPr>
+        <w:t>如设备上的内存无法映射到CPU的内存地址空间。</w:t>
+      </w:r>
+    </w:p>
+    <w:p>
+      <w:pPr>
+        <w:pStyle w:val="3"/>
+        <w:bidi w:val="0"/>
+        <w:rPr>
+          <w:rFonts w:hint="default"/>
+          <w:lang w:val="en-US" w:eastAsia="zh-CN"/>
+        </w:rPr>
+      </w:pPr>
+      <w:r>
+        <w:rPr>
+          <w:rFonts w:hint="eastAsia"/>
+          <w:lang w:val="en-US" w:eastAsia="zh-CN"/>
+        </w:rPr>
+        <w:t>UVM</w:t>
+      </w:r>
+    </w:p>
+    <w:p>
+      <w:pPr>
+        <w:rPr>
+          <w:rFonts w:hint="default"/>
+          <w:lang w:val="en-US" w:eastAsia="zh-CN"/>
+        </w:rPr>
+      </w:pPr>
+      <w:r>
+        <w:rPr>
+          <w:rFonts w:hint="default"/>
+          <w:lang w:val="en-US" w:eastAsia="zh-CN"/>
+        </w:rPr>
+        <w:drawing>
+          <wp:inline distT="0" distB="0" distL="114300" distR="114300">
+            <wp:extent cx="5238750" cy="3429000"/>
+            <wp:effectExtent l="0" t="0" r="6350" b="0"/>
+            <wp:docPr id="21" name="图片 21" descr="7f768e8a99114c868605e2e77f1efdc"/>
+            <wp:cNvGraphicFramePr>
+              <a:graphicFrameLocks xmlns:a="http://schemas.openxmlformats.org/drawingml/2006/main" noChangeAspect="1"/>
+            </wp:cNvGraphicFramePr>
+            <a:graphic xmlns:a="http://schemas.openxmlformats.org/drawingml/2006/main">
+              <a:graphicData uri="http://schemas.openxmlformats.org/drawingml/2006/picture">
+                <pic:pic xmlns:pic="http://schemas.openxmlformats.org/drawingml/2006/picture">
+                  <pic:nvPicPr>
+                    <pic:cNvPr id="21" name="图片 21" descr="7f768e8a99114c868605e2e77f1efdc"/>
+                    <pic:cNvPicPr>
+                      <a:picLocks noChangeAspect="1"/>
+                    </pic:cNvPicPr>
+                  </pic:nvPicPr>
+                  <pic:blipFill>
+                    <a:blip r:embed="rId43"/>
+                    <a:stretch>
+                      <a:fillRect/>
+                    </a:stretch>
+                  </pic:blipFill>
+                  <pic:spPr>
+                    <a:xfrm>
+                      <a:off x="0" y="0"/>
+                      <a:ext cx="5238750" cy="3429000"/>
+                    </a:xfrm>
+                    <a:prstGeom prst="rect">
+                      <a:avLst/>
+                    </a:prstGeom>
+                  </pic:spPr>
+                </pic:pic>
+              </a:graphicData>
+            </a:graphic>
+          </wp:inline>
+        </w:drawing>
+      </w:r>
+    </w:p>
+    <w:p>
+      <w:pPr>
+        <w:bidi w:val="0"/>
+        <w:ind w:firstLine="420" w:firstLineChars="0"/>
+      </w:pPr>
+      <w:r>
+        <w:rPr>
+          <w:rFonts w:hint="eastAsia"/>
+        </w:rPr>
+        <w:t>UVM架构（如图2所示）是一种客户端-服务器架构，由一个或多个软件客户端（用户级GPU或主机侧程序）和一个服务器（主机驱动程序）组成，该服务器为所有客户端处理缺页请求。主机上的UVM驱动程序是一个开源驱动程序，依赖于nvidia驱动程序/资源管理器和主机OS进行内存管理。该驱动程序充当运行时故障处理引擎和托管内存分配的内存管理器。</w:t>
+      </w:r>
+    </w:p>
+    <w:p>
+      <w:pPr>
+        <w:bidi w:val="0"/>
+        <w:ind w:firstLine="420" w:firstLineChars="0"/>
+        <w:rPr>
+          <w:rFonts w:hint="eastAsia"/>
+        </w:rPr>
+      </w:pPr>
+      <w:r>
+        <w:rPr>
+          <w:rFonts w:hint="eastAsia"/>
+        </w:rPr>
+        <w:t>GPU上的任何活动线程都可能触发缺页。缺页请求由硬件线程的相应µTLB识别和处理。线程将此情况视为任何其他未完成的内存请求，并可能继续执行不受内存依赖关系阻塞的指令。同时，缺页请求会传播到GPU内存管理单元（GMMU），GMMU会向主机发送硬件中断。GMMU将相应的缺页信息写入GPU故障缓冲区。故障缓冲区充当一个循环数组，由UVM驱动程序配置和管理。</w:t>
+      </w:r>
+      <w:r>
+        <w:rPr>
+          <w:rFonts w:hint="eastAsia"/>
+          <w:color w:val="FF0000"/>
+        </w:rPr>
+        <w:t>nvidia-uvm驱动程序获取缺页信息</w:t>
+      </w:r>
+      <w:r>
+        <w:rPr>
+          <w:rFonts w:hint="eastAsia"/>
+        </w:rPr>
+        <w:t>，将其缓存到主机上，并通过页面处理和迁移来处理缺页请求。</w:t>
+      </w:r>
+    </w:p>
+    <w:p>
+      <w:pPr>
+        <w:bidi w:val="0"/>
+        <w:ind w:firstLine="420" w:firstLineChars="0"/>
+        <w:rPr>
+          <w:rFonts w:hint="eastAsia"/>
+        </w:rPr>
+      </w:pPr>
+      <w:r>
+        <w:rPr>
+          <w:rFonts w:hint="eastAsia"/>
+        </w:rPr>
+        <w:t>GPU通过GPU命令推送缓冲区向主机提供两个功能：主机到GPU内存复制和故障重放。作为故障处理过程的一部分，驱动程序指示GPU将页面复制到其内存中，通常使用高性能硬件“复制引擎”。一旦GPU的页表被更新并且数据被成功迁移，驱动程序就会发出故障重放，这将清除µTLB的等待状态，导致它们“重放”之前的未命中。</w:t>
+      </w:r>
+    </w:p>
+    <w:p>
+      <w:pPr>
+        <w:bidi w:val="0"/>
+        <w:ind w:firstLine="420" w:firstLineChars="0"/>
+        <w:rPr>
+          <w:rFonts w:hint="eastAsia"/>
+        </w:rPr>
+      </w:pPr>
+    </w:p>
+    <w:p>
+      <w:pPr>
+        <w:pStyle w:val="4"/>
+        <w:bidi w:val="0"/>
+        <w:rPr>
+          <w:rFonts w:hint="eastAsia"/>
+        </w:rPr>
+      </w:pPr>
+      <w:r>
+        <w:rPr>
+          <w:rFonts w:hint="eastAsia"/>
+        </w:rPr>
+        <w:t>GMEM--华为NPU统一内存管理UVM/SVM方案</w:t>
+      </w:r>
+    </w:p>
+    <w:p>
+      <w:pPr>
+        <w:rPr>
+          <w:rFonts w:hint="eastAsia"/>
+        </w:rPr>
+      </w:pPr>
+      <w:r>
+        <w:rPr>
+          <w:rFonts w:hint="eastAsia"/>
+        </w:rPr>
+        <w:fldChar w:fldCharType="begin"/>
+      </w:r>
+      <w:r>
+        <w:rPr>
+          <w:rFonts w:hint="eastAsia"/>
+        </w:rPr>
+        <w:instrText xml:space="preserve"> HYPERLINK "https://zhuanlan.zhihu.com/p/670474027" </w:instrText>
+      </w:r>
+      <w:r>
+        <w:rPr>
+          <w:rFonts w:hint="eastAsia"/>
+        </w:rPr>
+        <w:fldChar w:fldCharType="separate"/>
+      </w:r>
+      <w:r>
+        <w:rPr>
+          <w:rStyle w:val="14"/>
+          <w:rFonts w:hint="eastAsia"/>
+        </w:rPr>
+        <w:t>https://zhuanlan.zhihu.com/p/670474027</w:t>
+      </w:r>
+      <w:r>
+        <w:rPr>
+          <w:rFonts w:hint="eastAsia"/>
+        </w:rPr>
+        <w:fldChar w:fldCharType="end"/>
+      </w:r>
+    </w:p>
+    <w:p>
+      <w:pPr>
+        <w:rPr>
+          <w:rFonts w:hint="eastAsia"/>
+        </w:rPr>
+      </w:pPr>
+    </w:p>
+    <w:p>
+      <w:pPr>
+        <w:bidi w:val="0"/>
+        <w:ind w:firstLine="420" w:firstLineChars="0"/>
+        <w:rPr>
+          <w:rFonts w:hint="eastAsia"/>
+        </w:rPr>
+      </w:pPr>
+    </w:p>
+    <w:p>
+      <w:pPr>
+        <w:bidi w:val="0"/>
+      </w:pPr>
+      <w:r>
+        <w:rPr>
+          <w:rFonts w:hint="eastAsia"/>
+        </w:rPr>
+        <w:fldChar w:fldCharType="begin"/>
+      </w:r>
+      <w:r>
+        <w:rPr>
+          <w:rFonts w:hint="eastAsia"/>
+        </w:rPr>
+        <w:instrText xml:space="preserve"> HYPERLINK "https://zhuanlan.zhihu.com/p/679635240" </w:instrText>
+      </w:r>
+      <w:r>
+        <w:rPr>
+          <w:rFonts w:hint="eastAsia"/>
+        </w:rPr>
+        <w:fldChar w:fldCharType="separate"/>
+      </w:r>
+      <w:r>
+        <w:rPr>
+          <w:rStyle w:val="14"/>
+          <w:rFonts w:hint="eastAsia"/>
+        </w:rPr>
+        <w:t>GPU的UM实现</w:t>
+      </w:r>
+      <w:r>
+        <w:rPr>
+          <w:rFonts w:hint="eastAsia"/>
+        </w:rPr>
+        <w:fldChar w:fldCharType="end"/>
+      </w:r>
+    </w:p>
+    <w:p>
+      <w:pPr>
+        <w:rPr>
+          <w:rFonts w:hint="default"/>
+          <w:lang w:val="en-US" w:eastAsia="zh-CN"/>
+        </w:rPr>
+      </w:pPr>
+    </w:p>
+    <w:p>
+      <w:pPr>
         <w:pStyle w:val="2"/>
         <w:bidi w:val="0"/>
         <w:rPr>
@@ -2495,6 +5378,7 @@
         <w:pageBreakBefore w:val="0"/>
         <w:widowControl w:val="0"/>
         <w:numPr>
+          <w:ilvl w:val="0"/>
           <w:numId w:val="0"/>
         </w:numPr>
         <w:kinsoku/>
@@ -2611,6 +5495,40 @@
 <file path=word/numbering.xml><?xml version="1.0" encoding="utf-8"?>
 <w:numbering xmlns:wpc="http://schemas.microsoft.com/office/word/2010/wordprocessingCanvas" xmlns:mc="http://schemas.openxmlformats.org/markup-compatibility/2006" xmlns:o="urn:schemas-microsoft-com:office:office" xmlns:r="http://schemas.openxmlformats.org/officeDocument/2006/relationships" xmlns:m="http://schemas.openxmlformats.org/officeDocument/2006/math" xmlns:v="urn:schemas-microsoft-com:vml" xmlns:wp14="http://schemas.microsoft.com/office/word/2010/wordprocessingDrawing" xmlns:wp="http://schemas.openxmlformats.org/drawingml/2006/wordprocessingDrawing" xmlns:w10="urn:schemas-microsoft-com:office:word" xmlns:w="http://schemas.openxmlformats.org/wordprocessingml/2006/main" xmlns:w14="http://schemas.microsoft.com/office/word/2010/wordml" xmlns:wpg="http://schemas.microsoft.com/office/word/2010/wordprocessingGroup" xmlns:wpi="http://schemas.microsoft.com/office/word/2010/wordprocessingInk" xmlns:wne="http://schemas.microsoft.com/office/word/2006/wordml" xmlns:wps="http://schemas.microsoft.com/office/word/2010/wordprocessingShape" xmlns:wpsCustomData="http://www.wps.cn/officeDocument/2013/wpsCustomData" mc:Ignorable="w14 wp14">
   <w:abstractNum w:abstractNumId="0">
+    <w:nsid w:val="8966756F"/>
+    <w:multiLevelType w:val="singleLevel"/>
+    <w:tmpl w:val="8966756F"/>
+    <w:lvl w:ilvl="0" w:tentative="0">
+      <w:start w:val="1"/>
+      <w:numFmt w:val="bullet"/>
+      <w:lvlText w:val=""/>
+      <w:lvlJc w:val="left"/>
+      <w:pPr>
+        <w:ind w:left="420" w:hanging="420"/>
+      </w:pPr>
+      <w:rPr>
+        <w:rFonts w:hint="default" w:ascii="Wingdings" w:hAnsi="Wingdings"/>
+      </w:rPr>
+    </w:lvl>
+  </w:abstractNum>
+  <w:abstractNum w:abstractNumId="1">
+    <w:nsid w:val="A2E8F208"/>
+    <w:multiLevelType w:val="singleLevel"/>
+    <w:tmpl w:val="A2E8F208"/>
+    <w:lvl w:ilvl="0" w:tentative="0">
+      <w:start w:val="1"/>
+      <w:numFmt w:val="bullet"/>
+      <w:lvlText w:val=""/>
+      <w:lvlJc w:val="left"/>
+      <w:pPr>
+        <w:ind w:left="420" w:hanging="420"/>
+      </w:pPr>
+      <w:rPr>
+        <w:rFonts w:hint="default" w:ascii="Wingdings" w:hAnsi="Wingdings"/>
+      </w:rPr>
+    </w:lvl>
+  </w:abstractNum>
+  <w:abstractNum w:abstractNumId="2">
     <w:nsid w:val="ACBD8146"/>
     <w:multiLevelType w:val="singleLevel"/>
     <w:tmpl w:val="ACBD8146"/>
@@ -2627,14 +5545,47 @@
       </w:rPr>
     </w:lvl>
   </w:abstractNum>
-  <w:abstractNum w:abstractNumId="1">
+  <w:abstractNum w:abstractNumId="3">
+    <w:nsid w:val="C2A1C57E"/>
+    <w:multiLevelType w:val="singleLevel"/>
+    <w:tmpl w:val="C2A1C57E"/>
+    <w:lvl w:ilvl="0" w:tentative="0">
+      <w:start w:val="1"/>
+      <w:numFmt w:val="decimal"/>
+      <w:lvlText w:val="(%1)"/>
+      <w:lvlJc w:val="left"/>
+      <w:pPr>
+        <w:ind w:left="425" w:hanging="425"/>
+      </w:pPr>
+      <w:rPr>
+        <w:rFonts w:hint="default"/>
+      </w:rPr>
+    </w:lvl>
+  </w:abstractNum>
+  <w:abstractNum w:abstractNumId="4">
+    <w:nsid w:val="DCDE2153"/>
+    <w:multiLevelType w:val="singleLevel"/>
+    <w:tmpl w:val="DCDE2153"/>
+    <w:lvl w:ilvl="0" w:tentative="0">
+      <w:start w:val="1"/>
+      <w:numFmt w:val="bullet"/>
+      <w:lvlText w:val=""/>
+      <w:lvlJc w:val="left"/>
+      <w:pPr>
+        <w:ind w:left="420" w:hanging="420"/>
+      </w:pPr>
+      <w:rPr>
+        <w:rFonts w:hint="default" w:ascii="Wingdings" w:hAnsi="Wingdings"/>
+      </w:rPr>
+    </w:lvl>
+  </w:abstractNum>
+  <w:abstractNum w:abstractNumId="5">
     <w:nsid w:val="FE1D237F"/>
     <w:multiLevelType w:val="multilevel"/>
     <w:tmpl w:val="FE1D237F"/>
     <w:lvl w:ilvl="0" w:tentative="0">
       <w:start w:val="1"/>
       <w:numFmt w:val="decimal"/>
-      <w:pStyle w:val="2"/>
       <w:lvlText w:val="%1."/>
       <w:lvlJc w:val="left"/>
       <w:pPr>
@@ -2749,7 +5700,41 @@
       </w:rPr>
     </w:lvl>
   </w:abstractNum>
-  <w:abstractNum w:abstractNumId="2">
+  <w:abstractNum w:abstractNumId="6">
+    <w:nsid w:val="03F37152"/>
+    <w:multiLevelType w:val="singleLevel"/>
+    <w:tmpl w:val="03F37152"/>
+    <w:lvl w:ilvl="0" w:tentative="0">
+      <w:start w:val="1"/>
+      <w:numFmt w:val="decimal"/>
+      <w:lvlText w:val="(%1)"/>
+      <w:lvlJc w:val="left"/>
+      <w:pPr>
+        <w:ind w:left="425" w:hanging="425"/>
+      </w:pPr>
+      <w:rPr>
+        <w:rFonts w:hint="default"/>
+      </w:rPr>
+    </w:lvl>
+  </w:abstractNum>
+  <w:abstractNum w:abstractNumId="7">
+    <w:nsid w:val="0720D54A"/>
+    <w:multiLevelType w:val="singleLevel"/>
+    <w:tmpl w:val="0720D54A"/>
+    <w:lvl w:ilvl="0" w:tentative="0">
+      <w:start w:val="1"/>
+      <w:numFmt w:val="bullet"/>
+      <w:lvlText w:val=""/>
+      <w:lvlJc w:val="left"/>
+      <w:pPr>
+        <w:ind w:left="420" w:hanging="420"/>
+      </w:pPr>
+      <w:rPr>
+        <w:rFonts w:hint="default" w:ascii="Wingdings" w:hAnsi="Wingdings"/>
+      </w:rPr>
+    </w:lvl>
+  </w:abstractNum>
+  <w:abstractNum w:abstractNumId="8">
     <w:nsid w:val="1CF5A608"/>
     <w:multiLevelType w:val="singleLevel"/>
     <w:tmpl w:val="1CF5A608"/>
@@ -2766,14 +5751,52 @@
       </w:rPr>
     </w:lvl>
   </w:abstractNum>
+  <w:abstractNum w:abstractNumId="9">
+    <w:nsid w:val="3D4224B1"/>
+    <w:multiLevelType w:val="singleLevel"/>
+    <w:tmpl w:val="3D4224B1"/>
+    <w:lvl w:ilvl="0" w:tentative="0">
+      <w:start w:val="1"/>
+      <w:numFmt w:val="decimal"/>
+      <w:lvlText w:val="(%1)"/>
+      <w:lvlJc w:val="left"/>
+      <w:pPr>
+        <w:ind w:left="425" w:hanging="425"/>
+      </w:pPr>
+      <w:rPr>
+        <w:rFonts w:hint="default"/>
+      </w:rPr>
+    </w:lvl>
+  </w:abstractNum>
   <w:num w:numId="1">
+    <w:abstractNumId w:val="5"/>
+  </w:num>
+  <w:num w:numId="2">
+    <w:abstractNumId w:val="2"/>
+  </w:num>
+  <w:num w:numId="3">
+    <w:abstractNumId w:val="8"/>
+  </w:num>
+  <w:num w:numId="4">
+    <w:abstractNumId w:val="0"/>
+  </w:num>
+  <w:num w:numId="5">
+    <w:abstractNumId w:val="9"/>
+  </w:num>
+  <w:num w:numId="6">
+    <w:abstractNumId w:val="3"/>
+  </w:num>
+  <w:num w:numId="7">
+    <w:abstractNumId w:val="6"/>
+  </w:num>
+  <w:num w:numId="8">
     <w:abstractNumId w:val="1"/>
   </w:num>
-  <w:num w:numId="2">
-    <w:abstractNumId w:val="0"/>
+  <w:num w:numId="9">
+    <w:abstractNumId w:val="4"/>
   </w:num>
-  <w:num w:numId="3">
-    <w:abstractNumId w:val="2"/>
+  <w:num w:numId="10">
+    <w:abstractNumId w:val="7"/>
   </w:num>
 </w:numbering>
 </file>
@@ -2792,7 +5815,7 @@
     <w:lsdException w:qFormat="1" w:unhideWhenUsed="0" w:uiPriority="0" w:semiHidden="0" w:name="Normal"/>
     <w:lsdException w:qFormat="1" w:unhideWhenUsed="0" w:uiPriority="0" w:semiHidden="0" w:name="heading 1"/>
     <w:lsdException w:qFormat="1" w:uiPriority="0" w:semiHidden="0" w:name="heading 2"/>
-    <w:lsdException w:qFormat="1" w:uiPriority="0" w:name="heading 3"/>
+    <w:lsdException w:qFormat="1" w:uiPriority="0" w:semiHidden="0" w:name="heading 3"/>
     <w:lsdException w:qFormat="1" w:uiPriority="0" w:name="heading 4"/>
     <w:lsdException w:qFormat="1" w:uiPriority="0" w:name="heading 5"/>
     <w:lsdException w:qFormat="1" w:uiPriority="0" w:name="heading 6"/>
@@ -3082,44 +6105,38 @@
     <w:qFormat/>
     <w:uiPriority w:val="0"/>
     <w:pPr>
-      <w:keepNext/>
-      <w:keepLines/>
-      <w:numPr>
-        <w:ilvl w:val="1"/>
-        <w:numId w:val="1"/>
-      </w:numPr>
-      <w:spacing w:before="260" w:beforeLines="0" w:beforeAutospacing="0" w:after="260" w:afterLines="0" w:afterAutospacing="0" w:line="413" w:lineRule="auto"/>
-      <w:ind w:left="575" w:hanging="575"/>
-      <w:outlineLvl w:val="1"/>
+      <w:spacing w:before="0" w:beforeAutospacing="1" w:after="0" w:afterAutospacing="1"/>
+      <w:jc w:val="left"/>
     </w:pPr>
     <w:rPr>
-      <w:rFonts w:ascii="Arial" w:hAnsi="Arial" w:eastAsia="黑体"/>
+      <w:rFonts w:hint="eastAsia" w:ascii="宋体" w:hAnsi="宋体" w:eastAsia="宋体" w:cs="宋体"/>
       <w:b/>
-      <w:sz w:val="32"/>
+      <w:bCs/>
+      <w:kern w:val="0"/>
+      <w:sz w:val="36"/>
+      <w:szCs w:val="36"/>
+      <w:lang w:val="en-US" w:eastAsia="zh-CN" w:bidi="ar"/>
     </w:rPr>
   </w:style>
   <w:style w:type="paragraph" w:styleId="4">
     <w:name w:val="heading 3"/>
     <w:basedOn w:val="1"/>
     <w:next w:val="1"/>
-    <w:semiHidden/>
     <w:unhideWhenUsed/>
     <w:qFormat/>
     <w:uiPriority w:val="0"/>
     <w:pPr>
-      <w:keepNext/>
-      <w:keepLines/>
-      <w:numPr>
-        <w:ilvl w:val="2"/>
-        <w:numId w:val="1"/>
-      </w:numPr>
-      <w:spacing w:before="260" w:beforeLines="0" w:beforeAutospacing="0" w:after="260" w:afterLines="0" w:afterAutospacing="0" w:line="413" w:lineRule="auto"/>
-      <w:ind w:left="720" w:hanging="720"/>
-      <w:outlineLvl w:val="2"/>
+      <w:spacing w:before="0" w:beforeAutospacing="1" w:after="0" w:afterAutospacing="1"/>
+      <w:jc w:val="left"/>
     </w:pPr>
     <w:rPr>
+      <w:rFonts w:hint="eastAsia" w:ascii="宋体" w:hAnsi="宋体" w:eastAsia="宋体" w:cs="宋体"/>
       <w:b/>
-      <w:sz w:val="32"/>
+      <w:bCs/>
+      <w:kern w:val="0"/>
+      <w:sz w:val="27"/>
+      <w:szCs w:val="27"/>
+      <w:lang w:val="en-US" w:eastAsia="zh-CN" w:bidi="ar"/>
     </w:rPr>
   </w:style>
   <w:style w:type="paragraph" w:styleId="5">
@@ -3248,6 +6265,7 @@
     <w:name w:val="heading 9"/>
     <w:basedOn w:val="1"/>
     <w:next w:val="1"/>
+    <w:autoRedefine/>
     <w:semiHidden/>
     <w:unhideWhenUsed/>
     <w:qFormat/>
@@ -3270,12 +6288,14 @@
   </w:style>
   <w:style w:type="character" w:default="1" w:styleId="13">
     <w:name w:val="Default Paragraph Font"/>
+    <w:autoRedefine/>
     <w:semiHidden/>
     <w:qFormat/>
     <w:uiPriority w:val="0"/>
   </w:style>
   <w:style w:type="table" w:default="1" w:styleId="12">
     <w:name w:val="Normal Table"/>
+    <w:autoRedefine/>
     <w:semiHidden/>
     <w:qFormat/>
     <w:uiPriority w:val="0"/>
@@ -3291,6 +6311,7 @@
   <w:style w:type="paragraph" w:styleId="11">
     <w:name w:val="Normal (Web)"/>
     <w:basedOn w:val="1"/>
+    <w:autoRedefine/>
     <w:uiPriority w:val="0"/>
     <w:pPr>
       <w:spacing w:before="0" w:beforeAutospacing="1" w:after="0" w:afterAutospacing="1"/>
@@ -3304,6 +6325,15 @@
     </w:rPr>
   </w:style>
   <w:style w:type="character" w:styleId="14">
+    <w:name w:val="Hyperlink"/>
+    <w:basedOn w:val="13"/>
+    <w:uiPriority w:val="0"/>
+    <w:rPr>
+      <w:color w:val="0000FF"/>
+      <w:u w:val="single"/>
+    </w:rPr>
+  </w:style>
+  <w:style w:type="character" w:styleId="15">
     <w:name w:val="HTML Code"/>
     <w:basedOn w:val="13"/>
     <w:uiPriority w:val="0"/>

--- a/exercises2/gpu/document/gpu_memory.docx
+++ b/exercises2/gpu/document/gpu_memory.docx
@@ -2193,7 +2193,6 @@
           <w:spacing w:val="0"/>
           <w:szCs w:val="16"/>
           <w:u w:val="none"/>
-          <w:bdr w:val="none" w:color="auto" w:sz="0" w:space="0"/>
           <w:shd w:val="clear" w:fill="FEFEFE"/>
         </w:rPr>
         <w:drawing>
@@ -2263,7 +2262,6 @@
           <w:spacing w:val="0"/>
           <w:szCs w:val="16"/>
           <w:u w:val="none"/>
-          <w:bdr w:val="none" w:color="auto" w:sz="0" w:space="0"/>
           <w:shd w:val="clear" w:fill="FEFEFE"/>
         </w:rPr>
         <w:drawing>
@@ -2843,7 +2841,6 @@
           <w:spacing w:val="0"/>
           <w:szCs w:val="16"/>
           <w:u w:val="none"/>
-          <w:bdr w:val="none" w:color="auto" w:sz="0" w:space="0"/>
           <w:shd w:val="clear" w:fill="FEFEFE"/>
         </w:rPr>
         <w:drawing>
@@ -3230,7 +3227,7 @@
           <w:rFonts w:hint="default"/>
         </w:rPr>
         <w:pict>
-          <v:rect id="_x0000_i1035" o:spt="1" style="height:1.5pt;width:432pt;" fillcolor="#34495E" filled="t" stroked="f" coordsize="21600,21600" o:hr="t" o:hrstd="t" o:hrnoshade="t" o:hralign="center">
+          <v:rect id="_x0000_i1025" o:spt="1" style="height:1.5pt;width:432pt;" fillcolor="#34495E" filled="t" stroked="f" coordsize="21600,21600" o:hr="t" o:hrstd="t" o:hrnoshade="t" o:hralign="center">
             <v:path/>
             <v:fill on="t" focussize="0,0"/>
             <v:stroke on="f"/>
@@ -3913,8 +3910,6 @@
         </w:rPr>
         <w:t>Shared Virtual Memory</w:t>
       </w:r>
-      <w:bookmarkStart w:id="0" w:name="_GoBack"/>
-      <w:bookmarkEnd w:id="0"/>
       <w:r>
         <w:rPr>
           <w:rFonts w:hint="eastAsia"/>
@@ -4893,6 +4888,9 @@
     <w:p>
       <w:pPr>
         <w:bidi w:val="0"/>
+        <w:rPr>
+          <w:rFonts w:hint="eastAsia"/>
+        </w:rPr>
       </w:pPr>
       <w:r>
         <w:rPr>
@@ -4924,6 +4922,1573 @@
           <w:rFonts w:hint="eastAsia"/>
         </w:rPr>
         <w:fldChar w:fldCharType="end"/>
+      </w:r>
+    </w:p>
+    <w:p>
+      <w:pPr>
+        <w:bidi w:val="0"/>
+        <w:rPr>
+          <w:rFonts w:hint="eastAsia"/>
+        </w:rPr>
+      </w:pPr>
+    </w:p>
+    <w:p>
+      <w:pPr>
+        <w:pStyle w:val="4"/>
+        <w:bidi w:val="0"/>
+      </w:pPr>
+      <w:r>
+        <w:rPr>
+          <w:rFonts w:hint="default"/>
+        </w:rPr>
+        <w:t>CUDA中的UM机制与GDR实现</w:t>
+      </w:r>
+    </w:p>
+    <w:p>
+      <w:pPr>
+        <w:bidi w:val="0"/>
+      </w:pPr>
+      <w:r>
+        <w:rPr>
+          <w:rFonts w:hint="default"/>
+        </w:rPr>
+        <w:t>Unified Memory：</w:t>
+      </w:r>
+    </w:p>
+    <w:p>
+      <w:pPr>
+        <w:bidi w:val="0"/>
+        <w:rPr>
+          <w:rFonts w:hint="default"/>
+        </w:rPr>
+      </w:pPr>
+      <w:r>
+        <w:rPr>
+          <w:rFonts w:hint="default"/>
+        </w:rPr>
+        <w:t>CUDA 6.0开始支持Unified Memory，在CUDA 6.0之前，需要手动的在Host和GPU之间分配内存，并在两者之间不断地进行拷贝（cudaMemcpy），即需要自己进行CPU和GPU之间地内存管理。 采用UM后，从程序员的视角，可通过一个统一的指针进行内存管理，由系统自动的迁移内存。 </w:t>
+      </w:r>
+    </w:p>
+    <w:p>
+      <w:pPr>
+        <w:bidi w:val="0"/>
+        <w:rPr>
+          <w:rFonts w:hint="default"/>
+        </w:rPr>
+      </w:pPr>
+      <w:r>
+        <w:rPr>
+          <w:rFonts w:hint="default"/>
+        </w:rPr>
+        <w:t> </w:t>
+      </w:r>
+    </w:p>
+    <w:p>
+      <w:pPr>
+        <w:bidi w:val="0"/>
+        <w:rPr>
+          <w:rFonts w:hint="default"/>
+        </w:rPr>
+      </w:pPr>
+      <w:r>
+        <w:rPr>
+          <w:rFonts w:hint="default"/>
+        </w:rPr>
+        <w:t>使用UM机制，不能再用cudaMalloc分配GPU memory上的内存，应该使用cudaMallocManaged</w:t>
+      </w:r>
+    </w:p>
+    <w:p>
+      <w:pPr>
+        <w:bidi w:val="0"/>
+        <w:rPr>
+          <w:rFonts w:hint="default"/>
+        </w:rPr>
+      </w:pPr>
+      <w:r>
+        <w:rPr>
+          <w:rFonts w:hint="default"/>
+        </w:rPr>
+        <w:t>cudaMallocManaged ( void** devPtr, size_t size, unsigned int  flags = cudaMemAttachGlobal )</w:t>
+      </w:r>
+    </w:p>
+    <w:p>
+      <w:pPr>
+        <w:bidi w:val="0"/>
+        <w:rPr>
+          <w:rFonts w:hint="default"/>
+        </w:rPr>
+      </w:pPr>
+      <w:r>
+        <w:rPr>
+          <w:rFonts w:hint="default"/>
+        </w:rPr>
+        <w:t>UM机制极大地减少了代码量，可以很大程度上减少程序员的工作量。在UM出现之前，由于CPU和GPU之间的地址空间是各自独立的，需要进行多次的手动分配和频繁地使用cudaMemcpy在CPU和GPU的memory之间来回拷贝内存。</w:t>
+      </w:r>
+    </w:p>
+    <w:p>
+      <w:pPr>
+        <w:bidi w:val="0"/>
+        <w:rPr>
+          <w:rFonts w:hint="default"/>
+        </w:rPr>
+      </w:pPr>
+      <w:r>
+        <w:rPr>
+          <w:rFonts w:hint="default"/>
+        </w:rPr>
+        <w:t>当实际数据结构更加复杂时，会使得内存管理变得很复杂。 </w:t>
+      </w:r>
+    </w:p>
+    <w:p>
+      <w:pPr>
+        <w:bidi w:val="0"/>
+        <w:rPr>
+          <w:rFonts w:hint="default"/>
+        </w:rPr>
+      </w:pPr>
+      <w:r>
+        <w:rPr>
+          <w:rFonts w:hint="default"/>
+        </w:rPr>
+        <w:t> </w:t>
+      </w:r>
+    </w:p>
+    <w:p>
+      <w:pPr>
+        <w:numPr>
+          <w:ilvl w:val="0"/>
+          <w:numId w:val="10"/>
+        </w:numPr>
+        <w:bidi w:val="0"/>
+        <w:ind w:left="420" w:leftChars="0" w:hanging="420" w:firstLineChars="0"/>
+        <w:rPr>
+          <w:rFonts w:hint="default"/>
+        </w:rPr>
+      </w:pPr>
+      <w:r>
+        <w:rPr>
+          <w:rFonts w:hint="default"/>
+        </w:rPr>
+        <w:t>UM的例子：</w:t>
+      </w:r>
+    </w:p>
+    <w:p>
+      <w:pPr>
+        <w:bidi w:val="0"/>
+        <w:rPr>
+          <w:rFonts w:hint="default"/>
+        </w:rPr>
+      </w:pPr>
+      <w:r>
+        <w:rPr>
+          <w:rFonts w:hint="default"/>
+        </w:rPr>
+        <w:drawing>
+          <wp:inline distT="0" distB="0" distL="114300" distR="114300">
+            <wp:extent cx="3810000" cy="3409950"/>
+            <wp:effectExtent l="0" t="0" r="0" b="6350"/>
+            <wp:docPr id="35" name="图片 2" descr="IMG_256"/>
+            <wp:cNvGraphicFramePr>
+              <a:graphicFrameLocks xmlns:a="http://schemas.openxmlformats.org/drawingml/2006/main" noChangeAspect="1"/>
+            </wp:cNvGraphicFramePr>
+            <a:graphic xmlns:a="http://schemas.openxmlformats.org/drawingml/2006/main">
+              <a:graphicData uri="http://schemas.openxmlformats.org/drawingml/2006/picture">
+                <pic:pic xmlns:pic="http://schemas.openxmlformats.org/drawingml/2006/picture">
+                  <pic:nvPicPr>
+                    <pic:cNvPr id="35" name="图片 2" descr="IMG_256"/>
+                    <pic:cNvPicPr>
+                      <a:picLocks noChangeAspect="1"/>
+                    </pic:cNvPicPr>
+                  </pic:nvPicPr>
+                  <pic:blipFill>
+                    <a:blip r:embed="rId44"/>
+                    <a:stretch>
+                      <a:fillRect/>
+                    </a:stretch>
+                  </pic:blipFill>
+                  <pic:spPr>
+                    <a:xfrm>
+                      <a:off x="0" y="0"/>
+                      <a:ext cx="3810000" cy="3409950"/>
+                    </a:xfrm>
+                    <a:prstGeom prst="rect">
+                      <a:avLst/>
+                    </a:prstGeom>
+                    <a:noFill/>
+                    <a:ln w="9525">
+                      <a:noFill/>
+                    </a:ln>
+                  </pic:spPr>
+                </pic:pic>
+              </a:graphicData>
+            </a:graphic>
+          </wp:inline>
+        </w:drawing>
+      </w:r>
+      <w:r>
+        <w:rPr>
+          <w:rFonts w:hint="default"/>
+        </w:rPr>
+        <w:t>   </w:t>
+      </w:r>
+      <w:r>
+        <w:rPr>
+          <w:rFonts w:hint="default"/>
+        </w:rPr>
+        <w:drawing>
+          <wp:inline distT="0" distB="0" distL="114300" distR="114300">
+            <wp:extent cx="1905000" cy="1876425"/>
+            <wp:effectExtent l="0" t="0" r="0" b="3175"/>
+            <wp:docPr id="34" name="图片 3" descr="IMG_257"/>
+            <wp:cNvGraphicFramePr>
+              <a:graphicFrameLocks xmlns:a="http://schemas.openxmlformats.org/drawingml/2006/main" noChangeAspect="1"/>
+            </wp:cNvGraphicFramePr>
+            <a:graphic xmlns:a="http://schemas.openxmlformats.org/drawingml/2006/main">
+              <a:graphicData uri="http://schemas.openxmlformats.org/drawingml/2006/picture">
+                <pic:pic xmlns:pic="http://schemas.openxmlformats.org/drawingml/2006/picture">
+                  <pic:nvPicPr>
+                    <pic:cNvPr id="34" name="图片 3" descr="IMG_257"/>
+                    <pic:cNvPicPr>
+                      <a:picLocks noChangeAspect="1"/>
+                    </pic:cNvPicPr>
+                  </pic:nvPicPr>
+                  <pic:blipFill>
+                    <a:blip r:embed="rId45"/>
+                    <a:stretch>
+                      <a:fillRect/>
+                    </a:stretch>
+                  </pic:blipFill>
+                  <pic:spPr>
+                    <a:xfrm>
+                      <a:off x="0" y="0"/>
+                      <a:ext cx="1905000" cy="1876425"/>
+                    </a:xfrm>
+                    <a:prstGeom prst="rect">
+                      <a:avLst/>
+                    </a:prstGeom>
+                    <a:noFill/>
+                    <a:ln w="9525">
+                      <a:noFill/>
+                    </a:ln>
+                  </pic:spPr>
+                </pic:pic>
+              </a:graphicData>
+            </a:graphic>
+          </wp:inline>
+        </w:drawing>
+      </w:r>
+      <w:r>
+        <w:rPr>
+          <w:rFonts w:hint="default"/>
+        </w:rPr>
+        <w:t>  </w:t>
+      </w:r>
+    </w:p>
+    <w:p>
+      <w:pPr>
+        <w:bidi w:val="0"/>
+        <w:rPr>
+          <w:rFonts w:hint="default"/>
+        </w:rPr>
+      </w:pPr>
+      <w:r>
+        <w:rPr>
+          <w:rFonts w:hint="default"/>
+        </w:rPr>
+        <w:t>如上图程序示例图和运行结果图所示：在CPU端可以直接访问GPU内存中的ret[i]的值 </w:t>
+      </w:r>
+    </w:p>
+    <w:p>
+      <w:pPr>
+        <w:bidi w:val="0"/>
+        <w:rPr>
+          <w:rFonts w:hint="default"/>
+        </w:rPr>
+      </w:pPr>
+      <w:r>
+        <w:rPr>
+          <w:rFonts w:hint="default"/>
+        </w:rPr>
+        <w:t>一个UM的示例程序，直接使用cudaMallocManaged分配GPU内存，指针ret指向GPU的内存，在CPU端同样可以直接访问ret指针。</w:t>
+      </w:r>
+    </w:p>
+    <w:p>
+      <w:pPr>
+        <w:bidi w:val="0"/>
+        <w:rPr>
+          <w:rFonts w:hint="default"/>
+        </w:rPr>
+      </w:pPr>
+      <w:r>
+        <w:rPr>
+          <w:rFonts w:hint="default"/>
+        </w:rPr>
+        <w:t>UM机制使得程序员不用频繁地使用cudaMemcpy在GPU和CPU之间来回拷贝数据。</w:t>
+      </w:r>
+    </w:p>
+    <w:p>
+      <w:pPr>
+        <w:bidi w:val="0"/>
+        <w:rPr>
+          <w:rFonts w:hint="default"/>
+        </w:rPr>
+      </w:pPr>
+      <w:r>
+        <w:rPr>
+          <w:rFonts w:hint="default"/>
+        </w:rPr>
+        <w:t>需要注意的是，UM不会消除CPU Memory和GPU Memory之间的拷贝，这部分copy工作交给CUDA执行，程序员不感知CPU Memory和GPU memory之间的数据拷贝，但copy依然是存在的。 </w:t>
+      </w:r>
+    </w:p>
+    <w:p>
+      <w:pPr>
+        <w:bidi w:val="0"/>
+        <w:rPr>
+          <w:rFonts w:hint="default"/>
+        </w:rPr>
+      </w:pPr>
+      <w:r>
+        <w:rPr>
+          <w:rFonts w:hint="default"/>
+        </w:rPr>
+        <w:t> </w:t>
+      </w:r>
+    </w:p>
+    <w:p>
+      <w:pPr>
+        <w:numPr>
+          <w:ilvl w:val="0"/>
+          <w:numId w:val="10"/>
+        </w:numPr>
+        <w:bidi w:val="0"/>
+        <w:ind w:left="420" w:leftChars="0" w:hanging="420" w:firstLineChars="0"/>
+        <w:rPr>
+          <w:rFonts w:hint="default"/>
+        </w:rPr>
+      </w:pPr>
+      <w:r>
+        <w:rPr>
+          <w:rFonts w:hint="default"/>
+        </w:rPr>
+        <w:t>Unified Memory page_migration机制：</w:t>
+      </w:r>
+    </w:p>
+    <w:p>
+      <w:pPr>
+        <w:bidi w:val="0"/>
+        <w:rPr>
+          <w:rFonts w:hint="default"/>
+        </w:rPr>
+      </w:pPr>
+      <w:r>
+        <w:rPr>
+          <w:rFonts w:hint="default"/>
+        </w:rPr>
+        <w:t>GPU和CPU一样，有自己的页表和TLB，当CPU或GPU采用UM机制访问一块内存时，CPU和GPU均可能发生page falut，从而导致memory在CPU和GPU之间来回拷贝。 </w:t>
+      </w:r>
+    </w:p>
+    <w:p>
+      <w:pPr>
+        <w:bidi w:val="0"/>
+        <w:rPr>
+          <w:rFonts w:hint="default"/>
+        </w:rPr>
+      </w:pPr>
+      <w:r>
+        <w:rPr>
+          <w:rFonts w:hint="default"/>
+        </w:rPr>
+        <w:drawing>
+          <wp:inline distT="0" distB="0" distL="114300" distR="114300">
+            <wp:extent cx="2857500" cy="1381125"/>
+            <wp:effectExtent l="0" t="0" r="0" b="3175"/>
+            <wp:docPr id="32" name="图片 4" descr="IMG_258"/>
+            <wp:cNvGraphicFramePr>
+              <a:graphicFrameLocks xmlns:a="http://schemas.openxmlformats.org/drawingml/2006/main" noChangeAspect="1"/>
+            </wp:cNvGraphicFramePr>
+            <a:graphic xmlns:a="http://schemas.openxmlformats.org/drawingml/2006/main">
+              <a:graphicData uri="http://schemas.openxmlformats.org/drawingml/2006/picture">
+                <pic:pic xmlns:pic="http://schemas.openxmlformats.org/drawingml/2006/picture">
+                  <pic:nvPicPr>
+                    <pic:cNvPr id="32" name="图片 4" descr="IMG_258"/>
+                    <pic:cNvPicPr>
+                      <a:picLocks noChangeAspect="1"/>
+                    </pic:cNvPicPr>
+                  </pic:nvPicPr>
+                  <pic:blipFill>
+                    <a:blip r:embed="rId46"/>
+                    <a:stretch>
+                      <a:fillRect/>
+                    </a:stretch>
+                  </pic:blipFill>
+                  <pic:spPr>
+                    <a:xfrm>
+                      <a:off x="0" y="0"/>
+                      <a:ext cx="2857500" cy="1381125"/>
+                    </a:xfrm>
+                    <a:prstGeom prst="rect">
+                      <a:avLst/>
+                    </a:prstGeom>
+                    <a:noFill/>
+                    <a:ln w="9525">
+                      <a:noFill/>
+                    </a:ln>
+                  </pic:spPr>
+                </pic:pic>
+              </a:graphicData>
+            </a:graphic>
+          </wp:inline>
+        </w:drawing>
+      </w:r>
+    </w:p>
+    <w:p>
+      <w:pPr>
+        <w:bidi w:val="0"/>
+        <w:rPr>
+          <w:rFonts w:hint="default"/>
+        </w:rPr>
+      </w:pPr>
+      <w:r>
+        <w:rPr>
+          <w:rFonts w:hint="default"/>
+        </w:rPr>
+        <w:t>上图是一个使用UM机制的例子，我们来看一下这个例子的具体流程：</w:t>
+      </w:r>
+    </w:p>
+    <w:p>
+      <w:pPr>
+        <w:bidi w:val="0"/>
+        <w:rPr>
+          <w:rFonts w:hint="default"/>
+        </w:rPr>
+      </w:pPr>
+      <w:r>
+        <w:rPr>
+          <w:rFonts w:hint="default"/>
+        </w:rPr>
+        <w:t>1 首先使用cudaMallocManaged分配GPU内存 </w:t>
+      </w:r>
+    </w:p>
+    <w:p>
+      <w:pPr>
+        <w:bidi w:val="0"/>
+        <w:rPr>
+          <w:rFonts w:hint="default"/>
+          <w:color w:val="FF0000"/>
+        </w:rPr>
+      </w:pPr>
+      <w:r>
+        <w:rPr>
+          <w:rFonts w:hint="default"/>
+        </w:rPr>
+        <w:t>2 在fill_data中，CPU会写这块内存，</w:t>
+      </w:r>
+      <w:r>
+        <w:rPr>
+          <w:rFonts w:hint="default"/>
+          <w:color w:val="FF0000"/>
+        </w:rPr>
+        <w:t>此时CPU触发page faｕｌｔ流程，GPU memory中的内容通过PCIE migrate到</w:t>
+      </w:r>
+      <w:r>
+        <w:rPr>
+          <w:rFonts w:hint="eastAsia"/>
+          <w:color w:val="FF0000"/>
+          <w:lang w:val="en-US" w:eastAsia="zh-CN"/>
+        </w:rPr>
+        <w:t>G</w:t>
+      </w:r>
+      <w:r>
+        <w:rPr>
+          <w:rFonts w:hint="default"/>
+          <w:color w:val="FF0000"/>
+        </w:rPr>
+        <w:t>PU中。</w:t>
+      </w:r>
+    </w:p>
+    <w:p>
+      <w:pPr>
+        <w:bidi w:val="0"/>
+        <w:rPr>
+          <w:rFonts w:hint="default"/>
+        </w:rPr>
+      </w:pPr>
+      <w:r>
+        <w:rPr>
+          <w:rFonts w:hint="default"/>
+        </w:rPr>
+        <w:t>同时为了数据保证一致性，C</w:t>
+      </w:r>
+      <w:r>
+        <w:rPr>
+          <w:rFonts w:hint="default"/>
+          <w:color w:val="FF0000"/>
+        </w:rPr>
+        <w:t>UDA会invalidateGPU中对应的页表项 ，这样下一次GPU访问的时候就会触发GPU端的页表项。</w:t>
+      </w:r>
+    </w:p>
+    <w:p>
+      <w:pPr>
+        <w:bidi w:val="0"/>
+        <w:rPr>
+          <w:rFonts w:hint="default"/>
+        </w:rPr>
+      </w:pPr>
+      <w:r>
+        <w:rPr>
+          <w:rFonts w:hint="default"/>
+        </w:rPr>
+        <w:t>３qsort&lt;&lt;&lt;...&gt;&gt;&gt;中，GPU端执行kernel函数，由于之前GPU的页表已经无效了，此时触发GPU端的page falut，数据通过PCIE从CPU migrate至GPU中。</w:t>
+      </w:r>
+      <w:r>
+        <w:rPr>
+          <w:rFonts w:hint="default"/>
+          <w:color w:val="FF0000"/>
+        </w:rPr>
+        <w:t>然后CPU短的页表项被invalidate</w:t>
+      </w:r>
+      <w:r>
+        <w:rPr>
+          <w:rFonts w:hint="default"/>
+        </w:rPr>
+        <w:t>。</w:t>
+      </w:r>
+    </w:p>
+    <w:p>
+      <w:pPr>
+        <w:bidi w:val="0"/>
+        <w:rPr>
+          <w:rFonts w:hint="default"/>
+        </w:rPr>
+      </w:pPr>
+      <w:r>
+        <w:rPr>
+          <w:rFonts w:hint="default"/>
+        </w:rPr>
+        <w:t xml:space="preserve">4 use_data中，CPU处理数据，由于CPU的页表项已经在上一步被invalidate了，于是CPU端触发page falut, </w:t>
+      </w:r>
+      <w:r>
+        <w:rPr>
+          <w:rFonts w:hint="default"/>
+          <w:color w:val="FF0000"/>
+        </w:rPr>
+        <w:t>数据再从CPUmigrate至GPU。</w:t>
+      </w:r>
+    </w:p>
+    <w:p>
+      <w:pPr>
+        <w:bidi w:val="0"/>
+        <w:rPr>
+          <w:rFonts w:hint="default"/>
+        </w:rPr>
+      </w:pPr>
+      <w:r>
+        <w:rPr>
+          <w:rFonts w:hint="default"/>
+        </w:rPr>
+        <w:drawing>
+          <wp:inline distT="0" distB="0" distL="114300" distR="114300">
+            <wp:extent cx="1905000" cy="1247775"/>
+            <wp:effectExtent l="0" t="0" r="0" b="9525"/>
+            <wp:docPr id="39" name="图片 5" descr="IMG_259"/>
+            <wp:cNvGraphicFramePr>
+              <a:graphicFrameLocks xmlns:a="http://schemas.openxmlformats.org/drawingml/2006/main" noChangeAspect="1"/>
+            </wp:cNvGraphicFramePr>
+            <a:graphic xmlns:a="http://schemas.openxmlformats.org/drawingml/2006/main">
+              <a:graphicData uri="http://schemas.openxmlformats.org/drawingml/2006/picture">
+                <pic:pic xmlns:pic="http://schemas.openxmlformats.org/drawingml/2006/picture">
+                  <pic:nvPicPr>
+                    <pic:cNvPr id="39" name="图片 5" descr="IMG_259"/>
+                    <pic:cNvPicPr>
+                      <a:picLocks noChangeAspect="1"/>
+                    </pic:cNvPicPr>
+                  </pic:nvPicPr>
+                  <pic:blipFill>
+                    <a:blip r:embed="rId47"/>
+                    <a:stretch>
+                      <a:fillRect/>
+                    </a:stretch>
+                  </pic:blipFill>
+                  <pic:spPr>
+                    <a:xfrm>
+                      <a:off x="0" y="0"/>
+                      <a:ext cx="1905000" cy="1247775"/>
+                    </a:xfrm>
+                    <a:prstGeom prst="rect">
+                      <a:avLst/>
+                    </a:prstGeom>
+                    <a:noFill/>
+                    <a:ln w="9525">
+                      <a:noFill/>
+                    </a:ln>
+                  </pic:spPr>
+                </pic:pic>
+              </a:graphicData>
+            </a:graphic>
+          </wp:inline>
+        </w:drawing>
+      </w:r>
+    </w:p>
+    <w:p>
+      <w:pPr>
+        <w:bidi w:val="0"/>
+        <w:rPr>
+          <w:rFonts w:hint="default"/>
+        </w:rPr>
+      </w:pPr>
+      <w:r>
+        <w:rPr>
+          <w:rFonts w:hint="default"/>
+        </w:rPr>
+        <w:t>由此我们可以看到，其实UM机制中，数据就是来回在CPU和GPU的memory中来回migrate，只是程序员在上层并不感知。</w:t>
+      </w:r>
+    </w:p>
+    <w:p>
+      <w:pPr>
+        <w:bidi w:val="0"/>
+        <w:rPr>
+          <w:rFonts w:hint="default"/>
+        </w:rPr>
+      </w:pPr>
+      <w:r>
+        <w:rPr>
+          <w:rFonts w:hint="default"/>
+        </w:rPr>
+        <w:t> </w:t>
+      </w:r>
+    </w:p>
+    <w:p>
+      <w:pPr>
+        <w:numPr>
+          <w:ilvl w:val="0"/>
+          <w:numId w:val="10"/>
+        </w:numPr>
+        <w:bidi w:val="0"/>
+        <w:ind w:left="420" w:leftChars="0" w:hanging="420" w:firstLineChars="0"/>
+        <w:rPr>
+          <w:rFonts w:hint="default"/>
+        </w:rPr>
+      </w:pPr>
+      <w:r>
+        <w:rPr>
+          <w:rFonts w:hint="default"/>
+        </w:rPr>
+        <w:t>为什么不采用zero-copy机制？</w:t>
+      </w:r>
+    </w:p>
+    <w:p>
+      <w:pPr>
+        <w:bidi w:val="0"/>
+        <w:rPr>
+          <w:rFonts w:hint="default"/>
+        </w:rPr>
+      </w:pPr>
+      <w:r>
+        <w:rPr>
+          <w:rFonts w:hint="default"/>
+        </w:rPr>
+        <w:t>如果数据内容只有一份，那么就无法利用data locality，这样会影响性能。 </w:t>
+      </w:r>
+    </w:p>
+    <w:p>
+      <w:pPr>
+        <w:bidi w:val="0"/>
+        <w:rPr>
+          <w:rFonts w:hint="default"/>
+        </w:rPr>
+      </w:pPr>
+      <w:r>
+        <w:rPr>
+          <w:rFonts w:hint="default"/>
+        </w:rPr>
+        <w:t> </w:t>
+      </w:r>
+    </w:p>
+    <w:p>
+      <w:pPr>
+        <w:bidi w:val="0"/>
+        <w:rPr>
+          <w:rFonts w:hint="default"/>
+        </w:rPr>
+      </w:pPr>
+      <w:r>
+        <w:rPr>
+          <w:rFonts w:hint="default"/>
+        </w:rPr>
+        <w:t> </w:t>
+      </w:r>
+    </w:p>
+    <w:p>
+      <w:pPr>
+        <w:pStyle w:val="5"/>
+        <w:numPr>
+          <w:numId w:val="0"/>
+        </w:numPr>
+        <w:bidi w:val="0"/>
+        <w:ind w:leftChars="0"/>
+        <w:rPr>
+          <w:rFonts w:hint="default"/>
+        </w:rPr>
+      </w:pPr>
+      <w:r>
+        <w:rPr>
+          <w:rFonts w:hint="default"/>
+        </w:rPr>
+        <w:t>GDR(GPU Direct RDMA)实现：</w:t>
+      </w:r>
+    </w:p>
+    <w:p>
+      <w:pPr>
+        <w:bidi w:val="0"/>
+        <w:rPr>
+          <w:rFonts w:hint="default"/>
+        </w:rPr>
+      </w:pPr>
+      <w:r>
+        <w:rPr>
+          <w:rFonts w:hint="default"/>
+        </w:rPr>
+        <w:t>GDR，即GPU direct RDMA，可以在GPU中直接分配memory。然后直接在GPU和device上进行数据传输。 Device可以是NIC，storage adapters，video acquisition devices这些PCIE设备。 </w:t>
+      </w:r>
+    </w:p>
+    <w:p>
+      <w:pPr>
+        <w:bidi w:val="0"/>
+        <w:rPr>
+          <w:rFonts w:hint="default"/>
+        </w:rPr>
+      </w:pPr>
+      <w:r>
+        <w:rPr>
+          <w:rFonts w:hint="default"/>
+        </w:rPr>
+        <w:drawing>
+          <wp:inline distT="0" distB="0" distL="114300" distR="114300">
+            <wp:extent cx="4762500" cy="3390900"/>
+            <wp:effectExtent l="0" t="0" r="0" b="0"/>
+            <wp:docPr id="38" name="图片 6" descr="IMG_260"/>
+            <wp:cNvGraphicFramePr>
+              <a:graphicFrameLocks xmlns:a="http://schemas.openxmlformats.org/drawingml/2006/main" noChangeAspect="1"/>
+            </wp:cNvGraphicFramePr>
+            <a:graphic xmlns:a="http://schemas.openxmlformats.org/drawingml/2006/main">
+              <a:graphicData uri="http://schemas.openxmlformats.org/drawingml/2006/picture">
+                <pic:pic xmlns:pic="http://schemas.openxmlformats.org/drawingml/2006/picture">
+                  <pic:nvPicPr>
+                    <pic:cNvPr id="38" name="图片 6" descr="IMG_260"/>
+                    <pic:cNvPicPr>
+                      <a:picLocks noChangeAspect="1"/>
+                    </pic:cNvPicPr>
+                  </pic:nvPicPr>
+                  <pic:blipFill>
+                    <a:blip r:embed="rId48"/>
+                    <a:stretch>
+                      <a:fillRect/>
+                    </a:stretch>
+                  </pic:blipFill>
+                  <pic:spPr>
+                    <a:xfrm>
+                      <a:off x="0" y="0"/>
+                      <a:ext cx="4762500" cy="3390900"/>
+                    </a:xfrm>
+                    <a:prstGeom prst="rect">
+                      <a:avLst/>
+                    </a:prstGeom>
+                    <a:noFill/>
+                    <a:ln w="9525">
+                      <a:noFill/>
+                    </a:ln>
+                  </pic:spPr>
+                </pic:pic>
+              </a:graphicData>
+            </a:graphic>
+          </wp:inline>
+        </w:drawing>
+      </w:r>
+    </w:p>
+    <w:p>
+      <w:pPr>
+        <w:bidi w:val="0"/>
+        <w:rPr>
+          <w:rFonts w:hint="default"/>
+        </w:rPr>
+      </w:pPr>
+      <w:r>
+        <w:rPr>
+          <w:rFonts w:hint="default"/>
+        </w:rPr>
+        <w:t>想要使用GDR功能，device和GPU需要在同一个RC下。 </w:t>
+      </w:r>
+    </w:p>
+    <w:p>
+      <w:pPr>
+        <w:bidi w:val="0"/>
+        <w:rPr>
+          <w:rFonts w:hint="default"/>
+        </w:rPr>
+      </w:pPr>
+      <w:r>
+        <w:rPr>
+          <w:rFonts w:hint="default"/>
+        </w:rPr>
+        <w:t> </w:t>
+      </w:r>
+    </w:p>
+    <w:p>
+      <w:pPr>
+        <w:bidi w:val="0"/>
+        <w:rPr>
+          <w:rFonts w:hint="default"/>
+        </w:rPr>
+      </w:pPr>
+      <w:r>
+        <w:rPr>
+          <w:rFonts w:hint="default"/>
+        </w:rPr>
+        <w:t>GDR Example：</w:t>
+      </w:r>
+    </w:p>
+    <w:p>
+      <w:pPr>
+        <w:bidi w:val="0"/>
+        <w:rPr>
+          <w:rFonts w:hint="default"/>
+        </w:rPr>
+      </w:pPr>
+      <w:r>
+        <w:rPr>
+          <w:rFonts w:hint="default"/>
+        </w:rPr>
+        <w:drawing>
+          <wp:inline distT="0" distB="0" distL="114300" distR="114300">
+            <wp:extent cx="6274435" cy="1710055"/>
+            <wp:effectExtent l="0" t="0" r="12065" b="4445"/>
+            <wp:docPr id="33" name="图片 7" descr="IMG_261"/>
+            <wp:cNvGraphicFramePr>
+              <a:graphicFrameLocks xmlns:a="http://schemas.openxmlformats.org/drawingml/2006/main" noChangeAspect="1"/>
+            </wp:cNvGraphicFramePr>
+            <a:graphic xmlns:a="http://schemas.openxmlformats.org/drawingml/2006/main">
+              <a:graphicData uri="http://schemas.openxmlformats.org/drawingml/2006/picture">
+                <pic:pic xmlns:pic="http://schemas.openxmlformats.org/drawingml/2006/picture">
+                  <pic:nvPicPr>
+                    <pic:cNvPr id="33" name="图片 7" descr="IMG_261"/>
+                    <pic:cNvPicPr>
+                      <a:picLocks noChangeAspect="1"/>
+                    </pic:cNvPicPr>
+                  </pic:nvPicPr>
+                  <pic:blipFill>
+                    <a:blip r:embed="rId49"/>
+                    <a:stretch>
+                      <a:fillRect/>
+                    </a:stretch>
+                  </pic:blipFill>
+                  <pic:spPr>
+                    <a:xfrm>
+                      <a:off x="0" y="0"/>
+                      <a:ext cx="6274435" cy="1710055"/>
+                    </a:xfrm>
+                    <a:prstGeom prst="rect">
+                      <a:avLst/>
+                    </a:prstGeom>
+                    <a:noFill/>
+                    <a:ln w="9525">
+                      <a:noFill/>
+                    </a:ln>
+                  </pic:spPr>
+                </pic:pic>
+              </a:graphicData>
+            </a:graphic>
+          </wp:inline>
+        </w:drawing>
+      </w:r>
+    </w:p>
+    <w:p>
+      <w:pPr>
+        <w:bidi w:val="0"/>
+        <w:rPr>
+          <w:rFonts w:hint="default"/>
+        </w:rPr>
+      </w:pPr>
+    </w:p>
+    <w:p>
+      <w:pPr>
+        <w:bidi w:val="0"/>
+        <w:rPr>
+          <w:rFonts w:hint="default"/>
+        </w:rPr>
+      </w:pPr>
+      <w:r>
+        <w:drawing>
+          <wp:inline distT="0" distB="0" distL="114300" distR="114300">
+            <wp:extent cx="5273675" cy="1576070"/>
+            <wp:effectExtent l="0" t="0" r="9525" b="11430"/>
+            <wp:docPr id="43" name="图片 13"/>
+            <wp:cNvGraphicFramePr>
+              <a:graphicFrameLocks xmlns:a="http://schemas.openxmlformats.org/drawingml/2006/main" noChangeAspect="1"/>
+            </wp:cNvGraphicFramePr>
+            <a:graphic xmlns:a="http://schemas.openxmlformats.org/drawingml/2006/main">
+              <a:graphicData uri="http://schemas.openxmlformats.org/drawingml/2006/picture">
+                <pic:pic xmlns:pic="http://schemas.openxmlformats.org/drawingml/2006/picture">
+                  <pic:nvPicPr>
+                    <pic:cNvPr id="43" name="图片 13"/>
+                    <pic:cNvPicPr>
+                      <a:picLocks noChangeAspect="1"/>
+                    </pic:cNvPicPr>
+                  </pic:nvPicPr>
+                  <pic:blipFill>
+                    <a:blip r:embed="rId50"/>
+                    <a:stretch>
+                      <a:fillRect/>
+                    </a:stretch>
+                  </pic:blipFill>
+                  <pic:spPr>
+                    <a:xfrm>
+                      <a:off x="0" y="0"/>
+                      <a:ext cx="5273675" cy="1576070"/>
+                    </a:xfrm>
+                    <a:prstGeom prst="rect">
+                      <a:avLst/>
+                    </a:prstGeom>
+                    <a:noFill/>
+                    <a:ln>
+                      <a:noFill/>
+                    </a:ln>
+                  </pic:spPr>
+                </pic:pic>
+              </a:graphicData>
+            </a:graphic>
+          </wp:inline>
+        </w:drawing>
+      </w:r>
+    </w:p>
+    <w:p>
+      <w:pPr>
+        <w:bidi w:val="0"/>
+        <w:rPr>
+          <w:rFonts w:hint="default"/>
+        </w:rPr>
+      </w:pPr>
+      <w:r>
+        <w:rPr>
+          <w:rFonts w:hint="default"/>
+        </w:rPr>
+        <w:t>从上面的程序例子可以看到，其实GDR和传统的RDMA程序几乎没有什么不同，最主要的不同就在于，传统的RDMA程序采用malloc分配CPU memory上面的内存，而GDR程序中采用</w:t>
+      </w:r>
+      <w:r>
+        <w:rPr>
+          <w:rFonts w:hint="default"/>
+          <w:color w:val="FF0000"/>
+        </w:rPr>
+        <w:t>cudaMalloc分配位于GPU memory上面的内存</w:t>
+      </w:r>
+      <w:r>
+        <w:rPr>
+          <w:rFonts w:hint="default"/>
+        </w:rPr>
+        <w:t>。</w:t>
+      </w:r>
+    </w:p>
+    <w:p>
+      <w:pPr>
+        <w:bidi w:val="0"/>
+        <w:rPr>
+          <w:rFonts w:hint="default"/>
+        </w:rPr>
+      </w:pPr>
+      <w:r>
+        <w:rPr>
+          <w:rFonts w:hint="default"/>
+        </w:rPr>
+        <w:t> </w:t>
+      </w:r>
+    </w:p>
+    <w:p>
+      <w:pPr>
+        <w:numPr>
+          <w:ilvl w:val="0"/>
+          <w:numId w:val="10"/>
+        </w:numPr>
+        <w:bidi w:val="0"/>
+        <w:ind w:left="420" w:leftChars="0" w:hanging="420" w:firstLineChars="0"/>
+        <w:rPr>
+          <w:rFonts w:hint="default"/>
+        </w:rPr>
+      </w:pPr>
+      <w:r>
+        <w:rPr>
+          <w:rFonts w:hint="default"/>
+        </w:rPr>
+        <w:t>GDR的使用：</w:t>
+      </w:r>
+    </w:p>
+    <w:p>
+      <w:pPr>
+        <w:bidi w:val="0"/>
+        <w:rPr>
+          <w:rFonts w:hint="default"/>
+          <w:color w:val="FF0000"/>
+        </w:rPr>
+      </w:pPr>
+      <w:r>
+        <w:rPr>
+          <w:rFonts w:hint="default"/>
+        </w:rPr>
+        <w:t>使能GDR功能需要插入nv_peer_mem内核模块： insmod nv_peer_mem 插入nv_peer_mem内核模块后，</w:t>
+      </w:r>
+      <w:r>
+        <w:rPr>
+          <w:rFonts w:hint="default"/>
+          <w:color w:val="FF0000"/>
+        </w:rPr>
+        <w:t>调用ibv_reg_mr后将会在GPU memory中注册内存而不是在CPU DDR中注册memory。 </w:t>
+      </w:r>
+    </w:p>
+    <w:p>
+      <w:pPr>
+        <w:bidi w:val="0"/>
+        <w:rPr>
+          <w:rFonts w:hint="default"/>
+        </w:rPr>
+      </w:pPr>
+      <w:r>
+        <w:rPr>
+          <w:rFonts w:hint="default"/>
+        </w:rPr>
+        <w:t> </w:t>
+      </w:r>
+    </w:p>
+    <w:p>
+      <w:pPr>
+        <w:bidi w:val="0"/>
+        <w:rPr>
+          <w:rFonts w:hint="default"/>
+        </w:rPr>
+      </w:pPr>
+      <w:r>
+        <w:rPr>
+          <w:rFonts w:hint="default"/>
+        </w:rPr>
+        <w:t>GDR的实现 ：</w:t>
+      </w:r>
+    </w:p>
+    <w:p>
+      <w:pPr>
+        <w:bidi w:val="0"/>
+        <w:rPr>
+          <w:rFonts w:hint="default"/>
+        </w:rPr>
+      </w:pPr>
+      <w:r>
+        <w:rPr>
+          <w:rFonts w:hint="default"/>
+        </w:rPr>
+        <w:t>B提供了一种叫做peer_memory_client的机制，第三方设备在自己的_init函数中调用ib_register_peer_memory_client在ib_core中注册了一个peer_memory_client。</w:t>
+      </w:r>
+    </w:p>
+    <w:p>
+      <w:pPr>
+        <w:bidi w:val="0"/>
+        <w:rPr>
+          <w:rFonts w:hint="default"/>
+        </w:rPr>
+      </w:pPr>
+      <w:r>
+        <w:rPr>
+          <w:rFonts w:hint="default"/>
+        </w:rPr>
+        <w:drawing>
+          <wp:inline distT="0" distB="0" distL="114300" distR="114300">
+            <wp:extent cx="5715000" cy="4010025"/>
+            <wp:effectExtent l="0" t="0" r="0" b="3175"/>
+            <wp:docPr id="41" name="图片 8" descr="IMG_262"/>
+            <wp:cNvGraphicFramePr>
+              <a:graphicFrameLocks xmlns:a="http://schemas.openxmlformats.org/drawingml/2006/main" noChangeAspect="1"/>
+            </wp:cNvGraphicFramePr>
+            <a:graphic xmlns:a="http://schemas.openxmlformats.org/drawingml/2006/main">
+              <a:graphicData uri="http://schemas.openxmlformats.org/drawingml/2006/picture">
+                <pic:pic xmlns:pic="http://schemas.openxmlformats.org/drawingml/2006/picture">
+                  <pic:nvPicPr>
+                    <pic:cNvPr id="41" name="图片 8" descr="IMG_262"/>
+                    <pic:cNvPicPr>
+                      <a:picLocks noChangeAspect="1"/>
+                    </pic:cNvPicPr>
+                  </pic:nvPicPr>
+                  <pic:blipFill>
+                    <a:blip r:embed="rId51"/>
+                    <a:stretch>
+                      <a:fillRect/>
+                    </a:stretch>
+                  </pic:blipFill>
+                  <pic:spPr>
+                    <a:xfrm>
+                      <a:off x="0" y="0"/>
+                      <a:ext cx="5715000" cy="4010025"/>
+                    </a:xfrm>
+                    <a:prstGeom prst="rect">
+                      <a:avLst/>
+                    </a:prstGeom>
+                    <a:noFill/>
+                    <a:ln w="9525">
+                      <a:noFill/>
+                    </a:ln>
+                  </pic:spPr>
+                </pic:pic>
+              </a:graphicData>
+            </a:graphic>
+          </wp:inline>
+        </w:drawing>
+      </w:r>
+      <w:r>
+        <w:rPr>
+          <w:rFonts w:hint="default"/>
+        </w:rPr>
+        <w:t>  </w:t>
+      </w:r>
+    </w:p>
+    <w:p>
+      <w:pPr>
+        <w:bidi w:val="0"/>
+        <w:rPr>
+          <w:rFonts w:hint="default"/>
+        </w:rPr>
+      </w:pPr>
+      <w:r>
+        <w:rPr>
+          <w:rFonts w:hint="default"/>
+        </w:rPr>
+        <w:t>insmod nv_peer_mem.ko时会执行nv_mem_client_init函数，其中就调用了ib_register_peer_memory_client</w:t>
+      </w:r>
+      <w:r>
+        <w:rPr>
+          <w:rFonts w:hint="default"/>
+          <w:color w:val="FF0000"/>
+        </w:rPr>
+        <w:t>向ib_core注册了一个peer_memory_client 。</w:t>
+      </w:r>
+    </w:p>
+    <w:p>
+      <w:pPr>
+        <w:bidi w:val="0"/>
+        <w:rPr>
+          <w:rFonts w:hint="default"/>
+        </w:rPr>
+      </w:pPr>
+      <w:r>
+        <w:rPr>
+          <w:rFonts w:hint="default"/>
+        </w:rPr>
+        <w:t>peer_memory.h中定义了各种接口，使得注册为peer_memory_client的第三方device能够实现自己的get_pages，map等相关的接口。peer_memory_client的实现如下： </w:t>
+      </w:r>
+    </w:p>
+    <w:p>
+      <w:pPr>
+        <w:bidi w:val="0"/>
+        <w:rPr>
+          <w:rFonts w:hint="default"/>
+        </w:rPr>
+      </w:pPr>
+      <w:r>
+        <w:rPr>
+          <w:rFonts w:hint="default"/>
+        </w:rPr>
+        <w:drawing>
+          <wp:inline distT="0" distB="0" distL="114300" distR="114300">
+            <wp:extent cx="4762500" cy="2705100"/>
+            <wp:effectExtent l="0" t="0" r="0" b="0"/>
+            <wp:docPr id="40" name="图片 9" descr="IMG_263"/>
+            <wp:cNvGraphicFramePr>
+              <a:graphicFrameLocks xmlns:a="http://schemas.openxmlformats.org/drawingml/2006/main" noChangeAspect="1"/>
+            </wp:cNvGraphicFramePr>
+            <a:graphic xmlns:a="http://schemas.openxmlformats.org/drawingml/2006/main">
+              <a:graphicData uri="http://schemas.openxmlformats.org/drawingml/2006/picture">
+                <pic:pic xmlns:pic="http://schemas.openxmlformats.org/drawingml/2006/picture">
+                  <pic:nvPicPr>
+                    <pic:cNvPr id="40" name="图片 9" descr="IMG_263"/>
+                    <pic:cNvPicPr>
+                      <a:picLocks noChangeAspect="1"/>
+                    </pic:cNvPicPr>
+                  </pic:nvPicPr>
+                  <pic:blipFill>
+                    <a:blip r:embed="rId52"/>
+                    <a:stretch>
+                      <a:fillRect/>
+                    </a:stretch>
+                  </pic:blipFill>
+                  <pic:spPr>
+                    <a:xfrm>
+                      <a:off x="0" y="0"/>
+                      <a:ext cx="4762500" cy="2705100"/>
+                    </a:xfrm>
+                    <a:prstGeom prst="rect">
+                      <a:avLst/>
+                    </a:prstGeom>
+                    <a:noFill/>
+                    <a:ln w="9525">
+                      <a:noFill/>
+                    </a:ln>
+                  </pic:spPr>
+                </pic:pic>
+              </a:graphicData>
+            </a:graphic>
+          </wp:inline>
+        </w:drawing>
+      </w:r>
+      <w:r>
+        <w:rPr>
+          <w:rFonts w:hint="default"/>
+        </w:rPr>
+        <w:t>  </w:t>
+      </w:r>
+    </w:p>
+    <w:p>
+      <w:pPr>
+        <w:bidi w:val="0"/>
+        <w:rPr>
+          <w:rFonts w:hint="default"/>
+        </w:rPr>
+      </w:pPr>
+      <w:r>
+        <w:rPr>
+          <w:rFonts w:hint="default"/>
+        </w:rPr>
+        <w:t>peer_memory_client在peer_mem.h定义，位于mlnx-ofed-kernel-4.7\include\rdma</w:t>
+      </w:r>
+    </w:p>
+    <w:p>
+      <w:pPr>
+        <w:bidi w:val="0"/>
+        <w:rPr>
+          <w:rFonts w:hint="default"/>
+        </w:rPr>
+      </w:pPr>
+      <w:r>
+        <w:rPr>
+          <w:rFonts w:hint="default"/>
+        </w:rPr>
+        <w:t>每个第三方设备都可以实现自己的peer_memory_client，然后调用ib_register_peer_memory_client往ib_core里面注册为一个peer_memory_client。 每个peer_memory_client都是链表peer_memory_list中的一个元素。 这样任何实现了peer_memory_client接口的设备都可以实现Direct RDMA的功能。 </w:t>
+      </w:r>
+    </w:p>
+    <w:p>
+      <w:pPr>
+        <w:bidi w:val="0"/>
+        <w:rPr>
+          <w:rFonts w:hint="default"/>
+        </w:rPr>
+      </w:pPr>
+      <w:r>
+        <w:rPr>
+          <w:rFonts w:hint="default"/>
+        </w:rPr>
+        <w:drawing>
+          <wp:inline distT="0" distB="0" distL="114300" distR="114300">
+            <wp:extent cx="4762500" cy="4152900"/>
+            <wp:effectExtent l="0" t="0" r="0" b="0"/>
+            <wp:docPr id="42" name="图片 10" descr="IMG_264"/>
+            <wp:cNvGraphicFramePr>
+              <a:graphicFrameLocks xmlns:a="http://schemas.openxmlformats.org/drawingml/2006/main" noChangeAspect="1"/>
+            </wp:cNvGraphicFramePr>
+            <a:graphic xmlns:a="http://schemas.openxmlformats.org/drawingml/2006/main">
+              <a:graphicData uri="http://schemas.openxmlformats.org/drawingml/2006/picture">
+                <pic:pic xmlns:pic="http://schemas.openxmlformats.org/drawingml/2006/picture">
+                  <pic:nvPicPr>
+                    <pic:cNvPr id="42" name="图片 10" descr="IMG_264"/>
+                    <pic:cNvPicPr>
+                      <a:picLocks noChangeAspect="1"/>
+                    </pic:cNvPicPr>
+                  </pic:nvPicPr>
+                  <pic:blipFill>
+                    <a:blip r:embed="rId53"/>
+                    <a:stretch>
+                      <a:fillRect/>
+                    </a:stretch>
+                  </pic:blipFill>
+                  <pic:spPr>
+                    <a:xfrm>
+                      <a:off x="0" y="0"/>
+                      <a:ext cx="4762500" cy="4152900"/>
+                    </a:xfrm>
+                    <a:prstGeom prst="rect">
+                      <a:avLst/>
+                    </a:prstGeom>
+                    <a:noFill/>
+                    <a:ln w="9525">
+                      <a:noFill/>
+                    </a:ln>
+                  </pic:spPr>
+                </pic:pic>
+              </a:graphicData>
+            </a:graphic>
+          </wp:inline>
+        </w:drawing>
+      </w:r>
+    </w:p>
+    <w:p>
+      <w:pPr>
+        <w:bidi w:val="0"/>
+        <w:rPr>
+          <w:rFonts w:hint="default"/>
+        </w:rPr>
+      </w:pPr>
+      <w:r>
+        <w:rPr>
+          <w:rFonts w:hint="default"/>
+        </w:rPr>
+        <w:t>ibv_reg_mr的流程如上，最终会调用到ib_client_umem_get函数，其中就会调用到</w:t>
+      </w:r>
+      <w:bookmarkStart w:id="0" w:name="_GoBack"/>
+      <w:r>
+        <w:rPr>
+          <w:rFonts w:hint="default"/>
+          <w:color w:val="FF0000"/>
+        </w:rPr>
+        <w:t>peer_memory_client自己注册的acquire，get_pages，dma_map等函数。</w:t>
+      </w:r>
+      <w:bookmarkEnd w:id="0"/>
+    </w:p>
+    <w:p>
+      <w:pPr>
+        <w:bidi w:val="0"/>
+        <w:rPr>
+          <w:rFonts w:hint="default"/>
+        </w:rPr>
+      </w:pPr>
+      <w:r>
+        <w:rPr>
+          <w:rFonts w:hint="default"/>
+        </w:rPr>
+        <w:drawing>
+          <wp:inline distT="0" distB="0" distL="114300" distR="114300">
+            <wp:extent cx="3810000" cy="1066800"/>
+            <wp:effectExtent l="0" t="0" r="0" b="0"/>
+            <wp:docPr id="36" name="图片 11" descr="IMG_265"/>
+            <wp:cNvGraphicFramePr>
+              <a:graphicFrameLocks xmlns:a="http://schemas.openxmlformats.org/drawingml/2006/main" noChangeAspect="1"/>
+            </wp:cNvGraphicFramePr>
+            <a:graphic xmlns:a="http://schemas.openxmlformats.org/drawingml/2006/main">
+              <a:graphicData uri="http://schemas.openxmlformats.org/drawingml/2006/picture">
+                <pic:pic xmlns:pic="http://schemas.openxmlformats.org/drawingml/2006/picture">
+                  <pic:nvPicPr>
+                    <pic:cNvPr id="36" name="图片 11" descr="IMG_265"/>
+                    <pic:cNvPicPr>
+                      <a:picLocks noChangeAspect="1"/>
+                    </pic:cNvPicPr>
+                  </pic:nvPicPr>
+                  <pic:blipFill>
+                    <a:blip r:embed="rId54"/>
+                    <a:stretch>
+                      <a:fillRect/>
+                    </a:stretch>
+                  </pic:blipFill>
+                  <pic:spPr>
+                    <a:xfrm>
+                      <a:off x="0" y="0"/>
+                      <a:ext cx="3810000" cy="1066800"/>
+                    </a:xfrm>
+                    <a:prstGeom prst="rect">
+                      <a:avLst/>
+                    </a:prstGeom>
+                    <a:noFill/>
+                    <a:ln w="9525">
+                      <a:noFill/>
+                    </a:ln>
+                  </pic:spPr>
+                </pic:pic>
+              </a:graphicData>
+            </a:graphic>
+          </wp:inline>
+        </w:drawing>
+      </w:r>
+    </w:p>
+    <w:p>
+      <w:pPr>
+        <w:bidi w:val="0"/>
+        <w:rPr>
+          <w:rFonts w:hint="default"/>
+        </w:rPr>
+      </w:pPr>
+      <w:r>
+        <w:rPr>
+          <w:rFonts w:hint="default"/>
+        </w:rPr>
+        <w:t>如上图所示，nv_mem_client_ex中注册了自己的acuqire，get_pages，dma_map等函数。当insmod nv_peer_mem.ko时，最终执行的</w:t>
+      </w:r>
+    </w:p>
+    <w:p>
+      <w:pPr>
+        <w:bidi w:val="0"/>
+        <w:rPr>
+          <w:rFonts w:hint="default"/>
+        </w:rPr>
+      </w:pPr>
+      <w:r>
+        <w:rPr>
+          <w:rFonts w:hint="default"/>
+        </w:rPr>
+        <w:t>peer_mem-&gt;acquire( )就是nv_mem_acquire，peer_mem-&gt;get_pages( )就是nv_mem_get_pages，peer_mem-&gt;dma_map( )就是</w:t>
+      </w:r>
+    </w:p>
+    <w:p>
+      <w:pPr>
+        <w:bidi w:val="0"/>
+        <w:rPr>
+          <w:rFonts w:hint="default"/>
+        </w:rPr>
+      </w:pPr>
+      <w:r>
+        <w:rPr>
+          <w:rFonts w:hint="default"/>
+        </w:rPr>
+        <w:t>nv_dma_map。</w:t>
+      </w:r>
+    </w:p>
+    <w:p>
+      <w:pPr>
+        <w:bidi w:val="0"/>
+        <w:rPr>
+          <w:rFonts w:hint="default"/>
+        </w:rPr>
+      </w:pPr>
+      <w:r>
+        <w:rPr>
+          <w:rFonts w:hint="default"/>
+        </w:rPr>
+        <w:t> </w:t>
+      </w:r>
+    </w:p>
+    <w:p>
+      <w:pPr>
+        <w:bidi w:val="0"/>
+        <w:rPr>
+          <w:rFonts w:hint="default"/>
+        </w:rPr>
+      </w:pPr>
+      <w:r>
+        <w:rPr>
+          <w:rFonts w:hint="default"/>
+        </w:rPr>
+        <w:drawing>
+          <wp:inline distT="0" distB="0" distL="114300" distR="114300">
+            <wp:extent cx="8572500" cy="2390775"/>
+            <wp:effectExtent l="0" t="0" r="0" b="9525"/>
+            <wp:docPr id="37" name="图片 12" descr="IMG_266"/>
+            <wp:cNvGraphicFramePr>
+              <a:graphicFrameLocks xmlns:a="http://schemas.openxmlformats.org/drawingml/2006/main" noChangeAspect="1"/>
+            </wp:cNvGraphicFramePr>
+            <a:graphic xmlns:a="http://schemas.openxmlformats.org/drawingml/2006/main">
+              <a:graphicData uri="http://schemas.openxmlformats.org/drawingml/2006/picture">
+                <pic:pic xmlns:pic="http://schemas.openxmlformats.org/drawingml/2006/picture">
+                  <pic:nvPicPr>
+                    <pic:cNvPr id="37" name="图片 12" descr="IMG_266"/>
+                    <pic:cNvPicPr>
+                      <a:picLocks noChangeAspect="1"/>
+                    </pic:cNvPicPr>
+                  </pic:nvPicPr>
+                  <pic:blipFill>
+                    <a:blip r:embed="rId55"/>
+                    <a:stretch>
+                      <a:fillRect/>
+                    </a:stretch>
+                  </pic:blipFill>
+                  <pic:spPr>
+                    <a:xfrm>
+                      <a:off x="0" y="0"/>
+                      <a:ext cx="8572500" cy="2390775"/>
+                    </a:xfrm>
+                    <a:prstGeom prst="rect">
+                      <a:avLst/>
+                    </a:prstGeom>
+                    <a:noFill/>
+                    <a:ln w="9525">
+                      <a:noFill/>
+                    </a:ln>
+                  </pic:spPr>
+                </pic:pic>
+              </a:graphicData>
+            </a:graphic>
+          </wp:inline>
+        </w:drawing>
+      </w:r>
+    </w:p>
+    <w:p>
+      <w:pPr>
+        <w:bidi w:val="0"/>
+        <w:rPr>
+          <w:rFonts w:hint="default"/>
+        </w:rPr>
+      </w:pPr>
+      <w:r>
+        <w:rPr>
+          <w:rFonts w:hint="default"/>
+        </w:rPr>
+        <w:t>acquire函数返回1，表示ib_core找到了对应的peer_memory_client，之后就由这个peer_memory_client来handle这块注册的内存。其中nv_peer_mem中的acquire最终会调用到nvidia_p2p_get_pages通过虚拟页面获得物理页面，如果成功，则表明该peer_memory_client能够处理这块物理内存，最后调用nvidia_p2p_put_pages解除VA到PA的映射。acquire主要功能就是表示这块注册的peer_memory内存能够由该peer_memory_client来handle（成功返回1，失败则返回0）。</w:t>
+      </w:r>
+    </w:p>
+    <w:p>
+      <w:pPr>
+        <w:bidi w:val="0"/>
+        <w:rPr>
+          <w:rFonts w:hint="default"/>
+        </w:rPr>
+      </w:pPr>
+      <w:r>
+        <w:rPr>
+          <w:rFonts w:hint="default"/>
+        </w:rPr>
+        <w:t>nv_mem_get_pages中调用了nvidia_p2p_get_pages通过传入虚拟地址（nv_mem_context-&gt;page_virt_start），获得物理地址，并将结果保存在nv_mem_context-&gt;page_table。</w:t>
+      </w:r>
+    </w:p>
+    <w:p>
+      <w:pPr>
+        <w:bidi w:val="0"/>
+        <w:rPr>
+          <w:rFonts w:hint="default"/>
+        </w:rPr>
+      </w:pPr>
+      <w:r>
+        <w:rPr>
+          <w:rFonts w:hint="default"/>
+        </w:rPr>
+        <w:t>nv_dma_map中调用nvidia_p2p_dma_map_pages获取dma_address，page_size等，并填入sg_table中(用于scatter gather DMA) </w:t>
+      </w:r>
+    </w:p>
+    <w:p>
+      <w:pPr>
+        <w:bidi w:val="0"/>
+        <w:rPr>
+          <w:rFonts w:hint="eastAsia"/>
+        </w:rPr>
+      </w:pPr>
+    </w:p>
+    <w:p>
+      <w:pPr>
+        <w:pStyle w:val="5"/>
+        <w:numPr>
+          <w:numId w:val="0"/>
+        </w:numPr>
+        <w:bidi w:val="0"/>
+        <w:ind w:leftChars="0"/>
+        <w:rPr>
+          <w:rFonts w:hint="eastAsia"/>
+        </w:rPr>
+      </w:pPr>
+      <w:r>
+        <w:t>cudaDeviceSynchronize</w:t>
+      </w:r>
+    </w:p>
+    <w:p>
+      <w:pPr>
+        <w:bidi w:val="0"/>
+        <w:rPr>
+          <w:rFonts w:hint="eastAsia"/>
+        </w:rPr>
+      </w:pPr>
+      <w:r>
+        <w:t>  cudaDeviceSynchronize() </w:t>
+      </w:r>
+      <w:r>
+        <w:rPr>
+          <w:rFonts w:hint="default"/>
+        </w:rPr>
+        <w:t>：该方法将停止CPU端线程的执行，直到GPU端完成之前CUDA的任务，包括kernel函数、数据拷贝等。</w:t>
       </w:r>
     </w:p>
     <w:p>
@@ -5598,7 +7163,6 @@
     <w:lvl w:ilvl="1" w:tentative="0">
       <w:start w:val="1"/>
       <w:numFmt w:val="decimal"/>
-      <w:pStyle w:val="3"/>
       <w:lvlText w:val="%1.%2."/>
       <w:lvlJc w:val="left"/>
       <w:pPr>
@@ -5611,7 +7175,6 @@
     <w:lvl w:ilvl="2" w:tentative="0">
       <w:start w:val="1"/>
       <w:numFmt w:val="decimal"/>
-      <w:pStyle w:val="4"/>
       <w:lvlText w:val="%1.%2.%3."/>
       <w:lvlJc w:val="left"/>
       <w:pPr>
@@ -5816,7 +7379,7 @@
     <w:lsdException w:qFormat="1" w:unhideWhenUsed="0" w:uiPriority="0" w:semiHidden="0" w:name="heading 1"/>
     <w:lsdException w:qFormat="1" w:uiPriority="0" w:semiHidden="0" w:name="heading 2"/>
     <w:lsdException w:qFormat="1" w:uiPriority="0" w:semiHidden="0" w:name="heading 3"/>
-    <w:lsdException w:qFormat="1" w:uiPriority="0" w:name="heading 4"/>
+    <w:lsdException w:qFormat="1" w:uiPriority="0" w:semiHidden="0" w:name="heading 4"/>
     <w:lsdException w:qFormat="1" w:uiPriority="0" w:name="heading 5"/>
     <w:lsdException w:qFormat="1" w:uiPriority="0" w:name="heading 6"/>
     <w:lsdException w:qFormat="1" w:uiPriority="0" w:name="heading 7"/>
@@ -5897,18 +7460,18 @@
     <w:lsdException w:unhideWhenUsed="0" w:uiPriority="0" w:semiHidden="0" w:name="Body Text Indent 2"/>
     <w:lsdException w:unhideWhenUsed="0" w:uiPriority="0" w:semiHidden="0" w:name="Body Text Indent 3"/>
     <w:lsdException w:unhideWhenUsed="0" w:uiPriority="0" w:semiHidden="0" w:name="Block Text"/>
-    <w:lsdException w:unhideWhenUsed="0" w:uiPriority="0" w:semiHidden="0" w:name="Hyperlink"/>
+    <w:lsdException w:qFormat="1" w:unhideWhenUsed="0" w:uiPriority="0" w:semiHidden="0" w:name="Hyperlink"/>
     <w:lsdException w:unhideWhenUsed="0" w:uiPriority="0" w:semiHidden="0" w:name="FollowedHyperlink"/>
     <w:lsdException w:qFormat="1" w:unhideWhenUsed="0" w:uiPriority="0" w:semiHidden="0" w:name="Strong"/>
     <w:lsdException w:qFormat="1" w:unhideWhenUsed="0" w:uiPriority="0" w:semiHidden="0" w:name="Emphasis"/>
     <w:lsdException w:unhideWhenUsed="0" w:uiPriority="0" w:semiHidden="0" w:name="Document Map"/>
     <w:lsdException w:unhideWhenUsed="0" w:uiPriority="0" w:semiHidden="0" w:name="Plain Text"/>
     <w:lsdException w:unhideWhenUsed="0" w:uiPriority="0" w:semiHidden="0" w:name="E-mail Signature"/>
-    <w:lsdException w:unhideWhenUsed="0" w:uiPriority="0" w:semiHidden="0" w:name="Normal (Web)"/>
+    <w:lsdException w:qFormat="1" w:unhideWhenUsed="0" w:uiPriority="0" w:semiHidden="0" w:name="Normal (Web)"/>
     <w:lsdException w:unhideWhenUsed="0" w:uiPriority="0" w:semiHidden="0" w:name="HTML Acronym"/>
     <w:lsdException w:unhideWhenUsed="0" w:uiPriority="0" w:semiHidden="0" w:name="HTML Address"/>
     <w:lsdException w:unhideWhenUsed="0" w:uiPriority="0" w:semiHidden="0" w:name="HTML Cite"/>
-    <w:lsdException w:unhideWhenUsed="0" w:uiPriority="0" w:semiHidden="0" w:name="HTML Code"/>
+    <w:lsdException w:qFormat="1" w:unhideWhenUsed="0" w:uiPriority="0" w:semiHidden="0" w:name="HTML Code"/>
     <w:lsdException w:unhideWhenUsed="0" w:uiPriority="0" w:semiHidden="0" w:name="HTML Definition"/>
     <w:lsdException w:unhideWhenUsed="0" w:uiPriority="0" w:semiHidden="0" w:name="HTML Keyboard"/>
     <w:lsdException w:unhideWhenUsed="0" w:uiPriority="0" w:semiHidden="0" w:name="HTML Preformatted"/>
@@ -6101,6 +7664,7 @@
     <w:name w:val="heading 2"/>
     <w:basedOn w:val="1"/>
     <w:next w:val="1"/>
+    <w:autoRedefine/>
     <w:unhideWhenUsed/>
     <w:qFormat/>
     <w:uiPriority w:val="0"/>
@@ -6122,6 +7686,8 @@
     <w:name w:val="heading 3"/>
     <w:basedOn w:val="1"/>
     <w:next w:val="1"/>
+    <w:link w:val="16"/>
+    <w:autoRedefine/>
     <w:unhideWhenUsed/>
     <w:qFormat/>
     <w:uiPriority w:val="0"/>
@@ -6143,7 +7709,6 @@
     <w:name w:val="heading 4"/>
     <w:basedOn w:val="1"/>
     <w:next w:val="1"/>
-    <w:semiHidden/>
     <w:unhideWhenUsed/>
     <w:qFormat/>
     <w:uiPriority w:val="0"/>
@@ -6312,6 +7877,7 @@
     <w:name w:val="Normal (Web)"/>
     <w:basedOn w:val="1"/>
     <w:autoRedefine/>
+    <w:qFormat/>
     <w:uiPriority w:val="0"/>
     <w:pPr>
       <w:spacing w:before="0" w:beforeAutospacing="1" w:after="0" w:afterAutospacing="1"/>
@@ -6327,6 +7893,8 @@
   <w:style w:type="character" w:styleId="14">
     <w:name w:val="Hyperlink"/>
     <w:basedOn w:val="13"/>
+    <w:autoRedefine/>
+    <w:qFormat/>
     <w:uiPriority w:val="0"/>
     <w:rPr>
       <w:color w:val="0000FF"/>
@@ -6336,10 +7904,26 @@
   <w:style w:type="character" w:styleId="15">
     <w:name w:val="HTML Code"/>
     <w:basedOn w:val="13"/>
+    <w:autoRedefine/>
+    <w:qFormat/>
     <w:uiPriority w:val="0"/>
     <w:rPr>
       <w:rFonts w:ascii="Courier New" w:hAnsi="Courier New"/>
       <w:sz w:val="20"/>
+    </w:rPr>
+  </w:style>
+  <w:style w:type="character" w:customStyle="1" w:styleId="16">
+    <w:name w:val="标题 3 Char"/>
+    <w:link w:val="4"/>
+    <w:uiPriority w:val="0"/>
+    <w:rPr>
+      <w:rFonts w:hint="eastAsia" w:ascii="宋体" w:hAnsi="宋体" w:eastAsia="宋体" w:cs="宋体"/>
+      <w:b/>
+      <w:bCs/>
+      <w:kern w:val="0"/>
+      <w:sz w:val="27"/>
+      <w:szCs w:val="27"/>
+      <w:lang w:val="en-US" w:eastAsia="zh-CN" w:bidi="ar"/>
     </w:rPr>
   </w:style>
 </w:styles>

--- a/exercises2/gpu/document/gpu_memory.docx
+++ b/exercises2/gpu/document/gpu_memory.docx
@@ -2051,26 +2051,828 @@
     </w:p>
     <w:p>
       <w:pPr>
-        <w:keepNext w:val="0"/>
-        <w:keepLines w:val="0"/>
-        <w:pageBreakBefore w:val="0"/>
-        <w:widowControl w:val="0"/>
-        <w:kinsoku/>
-        <w:wordWrap/>
-        <w:overflowPunct/>
-        <w:topLinePunct w:val="0"/>
-        <w:autoSpaceDE/>
-        <w:autoSpaceDN/>
-        <w:bidi w:val="0"/>
-        <w:adjustRightInd/>
-        <w:snapToGrid/>
-        <w:spacing w:line="400" w:lineRule="exact"/>
-        <w:textAlignment w:val="auto"/>
-        <w:rPr>
-          <w:rFonts w:hint="eastAsia"/>
-          <w:lang w:val="en-US" w:eastAsia="zh-CN"/>
-        </w:rPr>
-      </w:pPr>
+        <w:pStyle w:val="3"/>
+        <w:bidi w:val="0"/>
+        <w:rPr>
+          <w:rFonts w:hint="eastAsia"/>
+        </w:rPr>
+      </w:pPr>
+      <w:r>
+        <w:rPr>
+          <w:rFonts w:hint="eastAsia"/>
+        </w:rPr>
+        <w:t>内存管理 同步</w:t>
+      </w:r>
+    </w:p>
+    <w:p>
+      <w:pPr>
+        <w:rPr>
+          <w:rFonts w:hint="eastAsia"/>
+          <w:lang w:val="en-US" w:eastAsia="zh-CN"/>
+        </w:rPr>
+      </w:pPr>
+      <w:r>
+        <w:rPr>
+          <w:rFonts w:hint="eastAsia"/>
+          <w:lang w:val="en-US" w:eastAsia="zh-CN"/>
+        </w:rPr>
+        <w:t>在CUDA中，使用**cudaMalloc()来分配设备内存，使用cudaFree()**来释放设备内存。</w:t>
+      </w:r>
+    </w:p>
+    <w:p>
+      <w:pPr>
+        <w:rPr>
+          <w:rFonts w:hint="eastAsia"/>
+          <w:lang w:val="en-US" w:eastAsia="zh-CN"/>
+        </w:rPr>
+      </w:pPr>
+    </w:p>
+    <w:p>
+      <w:pPr>
+        <w:numPr>
+          <w:ilvl w:val="0"/>
+          <w:numId w:val="3"/>
+        </w:numPr>
+        <w:ind w:left="420" w:leftChars="0" w:hanging="420" w:firstLineChars="0"/>
+        <w:rPr>
+          <w:rFonts w:hint="eastAsia"/>
+          <w:lang w:val="en-US" w:eastAsia="zh-CN"/>
+        </w:rPr>
+      </w:pPr>
+      <w:r>
+        <w:rPr>
+          <w:rFonts w:hint="eastAsia"/>
+          <w:lang w:val="en-US" w:eastAsia="zh-CN"/>
+        </w:rPr>
+        <w:t>cudaMallocManaged 统一内存管理</w:t>
+      </w:r>
+    </w:p>
+    <w:p>
+      <w:pPr>
+        <w:rPr>
+          <w:rFonts w:hint="eastAsia"/>
+          <w:lang w:val="en-US" w:eastAsia="zh-CN"/>
+        </w:rPr>
+      </w:pPr>
+      <w:r>
+        <w:rPr>
+          <w:rFonts w:hint="eastAsia"/>
+          <w:lang w:val="en-US" w:eastAsia="zh-CN"/>
+        </w:rPr>
+        <w:t>**统一虚拟寻址（Unified Memory）：使用cudaMallocManaged()**</w:t>
+      </w:r>
+      <w:r>
+        <w:rPr>
+          <w:rFonts w:hint="eastAsia"/>
+          <w:color w:val="FF0000"/>
+          <w:lang w:val="en-US" w:eastAsia="zh-CN"/>
+        </w:rPr>
+        <w:t>来分配可以在CPU和GPU之间共享的内存</w:t>
+      </w:r>
+      <w:r>
+        <w:rPr>
+          <w:rFonts w:hint="eastAsia"/>
+          <w:lang w:val="en-US" w:eastAsia="zh-CN"/>
+        </w:rPr>
+        <w:t>。无需关心数据在主机或设备上。</w:t>
+      </w:r>
+    </w:p>
+    <w:p>
+      <w:pPr>
+        <w:rPr>
+          <w:rFonts w:hint="eastAsia"/>
+          <w:lang w:val="en-US" w:eastAsia="zh-CN"/>
+        </w:rPr>
+      </w:pPr>
+    </w:p>
+    <w:p>
+      <w:pPr>
+        <w:rPr>
+          <w:rFonts w:hint="eastAsia"/>
+          <w:lang w:val="en-US" w:eastAsia="zh-CN"/>
+        </w:rPr>
+      </w:pPr>
+      <w:r>
+        <w:rPr>
+          <w:rFonts w:hint="eastAsia"/>
+          <w:lang w:val="en-US" w:eastAsia="zh-CN"/>
+        </w:rPr>
+        <w:t>cudaMallocManaged是一个CUDA运行时应用程序接口(API)函数，用于分配统一内存(unified memory)。统一内存是CUDA的一种内存管理模型，它提供了一个单一的、在主机和设备间共享的内存空间。</w:t>
+      </w:r>
+    </w:p>
+    <w:p>
+      <w:pPr>
+        <w:rPr>
+          <w:rFonts w:hint="eastAsia"/>
+          <w:lang w:val="en-US" w:eastAsia="zh-CN"/>
+        </w:rPr>
+      </w:pPr>
+      <w:r>
+        <w:rPr>
+          <w:rFonts w:hint="eastAsia"/>
+          <w:lang w:val="en-US" w:eastAsia="zh-CN"/>
+        </w:rPr>
+        <w:t>这个函数的原型如下：</w:t>
+      </w:r>
+    </w:p>
+    <w:p>
+      <w:pPr>
+        <w:rPr>
+          <w:rFonts w:hint="eastAsia"/>
+          <w:lang w:val="en-US" w:eastAsia="zh-CN"/>
+        </w:rPr>
+      </w:pPr>
+    </w:p>
+    <w:p>
+      <w:pPr>
+        <w:rPr>
+          <w:rFonts w:hint="eastAsia"/>
+          <w:lang w:val="en-US" w:eastAsia="zh-CN"/>
+        </w:rPr>
+      </w:pPr>
+      <w:r>
+        <w:rPr>
+          <w:rFonts w:hint="eastAsia"/>
+          <w:lang w:val="en-US" w:eastAsia="zh-CN"/>
+        </w:rPr>
+        <w:t>__host__ cudaError_t cudaMallocManaged ( void** devPtr, size_t size, unsigned int  flags = cudaMemAttachGlobal );</w:t>
+      </w:r>
+    </w:p>
+    <w:p>
+      <w:pPr>
+        <w:rPr>
+          <w:rFonts w:hint="eastAsia"/>
+          <w:lang w:val="en-US" w:eastAsia="zh-CN"/>
+        </w:rPr>
+      </w:pPr>
+      <w:r>
+        <w:rPr>
+          <w:rFonts w:hint="eastAsia"/>
+          <w:lang w:val="en-US" w:eastAsia="zh-CN"/>
+        </w:rPr>
+        <w:t>devPtr 是一个指针，指向分配的内存的地址。</w:t>
+      </w:r>
+    </w:p>
+    <w:p>
+      <w:pPr>
+        <w:rPr>
+          <w:rFonts w:hint="eastAsia"/>
+          <w:lang w:val="en-US" w:eastAsia="zh-CN"/>
+        </w:rPr>
+      </w:pPr>
+      <w:r>
+        <w:rPr>
+          <w:rFonts w:hint="eastAsia"/>
+          <w:lang w:val="en-US" w:eastAsia="zh-CN"/>
+        </w:rPr>
+        <w:t>size 是请求分配的内存的字节数。</w:t>
+      </w:r>
+    </w:p>
+    <w:p>
+      <w:pPr>
+        <w:rPr>
+          <w:rFonts w:hint="eastAsia"/>
+          <w:lang w:val="en-US" w:eastAsia="zh-CN"/>
+        </w:rPr>
+      </w:pPr>
+      <w:r>
+        <w:rPr>
+          <w:rFonts w:hint="eastAsia"/>
+          <w:lang w:val="en-US" w:eastAsia="zh-CN"/>
+        </w:rPr>
+        <w:t>flags 是一个可选的参数，用于指示内存的附着行为。默认值是 cudaMemAttachGlobal，意味着这块内存在所有的CUDA流中都是可见的。</w:t>
+      </w:r>
+    </w:p>
+    <w:p>
+      <w:pPr>
+        <w:ind w:firstLine="420" w:firstLineChars="0"/>
+        <w:rPr>
+          <w:rFonts w:hint="eastAsia"/>
+          <w:lang w:val="en-US" w:eastAsia="zh-CN"/>
+        </w:rPr>
+      </w:pPr>
+      <w:r>
+        <w:rPr>
+          <w:rFonts w:hint="eastAsia"/>
+          <w:lang w:val="en-US" w:eastAsia="zh-CN"/>
+        </w:rPr>
+        <w:t>cudaMallocManaged函数的工作原理是基于按需页面迁移"(on-demand page migration)的机制。当GPU要访问一块统一内存时，如果这块内存当前并不在GPU的物理内存中，就会触发一个页面迁移，将数据从CPU内存迁移到GPU内存。同样，当CPU要访问一块统一内存时，如果这块内存当前在GPU内存中，就会触发一个页面迁移，将数据从GPU内存迁移到CPU内存。</w:t>
+      </w:r>
+    </w:p>
+    <w:p>
+      <w:pPr>
+        <w:rPr>
+          <w:rFonts w:hint="eastAsia"/>
+          <w:lang w:val="en-US" w:eastAsia="zh-CN"/>
+        </w:rPr>
+      </w:pPr>
+    </w:p>
+    <w:p>
+      <w:pPr>
+        <w:rPr>
+          <w:rFonts w:hint="eastAsia"/>
+          <w:lang w:val="en-US" w:eastAsia="zh-CN"/>
+        </w:rPr>
+      </w:pPr>
+      <w:r>
+        <w:rPr>
+          <w:rFonts w:hint="eastAsia"/>
+          <w:lang w:val="en-US" w:eastAsia="zh-CN"/>
+        </w:rPr>
+        <w:t>页面迁移可能引发的性能开销。如果主机和设备频繁地对同一块内存进行访问，可能会导致"抖动"现象，即数据不断地在主机和设备间迁移，这会大大降低程序的性能。</w:t>
+      </w:r>
+    </w:p>
+    <w:p>
+      <w:pPr>
+        <w:rPr>
+          <w:rFonts w:hint="eastAsia"/>
+          <w:lang w:val="en-US" w:eastAsia="zh-CN"/>
+        </w:rPr>
+      </w:pPr>
+    </w:p>
+    <w:p>
+      <w:pPr>
+        <w:numPr>
+          <w:ilvl w:val="0"/>
+          <w:numId w:val="3"/>
+        </w:numPr>
+        <w:ind w:left="420" w:leftChars="0" w:hanging="420" w:firstLineChars="0"/>
+        <w:rPr>
+          <w:rFonts w:hint="eastAsia"/>
+          <w:lang w:val="en-US" w:eastAsia="zh-CN"/>
+        </w:rPr>
+      </w:pPr>
+      <w:r>
+        <w:rPr>
+          <w:rFonts w:hint="eastAsia"/>
+          <w:lang w:val="en-US" w:eastAsia="zh-CN"/>
+        </w:rPr>
+        <w:t>cudaDeviceSynchronize() &amp;cudaStreamSynchronize()等待操作完成</w:t>
+      </w:r>
+    </w:p>
+    <w:p>
+      <w:pPr>
+        <w:rPr>
+          <w:rFonts w:hint="eastAsia"/>
+          <w:lang w:val="en-US" w:eastAsia="zh-CN"/>
+        </w:rPr>
+      </w:pPr>
+      <w:r>
+        <w:rPr>
+          <w:rFonts w:hint="eastAsia"/>
+          <w:lang w:val="en-US" w:eastAsia="zh-CN"/>
+        </w:rPr>
+        <w:t>cudaDeviceSynchronize()是一个CUDA运行时应用程序接口(API)函数，用于阻塞主机代码的执行，直到设备上所有先前的任务都完成为止。这包括内核执行以及设备与主机之间的内存传输。</w:t>
+      </w:r>
+    </w:p>
+    <w:p>
+      <w:pPr>
+        <w:rPr>
+          <w:rFonts w:hint="eastAsia"/>
+          <w:lang w:val="en-US" w:eastAsia="zh-CN"/>
+        </w:rPr>
+      </w:pPr>
+    </w:p>
+    <w:p>
+      <w:pPr>
+        <w:rPr>
+          <w:rFonts w:hint="eastAsia"/>
+          <w:lang w:val="en-US" w:eastAsia="zh-CN"/>
+        </w:rPr>
+      </w:pPr>
+      <w:r>
+        <w:rPr>
+          <w:rFonts w:hint="eastAsia"/>
+          <w:lang w:val="en-US" w:eastAsia="zh-CN"/>
+        </w:rPr>
+        <w:t>这个函数在调试和性能测量中非常有用，因为它可以确保所有设备上的任务在继续执行主机代码之前都已完成。例如，如果你想测量GPU内核的执行时间，你需要在内核启动和停止之间插入cudaDeviceSynchronize()来确保内核完成执行。</w:t>
+      </w:r>
+    </w:p>
+    <w:p>
+      <w:pPr>
+        <w:rPr>
+          <w:rFonts w:hint="eastAsia"/>
+          <w:lang w:val="en-US" w:eastAsia="zh-CN"/>
+        </w:rPr>
+      </w:pPr>
+    </w:p>
+    <w:p>
+      <w:pPr>
+        <w:rPr>
+          <w:rFonts w:hint="eastAsia"/>
+          <w:lang w:val="en-US" w:eastAsia="zh-CN"/>
+        </w:rPr>
+      </w:pPr>
+      <w:r>
+        <w:rPr>
+          <w:rFonts w:hint="eastAsia"/>
+          <w:lang w:val="en-US" w:eastAsia="zh-CN"/>
+        </w:rPr>
+        <w:t>然而，cudaDeviceSynchronize()应谨慎使用，因为它会阻塞主机代码的执行，这可能会导致性能下降。在生产代码中，通常优先使用非阻塞同步函数(如cudaStreamSynchronize())，这样可以在设备执行任务时让主机执行其他任务。</w:t>
+      </w:r>
+    </w:p>
+    <w:p>
+      <w:pPr>
+        <w:rPr>
+          <w:rFonts w:hint="eastAsia"/>
+          <w:lang w:val="en-US" w:eastAsia="zh-CN"/>
+        </w:rPr>
+      </w:pPr>
+    </w:p>
+    <w:p>
+      <w:pPr>
+        <w:numPr>
+          <w:ilvl w:val="0"/>
+          <w:numId w:val="3"/>
+        </w:numPr>
+        <w:ind w:left="420" w:leftChars="0" w:hanging="420" w:firstLineChars="0"/>
+        <w:rPr>
+          <w:rFonts w:hint="eastAsia"/>
+          <w:lang w:val="en-US" w:eastAsia="zh-CN"/>
+        </w:rPr>
+      </w:pPr>
+      <w:r>
+        <w:rPr>
+          <w:rFonts w:hint="eastAsia"/>
+          <w:lang w:val="en-US" w:eastAsia="zh-CN"/>
+        </w:rPr>
+        <w:t>cudaMemPrefetchAsync 预迁移数据</w:t>
+      </w:r>
+    </w:p>
+    <w:p>
+      <w:pPr>
+        <w:rPr>
+          <w:rFonts w:hint="eastAsia"/>
+          <w:lang w:val="en-US" w:eastAsia="zh-CN"/>
+        </w:rPr>
+      </w:pPr>
+      <w:r>
+        <w:rPr>
+          <w:rFonts w:hint="eastAsia"/>
+          <w:lang w:val="en-US" w:eastAsia="zh-CN"/>
+        </w:rPr>
+        <w:t>cudaMemPrefetchAsync用于管理和优化数据在主机和设备之间的迁移，此函数可以预先迁移数据。</w:t>
+      </w:r>
+    </w:p>
+    <w:p>
+      <w:pPr>
+        <w:rPr>
+          <w:rFonts w:hint="eastAsia"/>
+          <w:lang w:val="en-US" w:eastAsia="zh-CN"/>
+        </w:rPr>
+      </w:pPr>
+    </w:p>
+    <w:p>
+      <w:pPr>
+        <w:rPr>
+          <w:rFonts w:hint="eastAsia"/>
+          <w:lang w:val="en-US" w:eastAsia="zh-CN"/>
+        </w:rPr>
+      </w:pPr>
+      <w:r>
+        <w:rPr>
+          <w:rFonts w:hint="eastAsia"/>
+          <w:lang w:val="en-US" w:eastAsia="zh-CN"/>
+        </w:rPr>
+        <w:t>cudaMemPrefetchAsync的工作原理主要是基于CUDA内存管理系统和硬件的协作。当调用此函数时，CUDA运行时系统会在后台发起一个数据迁移操作，将数据从源设备迁移到目标设备。</w:t>
+      </w:r>
+    </w:p>
+    <w:p>
+      <w:pPr>
+        <w:rPr>
+          <w:rFonts w:hint="eastAsia"/>
+          <w:lang w:val="en-US" w:eastAsia="zh-CN"/>
+        </w:rPr>
+      </w:pPr>
+      <w:r>
+        <w:rPr>
+          <w:rFonts w:hint="eastAsia"/>
+          <w:lang w:val="en-US" w:eastAsia="zh-CN"/>
+        </w:rPr>
+        <w:t>如果目标设备是GPU，系统会将数据从主机内存复制到GPU内存。这个操作通常在CPU调用cudaMemPrefetchAsync之后立即开始，但实际的开始时间取决于系统的调度策略和设备的负载情况。一旦数据迁移到GPU，GPU上的CUDA内核就可以直接访问这些数据，而无需等待从主机内存的迁移。这可以大大减少内存访问的延迟，提高程序的性能。</w:t>
+      </w:r>
+    </w:p>
+    <w:p>
+      <w:pPr>
+        <w:rPr>
+          <w:rFonts w:hint="eastAsia"/>
+          <w:lang w:val="en-US" w:eastAsia="zh-CN"/>
+        </w:rPr>
+      </w:pPr>
+      <w:r>
+        <w:rPr>
+          <w:rFonts w:hint="eastAsia"/>
+          <w:lang w:val="en-US" w:eastAsia="zh-CN"/>
+        </w:rPr>
+        <w:t>如果目标设备是CPU，系统会将数据从GPU内存复制回主机内存。这个操作在GPU完成其上的所有先前操作之后才开始，以保证数据的一致性。一旦数据迁回主机，CPU就可以直接访问这些数据，无需等待从GPU内存的迁移。这对于需要在CPU上进一步处理的数据非常有用。</w:t>
+      </w:r>
+    </w:p>
+    <w:p>
+      <w:pPr>
+        <w:rPr>
+          <w:rFonts w:hint="eastAsia"/>
+          <w:lang w:val="en-US" w:eastAsia="zh-CN"/>
+        </w:rPr>
+      </w:pPr>
+      <w:r>
+        <w:rPr>
+          <w:rFonts w:hint="eastAsia"/>
+          <w:lang w:val="en-US" w:eastAsia="zh-CN"/>
+        </w:rPr>
+        <w:t>cudaMemPrefetchAsync函数还可以接受一个CUDA流作为参数，用于控制数据迁移的执行顺序。在同一个流中，操作按照它们被提交的顺序执行。这意味着，如果在同一个流中先后调用cudaMemPrefetchAsync和一个CUDA内核，那么CUDA运行时系统会确保数据迁移完成后才开始执行内核。这种机制提供了一种在GPU和CPU之间精细控制数据流的方式。</w:t>
+      </w:r>
+    </w:p>
+    <w:p>
+      <w:pPr>
+        <w:rPr>
+          <w:rFonts w:hint="eastAsia"/>
+          <w:lang w:val="en-US" w:eastAsia="zh-CN"/>
+        </w:rPr>
+      </w:pPr>
+    </w:p>
+    <w:p>
+      <w:pPr>
+        <w:rPr>
+          <w:rFonts w:hint="eastAsia"/>
+          <w:lang w:val="en-US" w:eastAsia="zh-CN"/>
+        </w:rPr>
+      </w:pPr>
+      <w:r>
+        <w:rPr>
+          <w:rFonts w:hint="eastAsia"/>
+          <w:lang w:val="en-US" w:eastAsia="zh-CN"/>
+        </w:rPr>
+        <w:t>函数的原型如下：</w:t>
+      </w:r>
+    </w:p>
+    <w:p>
+      <w:pPr>
+        <w:rPr>
+          <w:rFonts w:hint="eastAsia"/>
+          <w:lang w:val="en-US" w:eastAsia="zh-CN"/>
+        </w:rPr>
+      </w:pPr>
+    </w:p>
+    <w:p>
+      <w:pPr>
+        <w:rPr>
+          <w:rFonts w:hint="eastAsia"/>
+          <w:lang w:val="en-US" w:eastAsia="zh-CN"/>
+        </w:rPr>
+      </w:pPr>
+      <w:r>
+        <w:rPr>
+          <w:rFonts w:hint="eastAsia"/>
+          <w:lang w:val="en-US" w:eastAsia="zh-CN"/>
+        </w:rPr>
+        <w:t>cudaError_t cudaMemPrefetchAsync(const void* devPtr, size_t count, int  dstDevice, cudaStream_t stream = 0);</w:t>
+      </w:r>
+    </w:p>
+    <w:p>
+      <w:pPr>
+        <w:rPr>
+          <w:rFonts w:hint="eastAsia"/>
+          <w:lang w:val="en-US" w:eastAsia="zh-CN"/>
+        </w:rPr>
+      </w:pPr>
+      <w:r>
+        <w:rPr>
+          <w:rFonts w:hint="eastAsia"/>
+          <w:lang w:val="en-US" w:eastAsia="zh-CN"/>
+        </w:rPr>
+        <w:t>其中，</w:t>
+      </w:r>
+    </w:p>
+    <w:p>
+      <w:pPr>
+        <w:rPr>
+          <w:rFonts w:hint="eastAsia"/>
+          <w:lang w:val="en-US" w:eastAsia="zh-CN"/>
+        </w:rPr>
+      </w:pPr>
+    </w:p>
+    <w:p>
+      <w:pPr>
+        <w:rPr>
+          <w:rFonts w:hint="eastAsia"/>
+          <w:lang w:val="en-US" w:eastAsia="zh-CN"/>
+        </w:rPr>
+      </w:pPr>
+      <w:r>
+        <w:rPr>
+          <w:rFonts w:hint="eastAsia"/>
+          <w:lang w:val="en-US" w:eastAsia="zh-CN"/>
+        </w:rPr>
+        <w:t>devPtr 是一个指向需要迁移的数据的指针。</w:t>
+      </w:r>
+    </w:p>
+    <w:p>
+      <w:pPr>
+        <w:rPr>
+          <w:rFonts w:hint="eastAsia"/>
+          <w:lang w:val="en-US" w:eastAsia="zh-CN"/>
+        </w:rPr>
+      </w:pPr>
+      <w:r>
+        <w:rPr>
+          <w:rFonts w:hint="eastAsia"/>
+          <w:lang w:val="en-US" w:eastAsia="zh-CN"/>
+        </w:rPr>
+        <w:t>count 是需要迁移的数据的字节数。</w:t>
+      </w:r>
+    </w:p>
+    <w:p>
+      <w:pPr>
+        <w:rPr>
+          <w:rFonts w:hint="eastAsia"/>
+          <w:lang w:val="en-US" w:eastAsia="zh-CN"/>
+        </w:rPr>
+      </w:pPr>
+      <w:r>
+        <w:rPr>
+          <w:rFonts w:hint="eastAsia"/>
+          <w:lang w:val="en-US" w:eastAsia="zh-CN"/>
+        </w:rPr>
+        <w:t>dstDevice 是目标设备。例如，可以设置为特定的GPU设备ID，或者设置为cudaCpuDeviceId表示CPU。</w:t>
+      </w:r>
+    </w:p>
+    <w:p>
+      <w:pPr>
+        <w:rPr>
+          <w:rFonts w:hint="eastAsia"/>
+          <w:lang w:val="en-US" w:eastAsia="zh-CN"/>
+        </w:rPr>
+      </w:pPr>
+      <w:r>
+        <w:rPr>
+          <w:rFonts w:hint="eastAsia"/>
+          <w:lang w:val="en-US" w:eastAsia="zh-CN"/>
+        </w:rPr>
+        <w:t>stream 是一个可选参数，表示CUDA流，用于异步操作。</w:t>
+      </w:r>
+    </w:p>
+    <w:p>
+      <w:pPr>
+        <w:rPr>
+          <w:rFonts w:hint="eastAsia"/>
+          <w:lang w:val="en-US" w:eastAsia="zh-CN"/>
+        </w:rPr>
+      </w:pPr>
+      <w:r>
+        <w:rPr>
+          <w:rFonts w:hint="eastAsia"/>
+          <w:lang w:val="en-US" w:eastAsia="zh-CN"/>
+        </w:rPr>
+        <w:t>通过使用cudaMemPrefetchAsync，可以控制何时以及如何将数据迁移至GPU或CPU，从而优化程序性能，减少内存访问的延迟。</w:t>
+      </w:r>
+    </w:p>
+    <w:p>
+      <w:pPr>
+        <w:rPr>
+          <w:rFonts w:hint="eastAsia"/>
+          <w:lang w:val="en-US" w:eastAsia="zh-CN"/>
+        </w:rPr>
+      </w:pPr>
+    </w:p>
+    <w:p>
+      <w:pPr>
+        <w:numPr>
+          <w:ilvl w:val="0"/>
+          <w:numId w:val="3"/>
+        </w:numPr>
+        <w:ind w:left="420" w:leftChars="0" w:hanging="420" w:firstLineChars="0"/>
+        <w:rPr>
+          <w:rFonts w:hint="eastAsia"/>
+          <w:lang w:val="en-US" w:eastAsia="zh-CN"/>
+        </w:rPr>
+      </w:pPr>
+      <w:r>
+        <w:rPr>
+          <w:rFonts w:hint="eastAsia"/>
+          <w:lang w:val="en-US" w:eastAsia="zh-CN"/>
+        </w:rPr>
+        <w:t>CUDA Stream</w:t>
+      </w:r>
+    </w:p>
+    <w:p>
+      <w:pPr>
+        <w:rPr>
+          <w:rFonts w:hint="eastAsia"/>
+          <w:lang w:val="en-US" w:eastAsia="zh-CN"/>
+        </w:rPr>
+      </w:pPr>
+      <w:r>
+        <w:rPr>
+          <w:rFonts w:hint="eastAsia"/>
+          <w:lang w:val="en-US" w:eastAsia="zh-CN"/>
+        </w:rPr>
+        <w:t>在CUDA编程模型中，Stream可以被看作是设备上执行的一系列命令的队列。这些命令可以包括内核的执行、内存传输等。在同一个stream中，这些命令是按照它们入队列的顺序来执行的。而不同的stream之间则可以并发执行，这使得我们可以通过合理地使用多个stream来提高程序的并行度，从而提高程序的执行效率。</w:t>
+      </w:r>
+    </w:p>
+    <w:p>
+      <w:pPr>
+        <w:rPr>
+          <w:rFonts w:hint="eastAsia"/>
+          <w:lang w:val="en-US" w:eastAsia="zh-CN"/>
+        </w:rPr>
+      </w:pPr>
+    </w:p>
+    <w:p>
+      <w:pPr>
+        <w:rPr>
+          <w:rFonts w:hint="eastAsia"/>
+          <w:lang w:val="en-US" w:eastAsia="zh-CN"/>
+        </w:rPr>
+      </w:pPr>
+      <w:r>
+        <w:rPr>
+          <w:rFonts w:hint="eastAsia"/>
+          <w:lang w:val="en-US" w:eastAsia="zh-CN"/>
+        </w:rPr>
+        <w:t>在CUDA中，我们可以通过cudaStreamCreate函数来创建一个新的stream。以下是一个简单的例子：</w:t>
+      </w:r>
+    </w:p>
+    <w:p>
+      <w:pPr>
+        <w:rPr>
+          <w:rFonts w:hint="eastAsia"/>
+          <w:lang w:val="en-US" w:eastAsia="zh-CN"/>
+        </w:rPr>
+      </w:pPr>
+    </w:p>
+    <w:p>
+      <w:pPr>
+        <w:rPr>
+          <w:rFonts w:hint="eastAsia"/>
+          <w:lang w:val="en-US" w:eastAsia="zh-CN"/>
+        </w:rPr>
+      </w:pPr>
+      <w:r>
+        <w:rPr>
+          <w:rFonts w:hint="eastAsia"/>
+          <w:lang w:val="en-US" w:eastAsia="zh-CN"/>
+        </w:rPr>
+        <w:t>cudaStream_t stream;</w:t>
+      </w:r>
+    </w:p>
+    <w:p>
+      <w:pPr>
+        <w:rPr>
+          <w:rFonts w:hint="eastAsia"/>
+          <w:lang w:val="en-US" w:eastAsia="zh-CN"/>
+        </w:rPr>
+      </w:pPr>
+      <w:r>
+        <w:rPr>
+          <w:rFonts w:hint="eastAsia"/>
+          <w:lang w:val="en-US" w:eastAsia="zh-CN"/>
+        </w:rPr>
+        <w:t>cudaStreamCreate(&amp;stream);</w:t>
+      </w:r>
+    </w:p>
+    <w:p>
+      <w:pPr>
+        <w:rPr>
+          <w:rFonts w:hint="eastAsia"/>
+          <w:lang w:val="en-US" w:eastAsia="zh-CN"/>
+        </w:rPr>
+      </w:pPr>
+      <w:r>
+        <w:rPr>
+          <w:rFonts w:hint="eastAsia"/>
+          <w:lang w:val="en-US" w:eastAsia="zh-CN"/>
+        </w:rPr>
+        <w:t>2</w:t>
+      </w:r>
+    </w:p>
+    <w:p>
+      <w:pPr>
+        <w:rPr>
+          <w:rFonts w:hint="eastAsia"/>
+          <w:lang w:val="en-US" w:eastAsia="zh-CN"/>
+        </w:rPr>
+      </w:pPr>
+      <w:r>
+        <w:rPr>
+          <w:rFonts w:hint="eastAsia"/>
+          <w:lang w:val="en-US" w:eastAsia="zh-CN"/>
+        </w:rPr>
+        <w:t>首先定义了一个cudaStream_t类型的变量stream，然后调用了cudaStreamCreate函数来创建一个新的stream，这个新创建的stream的句柄被存储在stream变量中。</w:t>
+      </w:r>
+    </w:p>
+    <w:p>
+      <w:pPr>
+        <w:rPr>
+          <w:rFonts w:hint="eastAsia"/>
+          <w:lang w:val="en-US" w:eastAsia="zh-CN"/>
+        </w:rPr>
+      </w:pPr>
+      <w:r>
+        <w:rPr>
+          <w:rFonts w:hint="eastAsia"/>
+          <w:lang w:val="en-US" w:eastAsia="zh-CN"/>
+        </w:rPr>
+        <w:t>我们可以在调用内核或者内存传输函数时指定stream参数，例如：</w:t>
+      </w:r>
+    </w:p>
+    <w:p>
+      <w:pPr>
+        <w:rPr>
+          <w:rFonts w:hint="eastAsia"/>
+          <w:lang w:val="en-US" w:eastAsia="zh-CN"/>
+        </w:rPr>
+      </w:pPr>
+    </w:p>
+    <w:p>
+      <w:pPr>
+        <w:rPr>
+          <w:rFonts w:hint="eastAsia"/>
+          <w:lang w:val="en-US" w:eastAsia="zh-CN"/>
+        </w:rPr>
+      </w:pPr>
+      <w:r>
+        <w:rPr>
+          <w:rFonts w:hint="eastAsia"/>
+          <w:lang w:val="en-US" w:eastAsia="zh-CN"/>
+        </w:rPr>
+        <w:t>myKernel&lt;&lt;&lt;gridDim, blockDim, 0, stream&gt;&gt;&gt;(...);</w:t>
+      </w:r>
+    </w:p>
+    <w:p>
+      <w:pPr>
+        <w:rPr>
+          <w:rFonts w:hint="eastAsia"/>
+          <w:lang w:val="en-US" w:eastAsia="zh-CN"/>
+        </w:rPr>
+      </w:pPr>
+      <w:r>
+        <w:rPr>
+          <w:rFonts w:hint="eastAsia"/>
+          <w:lang w:val="en-US" w:eastAsia="zh-CN"/>
+        </w:rPr>
+        <w:t>cudaMemcpyAsync(dst, src, count, cudaMemcpyHostToDevice, stream);</w:t>
+      </w:r>
+    </w:p>
+    <w:p>
+      <w:pPr>
+        <w:rPr>
+          <w:rFonts w:hint="eastAsia"/>
+          <w:lang w:val="en-US" w:eastAsia="zh-CN"/>
+        </w:rPr>
+      </w:pPr>
+      <w:r>
+        <w:rPr>
+          <w:rFonts w:hint="eastAsia"/>
+          <w:lang w:val="en-US" w:eastAsia="zh-CN"/>
+        </w:rPr>
+        <w:t>在这个例子中，我们在调用myKernel内核和cudaMemcpyAsync函数时分别指定了stream参数，这意味着这两个操作将会在我们创建的stream中被执行。</w:t>
+      </w:r>
+    </w:p>
+    <w:p>
+      <w:pPr>
+        <w:rPr>
+          <w:rFonts w:hint="eastAsia"/>
+          <w:lang w:val="en-US" w:eastAsia="zh-CN"/>
+        </w:rPr>
+      </w:pPr>
+    </w:p>
+    <w:p>
+      <w:pPr>
+        <w:rPr>
+          <w:rFonts w:hint="eastAsia"/>
+          <w:lang w:val="en-US" w:eastAsia="zh-CN"/>
+        </w:rPr>
+      </w:pPr>
+      <w:r>
+        <w:rPr>
+          <w:rFonts w:hint="eastAsia"/>
+          <w:lang w:val="en-US" w:eastAsia="zh-CN"/>
+        </w:rPr>
+        <w:t>在使用完stream后，我们需要调用cudaStreamDestroy函数来释放stream占用的资源，例如：</w:t>
+      </w:r>
+    </w:p>
+    <w:p>
+      <w:pPr>
+        <w:rPr>
+          <w:rFonts w:hint="eastAsia"/>
+          <w:lang w:val="en-US" w:eastAsia="zh-CN"/>
+        </w:rPr>
+      </w:pPr>
+    </w:p>
+    <w:p>
+      <w:pPr>
+        <w:rPr>
+          <w:rFonts w:hint="eastAsia"/>
+          <w:lang w:val="en-US" w:eastAsia="zh-CN"/>
+        </w:rPr>
+      </w:pPr>
+      <w:r>
+        <w:rPr>
+          <w:rFonts w:hint="eastAsia"/>
+          <w:lang w:val="en-US" w:eastAsia="zh-CN"/>
+        </w:rPr>
+        <w:t>cudaStreamDestroy(stream);// 销毁流</w:t>
+      </w:r>
     </w:p>
     <w:p>
       <w:pPr>
@@ -5622,6 +6424,7 @@
       <w:pPr>
         <w:pStyle w:val="5"/>
         <w:numPr>
+          <w:ilvl w:val="3"/>
           <w:numId w:val="0"/>
         </w:numPr>
         <w:bidi w:val="0"/>
@@ -6234,7 +7037,6 @@
         </w:rPr>
         <w:t>ibv_reg_mr的流程如上，最终会调用到ib_client_umem_get函数，其中就会调用到</w:t>
       </w:r>
-      <w:bookmarkStart w:id="0" w:name="_GoBack"/>
       <w:r>
         <w:rPr>
           <w:rFonts w:hint="default"/>
@@ -6242,7 +7044,6 @@
         </w:rPr>
         <w:t>peer_memory_client自己注册的acquire，get_pages，dma_map等函数。</w:t>
       </w:r>
-      <w:bookmarkEnd w:id="0"/>
     </w:p>
     <w:p>
       <w:pPr>
@@ -6462,6 +7263,7 @@
       <w:pPr>
         <w:pStyle w:val="5"/>
         <w:numPr>
+          <w:ilvl w:val="3"/>
           <w:numId w:val="0"/>
         </w:numPr>
         <w:bidi w:val="0"/>
@@ -6498,6 +7300,93 @@
           <w:lang w:val="en-US" w:eastAsia="zh-CN"/>
         </w:rPr>
       </w:pPr>
+    </w:p>
+    <w:p>
+      <w:pPr>
+        <w:pStyle w:val="2"/>
+        <w:bidi w:val="0"/>
+        <w:rPr>
+          <w:rFonts w:hint="eastAsia"/>
+          <w:lang w:val="en-US" w:eastAsia="zh-CN"/>
+        </w:rPr>
+      </w:pPr>
+      <w:r>
+        <w:rPr>
+          <w:rFonts w:hint="eastAsia"/>
+          <w:lang w:val="en-US" w:eastAsia="zh-CN"/>
+        </w:rPr>
+        <w:t>API</w:t>
+      </w:r>
+    </w:p>
+    <w:p>
+      <w:pPr>
+        <w:pStyle w:val="3"/>
+        <w:bidi w:val="0"/>
+        <w:rPr>
+          <w:rFonts w:hint="default"/>
+          <w:lang w:val="en-US" w:eastAsia="zh-CN"/>
+        </w:rPr>
+      </w:pPr>
+      <w:r>
+        <w:rPr>
+          <w:rFonts w:hint="default"/>
+          <w:lang w:val="en-US" w:eastAsia="zh-CN"/>
+        </w:rPr>
+        <w:t>nvidia_p2p_get_page</w:t>
+      </w:r>
+    </w:p>
+    <w:p>
+      <w:pPr>
+        <w:rPr>
+          <w:rFonts w:hint="default"/>
+          <w:lang w:val="en-US" w:eastAsia="zh-CN"/>
+        </w:rPr>
+      </w:pPr>
+      <w:r>
+        <w:drawing>
+          <wp:inline distT="0" distB="0" distL="114300" distR="114300">
+            <wp:extent cx="5270500" cy="4212590"/>
+            <wp:effectExtent l="0" t="0" r="0" b="3810"/>
+            <wp:docPr id="44" name="图片 2"/>
+            <wp:cNvGraphicFramePr>
+              <a:graphicFrameLocks xmlns:a="http://schemas.openxmlformats.org/drawingml/2006/main" noChangeAspect="1"/>
+            </wp:cNvGraphicFramePr>
+            <a:graphic xmlns:a="http://schemas.openxmlformats.org/drawingml/2006/main">
+              <a:graphicData uri="http://schemas.openxmlformats.org/drawingml/2006/picture">
+                <pic:pic xmlns:pic="http://schemas.openxmlformats.org/drawingml/2006/picture">
+                  <pic:nvPicPr>
+                    <pic:cNvPr id="44" name="图片 2"/>
+                    <pic:cNvPicPr>
+                      <a:picLocks noChangeAspect="1"/>
+                    </pic:cNvPicPr>
+                  </pic:nvPicPr>
+                  <pic:blipFill>
+                    <a:blip r:embed="rId56"/>
+                    <a:stretch>
+                      <a:fillRect/>
+                    </a:stretch>
+                  </pic:blipFill>
+                  <pic:spPr>
+                    <a:xfrm>
+                      <a:off x="0" y="0"/>
+                      <a:ext cx="5270500" cy="4212590"/>
+                    </a:xfrm>
+                    <a:prstGeom prst="rect">
+                      <a:avLst/>
+                    </a:prstGeom>
+                    <a:noFill/>
+                    <a:ln>
+                      <a:noFill/>
+                    </a:ln>
+                  </pic:spPr>
+                </pic:pic>
+              </a:graphicData>
+            </a:graphic>
+          </wp:inline>
+        </w:drawing>
+      </w:r>
+      <w:bookmarkStart w:id="0" w:name="_GoBack"/>
+      <w:bookmarkEnd w:id="0"/>
     </w:p>
     <w:p>
       <w:pPr>

--- a/exercises2/gpu/document/gpu_memory.docx
+++ b/exercises2/gpu/document/gpu_memory.docx
@@ -7336,12 +7336,6 @@
       </w:r>
     </w:p>
     <w:p>
-      <w:pPr>
-        <w:rPr>
-          <w:rFonts w:hint="default"/>
-          <w:lang w:val="en-US" w:eastAsia="zh-CN"/>
-        </w:rPr>
-      </w:pPr>
       <w:r>
         <w:drawing>
           <wp:inline distT="0" distB="0" distL="114300" distR="114300">
@@ -7385,8 +7379,105 @@
           </wp:inline>
         </w:drawing>
       </w:r>
+    </w:p>
+    <w:p>
+      <w:pPr>
+        <w:bidi w:val="0"/>
+      </w:pPr>
+    </w:p>
+    <w:p>
+      <w:pPr>
+        <w:bidi w:val="0"/>
+        <w:rPr>
+          <w:rFonts w:hint="default"/>
+        </w:rPr>
+      </w:pPr>
+      <w:r>
+        <w:rPr>
+          <w:rFonts w:hint="default"/>
+        </w:rPr>
+        <w:t>Caveats as of CUDA 6.0:</w:t>
+      </w:r>
+    </w:p>
+    <w:p>
+      <w:pPr>
+        <w:bidi w:val="0"/>
+      </w:pPr>
+    </w:p>
+    <w:p>
+      <w:pPr>
+        <w:bidi w:val="0"/>
+      </w:pPr>
+      <w:r>
+        <w:rPr>
+          <w:rFonts w:hint="default"/>
+        </w:rPr>
+        <w:t>CUDA Unified Memory is not explicitly supported in combination with GPUDirect RDMA. While the page table returned by</w:t>
+      </w:r>
+      <w:r>
+        <w:rPr>
+          <w:rFonts w:hint="default"/>
+          <w:color w:val="FF0000"/>
+        </w:rPr>
+        <w:t> nvidia_p2p_get_pages() is valid for managed memory buffers and provides a mapping of GPU memory at any given moment</w:t>
+      </w:r>
+      <w:r>
+        <w:rPr>
+          <w:rFonts w:hint="default"/>
+        </w:rPr>
+        <w:t xml:space="preserve"> in time, the GPU device copy of that memory may be incoherent with the writable copy of the page which is not on the GPU. Using the page table in this circumstanc</w:t>
+      </w:r>
       <w:bookmarkStart w:id="0" w:name="_GoBack"/>
       <w:bookmarkEnd w:id="0"/>
+      <w:r>
+        <w:rPr>
+          <w:rFonts w:hint="default"/>
+        </w:rPr>
+        <w:t>e may result in accessing stale data, or data loss, because of a DMA write access to device memory that is subsequently overwritten by the Unified Memory run-time. cuPointerGetAttribute() may be used to determine if an address is being managed by the Unified Memory runtime.</w:t>
+      </w:r>
+    </w:p>
+    <w:p>
+      <w:pPr>
+        <w:bidi w:val="0"/>
+      </w:pPr>
+    </w:p>
+    <w:p>
+      <w:pPr>
+        <w:bidi w:val="0"/>
+      </w:pPr>
+    </w:p>
+    <w:p>
+      <w:pPr>
+        <w:bidi w:val="0"/>
+      </w:pPr>
+      <w:r>
+        <w:rPr>
+          <w:rFonts w:hint="default"/>
+        </w:rPr>
+        <w:t>Every time a device memory region is pinned, new GPU BAR space is allocated unconditionally, even when pinning overlapping or duplicate device memory ranges, i.e. there is no attempt at reusing mappings. This behavior has been changed since CUDA 7.0.</w:t>
+      </w:r>
+    </w:p>
+    <w:p>
+      <w:pPr>
+        <w:keepNext w:val="0"/>
+        <w:keepLines w:val="0"/>
+        <w:widowControl/>
+        <w:numPr>
+          <w:ilvl w:val="0"/>
+          <w:numId w:val="11"/>
+        </w:numPr>
+        <w:suppressLineNumbers w:val="0"/>
+        <w:spacing w:before="0" w:beforeAutospacing="1" w:after="0" w:afterAutospacing="1" w:line="240" w:lineRule="atLeast"/>
+        <w:ind w:left="240" w:hanging="360"/>
+      </w:pPr>
+    </w:p>
+    <w:p>
+      <w:pPr>
+        <w:rPr>
+          <w:rFonts w:hint="default"/>
+          <w:lang w:val="en-US" w:eastAsia="zh-CN"/>
+        </w:rPr>
+      </w:pPr>
     </w:p>
     <w:p>
       <w:pPr>
@@ -8034,6 +8125,155 @@
     </w:lvl>
   </w:abstractNum>
   <w:abstractNum w:abstractNumId="5">
+    <w:nsid w:val="E2636FC5"/>
+    <w:multiLevelType w:val="multilevel"/>
+    <w:tmpl w:val="E2636FC5"/>
+    <w:lvl w:ilvl="0" w:tentative="0">
+      <w:start w:val="1"/>
+      <w:numFmt w:val="bullet"/>
+      <w:lvlText w:val=""/>
+      <w:lvlJc w:val="left"/>
+      <w:pPr>
+        <w:tabs>
+          <w:tab w:val="left" w:pos="720"/>
+        </w:tabs>
+        <w:ind w:left="720" w:hanging="360"/>
+      </w:pPr>
+      <w:rPr>
+        <w:rFonts w:hint="default" w:ascii="Symbol" w:hAnsi="Symbol" w:cs="Symbol"/>
+        <w:sz w:val="20"/>
+      </w:rPr>
+    </w:lvl>
+    <w:lvl w:ilvl="1" w:tentative="0">
+      <w:start w:val="1"/>
+      <w:numFmt w:val="bullet"/>
+      <w:lvlText w:val=""/>
+      <w:lvlJc w:val="left"/>
+      <w:pPr>
+        <w:tabs>
+          <w:tab w:val="left" w:pos="1440"/>
+        </w:tabs>
+        <w:ind w:left="1440" w:hanging="360"/>
+      </w:pPr>
+      <w:rPr>
+        <w:rFonts w:hint="default" w:ascii="Symbol" w:hAnsi="Symbol" w:cs="Symbol"/>
+        <w:sz w:val="20"/>
+      </w:rPr>
+    </w:lvl>
+    <w:lvl w:ilvl="2" w:tentative="0">
+      <w:start w:val="1"/>
+      <w:numFmt w:val="bullet"/>
+      <w:lvlText w:val=""/>
+      <w:lvlJc w:val="left"/>
+      <w:pPr>
+        <w:tabs>
+          <w:tab w:val="left" w:pos="2160"/>
+        </w:tabs>
+        <w:ind w:left="2160" w:hanging="360"/>
+      </w:pPr>
+      <w:rPr>
+        <w:rFonts w:hint="default" w:ascii="Symbol" w:hAnsi="Symbol" w:cs="Symbol"/>
+        <w:sz w:val="20"/>
+      </w:rPr>
+    </w:lvl>
+    <w:lvl w:ilvl="3" w:tentative="0">
+      <w:start w:val="1"/>
+      <w:numFmt w:val="bullet"/>
+      <w:lvlText w:val=""/>
+      <w:lvlJc w:val="left"/>
+      <w:pPr>
+        <w:tabs>
+          <w:tab w:val="left" w:pos="2880"/>
+        </w:tabs>
+        <w:ind w:left="2880" w:hanging="360"/>
+      </w:pPr>
+      <w:rPr>
+        <w:rFonts w:hint="default" w:ascii="Symbol" w:hAnsi="Symbol" w:cs="Symbol"/>
+        <w:sz w:val="20"/>
+      </w:rPr>
+    </w:lvl>
+    <w:lvl w:ilvl="4" w:tentative="0">
+      <w:start w:val="1"/>
+      <w:numFmt w:val="bullet"/>
+      <w:lvlText w:val=""/>
+      <w:lvlJc w:val="left"/>
+      <w:pPr>
+        <w:tabs>
+          <w:tab w:val="left" w:pos="3600"/>
+        </w:tabs>
+        <w:ind w:left="3600" w:hanging="360"/>
+      </w:pPr>
+      <w:rPr>
+        <w:rFonts w:hint="default" w:ascii="Symbol" w:hAnsi="Symbol" w:cs="Symbol"/>
+        <w:sz w:val="20"/>
+      </w:rPr>
+    </w:lvl>
+    <w:lvl w:ilvl="5" w:tentative="0">
+      <w:start w:val="1"/>
+      <w:numFmt w:val="bullet"/>
+      <w:lvlText w:val=""/>
+      <w:lvlJc w:val="left"/>
+      <w:pPr>
+        <w:tabs>
+          <w:tab w:val="left" w:pos="4320"/>
+        </w:tabs>
+        <w:ind w:left="4320" w:hanging="360"/>
+      </w:pPr>
+      <w:rPr>
+        <w:rFonts w:hint="default" w:ascii="Symbol" w:hAnsi="Symbol" w:cs="Symbol"/>
+        <w:sz w:val="20"/>
+      </w:rPr>
+    </w:lvl>
+    <w:lvl w:ilvl="6" w:tentative="0">
+      <w:start w:val="1"/>
+      <w:numFmt w:val="bullet"/>
+      <w:lvlText w:val=""/>
+      <w:lvlJc w:val="left"/>
+      <w:pPr>
+        <w:tabs>
+          <w:tab w:val="left" w:pos="5040"/>
+        </w:tabs>
+        <w:ind w:left="5040" w:hanging="360"/>
+      </w:pPr>
+      <w:rPr>
+        <w:rFonts w:hint="default" w:ascii="Symbol" w:hAnsi="Symbol" w:cs="Symbol"/>
+        <w:sz w:val="20"/>
+      </w:rPr>
+    </w:lvl>
+    <w:lvl w:ilvl="7" w:tentative="0">
+      <w:start w:val="1"/>
+      <w:numFmt w:val="bullet"/>
+      <w:lvlText w:val=""/>
+      <w:lvlJc w:val="left"/>
+      <w:pPr>
+        <w:tabs>
+          <w:tab w:val="left" w:pos="5760"/>
+        </w:tabs>
+        <w:ind w:left="5760" w:hanging="360"/>
+      </w:pPr>
+      <w:rPr>
+        <w:rFonts w:hint="default" w:ascii="Symbol" w:hAnsi="Symbol" w:cs="Symbol"/>
+        <w:sz w:val="20"/>
+      </w:rPr>
+    </w:lvl>
+    <w:lvl w:ilvl="8" w:tentative="0">
+      <w:start w:val="1"/>
+      <w:numFmt w:val="bullet"/>
+      <w:lvlText w:val=""/>
+      <w:lvlJc w:val="left"/>
+      <w:pPr>
+        <w:tabs>
+          <w:tab w:val="left" w:pos="6480"/>
+        </w:tabs>
+        <w:ind w:left="6480" w:hanging="360"/>
+      </w:pPr>
+      <w:rPr>
+        <w:rFonts w:hint="default" w:ascii="Symbol" w:hAnsi="Symbol" w:cs="Symbol"/>
+        <w:sz w:val="20"/>
+      </w:rPr>
+    </w:lvl>
+  </w:abstractNum>
+  <w:abstractNum w:abstractNumId="6">
     <w:nsid w:val="FE1D237F"/>
     <w:multiLevelType w:val="multilevel"/>
     <w:tmpl w:val="FE1D237F"/>
@@ -8152,7 +8392,7 @@
       </w:rPr>
     </w:lvl>
   </w:abstractNum>
-  <w:abstractNum w:abstractNumId="6">
+  <w:abstractNum w:abstractNumId="7">
     <w:nsid w:val="03F37152"/>
     <w:multiLevelType w:val="singleLevel"/>
     <w:tmpl w:val="03F37152"/>
@@ -8169,7 +8409,7 @@
       </w:rPr>
     </w:lvl>
   </w:abstractNum>
-  <w:abstractNum w:abstractNumId="7">
+  <w:abstractNum w:abstractNumId="8">
     <w:nsid w:val="0720D54A"/>
     <w:multiLevelType w:val="singleLevel"/>
     <w:tmpl w:val="0720D54A"/>
@@ -8186,7 +8426,7 @@
       </w:rPr>
     </w:lvl>
   </w:abstractNum>
-  <w:abstractNum w:abstractNumId="8">
+  <w:abstractNum w:abstractNumId="9">
     <w:nsid w:val="1CF5A608"/>
     <w:multiLevelType w:val="singleLevel"/>
     <w:tmpl w:val="1CF5A608"/>
@@ -8203,7 +8443,7 @@
       </w:rPr>
     </w:lvl>
   </w:abstractNum>
-  <w:abstractNum w:abstractNumId="9">
+  <w:abstractNum w:abstractNumId="10">
     <w:nsid w:val="3D4224B1"/>
     <w:multiLevelType w:val="singleLevel"/>
     <w:tmpl w:val="3D4224B1"/>
@@ -8221,25 +8461,25 @@
     </w:lvl>
   </w:abstractNum>
   <w:num w:numId="1">
-    <w:abstractNumId w:val="5"/>
+    <w:abstractNumId w:val="6"/>
   </w:num>
   <w:num w:numId="2">
     <w:abstractNumId w:val="2"/>
   </w:num>
   <w:num w:numId="3">
-    <w:abstractNumId w:val="8"/>
+    <w:abstractNumId w:val="9"/>
   </w:num>
   <w:num w:numId="4">
     <w:abstractNumId w:val="0"/>
   </w:num>
   <w:num w:numId="5">
-    <w:abstractNumId w:val="9"/>
+    <w:abstractNumId w:val="10"/>
   </w:num>
   <w:num w:numId="6">
     <w:abstractNumId w:val="3"/>
   </w:num>
   <w:num w:numId="7">
-    <w:abstractNumId w:val="6"/>
+    <w:abstractNumId w:val="7"/>
   </w:num>
   <w:num w:numId="8">
     <w:abstractNumId w:val="1"/>
@@ -8248,7 +8488,10 @@
     <w:abstractNumId w:val="4"/>
   </w:num>
   <w:num w:numId="10">
-    <w:abstractNumId w:val="7"/>
+    <w:abstractNumId w:val="8"/>
+  </w:num>
+  <w:num w:numId="11">
+    <w:abstractNumId w:val="5"/>
   </w:num>
 </w:numbering>
 </file>

--- a/exercises2/gpu/document/gpu_memory.docx
+++ b/exercises2/gpu/document/gpu_memory.docx
@@ -1705,7 +1705,7 @@
       </w:r>
       <w:r>
         <w:rPr>
-          <w:rStyle w:val="15"/>
+          <w:rStyle w:val="16"/>
           <w:rFonts w:ascii="DejaVu Sans Mono" w:hAnsi="DejaVu Sans Mono" w:eastAsia="DejaVu Sans Mono" w:cs="DejaVu Sans Mono"/>
           <w:i w:val="0"/>
           <w:iCs w:val="0"/>
@@ -2879,6 +2879,481 @@
         <w:pStyle w:val="3"/>
         <w:bidi w:val="0"/>
         <w:rPr>
+          <w:rFonts w:hint="default"/>
+        </w:rPr>
+      </w:pPr>
+      <w:r>
+        <w:rPr>
+          <w:rFonts w:hint="default"/>
+        </w:rPr>
+        <w:t>nvidia gpu中的Unified Memory</w:t>
+      </w:r>
+    </w:p>
+    <w:p>
+      <w:pPr>
+        <w:rPr>
+          <w:rFonts w:hint="eastAsia"/>
+        </w:rPr>
+      </w:pPr>
+      <w:bookmarkStart w:id="0" w:name="_GoBack"/>
+      <w:bookmarkEnd w:id="0"/>
+    </w:p>
+    <w:p>
+      <w:pPr>
+        <w:pStyle w:val="4"/>
+        <w:bidi w:val="0"/>
+      </w:pPr>
+      <w:r>
+        <w:rPr>
+          <w:rFonts w:hint="default"/>
+        </w:rPr>
+        <w:t>Pre-Pascal 架构上的 Unified Memory</w:t>
+      </w:r>
+    </w:p>
+    <w:p>
+      <w:pPr>
+        <w:bidi w:val="0"/>
+        <w:rPr>
+          <w:rFonts w:hint="default"/>
+        </w:rPr>
+      </w:pPr>
+      <w:r>
+        <w:rPr>
+          <w:rFonts w:hint="default"/>
+        </w:rPr>
+        <w:t>以一个例子来说明在Kepaler/Ma</w:t>
+      </w:r>
+    </w:p>
+    <w:p>
+      <w:pPr>
+        <w:bidi w:val="0"/>
+        <w:rPr>
+          <w:rFonts w:hint="default"/>
+        </w:rPr>
+      </w:pPr>
+      <w:r>
+        <w:rPr>
+          <w:rFonts w:hint="default"/>
+        </w:rPr>
+        <w:drawing>
+          <wp:inline distT="0" distB="0" distL="114300" distR="114300">
+            <wp:extent cx="6429375" cy="1085850"/>
+            <wp:effectExtent l="0" t="0" r="9525" b="6350"/>
+            <wp:docPr id="45" name="图片 2" descr="IMG_256"/>
+            <wp:cNvGraphicFramePr>
+              <a:graphicFrameLocks xmlns:a="http://schemas.openxmlformats.org/drawingml/2006/main" noChangeAspect="1"/>
+            </wp:cNvGraphicFramePr>
+            <a:graphic xmlns:a="http://schemas.openxmlformats.org/drawingml/2006/main">
+              <a:graphicData uri="http://schemas.openxmlformats.org/drawingml/2006/picture">
+                <pic:pic xmlns:pic="http://schemas.openxmlformats.org/drawingml/2006/picture">
+                  <pic:nvPicPr>
+                    <pic:cNvPr id="45" name="图片 2" descr="IMG_256"/>
+                    <pic:cNvPicPr>
+                      <a:picLocks noChangeAspect="1"/>
+                    </pic:cNvPicPr>
+                  </pic:nvPicPr>
+                  <pic:blipFill>
+                    <a:blip r:embed="rId14"/>
+                    <a:stretch>
+                      <a:fillRect/>
+                    </a:stretch>
+                  </pic:blipFill>
+                  <pic:spPr>
+                    <a:xfrm>
+                      <a:off x="0" y="0"/>
+                      <a:ext cx="6429375" cy="1085850"/>
+                    </a:xfrm>
+                    <a:prstGeom prst="rect">
+                      <a:avLst/>
+                    </a:prstGeom>
+                    <a:noFill/>
+                    <a:ln w="9525">
+                      <a:noFill/>
+                    </a:ln>
+                  </pic:spPr>
+                </pic:pic>
+              </a:graphicData>
+            </a:graphic>
+          </wp:inline>
+        </w:drawing>
+      </w:r>
+      <w:r>
+        <w:rPr>
+          <w:rFonts w:hint="default"/>
+        </w:rPr>
+        <w:t>xwell架构上的UM的工作原理.</w:t>
+      </w:r>
+    </w:p>
+    <w:p>
+      <w:pPr>
+        <w:bidi w:val="0"/>
+        <w:rPr>
+          <w:rFonts w:hint="default"/>
+        </w:rPr>
+      </w:pPr>
+    </w:p>
+    <w:p>
+      <w:pPr>
+        <w:bidi w:val="0"/>
+        <w:rPr>
+          <w:rFonts w:hint="default"/>
+        </w:rPr>
+      </w:pPr>
+      <w:r>
+        <w:rPr>
+          <w:rFonts w:hint="default"/>
+        </w:rPr>
+        <w:t>第一句代码：申请GPU显存，此时页面会在GPU上创建。</w:t>
+      </w:r>
+    </w:p>
+    <w:p>
+      <w:pPr>
+        <w:bidi w:val="0"/>
+        <w:rPr>
+          <w:rFonts w:hint="default"/>
+        </w:rPr>
+      </w:pPr>
+      <w:r>
+        <w:rPr>
+          <w:rFonts w:hint="default"/>
+        </w:rPr>
+        <w:t>第二句代码：CPU访问内存，数据将会migrate 到CPU中。</w:t>
+      </w:r>
+    </w:p>
+    <w:p>
+      <w:pPr>
+        <w:bidi w:val="0"/>
+        <w:rPr>
+          <w:rFonts w:hint="default"/>
+        </w:rPr>
+      </w:pPr>
+      <w:r>
+        <w:rPr>
+          <w:rFonts w:hint="default"/>
+        </w:rPr>
+        <w:t>第三句代码：GPU内核访问，数据会migrate到GPU中，并且只有在内核启动时会migrate一次。</w:t>
+      </w:r>
+    </w:p>
+    <w:p>
+      <w:pPr>
+        <w:bidi w:val="0"/>
+        <w:rPr>
+          <w:rFonts w:hint="default"/>
+        </w:rPr>
+      </w:pPr>
+      <w:r>
+        <w:rPr>
+          <w:rFonts w:hint="default"/>
+        </w:rPr>
+        <w:t>特点：</w:t>
+      </w:r>
+    </w:p>
+    <w:p>
+      <w:pPr>
+        <w:bidi w:val="0"/>
+      </w:pPr>
+      <w:r>
+        <w:rPr>
+          <w:rFonts w:hint="default"/>
+        </w:rPr>
+        <w:t>由于页面会在内存被访问前就创建了，因此不能够超额分配（oversubscribe）。</w:t>
+      </w:r>
+    </w:p>
+    <w:p>
+      <w:pPr>
+        <w:bidi w:val="0"/>
+      </w:pPr>
+      <w:r>
+        <w:rPr>
+          <w:rFonts w:hint="default"/>
+        </w:rPr>
+        <w:t>由于只有在GPU内核访问时页面才会被迁移到GPU，就会存在一次性迁移问题【这就意味只在每一次内核启动前都将花费大量时间migration上】，因此不存在按需迁移（migrate on-demand）。【本质上是由于pre-pascal unified memory不能支持页错误处理机制】</w:t>
+      </w:r>
+    </w:p>
+    <w:p>
+      <w:pPr>
+        <w:pStyle w:val="4"/>
+        <w:bidi w:val="0"/>
+        <w:rPr>
+          <w:rFonts w:hint="default"/>
+        </w:rPr>
+      </w:pPr>
+      <w:r>
+        <w:rPr>
+          <w:rFonts w:hint="default"/>
+        </w:rPr>
+        <w:t>Pascal/Valta 架构上的 Unified Memory</w:t>
+      </w:r>
+    </w:p>
+    <w:p>
+      <w:pPr>
+        <w:bidi w:val="0"/>
+        <w:rPr>
+          <w:rFonts w:hint="default"/>
+        </w:rPr>
+      </w:pPr>
+      <w:r>
+        <w:rPr>
+          <w:rFonts w:hint="default"/>
+        </w:rPr>
+        <w:t>ON-DEMAND PAGE MIGRATION</w:t>
+      </w:r>
+    </w:p>
+    <w:p>
+      <w:pPr>
+        <w:bidi w:val="0"/>
+        <w:rPr>
+          <w:rFonts w:hint="default"/>
+        </w:rPr>
+      </w:pPr>
+      <w:r>
+        <w:rPr>
+          <w:rFonts w:hint="default"/>
+        </w:rPr>
+        <w:t>硬件上引入PAGE MIGRATION ENGINE，支持Virtual Memory Demand Paging，其实就是gpu硬件层面支持页面错误处理机制【handle thousands of simultaneous page faults】。因为没有该特性的话，应用要提前将数据都加载到GPU显存中，这样势必会带来很大的开销。</w:t>
+      </w:r>
+    </w:p>
+    <w:p>
+      <w:pPr>
+        <w:bidi w:val="0"/>
+        <w:rPr>
+          <w:rFonts w:hint="default"/>
+        </w:rPr>
+      </w:pPr>
+      <w:r>
+        <w:rPr>
+          <w:rFonts w:hint="default"/>
+        </w:rPr>
+        <w:t>再以一个例子来说明：</w:t>
+      </w:r>
+    </w:p>
+    <w:p>
+      <w:pPr>
+        <w:bidi w:val="0"/>
+        <w:rPr>
+          <w:rFonts w:hint="default"/>
+        </w:rPr>
+      </w:pPr>
+      <w:r>
+        <w:rPr>
+          <w:rFonts w:hint="default"/>
+        </w:rPr>
+        <w:drawing>
+          <wp:inline distT="0" distB="0" distL="114300" distR="114300">
+            <wp:extent cx="6810375" cy="1028700"/>
+            <wp:effectExtent l="0" t="0" r="9525" b="0"/>
+            <wp:docPr id="47" name="图片 3" descr="IMG_257"/>
+            <wp:cNvGraphicFramePr>
+              <a:graphicFrameLocks xmlns:a="http://schemas.openxmlformats.org/drawingml/2006/main" noChangeAspect="1"/>
+            </wp:cNvGraphicFramePr>
+            <a:graphic xmlns:a="http://schemas.openxmlformats.org/drawingml/2006/main">
+              <a:graphicData uri="http://schemas.openxmlformats.org/drawingml/2006/picture">
+                <pic:pic xmlns:pic="http://schemas.openxmlformats.org/drawingml/2006/picture">
+                  <pic:nvPicPr>
+                    <pic:cNvPr id="47" name="图片 3" descr="IMG_257"/>
+                    <pic:cNvPicPr>
+                      <a:picLocks noChangeAspect="1"/>
+                    </pic:cNvPicPr>
+                  </pic:nvPicPr>
+                  <pic:blipFill>
+                    <a:blip r:embed="rId15"/>
+                    <a:stretch>
+                      <a:fillRect/>
+                    </a:stretch>
+                  </pic:blipFill>
+                  <pic:spPr>
+                    <a:xfrm>
+                      <a:off x="0" y="0"/>
+                      <a:ext cx="6810375" cy="1028700"/>
+                    </a:xfrm>
+                    <a:prstGeom prst="rect">
+                      <a:avLst/>
+                    </a:prstGeom>
+                    <a:noFill/>
+                    <a:ln w="9525">
+                      <a:noFill/>
+                    </a:ln>
+                  </pic:spPr>
+                </pic:pic>
+              </a:graphicData>
+            </a:graphic>
+          </wp:inline>
+        </w:drawing>
+      </w:r>
+    </w:p>
+    <w:p>
+      <w:pPr>
+        <w:bidi w:val="0"/>
+        <w:rPr>
+          <w:rFonts w:hint="default"/>
+        </w:rPr>
+      </w:pPr>
+      <w:r>
+        <w:rPr>
+          <w:rFonts w:hint="default"/>
+        </w:rPr>
+        <w:t>第一句代码：申请GPU显存，此时在GPU上不会创建页面。</w:t>
+      </w:r>
+    </w:p>
+    <w:p>
+      <w:pPr>
+        <w:bidi w:val="0"/>
+        <w:rPr>
+          <w:rFonts w:hint="default"/>
+        </w:rPr>
+      </w:pPr>
+      <w:r>
+        <w:rPr>
+          <w:rFonts w:hint="default"/>
+        </w:rPr>
+        <w:t>第二句代码：CPU访问内存，出现也错误，数据将会在CPU中分配。</w:t>
+      </w:r>
+    </w:p>
+    <w:p>
+      <w:pPr>
+        <w:bidi w:val="0"/>
+        <w:rPr>
+          <w:rFonts w:hint="default"/>
+        </w:rPr>
+      </w:pPr>
+      <w:r>
+        <w:rPr>
+          <w:rFonts w:hint="default"/>
+        </w:rPr>
+        <w:t>第三句代码：GPU内核访问，出现页错误，数据会migrate到GPU中。</w:t>
+      </w:r>
+    </w:p>
+    <w:p>
+      <w:pPr>
+        <w:bidi w:val="0"/>
+        <w:rPr>
+          <w:rFonts w:hint="default"/>
+        </w:rPr>
+      </w:pPr>
+      <w:r>
+        <w:rPr>
+          <w:rFonts w:hint="default"/>
+        </w:rPr>
+        <w:t>特点：</w:t>
+      </w:r>
+    </w:p>
+    <w:p>
+      <w:pPr>
+        <w:bidi w:val="0"/>
+      </w:pPr>
+      <w:r>
+        <w:rPr>
+          <w:rFonts w:hint="default"/>
+        </w:rPr>
+        <w:t>如果系统不支持UVA，则系统会向CPU发送一个中断。</w:t>
+      </w:r>
+    </w:p>
+    <w:p>
+      <w:pPr>
+        <w:bidi w:val="0"/>
+      </w:pPr>
+      <w:r>
+        <w:rPr>
+          <w:rFonts w:hint="default"/>
+        </w:rPr>
+        <w:t>Unified Memory driver会决定会映射还是迁移数据。</w:t>
+      </w:r>
+    </w:p>
+    <w:p>
+      <w:pPr>
+        <w:bidi w:val="0"/>
+        <w:rPr>
+          <w:rFonts w:hint="default"/>
+        </w:rPr>
+      </w:pPr>
+      <w:r>
+        <w:rPr>
+          <w:rFonts w:hint="default"/>
+        </w:rPr>
+        <w:t>实际使用怎么样呢？</w:t>
+      </w:r>
+    </w:p>
+    <w:p>
+      <w:pPr>
+        <w:bidi w:val="0"/>
+        <w:rPr>
+          <w:rFonts w:hint="default"/>
+        </w:rPr>
+      </w:pPr>
+      <w:r>
+        <w:rPr>
+          <w:rFonts w:hint="default"/>
+        </w:rPr>
+        <w:drawing>
+          <wp:inline distT="0" distB="0" distL="114300" distR="114300">
+            <wp:extent cx="7219950" cy="1943100"/>
+            <wp:effectExtent l="0" t="0" r="6350" b="0"/>
+            <wp:docPr id="46" name="图片 4" descr="IMG_258"/>
+            <wp:cNvGraphicFramePr>
+              <a:graphicFrameLocks xmlns:a="http://schemas.openxmlformats.org/drawingml/2006/main" noChangeAspect="1"/>
+            </wp:cNvGraphicFramePr>
+            <a:graphic xmlns:a="http://schemas.openxmlformats.org/drawingml/2006/main">
+              <a:graphicData uri="http://schemas.openxmlformats.org/drawingml/2006/picture">
+                <pic:pic xmlns:pic="http://schemas.openxmlformats.org/drawingml/2006/picture">
+                  <pic:nvPicPr>
+                    <pic:cNvPr id="46" name="图片 4" descr="IMG_258"/>
+                    <pic:cNvPicPr>
+                      <a:picLocks noChangeAspect="1"/>
+                    </pic:cNvPicPr>
+                  </pic:nvPicPr>
+                  <pic:blipFill>
+                    <a:blip r:embed="rId16"/>
+                    <a:stretch>
+                      <a:fillRect/>
+                    </a:stretch>
+                  </pic:blipFill>
+                  <pic:spPr>
+                    <a:xfrm>
+                      <a:off x="0" y="0"/>
+                      <a:ext cx="7219950" cy="1943100"/>
+                    </a:xfrm>
+                    <a:prstGeom prst="rect">
+                      <a:avLst/>
+                    </a:prstGeom>
+                    <a:noFill/>
+                    <a:ln w="9525">
+                      <a:noFill/>
+                    </a:ln>
+                  </pic:spPr>
+                </pic:pic>
+              </a:graphicData>
+            </a:graphic>
+          </wp:inline>
+        </w:drawing>
+      </w:r>
+    </w:p>
+    <w:p>
+      <w:pPr>
+        <w:bidi w:val="0"/>
+        <w:rPr>
+          <w:rFonts w:hint="default"/>
+        </w:rPr>
+      </w:pPr>
+      <w:r>
+        <w:rPr>
+          <w:rFonts w:hint="default"/>
+        </w:rPr>
+        <w:t>结果很让我们失望，基于P100的结果竟然比K80还慢。What’s up ???</w:t>
+      </w:r>
+    </w:p>
+    <w:p>
+      <w:pPr>
+        <w:rPr>
+          <w:rFonts w:hint="eastAsia"/>
+          <w:lang w:val="en-US" w:eastAsia="zh-CN"/>
+        </w:rPr>
+      </w:pPr>
+    </w:p>
+    <w:p>
+      <w:pPr>
+        <w:pStyle w:val="3"/>
+        <w:bidi w:val="0"/>
+        <w:rPr>
           <w:rFonts w:hint="eastAsia"/>
           <w:lang w:val="en-US" w:eastAsia="zh-CN"/>
         </w:rPr>
@@ -2915,7 +3390,7 @@
                     </pic:cNvPicPr>
                   </pic:nvPicPr>
                   <pic:blipFill>
-                    <a:blip r:embed="rId14"/>
+                    <a:blip r:embed="rId17"/>
                     <a:stretch>
                       <a:fillRect/>
                     </a:stretch>
@@ -3002,7 +3477,7 @@
             <wp:extent cx="5374640" cy="3389630"/>
             <wp:effectExtent l="0" t="0" r="10160" b="1270"/>
             <wp:docPr id="16" name="图片 2" descr="IMG_256">
-              <a:hlinkClick xmlns:a="http://schemas.openxmlformats.org/drawingml/2006/main" r:id="rId15"/>
+              <a:hlinkClick xmlns:a="http://schemas.openxmlformats.org/drawingml/2006/main" r:id="rId18"/>
             </wp:docPr>
             <wp:cNvGraphicFramePr>
               <a:graphicFrameLocks xmlns:a="http://schemas.openxmlformats.org/drawingml/2006/main" noChangeAspect="1"/>
@@ -3017,7 +3492,7 @@
                     </pic:cNvPicPr>
                   </pic:nvPicPr>
                   <pic:blipFill>
-                    <a:blip r:embed="rId16"/>
+                    <a:blip r:embed="rId19"/>
                     <a:stretch>
                       <a:fillRect/>
                     </a:stretch>
@@ -3071,7 +3546,7 @@
             <wp:extent cx="5541645" cy="3743325"/>
             <wp:effectExtent l="0" t="0" r="8255" b="3175"/>
             <wp:docPr id="18" name="图片 3" descr="IMG_257">
-              <a:hlinkClick xmlns:a="http://schemas.openxmlformats.org/drawingml/2006/main" r:id="rId17"/>
+              <a:hlinkClick xmlns:a="http://schemas.openxmlformats.org/drawingml/2006/main" r:id="rId20"/>
             </wp:docPr>
             <wp:cNvGraphicFramePr>
               <a:graphicFrameLocks xmlns:a="http://schemas.openxmlformats.org/drawingml/2006/main" noChangeAspect="1"/>
@@ -3086,7 +3561,7 @@
                     </pic:cNvPicPr>
                   </pic:nvPicPr>
                   <pic:blipFill>
-                    <a:blip r:embed="rId18"/>
+                    <a:blip r:embed="rId21"/>
                     <a:stretch>
                       <a:fillRect/>
                     </a:stretch>
@@ -3152,7 +3627,7 @@
             <wp:extent cx="5757545" cy="714375"/>
             <wp:effectExtent l="0" t="0" r="8255" b="9525"/>
             <wp:docPr id="19" name="图片 4" descr="IMG_258">
-              <a:hlinkClick xmlns:a="http://schemas.openxmlformats.org/drawingml/2006/main" r:id="rId19"/>
+              <a:hlinkClick xmlns:a="http://schemas.openxmlformats.org/drawingml/2006/main" r:id="rId22"/>
             </wp:docPr>
             <wp:cNvGraphicFramePr>
               <a:graphicFrameLocks xmlns:a="http://schemas.openxmlformats.org/drawingml/2006/main" noChangeAspect="1"/>
@@ -3167,7 +3642,7 @@
                     </pic:cNvPicPr>
                   </pic:nvPicPr>
                   <pic:blipFill>
-                    <a:blip r:embed="rId20"/>
+                    <a:blip r:embed="rId23"/>
                     <a:stretch>
                       <a:fillRect/>
                     </a:stretch>
@@ -3323,7 +3798,7 @@
             <wp:extent cx="5499100" cy="3726815"/>
             <wp:effectExtent l="0" t="0" r="0" b="6985"/>
             <wp:docPr id="12" name="图片 5" descr="IMG_259">
-              <a:hlinkClick xmlns:a="http://schemas.openxmlformats.org/drawingml/2006/main" r:id="rId21"/>
+              <a:hlinkClick xmlns:a="http://schemas.openxmlformats.org/drawingml/2006/main" r:id="rId24"/>
             </wp:docPr>
             <wp:cNvGraphicFramePr>
               <a:graphicFrameLocks xmlns:a="http://schemas.openxmlformats.org/drawingml/2006/main" noChangeAspect="1"/>
@@ -3338,7 +3813,7 @@
                     </pic:cNvPicPr>
                   </pic:nvPicPr>
                   <pic:blipFill>
-                    <a:blip r:embed="rId22"/>
+                    <a:blip r:embed="rId25"/>
                     <a:stretch>
                       <a:fillRect/>
                     </a:stretch>
@@ -3391,7 +3866,7 @@
             <wp:extent cx="5119370" cy="4634230"/>
             <wp:effectExtent l="0" t="0" r="11430" b="1270"/>
             <wp:docPr id="14" name="图片 6" descr="IMG_260">
-              <a:hlinkClick xmlns:a="http://schemas.openxmlformats.org/drawingml/2006/main" r:id="rId23"/>
+              <a:hlinkClick xmlns:a="http://schemas.openxmlformats.org/drawingml/2006/main" r:id="rId26"/>
             </wp:docPr>
             <wp:cNvGraphicFramePr>
               <a:graphicFrameLocks xmlns:a="http://schemas.openxmlformats.org/drawingml/2006/main" noChangeAspect="1"/>
@@ -3406,7 +3881,7 @@
                     </pic:cNvPicPr>
                   </pic:nvPicPr>
                   <pic:blipFill>
-                    <a:blip r:embed="rId24"/>
+                    <a:blip r:embed="rId27"/>
                     <a:stretch>
                       <a:fillRect/>
                     </a:stretch>
@@ -3509,7 +3984,7 @@
             <wp:extent cx="5351145" cy="3653155"/>
             <wp:effectExtent l="0" t="0" r="8255" b="4445"/>
             <wp:docPr id="17" name="图片 7" descr="IMG_261">
-              <a:hlinkClick xmlns:a="http://schemas.openxmlformats.org/drawingml/2006/main" r:id="rId25"/>
+              <a:hlinkClick xmlns:a="http://schemas.openxmlformats.org/drawingml/2006/main" r:id="rId28"/>
             </wp:docPr>
             <wp:cNvGraphicFramePr>
               <a:graphicFrameLocks xmlns:a="http://schemas.openxmlformats.org/drawingml/2006/main" noChangeAspect="1"/>
@@ -3524,7 +3999,7 @@
                     </pic:cNvPicPr>
                   </pic:nvPicPr>
                   <pic:blipFill>
-                    <a:blip r:embed="rId26"/>
+                    <a:blip r:embed="rId29"/>
                     <a:stretch>
                       <a:fillRect/>
                     </a:stretch>
@@ -3650,7 +4125,7 @@
             <wp:extent cx="5774055" cy="4117975"/>
             <wp:effectExtent l="0" t="0" r="4445" b="9525"/>
             <wp:docPr id="13" name="图片 8" descr="IMG_262">
-              <a:hlinkClick xmlns:a="http://schemas.openxmlformats.org/drawingml/2006/main" r:id="rId27"/>
+              <a:hlinkClick xmlns:a="http://schemas.openxmlformats.org/drawingml/2006/main" r:id="rId30"/>
             </wp:docPr>
             <wp:cNvGraphicFramePr>
               <a:graphicFrameLocks xmlns:a="http://schemas.openxmlformats.org/drawingml/2006/main" noChangeAspect="1"/>
@@ -3665,7 +4140,7 @@
                     </pic:cNvPicPr>
                   </pic:nvPicPr>
                   <pic:blipFill>
-                    <a:blip r:embed="rId28"/>
+                    <a:blip r:embed="rId31"/>
                     <a:stretch>
                       <a:fillRect/>
                     </a:stretch>
@@ -3730,7 +4205,7 @@
             <wp:extent cx="5485130" cy="5686425"/>
             <wp:effectExtent l="0" t="0" r="1270" b="3175"/>
             <wp:docPr id="20" name="图片 9" descr="IMG_263">
-              <a:hlinkClick xmlns:a="http://schemas.openxmlformats.org/drawingml/2006/main" r:id="rId29"/>
+              <a:hlinkClick xmlns:a="http://schemas.openxmlformats.org/drawingml/2006/main" r:id="rId32"/>
             </wp:docPr>
             <wp:cNvGraphicFramePr>
               <a:graphicFrameLocks xmlns:a="http://schemas.openxmlformats.org/drawingml/2006/main" noChangeAspect="1"/>
@@ -3745,7 +4220,7 @@
                     </pic:cNvPicPr>
                   </pic:nvPicPr>
                   <pic:blipFill>
-                    <a:blip r:embed="rId30"/>
+                    <a:blip r:embed="rId33"/>
                     <a:stretch>
                       <a:fillRect/>
                     </a:stretch>
@@ -3858,7 +4333,7 @@
       </w:r>
       <w:r>
         <w:rPr>
-          <w:rStyle w:val="14"/>
+          <w:rStyle w:val="15"/>
           <w:rFonts w:hint="default" w:ascii="Arial" w:hAnsi="Arial" w:eastAsia="Arial" w:cs="Arial"/>
           <w:i w:val="0"/>
           <w:iCs w:val="0"/>
@@ -3919,7 +4394,7 @@
       </w:r>
       <w:r>
         <w:rPr>
-          <w:rStyle w:val="14"/>
+          <w:rStyle w:val="15"/>
           <w:rFonts w:hint="default" w:ascii="Arial" w:hAnsi="Arial" w:eastAsia="Arial" w:cs="Arial"/>
           <w:i w:val="0"/>
           <w:iCs w:val="0"/>
@@ -3977,7 +4452,7 @@
             <wp:extent cx="10372725" cy="5410200"/>
             <wp:effectExtent l="0" t="0" r="3175" b="0"/>
             <wp:docPr id="15" name="图片 10" descr="IMG_264">
-              <a:hlinkClick xmlns:a="http://schemas.openxmlformats.org/drawingml/2006/main" r:id="rId31"/>
+              <a:hlinkClick xmlns:a="http://schemas.openxmlformats.org/drawingml/2006/main" r:id="rId34"/>
             </wp:docPr>
             <wp:cNvGraphicFramePr>
               <a:graphicFrameLocks xmlns:a="http://schemas.openxmlformats.org/drawingml/2006/main" noChangeAspect="1"/>
@@ -3992,7 +4467,7 @@
                     </pic:cNvPicPr>
                   </pic:nvPicPr>
                   <pic:blipFill>
-                    <a:blip r:embed="rId32"/>
+                    <a:blip r:embed="rId35"/>
                     <a:stretch>
                       <a:fillRect/>
                     </a:stretch>
@@ -4084,7 +4559,7 @@
       </w:r>
       <w:r>
         <w:rPr>
-          <w:rStyle w:val="14"/>
+          <w:rStyle w:val="15"/>
           <w:rFonts w:hint="default" w:ascii="Arial" w:hAnsi="Arial" w:eastAsia="Arial" w:cs="Arial"/>
           <w:i w:val="0"/>
           <w:iCs w:val="0"/>
@@ -4133,7 +4608,7 @@
       </w:r>
       <w:r>
         <w:rPr>
-          <w:rStyle w:val="14"/>
+          <w:rStyle w:val="15"/>
           <w:rFonts w:hint="default" w:ascii="Arial" w:hAnsi="Arial" w:eastAsia="Arial" w:cs="Arial"/>
           <w:i w:val="0"/>
           <w:iCs w:val="0"/>
@@ -4182,7 +4657,7 @@
       </w:r>
       <w:r>
         <w:rPr>
-          <w:rStyle w:val="14"/>
+          <w:rStyle w:val="15"/>
           <w:rFonts w:hint="default" w:ascii="Arial" w:hAnsi="Arial" w:eastAsia="Arial" w:cs="Arial"/>
           <w:i w:val="0"/>
           <w:iCs w:val="0"/>
@@ -4231,7 +4706,7 @@
       </w:r>
       <w:r>
         <w:rPr>
-          <w:rStyle w:val="14"/>
+          <w:rStyle w:val="15"/>
           <w:rFonts w:hint="default" w:ascii="Arial" w:hAnsi="Arial" w:eastAsia="Arial" w:cs="Arial"/>
           <w:i w:val="0"/>
           <w:iCs w:val="0"/>
@@ -4369,7 +4844,7 @@
                     </pic:cNvPicPr>
                   </pic:nvPicPr>
                   <pic:blipFill>
-                    <a:blip r:embed="rId33"/>
+                    <a:blip r:embed="rId36"/>
                     <a:stretch>
                       <a:fillRect/>
                     </a:stretch>
@@ -4474,7 +4949,7 @@
                     </pic:cNvPicPr>
                   </pic:nvPicPr>
                   <pic:blipFill>
-                    <a:blip r:embed="rId34"/>
+                    <a:blip r:embed="rId37"/>
                     <a:stretch>
                       <a:fillRect/>
                     </a:stretch>
@@ -4806,7 +5281,7 @@
                     </pic:cNvPicPr>
                   </pic:nvPicPr>
                   <pic:blipFill>
-                    <a:blip r:embed="rId35"/>
+                    <a:blip r:embed="rId38"/>
                     <a:stretch>
                       <a:fillRect/>
                     </a:stretch>
@@ -4906,7 +5381,7 @@
                     </pic:cNvPicPr>
                   </pic:nvPicPr>
                   <pic:blipFill>
-                    <a:blip r:embed="rId36"/>
+                    <a:blip r:embed="rId39"/>
                     <a:stretch>
                       <a:fillRect/>
                     </a:stretch>
@@ -4982,7 +5457,7 @@
                     </pic:cNvPicPr>
                   </pic:nvPicPr>
                   <pic:blipFill>
-                    <a:blip r:embed="rId37"/>
+                    <a:blip r:embed="rId40"/>
                     <a:stretch>
                       <a:fillRect/>
                     </a:stretch>
@@ -5079,7 +5554,7 @@
                     </pic:cNvPicPr>
                   </pic:nvPicPr>
                   <pic:blipFill>
-                    <a:blip r:embed="rId38"/>
+                    <a:blip r:embed="rId41"/>
                     <a:stretch>
                       <a:fillRect/>
                     </a:stretch>
@@ -5161,7 +5636,7 @@
                     </pic:cNvPicPr>
                   </pic:nvPicPr>
                   <pic:blipFill>
-                    <a:blip r:embed="rId39"/>
+                    <a:blip r:embed="rId42"/>
                     <a:stretch>
                       <a:fillRect/>
                     </a:stretch>
@@ -5229,7 +5704,7 @@
                     </pic:cNvPicPr>
                   </pic:nvPicPr>
                   <pic:blipFill>
-                    <a:blip r:embed="rId40"/>
+                    <a:blip r:embed="rId43"/>
                     <a:stretch>
                       <a:fillRect/>
                     </a:stretch>
@@ -5304,7 +5779,7 @@
                     </pic:cNvPicPr>
                   </pic:nvPicPr>
                   <pic:blipFill>
-                    <a:blip r:embed="rId41"/>
+                    <a:blip r:embed="rId44"/>
                     <a:stretch>
                       <a:fillRect/>
                     </a:stretch>
@@ -5387,7 +5862,7 @@
                     </pic:cNvPicPr>
                   </pic:nvPicPr>
                   <pic:blipFill>
-                    <a:blip r:embed="rId42"/>
+                    <a:blip r:embed="rId45"/>
                     <a:stretch>
                       <a:fillRect/>
                     </a:stretch>
@@ -5533,7 +6008,7 @@
                     </pic:cNvPicPr>
                   </pic:nvPicPr>
                   <pic:blipFill>
-                    <a:blip r:embed="rId43"/>
+                    <a:blip r:embed="rId46"/>
                     <a:stretch>
                       <a:fillRect/>
                     </a:stretch>
@@ -5659,7 +6134,7 @@
       </w:r>
       <w:r>
         <w:rPr>
-          <w:rStyle w:val="14"/>
+          <w:rStyle w:val="15"/>
           <w:rFonts w:hint="eastAsia"/>
         </w:rPr>
         <w:t>https://zhuanlan.zhihu.com/p/670474027</w:t>
@@ -5714,7 +6189,7 @@
       </w:r>
       <w:r>
         <w:rPr>
-          <w:rStyle w:val="14"/>
+          <w:rStyle w:val="15"/>
           <w:rFonts w:hint="eastAsia"/>
         </w:rPr>
         <w:t>GPU的UM实现</w:t>
@@ -5903,7 +6378,7 @@
                     </pic:cNvPicPr>
                   </pic:nvPicPr>
                   <pic:blipFill>
-                    <a:blip r:embed="rId44"/>
+                    <a:blip r:embed="rId47"/>
                     <a:stretch>
                       <a:fillRect/>
                     </a:stretch>
@@ -5955,7 +6430,7 @@
                     </pic:cNvPicPr>
                   </pic:nvPicPr>
                   <pic:blipFill>
-                    <a:blip r:embed="rId45"/>
+                    <a:blip r:embed="rId48"/>
                     <a:stretch>
                       <a:fillRect/>
                     </a:stretch>
@@ -6118,7 +6593,7 @@
                     </pic:cNvPicPr>
                   </pic:nvPicPr>
                   <pic:blipFill>
-                    <a:blip r:embed="rId46"/>
+                    <a:blip r:embed="rId49"/>
                     <a:stretch>
                       <a:fillRect/>
                     </a:stretch>
@@ -6306,7 +6781,7 @@
                     </pic:cNvPicPr>
                   </pic:nvPicPr>
                   <pic:blipFill>
-                    <a:blip r:embed="rId47"/>
+                    <a:blip r:embed="rId50"/>
                     <a:stretch>
                       <a:fillRect/>
                     </a:stretch>
@@ -6483,7 +6958,7 @@
                     </pic:cNvPicPr>
                   </pic:nvPicPr>
                   <pic:blipFill>
-                    <a:blip r:embed="rId48"/>
+                    <a:blip r:embed="rId51"/>
                     <a:stretch>
                       <a:fillRect/>
                     </a:stretch>
@@ -6579,7 +7054,7 @@
                     </pic:cNvPicPr>
                   </pic:nvPicPr>
                   <pic:blipFill>
-                    <a:blip r:embed="rId49"/>
+                    <a:blip r:embed="rId52"/>
                     <a:stretch>
                       <a:fillRect/>
                     </a:stretch>
@@ -6638,7 +7113,7 @@
                     </pic:cNvPicPr>
                   </pic:nvPicPr>
                   <pic:blipFill>
-                    <a:blip r:embed="rId50"/>
+                    <a:blip r:embed="rId53"/>
                     <a:stretch>
                       <a:fillRect/>
                     </a:stretch>
@@ -6816,7 +7291,7 @@
                     </pic:cNvPicPr>
                   </pic:nvPicPr>
                   <pic:blipFill>
-                    <a:blip r:embed="rId51"/>
+                    <a:blip r:embed="rId54"/>
                     <a:stretch>
                       <a:fillRect/>
                     </a:stretch>
@@ -6911,7 +7386,7 @@
                     </pic:cNvPicPr>
                   </pic:nvPicPr>
                   <pic:blipFill>
-                    <a:blip r:embed="rId52"/>
+                    <a:blip r:embed="rId55"/>
                     <a:stretch>
                       <a:fillRect/>
                     </a:stretch>
@@ -6999,7 +7474,7 @@
                     </pic:cNvPicPr>
                   </pic:nvPicPr>
                   <pic:blipFill>
-                    <a:blip r:embed="rId53"/>
+                    <a:blip r:embed="rId56"/>
                     <a:stretch>
                       <a:fillRect/>
                     </a:stretch>
@@ -7074,7 +7549,7 @@
                     </pic:cNvPicPr>
                   </pic:nvPicPr>
                   <pic:blipFill>
-                    <a:blip r:embed="rId54"/>
+                    <a:blip r:embed="rId57"/>
                     <a:stretch>
                       <a:fillRect/>
                     </a:stretch>
@@ -7184,7 +7659,7 @@
                     </pic:cNvPicPr>
                   </pic:nvPicPr>
                   <pic:blipFill>
-                    <a:blip r:embed="rId55"/>
+                    <a:blip r:embed="rId58"/>
                     <a:stretch>
                       <a:fillRect/>
                     </a:stretch>
@@ -7355,7 +7830,7 @@
                     </pic:cNvPicPr>
                   </pic:nvPicPr>
                   <pic:blipFill>
-                    <a:blip r:embed="rId56"/>
+                    <a:blip r:embed="rId59"/>
                     <a:stretch>
                       <a:fillRect/>
                     </a:stretch>
@@ -7425,15 +7900,7 @@
         <w:rPr>
           <w:rFonts w:hint="default"/>
         </w:rPr>
-        <w:t xml:space="preserve"> in time, the GPU device copy of that memory may be incoherent with the writable copy of the page which is not on the GPU. Using the page table in this circumstanc</w:t>
-      </w:r>
-      <w:bookmarkStart w:id="0" w:name="_GoBack"/>
-      <w:bookmarkEnd w:id="0"/>
-      <w:r>
-        <w:rPr>
-          <w:rFonts w:hint="default"/>
-        </w:rPr>
-        <w:t>e may result in accessing stale data, or data loss, because of a DMA write access to device memory that is subsequently overwritten by the Unified Memory run-time. cuPointerGetAttribute() may be used to determine if an address is being managed by the Unified Memory runtime.</w:t>
+        <w:t xml:space="preserve"> in time, the GPU device copy of that memory may be incoherent with the writable copy of the page which is not on the GPU. Using the page table in this circumstance may result in accessing stale data, or data loss, because of a DMA write access to device memory that is subsequently overwritten by the Unified Memory run-time. cuPointerGetAttribute() may be used to determine if an address is being managed by the Unified Memory runtime.</w:t>
       </w:r>
     </w:p>
     <w:p>
@@ -8818,7 +9285,7 @@
     <w:name w:val="heading 3"/>
     <w:basedOn w:val="1"/>
     <w:next w:val="1"/>
-    <w:link w:val="16"/>
+    <w:link w:val="17"/>
     <w:autoRedefine/>
     <w:unhideWhenUsed/>
     <w:qFormat/>
@@ -9023,6 +9490,15 @@
     </w:rPr>
   </w:style>
   <w:style w:type="character" w:styleId="14">
+    <w:name w:val="Strong"/>
+    <w:basedOn w:val="13"/>
+    <w:qFormat/>
+    <w:uiPriority w:val="0"/>
+    <w:rPr>
+      <w:b/>
+    </w:rPr>
+  </w:style>
+  <w:style w:type="character" w:styleId="15">
     <w:name w:val="Hyperlink"/>
     <w:basedOn w:val="13"/>
     <w:autoRedefine/>
@@ -9033,7 +9509,7 @@
       <w:u w:val="single"/>
     </w:rPr>
   </w:style>
-  <w:style w:type="character" w:styleId="15">
+  <w:style w:type="character" w:styleId="16">
     <w:name w:val="HTML Code"/>
     <w:basedOn w:val="13"/>
     <w:autoRedefine/>
@@ -9044,9 +9520,10 @@
       <w:sz w:val="20"/>
     </w:rPr>
   </w:style>
-  <w:style w:type="character" w:customStyle="1" w:styleId="16">
+  <w:style w:type="character" w:customStyle="1" w:styleId="17">
     <w:name w:val="标题 3 Char"/>
     <w:link w:val="4"/>
+    <w:qFormat/>
     <w:uiPriority w:val="0"/>
     <w:rPr>
       <w:rFonts w:hint="eastAsia" w:ascii="宋体" w:hAnsi="宋体" w:eastAsia="宋体" w:cs="宋体"/>

--- a/exercises2/gpu/document/gpu_memory.docx
+++ b/exercises2/gpu/document/gpu_memory.docx
@@ -2895,8 +2895,6 @@
           <w:rFonts w:hint="eastAsia"/>
         </w:rPr>
       </w:pPr>
-      <w:bookmarkStart w:id="0" w:name="_GoBack"/>
-      <w:bookmarkEnd w:id="0"/>
     </w:p>
     <w:p>
       <w:pPr>
@@ -7786,6 +7784,292 @@
         </w:rPr>
       </w:pPr>
       <w:r>
+        <w:t>GDRCopy</w:t>
+      </w:r>
+    </w:p>
+    <w:p>
+      <w:pPr>
+        <w:bidi w:val="0"/>
+      </w:pPr>
+      <w:r>
+        <w:rPr>
+          <w:rFonts w:hint="default"/>
+        </w:rPr>
+        <w:t>1，GDRCopy的原理</w:t>
+      </w:r>
+    </w:p>
+    <w:p>
+      <w:pPr>
+        <w:bidi w:val="0"/>
+        <w:rPr>
+          <w:rFonts w:hint="default"/>
+        </w:rPr>
+      </w:pPr>
+      <w:r>
+        <w:rPr>
+          <w:rFonts w:hint="default"/>
+        </w:rPr>
+        <w:drawing>
+          <wp:inline distT="0" distB="0" distL="114300" distR="114300">
+            <wp:extent cx="2924175" cy="2343150"/>
+            <wp:effectExtent l="0" t="0" r="9525" b="6350"/>
+            <wp:docPr id="48" name="图片 2" descr="IMG_256"/>
+            <wp:cNvGraphicFramePr>
+              <a:graphicFrameLocks xmlns:a="http://schemas.openxmlformats.org/drawingml/2006/main" noChangeAspect="1"/>
+            </wp:cNvGraphicFramePr>
+            <a:graphic xmlns:a="http://schemas.openxmlformats.org/drawingml/2006/main">
+              <a:graphicData uri="http://schemas.openxmlformats.org/drawingml/2006/picture">
+                <pic:pic xmlns:pic="http://schemas.openxmlformats.org/drawingml/2006/picture">
+                  <pic:nvPicPr>
+                    <pic:cNvPr id="48" name="图片 2" descr="IMG_256"/>
+                    <pic:cNvPicPr>
+                      <a:picLocks noChangeAspect="1"/>
+                    </pic:cNvPicPr>
+                  </pic:nvPicPr>
+                  <pic:blipFill>
+                    <a:blip r:embed="rId59"/>
+                    <a:stretch>
+                      <a:fillRect/>
+                    </a:stretch>
+                  </pic:blipFill>
+                  <pic:spPr>
+                    <a:xfrm>
+                      <a:off x="0" y="0"/>
+                      <a:ext cx="2924175" cy="2343150"/>
+                    </a:xfrm>
+                    <a:prstGeom prst="rect">
+                      <a:avLst/>
+                    </a:prstGeom>
+                    <a:noFill/>
+                    <a:ln w="9525">
+                      <a:noFill/>
+                    </a:ln>
+                  </pic:spPr>
+                </pic:pic>
+              </a:graphicData>
+            </a:graphic>
+          </wp:inline>
+        </w:drawing>
+      </w:r>
+    </w:p>
+    <w:p>
+      <w:pPr>
+        <w:bidi w:val="0"/>
+        <w:rPr>
+          <w:rFonts w:hint="default"/>
+          <w:color w:val="FF0000"/>
+        </w:rPr>
+      </w:pPr>
+      <w:r>
+        <w:rPr>
+          <w:rFonts w:hint="default"/>
+        </w:rPr>
+        <w:t>GDRCopy是一个基于GPU direct RDMA技术的低时延GPU内存copy的库。如上图所示的H2D和D2H的内存拷贝，传统上采用cudaMemcpy，它实际是由GPU触发DMA引擎在CPU和GPU之间搬移内存。因为需要额外的操作DMA引擎的指令，它在小数据搬移时效率并不高。GDRCopy则允许CPU采用PCIE BAR映射的方式直接访问GPU内存，因为是直接的LD/ST指令(SIMD指令)，所以对于小数据来说效率更高，时延更低。如下图所示，</w:t>
+      </w:r>
+      <w:bookmarkStart w:id="0" w:name="_GoBack"/>
+      <w:r>
+        <w:rPr>
+          <w:rFonts w:hint="default"/>
+          <w:color w:val="FF0000"/>
+        </w:rPr>
+        <w:t>H2D拷贝16KB以下的数据，cudaMemcpy需要7us，而GDRCopy只需要1us。</w:t>
+      </w:r>
+    </w:p>
+    <w:bookmarkEnd w:id="0"/>
+    <w:p>
+      <w:pPr>
+        <w:bidi w:val="0"/>
+        <w:rPr>
+          <w:rFonts w:hint="default"/>
+        </w:rPr>
+      </w:pPr>
+      <w:r>
+        <w:rPr>
+          <w:rFonts w:hint="default"/>
+        </w:rPr>
+        <w:drawing>
+          <wp:inline distT="0" distB="0" distL="114300" distR="114300">
+            <wp:extent cx="2305050" cy="2628900"/>
+            <wp:effectExtent l="0" t="0" r="6350" b="0"/>
+            <wp:docPr id="51" name="图片 3" descr="IMG_257"/>
+            <wp:cNvGraphicFramePr>
+              <a:graphicFrameLocks xmlns:a="http://schemas.openxmlformats.org/drawingml/2006/main" noChangeAspect="1"/>
+            </wp:cNvGraphicFramePr>
+            <a:graphic xmlns:a="http://schemas.openxmlformats.org/drawingml/2006/main">
+              <a:graphicData uri="http://schemas.openxmlformats.org/drawingml/2006/picture">
+                <pic:pic xmlns:pic="http://schemas.openxmlformats.org/drawingml/2006/picture">
+                  <pic:nvPicPr>
+                    <pic:cNvPr id="51" name="图片 3" descr="IMG_257"/>
+                    <pic:cNvPicPr>
+                      <a:picLocks noChangeAspect="1"/>
+                    </pic:cNvPicPr>
+                  </pic:nvPicPr>
+                  <pic:blipFill>
+                    <a:blip r:embed="rId60"/>
+                    <a:stretch>
+                      <a:fillRect/>
+                    </a:stretch>
+                  </pic:blipFill>
+                  <pic:spPr>
+                    <a:xfrm>
+                      <a:off x="0" y="0"/>
+                      <a:ext cx="2305050" cy="2628900"/>
+                    </a:xfrm>
+                    <a:prstGeom prst="rect">
+                      <a:avLst/>
+                    </a:prstGeom>
+                    <a:noFill/>
+                    <a:ln w="9525">
+                      <a:noFill/>
+                    </a:ln>
+                  </pic:spPr>
+                </pic:pic>
+              </a:graphicData>
+            </a:graphic>
+          </wp:inline>
+        </w:drawing>
+      </w:r>
+      <w:r>
+        <w:rPr>
+          <w:rFonts w:hint="default"/>
+        </w:rPr>
+        <w:t>                                    </w:t>
+      </w:r>
+      <w:r>
+        <w:rPr>
+          <w:rFonts w:hint="default"/>
+        </w:rPr>
+        <w:drawing>
+          <wp:inline distT="0" distB="0" distL="114300" distR="114300">
+            <wp:extent cx="2314575" cy="2638425"/>
+            <wp:effectExtent l="0" t="0" r="9525" b="3175"/>
+            <wp:docPr id="49" name="图片 4" descr="IMG_258"/>
+            <wp:cNvGraphicFramePr>
+              <a:graphicFrameLocks xmlns:a="http://schemas.openxmlformats.org/drawingml/2006/main" noChangeAspect="1"/>
+            </wp:cNvGraphicFramePr>
+            <a:graphic xmlns:a="http://schemas.openxmlformats.org/drawingml/2006/main">
+              <a:graphicData uri="http://schemas.openxmlformats.org/drawingml/2006/picture">
+                <pic:pic xmlns:pic="http://schemas.openxmlformats.org/drawingml/2006/picture">
+                  <pic:nvPicPr>
+                    <pic:cNvPr id="49" name="图片 4" descr="IMG_258"/>
+                    <pic:cNvPicPr>
+                      <a:picLocks noChangeAspect="1"/>
+                    </pic:cNvPicPr>
+                  </pic:nvPicPr>
+                  <pic:blipFill>
+                    <a:blip r:embed="rId61"/>
+                    <a:stretch>
+                      <a:fillRect/>
+                    </a:stretch>
+                  </pic:blipFill>
+                  <pic:spPr>
+                    <a:xfrm>
+                      <a:off x="0" y="0"/>
+                      <a:ext cx="2314575" cy="2638425"/>
+                    </a:xfrm>
+                    <a:prstGeom prst="rect">
+                      <a:avLst/>
+                    </a:prstGeom>
+                    <a:noFill/>
+                    <a:ln w="9525">
+                      <a:noFill/>
+                    </a:ln>
+                  </pic:spPr>
+                </pic:pic>
+              </a:graphicData>
+            </a:graphic>
+          </wp:inline>
+        </w:drawing>
+      </w:r>
+    </w:p>
+    <w:p>
+      <w:pPr>
+        <w:bidi w:val="0"/>
+        <w:rPr>
+          <w:rFonts w:hint="default"/>
+        </w:rPr>
+      </w:pPr>
+      <w:r>
+        <w:rPr>
+          <w:rFonts w:hint="default"/>
+        </w:rPr>
+        <w:t>2，example</w:t>
+      </w:r>
+    </w:p>
+    <w:p>
+      <w:pPr>
+        <w:bidi w:val="0"/>
+        <w:rPr>
+          <w:rFonts w:hint="default"/>
+        </w:rPr>
+      </w:pPr>
+      <w:r>
+        <w:rPr>
+          <w:rFonts w:hint="default"/>
+        </w:rPr>
+        <w:drawing>
+          <wp:inline distT="0" distB="0" distL="114300" distR="114300">
+            <wp:extent cx="4499610" cy="2505075"/>
+            <wp:effectExtent l="0" t="0" r="8890" b="9525"/>
+            <wp:docPr id="50" name="图片 5" descr="IMG_259"/>
+            <wp:cNvGraphicFramePr>
+              <a:graphicFrameLocks xmlns:a="http://schemas.openxmlformats.org/drawingml/2006/main" noChangeAspect="1"/>
+            </wp:cNvGraphicFramePr>
+            <a:graphic xmlns:a="http://schemas.openxmlformats.org/drawingml/2006/main">
+              <a:graphicData uri="http://schemas.openxmlformats.org/drawingml/2006/picture">
+                <pic:pic xmlns:pic="http://schemas.openxmlformats.org/drawingml/2006/picture">
+                  <pic:nvPicPr>
+                    <pic:cNvPr id="50" name="图片 5" descr="IMG_259"/>
+                    <pic:cNvPicPr>
+                      <a:picLocks noChangeAspect="1"/>
+                    </pic:cNvPicPr>
+                  </pic:nvPicPr>
+                  <pic:blipFill>
+                    <a:blip r:embed="rId62"/>
+                    <a:stretch>
+                      <a:fillRect/>
+                    </a:stretch>
+                  </pic:blipFill>
+                  <pic:spPr>
+                    <a:xfrm>
+                      <a:off x="0" y="0"/>
+                      <a:ext cx="4499610" cy="2505075"/>
+                    </a:xfrm>
+                    <a:prstGeom prst="rect">
+                      <a:avLst/>
+                    </a:prstGeom>
+                    <a:noFill/>
+                    <a:ln w="9525">
+                      <a:noFill/>
+                    </a:ln>
+                  </pic:spPr>
+                </pic:pic>
+              </a:graphicData>
+            </a:graphic>
+          </wp:inline>
+        </w:drawing>
+      </w:r>
+    </w:p>
+    <w:p>
+      <w:pPr>
+        <w:pStyle w:val="2"/>
+        <w:bidi w:val="0"/>
+        <w:rPr>
+          <w:rFonts w:hint="eastAsia"/>
+          <w:lang w:val="en-US" w:eastAsia="zh-CN"/>
+        </w:rPr>
+      </w:pPr>
+    </w:p>
+    <w:p>
+      <w:pPr>
+        <w:pStyle w:val="2"/>
+        <w:bidi w:val="0"/>
+        <w:rPr>
+          <w:rFonts w:hint="eastAsia"/>
+          <w:lang w:val="en-US" w:eastAsia="zh-CN"/>
+        </w:rPr>
+      </w:pPr>
+      <w:r>
         <w:rPr>
           <w:rFonts w:hint="eastAsia"/>
           <w:lang w:val="en-US" w:eastAsia="zh-CN"/>
@@ -7830,7 +8114,7 @@
                     </pic:cNvPicPr>
                   </pic:nvPicPr>
                   <pic:blipFill>
-                    <a:blip r:embed="rId59"/>
+                    <a:blip r:embed="rId63"/>
                     <a:stretch>
                       <a:fillRect/>
                     </a:stretch>

--- a/exercises2/gpu/document/gpu_memory.docx
+++ b/exercises2/gpu/document/gpu_memory.docx
@@ -5157,6 +5157,144 @@
     </w:p>
     <w:p>
       <w:pPr>
+        <w:bidi w:val="0"/>
+        <w:rPr>
+          <w:rFonts w:hint="eastAsia"/>
+        </w:rPr>
+      </w:pPr>
+    </w:p>
+    <w:p>
+      <w:pPr>
+        <w:pStyle w:val="3"/>
+        <w:bidi w:val="0"/>
+        <w:rPr>
+          <w:rFonts w:hint="default"/>
+        </w:rPr>
+      </w:pPr>
+      <w:r>
+        <w:rPr>
+          <w:rFonts w:hint="default"/>
+        </w:rPr>
+        <w:t>PASID</w:t>
+      </w:r>
+      <w:r>
+        <w:rPr>
+          <w:rFonts w:hint="eastAsia"/>
+          <w:lang w:val="en-US" w:eastAsia="zh-CN"/>
+        </w:rPr>
+        <w:t>和</w:t>
+      </w:r>
+      <w:r>
+        <w:rPr>
+          <w:rFonts w:hint="default"/>
+        </w:rPr>
+        <w:t xml:space="preserve"> SVA</w:t>
+      </w:r>
+    </w:p>
+    <w:p>
+      <w:pPr>
+        <w:rPr>
+          <w:rFonts w:hint="default"/>
+        </w:rPr>
+      </w:pPr>
+      <w:r>
+        <w:rPr>
+          <w:rFonts w:hint="default"/>
+        </w:rPr>
+        <w:fldChar w:fldCharType="begin"/>
+      </w:r>
+      <w:r>
+        <w:rPr>
+          <w:rFonts w:hint="default"/>
+        </w:rPr>
+        <w:instrText xml:space="preserve"> HYPERLINK "https://fishthinking.xyz/2024/03/02/pasid-sva/" </w:instrText>
+      </w:r>
+      <w:r>
+        <w:rPr>
+          <w:rFonts w:hint="default"/>
+        </w:rPr>
+        <w:fldChar w:fldCharType="separate"/>
+      </w:r>
+      <w:r>
+        <w:rPr>
+          <w:rStyle w:val="15"/>
+          <w:rFonts w:hint="default"/>
+        </w:rPr>
+        <w:t>https://fishthinking.xyz/2024/03/02/pasid-sva/</w:t>
+      </w:r>
+      <w:r>
+        <w:rPr>
+          <w:rFonts w:hint="default"/>
+        </w:rPr>
+        <w:fldChar w:fldCharType="end"/>
+      </w:r>
+    </w:p>
+    <w:p>
+      <w:pPr>
+        <w:rPr>
+          <w:rFonts w:hint="default"/>
+        </w:rPr>
+      </w:pPr>
+    </w:p>
+    <w:p>
+      <w:pPr>
+        <w:bidi w:val="0"/>
+        <w:rPr>
+          <w:rFonts w:hint="default"/>
+        </w:rPr>
+      </w:pPr>
+      <w:r>
+        <w:rPr>
+          <w:rFonts w:hint="default"/>
+        </w:rPr>
+        <w:t>设备能通过IOMMU（带着PASID）访问到CPU地址空间还不够。CPU每次给设备下发任务是也需要携带PASID。具体的携带方式是在ENQCMD/ENGCMDS命令发送work descriptor的同时携带PASID到设备。ENQCMD是non-post</w:t>
+      </w:r>
+      <w:bookmarkStart w:id="0" w:name="_GoBack"/>
+      <w:bookmarkEnd w:id="0"/>
+      <w:r>
+        <w:rPr>
+          <w:rFonts w:hint="default"/>
+        </w:rPr>
+        <w:t>ed写，CPU通过返回值判断写入是否成功（例如队列满了导致写入失败）。</w:t>
+      </w:r>
+    </w:p>
+    <w:p>
+      <w:pPr>
+        <w:rPr>
+          <w:rFonts w:hint="eastAsia" w:eastAsiaTheme="minorEastAsia"/>
+          <w:lang w:eastAsia="zh-CN"/>
+        </w:rPr>
+      </w:pPr>
+      <w:r>
+        <w:rPr>
+          <w:rFonts w:hint="eastAsia"/>
+          <w:lang w:val="en-US" w:eastAsia="zh-CN"/>
+        </w:rPr>
+        <w:t xml:space="preserve"> </w:t>
+      </w:r>
+    </w:p>
+    <w:p>
+      <w:pPr>
+        <w:pStyle w:val="4"/>
+        <w:bidi w:val="0"/>
+        <w:rPr>
+          <w:rFonts w:hint="eastAsia"/>
+          <w:lang w:val="en-US" w:eastAsia="zh-CN"/>
+        </w:rPr>
+      </w:pPr>
+      <w:r>
+        <w:t>PRI和stall模式</w:t>
+      </w:r>
+      <w:r>
+        <w:rPr>
+          <w:rFonts w:hint="eastAsia"/>
+          <w:lang w:val="en-US" w:eastAsia="zh-CN"/>
+        </w:rPr>
+        <w:t>区别</w:t>
+      </w:r>
+    </w:p>
+    <w:p>
+      <w:pPr>
         <w:pStyle w:val="3"/>
         <w:bidi w:val="0"/>
         <w:rPr>
@@ -5961,6 +6099,59 @@
     </w:p>
     <w:p>
       <w:pPr>
+        <w:pStyle w:val="2"/>
+        <w:bidi w:val="0"/>
+      </w:pPr>
+      <w:r>
+        <w:t>MMIO与DMA的区别</w:t>
+      </w:r>
+    </w:p>
+    <w:p>
+      <w:pPr>
+        <w:bidi w:val="0"/>
+      </w:pPr>
+      <w:r>
+        <w:rPr>
+          <w:rFonts w:hint="default"/>
+        </w:rPr>
+        <w:fldChar w:fldCharType="begin"/>
+      </w:r>
+      <w:r>
+        <w:rPr>
+          <w:rFonts w:hint="default"/>
+        </w:rPr>
+        <w:instrText xml:space="preserve"> HYPERLINK "https://01.me/2023/08/cache-coherency/" </w:instrText>
+      </w:r>
+      <w:r>
+        <w:rPr>
+          <w:rFonts w:hint="default"/>
+        </w:rPr>
+        <w:fldChar w:fldCharType="separate"/>
+      </w:r>
+      <w:r>
+        <w:rPr>
+          <w:rStyle w:val="15"/>
+          <w:rFonts w:hint="default"/>
+        </w:rPr>
+        <w:t>Load/Store 和缓存一致性有没有必要？</w:t>
+      </w:r>
+      <w:r>
+        <w:rPr>
+          <w:rFonts w:hint="default"/>
+        </w:rPr>
+        <w:fldChar w:fldCharType="end"/>
+      </w:r>
+    </w:p>
+    <w:p>
+      <w:pPr>
+        <w:rPr>
+          <w:rFonts w:hint="eastAsia"/>
+          <w:lang w:val="en-US" w:eastAsia="zh-CN"/>
+        </w:rPr>
+      </w:pPr>
+    </w:p>
+    <w:p>
+      <w:pPr>
         <w:pStyle w:val="3"/>
         <w:bidi w:val="0"/>
         <w:rPr>
@@ -7866,7 +8057,6 @@
         </w:rPr>
         <w:t>GDRCopy是一个基于GPU direct RDMA技术的低时延GPU内存copy的库。如上图所示的H2D和D2H的内存拷贝，传统上采用cudaMemcpy，它实际是由GPU触发DMA引擎在CPU和GPU之间搬移内存。因为需要额外的操作DMA引擎的指令，它在小数据搬移时效率并不高。GDRCopy则允许CPU采用PCIE BAR映射的方式直接访问GPU内存，因为是直接的LD/ST指令(SIMD指令)，所以对于小数据来说效率更高，时延更低。如下图所示，</w:t>
       </w:r>
-      <w:bookmarkStart w:id="0" w:name="_GoBack"/>
       <w:r>
         <w:rPr>
           <w:rFonts w:hint="default"/>
@@ -7875,7 +8065,6 @@
         <w:t>H2D拷贝16KB以下的数据，cudaMemcpy需要7us，而GDRCopy只需要1us。</w:t>
       </w:r>
     </w:p>
-    <w:bookmarkEnd w:id="0"/>
     <w:p>
       <w:pPr>
         <w:bidi w:val="0"/>

--- a/exercises2/gpu/document/gpu_memory.docx
+++ b/exercises2/gpu/document/gpu_memory.docx
@@ -2,6 +2,3726 @@
 <file path=word/document.xml><?xml version="1.0" encoding="utf-8"?>
 <w:document xmlns:wpc="http://schemas.microsoft.com/office/word/2010/wordprocessingCanvas" xmlns:mc="http://schemas.openxmlformats.org/markup-compatibility/2006" xmlns:o="urn:schemas-microsoft-com:office:office" xmlns:r="http://schemas.openxmlformats.org/officeDocument/2006/relationships" xmlns:m="http://schemas.openxmlformats.org/officeDocument/2006/math" xmlns:v="urn:schemas-microsoft-com:vml" xmlns:wp14="http://schemas.microsoft.com/office/word/2010/wordprocessingDrawing" xmlns:wp="http://schemas.openxmlformats.org/drawingml/2006/wordprocessingDrawing" xmlns:w="http://schemas.openxmlformats.org/wordprocessingml/2006/main" xmlns:w14="http://schemas.microsoft.com/office/word/2010/wordml" xmlns:w10="urn:schemas-microsoft-com:office:word" xmlns:w15="http://schemas.microsoft.com/office/word/2012/wordml" xmlns:wpg="http://schemas.microsoft.com/office/word/2010/wordprocessingGroup" xmlns:wpi="http://schemas.microsoft.com/office/word/2010/wordprocessingInk" xmlns:wne="http://schemas.microsoft.com/office/word/2006/wordml" xmlns:wps="http://schemas.microsoft.com/office/word/2010/wordprocessingShape" xmlns:wpsCustomData="http://www.wps.cn/officeDocument/2013/wpsCustomData" mc:Ignorable="w14 w15 wp14">
   <w:body>
+    <w:p>
+      <w:pPr>
+        <w:pStyle w:val="2"/>
+        <w:bidi w:val="0"/>
+      </w:pPr>
+      <w:r>
+        <w:rPr>
+          <w:rFonts w:hint="eastAsia"/>
+        </w:rPr>
+        <w:t>CPU与GPU之间是如何通信的</w:t>
+      </w:r>
+    </w:p>
+    <w:p>
+      <w:pPr>
+        <w:bidi w:val="0"/>
+        <w:rPr>
+          <w:rFonts w:hint="eastAsia"/>
+          <w:lang w:val="en-US" w:eastAsia="zh-CN"/>
+        </w:rPr>
+      </w:pPr>
+      <w:r>
+        <w:rPr>
+          <w:rFonts w:hint="eastAsia"/>
+          <w:lang w:val="en-US" w:eastAsia="zh-CN"/>
+        </w:rPr>
+        <w:t xml:space="preserve">  </w:t>
+      </w:r>
+      <w:r>
+        <w:rPr>
+          <w:rFonts w:hint="eastAsia"/>
+          <w:lang w:val="en-US" w:eastAsia="zh-CN"/>
+        </w:rPr>
+        <w:fldChar w:fldCharType="begin"/>
+      </w:r>
+      <w:r>
+        <w:rPr>
+          <w:rFonts w:hint="eastAsia"/>
+          <w:lang w:val="en-US" w:eastAsia="zh-CN"/>
+        </w:rPr>
+        <w:instrText xml:space="preserve"> HYPERLINK "https://www.zhihu.com/question/22233341/answer/3422629961" </w:instrText>
+      </w:r>
+      <w:r>
+        <w:rPr>
+          <w:rFonts w:hint="eastAsia"/>
+          <w:lang w:val="en-US" w:eastAsia="zh-CN"/>
+        </w:rPr>
+        <w:fldChar w:fldCharType="separate"/>
+      </w:r>
+      <w:r>
+        <w:rPr>
+          <w:rStyle w:val="15"/>
+          <w:rFonts w:hint="eastAsia"/>
+          <w:lang w:val="en-US" w:eastAsia="zh-CN"/>
+        </w:rPr>
+        <w:t>https://www.zhihu.com/question/22233341/answer/3422629961</w:t>
+      </w:r>
+      <w:r>
+        <w:rPr>
+          <w:rFonts w:hint="eastAsia"/>
+          <w:lang w:val="en-US" w:eastAsia="zh-CN"/>
+        </w:rPr>
+        <w:fldChar w:fldCharType="end"/>
+      </w:r>
+    </w:p>
+    <w:p>
+      <w:pPr>
+        <w:bidi w:val="0"/>
+        <w:rPr>
+          <w:rFonts w:hint="eastAsia"/>
+          <w:lang w:val="en-US" w:eastAsia="zh-CN"/>
+        </w:rPr>
+      </w:pPr>
+    </w:p>
+    <w:p>
+      <w:pPr>
+        <w:pStyle w:val="2"/>
+        <w:bidi w:val="0"/>
+        <w:rPr>
+          <w:rFonts w:hint="eastAsia"/>
+          <w:lang w:val="en-US" w:eastAsia="zh-CN"/>
+        </w:rPr>
+      </w:pPr>
+      <w:r>
+        <w:rPr>
+          <w:rFonts w:hint="eastAsia"/>
+          <w:lang w:val="en-US" w:eastAsia="zh-CN"/>
+        </w:rPr>
+        <w:t>Pcie P2p</w:t>
+      </w:r>
+    </w:p>
+    <w:p>
+      <w:pPr>
+        <w:rPr>
+          <w:rFonts w:hint="eastAsia"/>
+          <w:lang w:val="en-US" w:eastAsia="zh-CN"/>
+        </w:rPr>
+      </w:pPr>
+    </w:p>
+    <w:p>
+      <w:pPr>
+        <w:pStyle w:val="3"/>
+        <w:bidi w:val="0"/>
+      </w:pPr>
+      <w:r>
+        <w:rPr>
+          <w:rFonts w:hint="eastAsia"/>
+        </w:rPr>
+        <w:t>ACS</w:t>
+      </w:r>
+    </w:p>
+    <w:p>
+      <w:pPr>
+        <w:bidi w:val="0"/>
+        <w:ind w:firstLine="420" w:firstLineChars="0"/>
+      </w:pPr>
+      <w:r>
+        <w:rPr>
+          <w:rFonts w:hint="eastAsia"/>
+        </w:rPr>
+        <w:t>ACS(Access Control Services)包括但不限于关注p2p，ACS包含p2p相关的配置并管控其路由。ACS协议通过设置相关的Control Bit能够决定一个TLP的生命周期，比如可以被正常路由,或者被阻塞，或者被重定向。</w:t>
+      </w:r>
+    </w:p>
+    <w:p>
+      <w:pPr>
+        <w:bidi w:val="0"/>
+        <w:ind w:firstLine="420" w:firstLineChars="0"/>
+        <w:rPr>
+          <w:rFonts w:hint="eastAsia"/>
+        </w:rPr>
+      </w:pPr>
+      <w:r>
+        <w:rPr>
+          <w:rFonts w:hint="eastAsia"/>
+        </w:rPr>
+        <w:t>ACS可以被应用于RCs，Switches，Multi-Function Device和使能了sriov的pf，记住，当前就这四类。</w:t>
+      </w:r>
+    </w:p>
+    <w:p>
+      <w:pPr>
+        <w:bidi w:val="0"/>
+        <w:rPr>
+          <w:rFonts w:hint="eastAsia"/>
+          <w:color w:val="FF0000"/>
+        </w:rPr>
+      </w:pPr>
+      <w:r>
+        <w:rPr>
+          <w:rFonts w:hint="eastAsia"/>
+        </w:rPr>
+        <w:t>通过在如上四类设备上上开启ACS服务，可</w:t>
+      </w:r>
+      <w:r>
+        <w:rPr>
+          <w:rFonts w:hint="eastAsia"/>
+          <w:color w:val="FF0000"/>
+        </w:rPr>
+        <w:t>以禁止P2P发送，强迫PCIe Switch将所有地址的访问请求送到RC，从而避开peer-to-peer访问的风险。</w:t>
+      </w:r>
+    </w:p>
+    <w:p>
+      <w:pPr>
+        <w:bidi w:val="0"/>
+        <w:rPr>
+          <w:rFonts w:hint="eastAsia"/>
+          <w:color w:val="FF0000"/>
+        </w:rPr>
+      </w:pPr>
+    </w:p>
+    <w:p>
+      <w:pPr>
+        <w:bidi w:val="0"/>
+        <w:rPr>
+          <w:rFonts w:hint="eastAsia"/>
+          <w:color w:val="FF0000"/>
+        </w:rPr>
+      </w:pPr>
+    </w:p>
+    <w:p>
+      <w:pPr>
+        <w:bidi w:val="0"/>
+        <w:rPr>
+          <w:rFonts w:hint="eastAsia"/>
+          <w:color w:val="FF0000"/>
+        </w:rPr>
+      </w:pPr>
+    </w:p>
+    <w:p>
+      <w:pPr>
+        <w:pStyle w:val="4"/>
+        <w:bidi w:val="0"/>
+        <w:rPr>
+          <w:rFonts w:hint="eastAsia"/>
+        </w:rPr>
+      </w:pPr>
+      <w:r>
+        <w:rPr>
+          <w:rFonts w:hint="eastAsia"/>
+        </w:rPr>
+        <w:t xml:space="preserve"> DirectTrans</w:t>
+      </w:r>
+    </w:p>
+    <w:p>
+      <w:pPr>
+        <w:bidi w:val="0"/>
+      </w:pPr>
+      <w:r>
+        <w:drawing>
+          <wp:inline distT="0" distB="0" distL="114300" distR="114300">
+            <wp:extent cx="5271770" cy="800100"/>
+            <wp:effectExtent l="0" t="0" r="11430" b="0"/>
+            <wp:docPr id="55" name="图片 5"/>
+            <wp:cNvGraphicFramePr>
+              <a:graphicFrameLocks xmlns:a="http://schemas.openxmlformats.org/drawingml/2006/main" noChangeAspect="1"/>
+            </wp:cNvGraphicFramePr>
+            <a:graphic xmlns:a="http://schemas.openxmlformats.org/drawingml/2006/main">
+              <a:graphicData uri="http://schemas.openxmlformats.org/drawingml/2006/picture">
+                <pic:pic xmlns:pic="http://schemas.openxmlformats.org/drawingml/2006/picture">
+                  <pic:nvPicPr>
+                    <pic:cNvPr id="55" name="图片 5"/>
+                    <pic:cNvPicPr>
+                      <a:picLocks noChangeAspect="1"/>
+                    </pic:cNvPicPr>
+                  </pic:nvPicPr>
+                  <pic:blipFill>
+                    <a:blip r:embed="rId4"/>
+                    <a:stretch>
+                      <a:fillRect/>
+                    </a:stretch>
+                  </pic:blipFill>
+                  <pic:spPr>
+                    <a:xfrm>
+                      <a:off x="0" y="0"/>
+                      <a:ext cx="5271770" cy="800100"/>
+                    </a:xfrm>
+                    <a:prstGeom prst="rect">
+                      <a:avLst/>
+                    </a:prstGeom>
+                    <a:noFill/>
+                    <a:ln>
+                      <a:noFill/>
+                    </a:ln>
+                  </pic:spPr>
+                </pic:pic>
+              </a:graphicData>
+            </a:graphic>
+          </wp:inline>
+        </w:drawing>
+      </w:r>
+    </w:p>
+    <w:p>
+      <w:pPr>
+        <w:pStyle w:val="4"/>
+        <w:bidi w:val="0"/>
+        <w:rPr>
+          <w:rFonts w:hint="default"/>
+          <w:lang w:val="en-US" w:eastAsia="zh-CN"/>
+        </w:rPr>
+      </w:pPr>
+      <w:r>
+        <w:rPr>
+          <w:rFonts w:hint="eastAsia"/>
+          <w:lang w:val="en-US" w:eastAsia="zh-CN"/>
+        </w:rPr>
+        <w:t>acs和虚拟化</w:t>
+      </w:r>
+    </w:p>
+    <w:p>
+      <w:pPr>
+        <w:bidi w:val="0"/>
+      </w:pPr>
+    </w:p>
+    <w:p>
+      <w:pPr>
+        <w:numPr>
+          <w:ilvl w:val="0"/>
+          <w:numId w:val="2"/>
+        </w:numPr>
+        <w:bidi w:val="0"/>
+        <w:ind w:left="420" w:leftChars="0" w:hanging="420" w:firstLineChars="0"/>
+      </w:pPr>
+      <w:r>
+        <w:rPr>
+          <w:rFonts w:hint="eastAsia"/>
+        </w:rPr>
+        <w:t>地址空间</w:t>
+      </w:r>
+    </w:p>
+    <w:p>
+      <w:pPr>
+        <w:bidi w:val="0"/>
+        <w:ind w:firstLine="420" w:firstLineChars="0"/>
+        <w:rPr>
+          <w:rFonts w:hint="eastAsia"/>
+        </w:rPr>
+      </w:pPr>
+      <w:r>
+        <w:rPr>
+          <w:rFonts w:hint="eastAsia"/>
+        </w:rPr>
+        <w:t>在没有虚拟化的时候，系统软件的视角中，PCIe 总线地址空间就是host CPU的物理地址空间的一个子集，在BIOS给OS上报的ACPI表中，PCIe总线相关的地址空间都是CPU的物理地址空间的相关子地址空间。因此，在物理世界中，PCIe总线地址空间和CPU本地的其他内存空间（DDR）都是独立的，保证不会overlap。PCIe总线上的设备发起的各种DMA访问都可以准确无误地路由到最终真正的目的地。然而，这一切在虚拟化的时候变了。</w:t>
+      </w:r>
+    </w:p>
+    <w:p>
+      <w:pPr>
+        <w:numPr>
+          <w:ilvl w:val="0"/>
+          <w:numId w:val="2"/>
+        </w:numPr>
+        <w:bidi w:val="0"/>
+        <w:ind w:left="420" w:leftChars="0" w:hanging="420" w:firstLineChars="0"/>
+        <w:rPr>
+          <w:rFonts w:hint="eastAsia"/>
+        </w:rPr>
+      </w:pPr>
+      <w:r>
+        <w:rPr>
+          <w:rFonts w:hint="eastAsia"/>
+        </w:rPr>
+        <w:t>功能</w:t>
+      </w:r>
+    </w:p>
+    <w:p>
+      <w:pPr>
+        <w:bidi w:val="0"/>
+        <w:rPr>
+          <w:rFonts w:hint="eastAsia"/>
+        </w:rPr>
+      </w:pPr>
+      <w:r>
+        <w:rPr>
+          <w:rFonts w:hint="eastAsia"/>
+        </w:rPr>
+        <w:t>如图，</w:t>
+      </w:r>
+    </w:p>
+    <w:p>
+      <w:pPr>
+        <w:keepNext w:val="0"/>
+        <w:keepLines w:val="0"/>
+        <w:widowControl/>
+        <w:suppressLineNumbers w:val="0"/>
+        <w:jc w:val="left"/>
+      </w:pPr>
+      <w:r>
+        <w:rPr>
+          <w:rFonts w:ascii="宋体" w:hAnsi="宋体" w:eastAsia="宋体" w:cs="宋体"/>
+          <w:kern w:val="0"/>
+          <w:sz w:val="24"/>
+          <w:szCs w:val="24"/>
+          <w:lang w:val="en-US" w:eastAsia="zh-CN" w:bidi="ar"/>
+        </w:rPr>
+        <w:drawing>
+          <wp:inline distT="0" distB="0" distL="114300" distR="114300">
+            <wp:extent cx="5426075" cy="5670550"/>
+            <wp:effectExtent l="0" t="0" r="9525" b="6350"/>
+            <wp:docPr id="56" name="图片 6" descr="IMG_256"/>
+            <wp:cNvGraphicFramePr>
+              <a:graphicFrameLocks xmlns:a="http://schemas.openxmlformats.org/drawingml/2006/main" noChangeAspect="1"/>
+            </wp:cNvGraphicFramePr>
+            <a:graphic xmlns:a="http://schemas.openxmlformats.org/drawingml/2006/main">
+              <a:graphicData uri="http://schemas.openxmlformats.org/drawingml/2006/picture">
+                <pic:pic xmlns:pic="http://schemas.openxmlformats.org/drawingml/2006/picture">
+                  <pic:nvPicPr>
+                    <pic:cNvPr id="56" name="图片 6" descr="IMG_256"/>
+                    <pic:cNvPicPr>
+                      <a:picLocks noChangeAspect="1"/>
+                    </pic:cNvPicPr>
+                  </pic:nvPicPr>
+                  <pic:blipFill>
+                    <a:blip r:embed="rId5"/>
+                    <a:stretch>
+                      <a:fillRect/>
+                    </a:stretch>
+                  </pic:blipFill>
+                  <pic:spPr>
+                    <a:xfrm>
+                      <a:off x="0" y="0"/>
+                      <a:ext cx="5426075" cy="5670550"/>
+                    </a:xfrm>
+                    <a:prstGeom prst="rect">
+                      <a:avLst/>
+                    </a:prstGeom>
+                    <a:noFill/>
+                    <a:ln w="9525">
+                      <a:noFill/>
+                    </a:ln>
+                  </pic:spPr>
+                </pic:pic>
+              </a:graphicData>
+            </a:graphic>
+          </wp:inline>
+        </w:drawing>
+      </w:r>
+    </w:p>
+    <w:p>
+      <w:pPr>
+        <w:bidi w:val="0"/>
+        <w:rPr>
+          <w:rFonts w:hint="eastAsia"/>
+        </w:rPr>
+      </w:pPr>
+      <w:r>
+        <w:rPr>
+          <w:rFonts w:hint="eastAsia"/>
+        </w:rPr>
+        <w:t>1.虚拟化环境下，虚拟机VM1和VM2分别绑定了设备A的VF1和设备B的VF1，在虚拟机上的驱动发起了DMA访问，分别是设备A发出了地址A的访问，设备B发出了地址B的访问。而地址A和B因为是虚拟机上的用户态/内核态直接编程，因此它们只能是GVA/GPA，并且属于是虚拟机上的OS管理的地址空间，和物理机上的OS管理的地址空间是独立的，且为了保证性能，现代虚拟化环境都会做到两者在主业务（DMA）工作的时候没有任何通信。也就是，VM上的OS认为自己管理了唯一的且是全的“物理地址空间”。</w:t>
+      </w:r>
+    </w:p>
+    <w:p>
+      <w:pPr>
+        <w:bidi w:val="0"/>
+        <w:rPr>
+          <w:rFonts w:hint="eastAsia"/>
+        </w:rPr>
+      </w:pPr>
+      <w:r>
+        <w:rPr>
+          <w:rFonts w:hint="eastAsia"/>
+        </w:rPr>
+        <w:t>2.当设备A和B的DMA访问操作到达SW后，设备A发出的DMA访问操作的地址A命中了SW对接设备B的那个DP的prfetchable memory窗口中，同样地，设备B发出的DMA访问操作的地址B命中了SW对接设备A的那个DP的prfetchable memory窗口中，因此在SW内部直接P2P了。</w:t>
+      </w:r>
+    </w:p>
+    <w:p>
+      <w:pPr>
+        <w:bidi w:val="0"/>
+        <w:rPr>
+          <w:rFonts w:hint="eastAsia"/>
+        </w:rPr>
+      </w:pPr>
+      <w:r>
+        <w:rPr>
+          <w:rFonts w:hint="eastAsia"/>
+        </w:rPr>
+        <w:t>3.实际上，业务编程的需要是此时VM1和VM2之间的数据流没有任何P2P的交互，VM1需要设备A将数据DMA到host CPU的内存A1中，而VM2需要设备B将数据DMA到hsot CPU的内存B1中，</w:t>
+      </w:r>
+      <w:r>
+        <w:rPr>
+          <w:rFonts w:hint="eastAsia"/>
+          <w:color w:val="FF0000"/>
+        </w:rPr>
+        <w:t>在Host CPU的地址空间中， A1∩B1=∅ </w:t>
+      </w:r>
+      <w:r>
+        <w:rPr>
+          <w:rFonts w:hint="eastAsia"/>
+        </w:rPr>
+        <w:t>。</w:t>
+      </w:r>
+    </w:p>
+    <w:p>
+      <w:pPr>
+        <w:bidi w:val="0"/>
+        <w:rPr>
+          <w:rFonts w:hint="eastAsia"/>
+          <w:color w:val="FF0000"/>
+        </w:rPr>
+      </w:pPr>
+      <w:r>
+        <w:rPr>
+          <w:rFonts w:hint="eastAsia"/>
+        </w:rPr>
+        <w:t>4.因为虚拟机VM1和VM2此时的dma_allocate的地址空间都是独立的（不管是否虚拟与否），同时和物理机上的VMM管理的物理地址空间也是独立的，</w:t>
+      </w:r>
+      <w:r>
+        <w:rPr>
+          <w:rFonts w:hint="eastAsia"/>
+          <w:color w:val="FF0000"/>
+        </w:rPr>
+        <w:t>因此在虚拟机上申请到的DMA地址是有可能发生 A∩B≠∅ 。在数值上，A和B也可能和VMM管理的物理地址空间的某个子集有交集。这样isolation就破坏了！</w:t>
+      </w:r>
+    </w:p>
+    <w:p>
+      <w:pPr>
+        <w:bidi w:val="0"/>
+        <w:rPr>
+          <w:rFonts w:hint="eastAsia"/>
+        </w:rPr>
+      </w:pPr>
+      <w:r>
+        <w:rPr>
+          <w:rFonts w:hint="eastAsia"/>
+        </w:rPr>
+        <w:t>5.软件能够保证的IOMMU/SMMU的group是很小的，在虚拟机多的时候根本不能用。（这里的group概念可以参考red hat相关描述）</w:t>
+      </w:r>
+    </w:p>
+    <w:p>
+      <w:pPr>
+        <w:bidi w:val="0"/>
+        <w:rPr>
+          <w:rFonts w:hint="eastAsia"/>
+        </w:rPr>
+      </w:pPr>
+      <w:r>
+        <w:rPr>
+          <w:rFonts w:hint="eastAsia"/>
+        </w:rPr>
+        <w:t>问题就暴露出来了，随着系统越来越复杂（设备很多，虚拟机很多），于是就开始想办法解决。</w:t>
+      </w:r>
+    </w:p>
+    <w:p>
+      <w:pPr>
+        <w:bidi w:val="0"/>
+        <w:rPr>
+          <w:rFonts w:hint="eastAsia"/>
+        </w:rPr>
+      </w:pPr>
+      <w:r>
+        <w:rPr>
+          <w:rFonts w:hint="eastAsia"/>
+        </w:rPr>
+        <w:t>因此，PCIe的ACS就自然而然地出来了。我们看到这里也会理解了ACS定义的那些功能的意义。例如，</w:t>
+      </w:r>
+    </w:p>
+    <w:p>
+      <w:pPr>
+        <w:bidi w:val="0"/>
+        <w:rPr>
+          <w:rFonts w:hint="eastAsia"/>
+        </w:rPr>
+      </w:pPr>
+      <w:r>
+        <w:rPr>
+          <w:rFonts w:hint="eastAsia"/>
+        </w:rPr>
+        <w:t>ACS P2P Request Redirect --- SW和支持P2P的RP都必须要实现，其要求设备一旦发现地址“数值”上是P2P的操作，有可能不会P2P，直接往host CPU传输。这里的为什么说有可能，是</w:t>
+      </w:r>
+      <w:r>
+        <w:rPr>
+          <w:rFonts w:hint="eastAsia"/>
+          <w:color w:val="FF0000"/>
+        </w:rPr>
+        <w:t>因为这个功能可能会结合ACS P2P Egress Control and ACS Direct Translated P2P这两个功能来</w:t>
+      </w:r>
+      <w:r>
+        <w:rPr>
+          <w:rFonts w:hint="eastAsia"/>
+        </w:rPr>
+        <w:t>用。后面的两个功能也好理解，因为如果设备它支持ATS，发出的DMA地址已经是PA了，那么数值上的P2P就是业务上的P2P，因此就可以直接P2P以提升性能（降低延时）。</w:t>
+      </w:r>
+    </w:p>
+    <w:p>
+      <w:pPr>
+        <w:bidi w:val="0"/>
+        <w:rPr>
+          <w:rFonts w:hint="eastAsia"/>
+        </w:rPr>
+      </w:pPr>
+      <w:r>
+        <w:rPr>
+          <w:rFonts w:hint="eastAsia"/>
+        </w:rPr>
+        <w:t>其他的大部分功能都是按照上面的系统背景来实现的，因此我们在理解协议和实现ACS功能的时候可以灵活实现，不一定要直接翻译协议！</w:t>
+      </w:r>
+    </w:p>
+    <w:p>
+      <w:pPr>
+        <w:numPr>
+          <w:ilvl w:val="0"/>
+          <w:numId w:val="2"/>
+        </w:numPr>
+        <w:bidi w:val="0"/>
+        <w:ind w:left="420" w:leftChars="0" w:hanging="420" w:firstLineChars="0"/>
+        <w:rPr>
+          <w:rFonts w:hint="eastAsia"/>
+        </w:rPr>
+      </w:pPr>
+      <w:r>
+        <w:rPr>
+          <w:rFonts w:hint="eastAsia"/>
+        </w:rPr>
+        <w:t>安全</w:t>
+      </w:r>
+    </w:p>
+    <w:p>
+      <w:pPr>
+        <w:bidi w:val="0"/>
+        <w:ind w:firstLine="210" w:firstLineChars="100"/>
+        <w:rPr>
+          <w:rFonts w:hint="eastAsia"/>
+        </w:rPr>
+      </w:pPr>
+      <w:r>
+        <w:rPr>
+          <w:rFonts w:hint="eastAsia"/>
+        </w:rPr>
+        <w:t>考虑如下场景：</w:t>
+      </w:r>
+    </w:p>
+    <w:p>
+      <w:pPr>
+        <w:bidi w:val="0"/>
+        <w:rPr>
+          <w:rFonts w:hint="eastAsia"/>
+        </w:rPr>
+      </w:pPr>
+      <w:r>
+        <w:rPr>
+          <w:rFonts w:hint="eastAsia"/>
+        </w:rPr>
+        <w:t>虚拟化的isolation：设备A只能访问VMM分配给其的内存A，同样地，设备B只能访问VMM分配给其的内存B。在现有架构体系下，是通过IOMMU/SMMU来保证isolation的。如图：</w:t>
+      </w:r>
+    </w:p>
+    <w:p>
+      <w:pPr>
+        <w:bidi w:val="0"/>
+      </w:pPr>
+      <w:r>
+        <w:rPr>
+          <w:lang w:val="en-US" w:eastAsia="zh-CN"/>
+        </w:rPr>
+        <w:drawing>
+          <wp:inline distT="0" distB="0" distL="114300" distR="114300">
+            <wp:extent cx="7886700" cy="3048000"/>
+            <wp:effectExtent l="0" t="0" r="0" b="0"/>
+            <wp:docPr id="57" name="图片 7" descr="IMG_257"/>
+            <wp:cNvGraphicFramePr>
+              <a:graphicFrameLocks xmlns:a="http://schemas.openxmlformats.org/drawingml/2006/main" noChangeAspect="1"/>
+            </wp:cNvGraphicFramePr>
+            <a:graphic xmlns:a="http://schemas.openxmlformats.org/drawingml/2006/main">
+              <a:graphicData uri="http://schemas.openxmlformats.org/drawingml/2006/picture">
+                <pic:pic xmlns:pic="http://schemas.openxmlformats.org/drawingml/2006/picture">
+                  <pic:nvPicPr>
+                    <pic:cNvPr id="57" name="图片 7" descr="IMG_257"/>
+                    <pic:cNvPicPr>
+                      <a:picLocks noChangeAspect="1"/>
+                    </pic:cNvPicPr>
+                  </pic:nvPicPr>
+                  <pic:blipFill>
+                    <a:blip r:embed="rId6"/>
+                    <a:stretch>
+                      <a:fillRect/>
+                    </a:stretch>
+                  </pic:blipFill>
+                  <pic:spPr>
+                    <a:xfrm>
+                      <a:off x="0" y="0"/>
+                      <a:ext cx="7886700" cy="3048000"/>
+                    </a:xfrm>
+                    <a:prstGeom prst="rect">
+                      <a:avLst/>
+                    </a:prstGeom>
+                    <a:noFill/>
+                    <a:ln w="9525">
+                      <a:noFill/>
+                    </a:ln>
+                  </pic:spPr>
+                </pic:pic>
+              </a:graphicData>
+            </a:graphic>
+          </wp:inline>
+        </w:drawing>
+      </w:r>
+    </w:p>
+    <w:p>
+      <w:pPr>
+        <w:bidi w:val="0"/>
+        <w:rPr>
+          <w:rFonts w:hint="eastAsia"/>
+        </w:rPr>
+      </w:pPr>
+      <w:r>
+        <w:rPr>
+          <w:rFonts w:hint="eastAsia"/>
+        </w:rPr>
+        <w:t>设备发出的数据流都会携带唯一的合法的requester ID，IOMMU/SMMU会基于这个ID去查页表，最终获得这个ID对应的物理地址和访问权限，从而保证isolation。</w:t>
+      </w:r>
+    </w:p>
+    <w:p>
+      <w:pPr>
+        <w:bidi w:val="0"/>
+      </w:pPr>
+      <w:r>
+        <w:rPr>
+          <w:lang w:val="en-US" w:eastAsia="zh-CN"/>
+        </w:rPr>
+        <w:drawing>
+          <wp:inline distT="0" distB="0" distL="114300" distR="114300">
+            <wp:extent cx="8991600" cy="9734550"/>
+            <wp:effectExtent l="0" t="0" r="0" b="6350"/>
+            <wp:docPr id="59" name="图片 8" descr="IMG_258"/>
+            <wp:cNvGraphicFramePr>
+              <a:graphicFrameLocks xmlns:a="http://schemas.openxmlformats.org/drawingml/2006/main" noChangeAspect="1"/>
+            </wp:cNvGraphicFramePr>
+            <a:graphic xmlns:a="http://schemas.openxmlformats.org/drawingml/2006/main">
+              <a:graphicData uri="http://schemas.openxmlformats.org/drawingml/2006/picture">
+                <pic:pic xmlns:pic="http://schemas.openxmlformats.org/drawingml/2006/picture">
+                  <pic:nvPicPr>
+                    <pic:cNvPr id="59" name="图片 8" descr="IMG_258"/>
+                    <pic:cNvPicPr>
+                      <a:picLocks noChangeAspect="1"/>
+                    </pic:cNvPicPr>
+                  </pic:nvPicPr>
+                  <pic:blipFill>
+                    <a:blip r:embed="rId7"/>
+                    <a:stretch>
+                      <a:fillRect/>
+                    </a:stretch>
+                  </pic:blipFill>
+                  <pic:spPr>
+                    <a:xfrm>
+                      <a:off x="0" y="0"/>
+                      <a:ext cx="8991600" cy="9734550"/>
+                    </a:xfrm>
+                    <a:prstGeom prst="rect">
+                      <a:avLst/>
+                    </a:prstGeom>
+                    <a:noFill/>
+                    <a:ln w="9525">
+                      <a:noFill/>
+                    </a:ln>
+                  </pic:spPr>
+                </pic:pic>
+              </a:graphicData>
+            </a:graphic>
+          </wp:inline>
+        </w:drawing>
+      </w:r>
+    </w:p>
+    <w:p>
+      <w:pPr>
+        <w:bidi w:val="0"/>
+        <w:rPr>
+          <w:rFonts w:hint="eastAsia"/>
+        </w:rPr>
+      </w:pPr>
+      <w:r>
+        <w:rPr>
+          <w:rFonts w:hint="eastAsia"/>
+        </w:rPr>
+        <w:t>实际上，会恶意的设备或者是有bug的设备B，其可能会冒充设备A，发出携带本属于设备A上的某个function的requester ID的DMA访问操作，从而欺骗IOMMU/SMMU，去访问属于设备A的内存空间，从而造成安全漏洞。</w:t>
+      </w:r>
+    </w:p>
+    <w:p>
+      <w:pPr>
+        <w:bidi w:val="0"/>
+        <w:ind w:firstLine="420" w:firstLineChars="0"/>
+        <w:rPr>
+          <w:rFonts w:hint="eastAsia"/>
+        </w:rPr>
+      </w:pPr>
+      <w:r>
+        <w:rPr>
+          <w:rFonts w:hint="eastAsia"/>
+        </w:rPr>
+        <w:t>ACS的ACS Source Validation功能便是要防止此类安全漏洞出现：在上图的SW/RP中，其会检查upstream方向的数据流的BDF是否符合预期(OS枚举时候配置的最初的拓扑，只有OS才有权限访问配置空间，这也是为什么安全的OS都不会把配置空间的访问权限开放出去)。如果不符合预期，则直接阻止数据流的继续upstream流向。</w:t>
+      </w:r>
+    </w:p>
+    <w:p>
+      <w:pPr>
+        <w:bidi w:val="0"/>
+      </w:pPr>
+      <w:r>
+        <w:rPr>
+          <w:lang w:val="en-US" w:eastAsia="zh-CN"/>
+        </w:rPr>
+        <w:drawing>
+          <wp:inline distT="0" distB="0" distL="114300" distR="114300">
+            <wp:extent cx="8991600" cy="9734550"/>
+            <wp:effectExtent l="0" t="0" r="0" b="6350"/>
+            <wp:docPr id="58" name="图片 9" descr="IMG_259"/>
+            <wp:cNvGraphicFramePr>
+              <a:graphicFrameLocks xmlns:a="http://schemas.openxmlformats.org/drawingml/2006/main" noChangeAspect="1"/>
+            </wp:cNvGraphicFramePr>
+            <a:graphic xmlns:a="http://schemas.openxmlformats.org/drawingml/2006/main">
+              <a:graphicData uri="http://schemas.openxmlformats.org/drawingml/2006/picture">
+                <pic:pic xmlns:pic="http://schemas.openxmlformats.org/drawingml/2006/picture">
+                  <pic:nvPicPr>
+                    <pic:cNvPr id="58" name="图片 9" descr="IMG_259"/>
+                    <pic:cNvPicPr>
+                      <a:picLocks noChangeAspect="1"/>
+                    </pic:cNvPicPr>
+                  </pic:nvPicPr>
+                  <pic:blipFill>
+                    <a:blip r:embed="rId8"/>
+                    <a:stretch>
+                      <a:fillRect/>
+                    </a:stretch>
+                  </pic:blipFill>
+                  <pic:spPr>
+                    <a:xfrm>
+                      <a:off x="0" y="0"/>
+                      <a:ext cx="8991600" cy="9734550"/>
+                    </a:xfrm>
+                    <a:prstGeom prst="rect">
+                      <a:avLst/>
+                    </a:prstGeom>
+                    <a:noFill/>
+                    <a:ln w="9525">
+                      <a:noFill/>
+                    </a:ln>
+                  </pic:spPr>
+                </pic:pic>
+              </a:graphicData>
+            </a:graphic>
+          </wp:inline>
+        </w:drawing>
+      </w:r>
+    </w:p>
+    <w:p>
+      <w:pPr>
+        <w:bidi w:val="0"/>
+        <w:ind w:left="420" w:leftChars="0" w:firstLine="420" w:firstLineChars="0"/>
+        <w:rPr>
+          <w:rFonts w:hint="eastAsia"/>
+        </w:rPr>
+      </w:pPr>
+      <w:r>
+        <w:rPr>
+          <w:rFonts w:hint="eastAsia"/>
+        </w:rPr>
+        <w:t>之后，ACS的所有其他功能都是围绕上的两个主题而来的，只是有些是因为做了上面的redirect后为了保证ordering不会因为路径不一样而不保证，有些是为了让拥有更多能力的设备的数据流可以继续P2P，或者系统上软件方案保证isolation下来排除上述的控制等。</w:t>
+      </w:r>
+    </w:p>
+    <w:p>
+      <w:pPr>
+        <w:bidi w:val="0"/>
+        <w:rPr>
+          <w:rFonts w:hint="eastAsia"/>
+        </w:rPr>
+      </w:pPr>
+    </w:p>
+    <w:p>
+      <w:pPr>
+        <w:rPr>
+          <w:rFonts w:hint="default"/>
+          <w:lang w:val="en-US" w:eastAsia="zh-CN"/>
+        </w:rPr>
+      </w:pPr>
+    </w:p>
+    <w:p>
+      <w:pPr>
+        <w:pStyle w:val="3"/>
+        <w:bidi w:val="0"/>
+        <w:rPr>
+          <w:rFonts w:hint="eastAsia"/>
+        </w:rPr>
+      </w:pPr>
+      <w:r>
+        <w:rPr>
+          <w:rFonts w:hint="eastAsia"/>
+        </w:rPr>
+        <w:t>IOMMU是如何划分PCI device group的？</w:t>
+      </w:r>
+    </w:p>
+    <w:p>
+      <w:pPr>
+        <w:bidi w:val="0"/>
+        <w:ind w:firstLine="420" w:firstLineChars="0"/>
+      </w:pPr>
+      <w:r>
+        <w:rPr>
+          <w:rFonts w:hint="eastAsia"/>
+          <w:lang w:val="en-US" w:eastAsia="zh-CN"/>
+        </w:rPr>
+        <w:t>I</w:t>
+      </w:r>
+      <w:r>
+        <w:rPr>
+          <w:rFonts w:hint="eastAsia"/>
+        </w:rPr>
+        <w:t>OMMU的一个主要作用就是将IO设备发出的请求地址IOVA（I/O Virtual Address）转化为物理内存地址，如果没有IOMMU，那么所有的IO设备都将使用相同的物理地址空间访问物理内存。引入IOMMU后，就会引入IOVA这个地址空间，IO设备可以通过IOVA虚拟地址访问物理内存。</w:t>
+      </w:r>
+    </w:p>
+    <w:p>
+      <w:pPr>
+        <w:bidi w:val="0"/>
+        <w:rPr>
+          <w:rFonts w:hint="eastAsia"/>
+        </w:rPr>
+      </w:pPr>
+      <w:r>
+        <w:rPr>
+          <w:rFonts w:hint="eastAsia"/>
+        </w:rPr>
+        <w:t>在虚拟化引入之前，IOMMU主要有两个功能：</w:t>
+      </w:r>
+    </w:p>
+    <w:p>
+      <w:pPr>
+        <w:numPr>
+          <w:ilvl w:val="0"/>
+          <w:numId w:val="3"/>
+        </w:numPr>
+        <w:bidi w:val="0"/>
+        <w:ind w:left="425" w:leftChars="0" w:hanging="425" w:firstLineChars="0"/>
+      </w:pPr>
+      <w:r>
+        <w:rPr>
+          <w:rFonts w:hint="eastAsia"/>
+        </w:rPr>
+        <w:t>创建IOVA到HPA的映射，让设备能够访问任意物理内存。比如，有些I/O设备的寻址空间只有4G，但是平台的物理内存大于4G，为了让这样的I/O设备能够访问4G空间以上的内存，就需要建立一个IOVA -&gt; HPA的映射。</w:t>
+      </w:r>
+    </w:p>
+    <w:p>
+      <w:pPr>
+        <w:numPr>
+          <w:ilvl w:val="0"/>
+          <w:numId w:val="3"/>
+        </w:numPr>
+        <w:bidi w:val="0"/>
+        <w:ind w:left="425" w:leftChars="0" w:hanging="425" w:firstLineChars="0"/>
+      </w:pPr>
+      <w:r>
+        <w:rPr>
+          <w:rFonts w:hint="eastAsia"/>
+        </w:rPr>
+        <w:t>通过IOVA -&gt; HPA的映射，创建内存连续的DMA访问，提高系统性能。比如，内核分配2个不相邻的4KB内存页，若没有IOMMU，需要建立两次DMA操作才能访问到这两个内存页，若有IOMMU，则可以将这两个不相邻的物理内存页映射到相邻的IOVA上，这样设备只需要建立一次DMA操作，即可访问到这两个不相邻的物理内存页。</w:t>
+      </w:r>
+    </w:p>
+    <w:p>
+      <w:pPr>
+        <w:bidi w:val="0"/>
+        <w:rPr>
+          <w:rFonts w:hint="eastAsia"/>
+        </w:rPr>
+      </w:pPr>
+    </w:p>
+    <w:p>
+      <w:pPr>
+        <w:bidi w:val="0"/>
+        <w:ind w:firstLine="420" w:firstLineChars="0"/>
+        <w:rPr>
+          <w:rFonts w:hint="eastAsia"/>
+        </w:rPr>
+      </w:pPr>
+      <w:r>
+        <w:rPr>
+          <w:rFonts w:hint="eastAsia"/>
+        </w:rPr>
+        <w:t>除了以上功能，虚拟化对IOMMU的主要应用就是对设备的隔离。在引入PCIe之前，传统的PCI总线对设备的隔离是很难实现的，因为传统的PCI总线采用的是总线仲裁机制，同一时间只有一个PCI设备独占整个PCI总线，设备发出的TLP包不包含requester ID，导致RC（Root Complex）或者其他接收设备无法分辨出接收到的TLP包来自哪个设备，也就无法达到设备区分和隔离的目的。虽然PCI-X在一定程度上引入了requester ID，但是有些规则还是不够完善，还做不到完全的隔离。</w:t>
+      </w:r>
+    </w:p>
+    <w:p>
+      <w:pPr>
+        <w:bidi w:val="0"/>
+        <w:ind w:firstLine="420" w:firstLineChars="0"/>
+        <w:rPr>
+          <w:rFonts w:hint="eastAsia"/>
+        </w:rPr>
+      </w:pPr>
+      <w:r>
+        <w:rPr>
+          <w:rFonts w:hint="eastAsia"/>
+        </w:rPr>
+        <w:t>对于PCIe架构而言，PCIe设备发出的所有TLP包都会包含一个requester ID（即PCI设备的Bus、Device和Function Number），这个ID可以唯一地辨别一个PCI设备，TLP的接收设备可以使用这个ID来查找IOVA的地址转换页表，这样PCIe设备就可以使用虚拟地址（IOVA）访问物理内存。这时候，对于透传给虚拟机的PCI设备，软件需要做的就是将PCIe设备所在的虚拟机的虚拟机物理地址GPA（Guest Physical Address）到主机物理地址HPA（Host Physical Address）的映射告知IOMMU，当PCIe设备发生DMA的时候，IOMMU选择目标虚拟机的GPA-&gt;HPA的映射表对地址进行转换，这样就能够让透传的PCI设备只能访问到虚拟机的物理地址空间，即分配给虚拟机的物理内存，达到设备隔离的目的。</w:t>
+      </w:r>
+    </w:p>
+    <w:p/>
+    <w:p>
+      <w:pPr>
+        <w:bidi w:val="0"/>
+        <w:ind w:firstLine="420" w:firstLineChars="0"/>
+      </w:pPr>
+      <w:r>
+        <w:rPr>
+          <w:rFonts w:hint="eastAsia"/>
+          <w:lang w:val="en-US" w:eastAsia="zh-CN"/>
+        </w:rPr>
+        <w:t>d</w:t>
+      </w:r>
+      <w:r>
+        <w:rPr>
+          <w:rFonts w:hint="eastAsia"/>
+        </w:rPr>
+        <w:t>evice group指的是从IOMMU角度看能够进行隔离的最小设备集。device group的划分规则包括：</w:t>
+      </w:r>
+    </w:p>
+    <w:p>
+      <w:pPr>
+        <w:numPr>
+          <w:ilvl w:val="0"/>
+          <w:numId w:val="4"/>
+        </w:numPr>
+        <w:bidi w:val="0"/>
+        <w:ind w:left="425" w:leftChars="0" w:hanging="425" w:firstLineChars="0"/>
+      </w:pPr>
+      <w:r>
+        <w:rPr>
+          <w:rFonts w:hint="eastAsia"/>
+        </w:rPr>
+        <w:t>device group中所有的设备将会共享一个IOVA地址空间。对于传统PCI总线上的设备而言，TLP中不包含Requester ID，无法进行设备区分，所以整个传统PCI总线上的设备都将被划分到同一个device group上。PCIe设备发出的TLP带有requester ID，所以可以进行设备区分，也就是可以使用独立的IOVA地址空间。</w:t>
+      </w:r>
+    </w:p>
+    <w:p>
+      <w:pPr>
+        <w:numPr>
+          <w:ilvl w:val="0"/>
+          <w:numId w:val="4"/>
+        </w:numPr>
+        <w:bidi w:val="0"/>
+        <w:ind w:left="425" w:leftChars="0" w:hanging="425" w:firstLineChars="0"/>
+      </w:pPr>
+      <w:r>
+        <w:rPr>
+          <w:rFonts w:hint="eastAsia"/>
+        </w:rPr>
+        <w:t>从设备发出的TLP是否都能够到达IOMMU，如果设备发出的TLP可以不经过IOMMU，IOMMU就无法对TLP中包含的地址进行转换，即IOMMU无法控制设备的访问地址，无法达到隔离的目的。</w:t>
+      </w:r>
+    </w:p>
+    <w:p>
+      <w:pPr>
+        <w:bidi w:val="0"/>
+        <w:ind w:firstLine="420" w:firstLineChars="0"/>
+        <w:rPr>
+          <w:rFonts w:hint="eastAsia"/>
+        </w:rPr>
+      </w:pPr>
+      <w:r>
+        <w:rPr>
+          <w:rFonts w:hint="eastAsia"/>
+        </w:rPr>
+        <w:t>但是PCIe的另外一个peer-to-peer传输特性却给设备隔离带来的麻烦，peer-to-peer特性是指PCIe设备发出的数据包可以不一直往上提交到PCIe树的根节点，而是在中间的PCIe switch直接进行转发，转发到其他PCIe设备上。这样就会导致IOMMU无法控制到这种peer-to-peer的数据传输，达不到设备隔离的目的。比如，为了性能优化，设备驱动可以通过配置，直接将网卡接收到的数据包直接转发给存储卡，让存储卡将设备直接写到存储设备上，省去中间CPU和网卡、存储卡的交互。</w:t>
+      </w:r>
+    </w:p>
+    <w:p>
+      <w:pPr>
+        <w:bidi w:val="0"/>
+        <w:ind w:firstLine="420" w:firstLineChars="0"/>
+        <w:rPr>
+          <w:rFonts w:hint="eastAsia"/>
+        </w:rPr>
+      </w:pPr>
+      <w:r>
+        <w:rPr>
+          <w:rFonts w:hint="eastAsia"/>
+        </w:rPr>
+        <w:t>PCIe ACS（Access Control Service） Extended Capability是PCIe标准中引入的用于控制对接收到的TLP（Transaction Layer Packets）进行正常的路由（即向上提交），阻塞或者是重定向转发的特性。通过控制该特性，可以让PCIe设备之间不发生peer-to-peer的数据传输，而是像传统的PCI总线一样，让设备发出的数据包都向上提交到PCIe设备树的根上，这样就可以确保PCIe设备发出的数据包都能够被IOMMU截获（可以理解为IOMMU也是位于PCIe设备树的根上）。ACS位于Root Complex，downstream port或者Muti-Function Devices（包括支持SR-IOV特性的PCIe设备），downstream port经常以PCI bridge的形式表现出来。所以，为了确保PCIe设备能够安全地隔离，需要确保PCIe设备到PCIe树根节点的路径上，所有可能执行peer-to-peer转发的downstream port、multi-function devices都需要通过ACS特性将peer-to-peer转发的功能关闭。</w:t>
+      </w:r>
+    </w:p>
+    <w:p>
+      <w:pPr>
+        <w:bidi w:val="0"/>
+        <w:rPr>
+          <w:rFonts w:hint="eastAsia"/>
+        </w:rPr>
+      </w:pPr>
+      <w:r>
+        <w:rPr>
+          <w:rFonts w:hint="eastAsia"/>
+        </w:rPr>
+        <w:t>例如，可以在连接PCIe Root Port的PCI Bridge中找到了ACS Capability。</w:t>
+      </w:r>
+    </w:p>
+    <w:p>
+      <w:pPr>
+        <w:bidi w:val="0"/>
+      </w:pPr>
+      <w:r>
+        <w:rPr>
+          <w:lang w:val="en-US" w:eastAsia="zh-CN"/>
+        </w:rPr>
+        <w:drawing>
+          <wp:inline distT="0" distB="0" distL="114300" distR="114300">
+            <wp:extent cx="10325100" cy="1790700"/>
+            <wp:effectExtent l="0" t="0" r="0" b="0"/>
+            <wp:docPr id="54" name="图片 2" descr="IMG_256"/>
+            <wp:cNvGraphicFramePr>
+              <a:graphicFrameLocks xmlns:a="http://schemas.openxmlformats.org/drawingml/2006/main" noChangeAspect="1"/>
+            </wp:cNvGraphicFramePr>
+            <a:graphic xmlns:a="http://schemas.openxmlformats.org/drawingml/2006/main">
+              <a:graphicData uri="http://schemas.openxmlformats.org/drawingml/2006/picture">
+                <pic:pic xmlns:pic="http://schemas.openxmlformats.org/drawingml/2006/picture">
+                  <pic:nvPicPr>
+                    <pic:cNvPr id="54" name="图片 2" descr="IMG_256"/>
+                    <pic:cNvPicPr>
+                      <a:picLocks noChangeAspect="1"/>
+                    </pic:cNvPicPr>
+                  </pic:nvPicPr>
+                  <pic:blipFill>
+                    <a:blip r:embed="rId9"/>
+                    <a:stretch>
+                      <a:fillRect/>
+                    </a:stretch>
+                  </pic:blipFill>
+                  <pic:spPr>
+                    <a:xfrm>
+                      <a:off x="0" y="0"/>
+                      <a:ext cx="10325100" cy="1790700"/>
+                    </a:xfrm>
+                    <a:prstGeom prst="rect">
+                      <a:avLst/>
+                    </a:prstGeom>
+                    <a:noFill/>
+                    <a:ln w="9525">
+                      <a:noFill/>
+                    </a:ln>
+                  </pic:spPr>
+                </pic:pic>
+              </a:graphicData>
+            </a:graphic>
+          </wp:inline>
+        </w:drawing>
+      </w:r>
+    </w:p>
+    <w:p>
+      <w:pPr>
+        <w:bidi w:val="0"/>
+        <w:rPr>
+          <w:rFonts w:hint="eastAsia"/>
+        </w:rPr>
+      </w:pPr>
+      <w:r>
+        <w:rPr>
+          <w:rFonts w:hint="eastAsia"/>
+        </w:rPr>
+        <w:t>带有SR-IOV功能的网卡也可能提供ACS特性</w:t>
+      </w:r>
+    </w:p>
+    <w:p>
+      <w:pPr>
+        <w:bidi w:val="0"/>
+      </w:pPr>
+      <w:r>
+        <w:rPr>
+          <w:lang w:val="en-US" w:eastAsia="zh-CN"/>
+        </w:rPr>
+        <w:drawing>
+          <wp:inline distT="0" distB="0" distL="114300" distR="114300">
+            <wp:extent cx="8877300" cy="2867025"/>
+            <wp:effectExtent l="0" t="0" r="0" b="3175"/>
+            <wp:docPr id="53" name="图片 3" descr="IMG_257"/>
+            <wp:cNvGraphicFramePr>
+              <a:graphicFrameLocks xmlns:a="http://schemas.openxmlformats.org/drawingml/2006/main" noChangeAspect="1"/>
+            </wp:cNvGraphicFramePr>
+            <a:graphic xmlns:a="http://schemas.openxmlformats.org/drawingml/2006/main">
+              <a:graphicData uri="http://schemas.openxmlformats.org/drawingml/2006/picture">
+                <pic:pic xmlns:pic="http://schemas.openxmlformats.org/drawingml/2006/picture">
+                  <pic:nvPicPr>
+                    <pic:cNvPr id="53" name="图片 3" descr="IMG_257"/>
+                    <pic:cNvPicPr>
+                      <a:picLocks noChangeAspect="1"/>
+                    </pic:cNvPicPr>
+                  </pic:nvPicPr>
+                  <pic:blipFill>
+                    <a:blip r:embed="rId10"/>
+                    <a:stretch>
+                      <a:fillRect/>
+                    </a:stretch>
+                  </pic:blipFill>
+                  <pic:spPr>
+                    <a:xfrm>
+                      <a:off x="0" y="0"/>
+                      <a:ext cx="8877300" cy="2867025"/>
+                    </a:xfrm>
+                    <a:prstGeom prst="rect">
+                      <a:avLst/>
+                    </a:prstGeom>
+                    <a:noFill/>
+                    <a:ln w="9525">
+                      <a:noFill/>
+                    </a:ln>
+                  </pic:spPr>
+                </pic:pic>
+              </a:graphicData>
+            </a:graphic>
+          </wp:inline>
+        </w:drawing>
+      </w:r>
+    </w:p>
+    <w:p>
+      <w:pPr>
+        <w:bidi w:val="0"/>
+        <w:rPr>
+          <w:rFonts w:hint="eastAsia"/>
+        </w:rPr>
+      </w:pPr>
+      <w:r>
+        <w:rPr>
+          <w:rFonts w:hint="eastAsia"/>
+        </w:rPr>
+        <w:t>总的来说，iommu device group的划分总体来说按照以下两个规则 ：</w:t>
+      </w:r>
+    </w:p>
+    <w:p>
+      <w:pPr>
+        <w:bidi w:val="0"/>
+      </w:pPr>
+      <w:r>
+        <w:rPr>
+          <w:rFonts w:hint="eastAsia"/>
+        </w:rPr>
+        <w:t>一条传统PCI总线或者PCI-X总线上的PCI设备都划分到同一个device group。</w:t>
+      </w:r>
+    </w:p>
+    <w:p>
+      <w:pPr>
+        <w:bidi w:val="0"/>
+      </w:pPr>
+      <w:r>
+        <w:rPr>
+          <w:rFonts w:hint="eastAsia"/>
+        </w:rPr>
+        <w:t>从PCIe设备往上看，在设备通往PCIe树根节点的路径上，所有的PCIe downstream port和multi-function device都需要通过ACS特性，将peer-to-peer转发的功能关闭。若某个PCIe downstream port或multi-function未通过ACS特性关闭peer-to-peer特性，则下面的所有设备都必须归到同一个iommu group，否则该PCIe设备就可以独立成一个iommu group。</w:t>
+      </w:r>
+    </w:p>
+    <w:p>
+      <w:pPr>
+        <w:bidi w:val="0"/>
+        <w:rPr>
+          <w:rFonts w:hint="eastAsia"/>
+        </w:rPr>
+      </w:pPr>
+      <w:r>
+        <w:rPr>
+          <w:rFonts w:hint="eastAsia"/>
+        </w:rPr>
+        <w:t>比如，以下面的拓扑图为例</w:t>
+      </w:r>
+    </w:p>
+    <w:p>
+      <w:pPr>
+        <w:bidi w:val="0"/>
+      </w:pPr>
+      <w:r>
+        <w:rPr>
+          <w:lang w:val="en-US" w:eastAsia="zh-CN"/>
+        </w:rPr>
+        <w:drawing>
+          <wp:inline distT="0" distB="0" distL="114300" distR="114300">
+            <wp:extent cx="4374515" cy="2916555"/>
+            <wp:effectExtent l="0" t="0" r="6985" b="4445"/>
+            <wp:docPr id="52" name="图片 4" descr="IMG_258"/>
+            <wp:cNvGraphicFramePr>
+              <a:graphicFrameLocks xmlns:a="http://schemas.openxmlformats.org/drawingml/2006/main" noChangeAspect="1"/>
+            </wp:cNvGraphicFramePr>
+            <a:graphic xmlns:a="http://schemas.openxmlformats.org/drawingml/2006/main">
+              <a:graphicData uri="http://schemas.openxmlformats.org/drawingml/2006/picture">
+                <pic:pic xmlns:pic="http://schemas.openxmlformats.org/drawingml/2006/picture">
+                  <pic:nvPicPr>
+                    <pic:cNvPr id="52" name="图片 4" descr="IMG_258"/>
+                    <pic:cNvPicPr>
+                      <a:picLocks noChangeAspect="1"/>
+                    </pic:cNvPicPr>
+                  </pic:nvPicPr>
+                  <pic:blipFill>
+                    <a:blip r:embed="rId11"/>
+                    <a:stretch>
+                      <a:fillRect/>
+                    </a:stretch>
+                  </pic:blipFill>
+                  <pic:spPr>
+                    <a:xfrm>
+                      <a:off x="0" y="0"/>
+                      <a:ext cx="4374515" cy="2916555"/>
+                    </a:xfrm>
+                    <a:prstGeom prst="rect">
+                      <a:avLst/>
+                    </a:prstGeom>
+                    <a:noFill/>
+                    <a:ln w="9525">
+                      <a:noFill/>
+                    </a:ln>
+                  </pic:spPr>
+                </pic:pic>
+              </a:graphicData>
+            </a:graphic>
+          </wp:inline>
+        </w:drawing>
+      </w:r>
+    </w:p>
+    <w:p>
+      <w:pPr>
+        <w:bidi w:val="0"/>
+      </w:pPr>
+      <w:r>
+        <w:rPr>
+          <w:rFonts w:hint="eastAsia"/>
+        </w:rPr>
+        <w:t>红框中的PCI Express-PCI/PCI-X Bridge下面挂的设备都将被划分到同一个iommu device group中。</w:t>
+      </w:r>
+    </w:p>
+    <w:p>
+      <w:pPr>
+        <w:bidi w:val="0"/>
+      </w:pPr>
+      <w:r>
+        <w:rPr>
+          <w:rFonts w:hint="eastAsia"/>
+        </w:rPr>
+        <w:t>PCIe switch的某个downstream port未开启了ACS特性，则该PCIe switch port可能将接收到的PCIe设备发出的TLP包转发到该switch port下面的其他设备，所以为了保证完全的隔离，只能将该switch port下面的所有设备都归到同一个device group中。</w:t>
+      </w:r>
+    </w:p>
+    <w:p>
+      <w:pPr>
+        <w:bidi w:val="0"/>
+      </w:pPr>
+      <w:r>
+        <w:rPr>
+          <w:rFonts w:hint="eastAsia"/>
+        </w:rPr>
+        <w:t>系统中其余的PCIe switch port都通过ACS特性的控制确保接收到的TLP包都往上传递给root complex，所以其余的PCIe设备，</w:t>
+      </w:r>
+      <w:r>
+        <w:rPr>
+          <w:rFonts w:hint="eastAsia"/>
+          <w:color w:val="FF0000"/>
+        </w:rPr>
+        <w:t>每个设备都可以各自独立为一个iommu device group</w:t>
+      </w:r>
+      <w:r>
+        <w:rPr>
+          <w:rFonts w:hint="eastAsia"/>
+        </w:rPr>
+        <w:t>。</w:t>
+      </w:r>
+    </w:p>
+    <w:p>
+      <w:pPr>
+        <w:rPr>
+          <w:rFonts w:hint="default"/>
+          <w:lang w:val="en-US" w:eastAsia="zh-CN"/>
+        </w:rPr>
+      </w:pPr>
+    </w:p>
+    <w:p>
+      <w:pPr>
+        <w:pStyle w:val="3"/>
+        <w:bidi w:val="0"/>
+      </w:pPr>
+      <w:r>
+        <w:rPr>
+          <w:rFonts w:hint="eastAsia"/>
+        </w:rPr>
+        <w:t>为什么GPU Direct RDMA不能使用IOMMU？</w:t>
+      </w:r>
+    </w:p>
+    <w:p>
+      <w:pPr>
+        <w:bidi w:val="0"/>
+        <w:rPr>
+          <w:rFonts w:hint="eastAsia"/>
+          <w:lang w:val="en-US" w:eastAsia="zh-CN"/>
+        </w:rPr>
+      </w:pPr>
+    </w:p>
+    <w:p>
+      <w:pPr>
+        <w:bidi w:val="0"/>
+        <w:rPr>
+          <w:rFonts w:hint="eastAsia"/>
+          <w:lang w:val="en-US" w:eastAsia="zh-CN"/>
+        </w:rPr>
+      </w:pPr>
+      <w:r>
+        <w:rPr>
+          <w:rFonts w:hint="eastAsia"/>
+          <w:lang w:val="en-US" w:eastAsia="zh-CN"/>
+        </w:rPr>
+        <w:fldChar w:fldCharType="begin"/>
+      </w:r>
+      <w:r>
+        <w:rPr>
+          <w:rFonts w:hint="eastAsia"/>
+          <w:lang w:val="en-US" w:eastAsia="zh-CN"/>
+        </w:rPr>
+        <w:instrText xml:space="preserve"> HYPERLINK "https://zhuanlan.zhihu.com/p/701605928" </w:instrText>
+      </w:r>
+      <w:r>
+        <w:rPr>
+          <w:rFonts w:hint="eastAsia"/>
+          <w:lang w:val="en-US" w:eastAsia="zh-CN"/>
+        </w:rPr>
+        <w:fldChar w:fldCharType="separate"/>
+      </w:r>
+      <w:r>
+        <w:rPr>
+          <w:rStyle w:val="15"/>
+          <w:rFonts w:hint="eastAsia"/>
+          <w:lang w:val="en-US" w:eastAsia="zh-CN"/>
+        </w:rPr>
+        <w:t>https://zhuanlan.zhihu.com/p/701605928</w:t>
+      </w:r>
+      <w:r>
+        <w:rPr>
+          <w:rFonts w:hint="eastAsia"/>
+          <w:lang w:val="en-US" w:eastAsia="zh-CN"/>
+        </w:rPr>
+        <w:fldChar w:fldCharType="end"/>
+      </w:r>
+    </w:p>
+    <w:p>
+      <w:pPr>
+        <w:bidi w:val="0"/>
+        <w:rPr>
+          <w:rFonts w:hint="eastAsia"/>
+          <w:lang w:val="en-US" w:eastAsia="zh-CN"/>
+        </w:rPr>
+      </w:pPr>
+    </w:p>
+    <w:p>
+      <w:pPr>
+        <w:pStyle w:val="4"/>
+        <w:bidi w:val="0"/>
+      </w:pPr>
+      <w:r>
+        <w:rPr>
+          <w:rFonts w:hint="eastAsia"/>
+        </w:rPr>
+        <w:t>1 GPU的使用原理</w:t>
+      </w:r>
+    </w:p>
+    <w:p>
+      <w:pPr>
+        <w:bidi w:val="0"/>
+        <w:rPr>
+          <w:rFonts w:hint="eastAsia"/>
+        </w:rPr>
+      </w:pPr>
+      <w:r>
+        <w:rPr>
+          <w:rFonts w:hint="eastAsia"/>
+        </w:rPr>
+        <w:t>要完整的解释清楚这个问题，我们先从源头开始——GPU在AI领域的使用原理。</w:t>
+      </w:r>
+    </w:p>
+    <w:p>
+      <w:pPr>
+        <w:bidi w:val="0"/>
+        <w:rPr>
+          <w:rFonts w:hint="eastAsia"/>
+        </w:rPr>
+      </w:pPr>
+      <w:r>
+        <w:rPr>
+          <w:rFonts w:hint="eastAsia"/>
+        </w:rPr>
+        <w:t>GPU与CPU的设计不是同源的，二者在设计理念上存在较大的差异，下图对比了这种差异，与CPU相比，GPU控制单元较少（黄色部分），但运算单元超多（绿色部分）。</w:t>
+      </w:r>
+    </w:p>
+    <w:p>
+      <w:pPr>
+        <w:bidi w:val="0"/>
+      </w:pPr>
+      <w:r>
+        <w:rPr>
+          <w:lang w:val="en-US" w:eastAsia="zh-CN"/>
+        </w:rPr>
+        <w:drawing>
+          <wp:inline distT="0" distB="0" distL="114300" distR="114300">
+            <wp:extent cx="5490845" cy="3400425"/>
+            <wp:effectExtent l="0" t="0" r="8255" b="3175"/>
+            <wp:docPr id="60" name="图片 10" descr="IMG_256"/>
+            <wp:cNvGraphicFramePr>
+              <a:graphicFrameLocks xmlns:a="http://schemas.openxmlformats.org/drawingml/2006/main" noChangeAspect="1"/>
+            </wp:cNvGraphicFramePr>
+            <a:graphic xmlns:a="http://schemas.openxmlformats.org/drawingml/2006/main">
+              <a:graphicData uri="http://schemas.openxmlformats.org/drawingml/2006/picture">
+                <pic:pic xmlns:pic="http://schemas.openxmlformats.org/drawingml/2006/picture">
+                  <pic:nvPicPr>
+                    <pic:cNvPr id="60" name="图片 10" descr="IMG_256"/>
+                    <pic:cNvPicPr>
+                      <a:picLocks noChangeAspect="1"/>
+                    </pic:cNvPicPr>
+                  </pic:nvPicPr>
+                  <pic:blipFill>
+                    <a:blip r:embed="rId12"/>
+                    <a:stretch>
+                      <a:fillRect/>
+                    </a:stretch>
+                  </pic:blipFill>
+                  <pic:spPr>
+                    <a:xfrm>
+                      <a:off x="0" y="0"/>
+                      <a:ext cx="5490845" cy="3400425"/>
+                    </a:xfrm>
+                    <a:prstGeom prst="rect">
+                      <a:avLst/>
+                    </a:prstGeom>
+                    <a:noFill/>
+                    <a:ln w="9525">
+                      <a:noFill/>
+                    </a:ln>
+                  </pic:spPr>
+                </pic:pic>
+              </a:graphicData>
+            </a:graphic>
+          </wp:inline>
+        </w:drawing>
+      </w:r>
+    </w:p>
+    <w:p>
+      <w:pPr>
+        <w:bidi w:val="0"/>
+        <w:rPr>
+          <w:rFonts w:hint="eastAsia"/>
+        </w:rPr>
+      </w:pPr>
+      <w:r>
+        <w:rPr>
+          <w:rFonts w:hint="eastAsia"/>
+        </w:rPr>
+        <w:t>在运行上，GPU属于SIMT（单指令多线程），下图展示了16个线程处理器对不同数据同时执行相同指令的情形。</w:t>
+      </w:r>
+    </w:p>
+    <w:p>
+      <w:pPr>
+        <w:bidi w:val="0"/>
+      </w:pPr>
+      <w:r>
+        <w:rPr>
+          <w:lang w:val="en-US" w:eastAsia="zh-CN"/>
+        </w:rPr>
+        <w:drawing>
+          <wp:inline distT="0" distB="0" distL="114300" distR="114300">
+            <wp:extent cx="5850890" cy="4238625"/>
+            <wp:effectExtent l="0" t="0" r="3810" b="3175"/>
+            <wp:docPr id="67" name="图片 11" descr="IMG_257"/>
+            <wp:cNvGraphicFramePr>
+              <a:graphicFrameLocks xmlns:a="http://schemas.openxmlformats.org/drawingml/2006/main" noChangeAspect="1"/>
+            </wp:cNvGraphicFramePr>
+            <a:graphic xmlns:a="http://schemas.openxmlformats.org/drawingml/2006/main">
+              <a:graphicData uri="http://schemas.openxmlformats.org/drawingml/2006/picture">
+                <pic:pic xmlns:pic="http://schemas.openxmlformats.org/drawingml/2006/picture">
+                  <pic:nvPicPr>
+                    <pic:cNvPr id="67" name="图片 11" descr="IMG_257"/>
+                    <pic:cNvPicPr>
+                      <a:picLocks noChangeAspect="1"/>
+                    </pic:cNvPicPr>
+                  </pic:nvPicPr>
+                  <pic:blipFill>
+                    <a:blip r:embed="rId13"/>
+                    <a:stretch>
+                      <a:fillRect/>
+                    </a:stretch>
+                  </pic:blipFill>
+                  <pic:spPr>
+                    <a:xfrm>
+                      <a:off x="0" y="0"/>
+                      <a:ext cx="5850890" cy="4238625"/>
+                    </a:xfrm>
+                    <a:prstGeom prst="rect">
+                      <a:avLst/>
+                    </a:prstGeom>
+                    <a:noFill/>
+                    <a:ln w="9525">
+                      <a:noFill/>
+                    </a:ln>
+                  </pic:spPr>
+                </pic:pic>
+              </a:graphicData>
+            </a:graphic>
+          </wp:inline>
+        </w:drawing>
+      </w:r>
+    </w:p>
+    <w:p>
+      <w:pPr>
+        <w:bidi w:val="0"/>
+        <w:rPr>
+          <w:rFonts w:hint="eastAsia"/>
+        </w:rPr>
+      </w:pPr>
+      <w:r>
+        <w:rPr>
+          <w:rFonts w:hint="eastAsia"/>
+        </w:rPr>
+        <w:t>在硬件角度，GPU包含多个上图这样被称为SM的结构，SM（Stream Multiprocessor）包含多个SP（Stream Processor，也叫线程处理器），每个SP中有独立的计算单元、存取单元和寄存器。</w:t>
+      </w:r>
+    </w:p>
+    <w:p>
+      <w:pPr>
+        <w:bidi w:val="0"/>
+        <w:rPr>
+          <w:rFonts w:hint="eastAsia"/>
+        </w:rPr>
+      </w:pPr>
+      <w:r>
+        <w:rPr>
+          <w:rFonts w:hint="eastAsia"/>
+        </w:rPr>
+        <w:t>在软件角度，CUDA把这些抽象为grid、block、thread 3级结构：GPU包含多个grid，grid包含多个block，block包含多个thread。一般block对应SM，thread对应SP，在每一级中都有自己的本地内存，分别被称为global、shared和local内存。</w:t>
+      </w:r>
+    </w:p>
+    <w:p>
+      <w:pPr>
+        <w:bidi w:val="0"/>
+      </w:pPr>
+      <w:r>
+        <w:rPr>
+          <w:lang w:val="en-US" w:eastAsia="zh-CN"/>
+        </w:rPr>
+        <w:drawing>
+          <wp:inline distT="0" distB="0" distL="114300" distR="114300">
+            <wp:extent cx="6267450" cy="4514850"/>
+            <wp:effectExtent l="0" t="0" r="6350" b="6350"/>
+            <wp:docPr id="64" name="图片 12" descr="IMG_258"/>
+            <wp:cNvGraphicFramePr>
+              <a:graphicFrameLocks xmlns:a="http://schemas.openxmlformats.org/drawingml/2006/main" noChangeAspect="1"/>
+            </wp:cNvGraphicFramePr>
+            <a:graphic xmlns:a="http://schemas.openxmlformats.org/drawingml/2006/main">
+              <a:graphicData uri="http://schemas.openxmlformats.org/drawingml/2006/picture">
+                <pic:pic xmlns:pic="http://schemas.openxmlformats.org/drawingml/2006/picture">
+                  <pic:nvPicPr>
+                    <pic:cNvPr id="64" name="图片 12" descr="IMG_258"/>
+                    <pic:cNvPicPr>
+                      <a:picLocks noChangeAspect="1"/>
+                    </pic:cNvPicPr>
+                  </pic:nvPicPr>
+                  <pic:blipFill>
+                    <a:blip r:embed="rId14"/>
+                    <a:stretch>
+                      <a:fillRect/>
+                    </a:stretch>
+                  </pic:blipFill>
+                  <pic:spPr>
+                    <a:xfrm>
+                      <a:off x="0" y="0"/>
+                      <a:ext cx="6267450" cy="4514850"/>
+                    </a:xfrm>
+                    <a:prstGeom prst="rect">
+                      <a:avLst/>
+                    </a:prstGeom>
+                    <a:noFill/>
+                    <a:ln w="9525">
+                      <a:noFill/>
+                    </a:ln>
+                  </pic:spPr>
+                </pic:pic>
+              </a:graphicData>
+            </a:graphic>
+          </wp:inline>
+        </w:drawing>
+      </w:r>
+    </w:p>
+    <w:p>
+      <w:pPr>
+        <w:bidi w:val="0"/>
+        <w:rPr>
+          <w:rFonts w:hint="eastAsia"/>
+        </w:rPr>
+      </w:pPr>
+      <w:r>
+        <w:rPr>
+          <w:rFonts w:hint="eastAsia"/>
+        </w:rPr>
+        <w:t>GPU执行时的SIMT模型，就是通过block来达成的：在同一时刻，block中的所有线程都执行相同的指令，但指令操作的数据不同（通过在各自SP的同名寄存器中装入不同值来实现）。block的尺寸在程序运行时配置，可以是一维、二维、三维，有两点约束：1、block的尺寸必须是warp尺寸的整数倍（warp——线程束，它是共用指令指针的一行SP，warp尺寸一般是固定的，例如32个）。2、各维乘积不能超过grid中的thread总数量。</w:t>
+      </w:r>
+    </w:p>
+    <w:p>
+      <w:pPr>
+        <w:bidi w:val="0"/>
+        <w:ind w:firstLine="420" w:firstLineChars="0"/>
+        <w:rPr>
+          <w:rFonts w:hint="eastAsia"/>
+        </w:rPr>
+      </w:pPr>
+      <w:r>
+        <w:rPr>
+          <w:rFonts w:hint="eastAsia"/>
+        </w:rPr>
+        <w:t>我们可以想象这样的结构非常适合于做矩阵计算，例如：计算C[M][N] = A[M][N] + B[M][N]，如果使用CPU计算，那么需要做两层循环，执行M x N次“取数据 + 加法 + 存数据”指令。</w:t>
+      </w:r>
+      <w:r>
+        <w:rPr>
+          <w:rFonts w:hint="eastAsia"/>
+          <w:color w:val="FF0000"/>
+        </w:rPr>
+        <w:t>但如果使用GPU，只要创建一个M x N的二维block，将A、B装入GPU内存，只需要执行一次“取数据 + 加法 + 存数据”指令，block中的各线程就会同时计算出对应的C[i][j]。</w:t>
+      </w:r>
+      <w:r>
+        <w:rPr>
+          <w:rFonts w:hint="eastAsia"/>
+        </w:rPr>
+        <w:t>这个加速比是非常惊人的，这也就是GPU现在被广泛应用于AI训练的原因。</w:t>
+      </w:r>
+    </w:p>
+    <w:p>
+      <w:pPr>
+        <w:bidi w:val="0"/>
+        <w:rPr>
+          <w:rFonts w:hint="eastAsia"/>
+        </w:rPr>
+      </w:pPr>
+      <w:r>
+        <w:rPr>
+          <w:rFonts w:hint="eastAsia"/>
+        </w:rPr>
+        <w:t>从上面的介绍中，我们看出GPU的本质是对计算的加速，没有GPU也可以做AI训练，只不过就是“模型训练完成日，家祭无忘告乃翁”了，目前这个加速效果让大众对AI吃了一惊，并开始影响我们的社会和生活，但这些技术仍然是第三次工业革命而产生的半导体 + 计算机技术，从技术本身看，并没有什么令人震惊的，等到数学、物理和制造工艺的再次突破，开启第四次工业革命，那才是值得我们在弥留之际对后代说一句“家祭无忘告乃翁”的。</w:t>
+      </w:r>
+    </w:p>
+    <w:p>
+      <w:pPr>
+        <w:bidi w:val="0"/>
+        <w:rPr>
+          <w:rFonts w:hint="eastAsia"/>
+        </w:rPr>
+      </w:pPr>
+      <w:r>
+        <w:rPr>
+          <w:rFonts w:hint="eastAsia"/>
+        </w:rPr>
+        <w:t>言归正传，GPU计算很强，但这只霸王龙有着不协调的身体比例，它的控制较弱。这完全是这种计算结构导致的，并不是增加一些控制单元就能搞定的，我们看这段包含if/else的代码在GPU的block中是如何执行的。</w:t>
+      </w:r>
+    </w:p>
+    <w:p>
+      <w:pPr>
+        <w:bidi w:val="0"/>
+      </w:pPr>
+      <w:r>
+        <w:rPr>
+          <w:lang w:val="en-US" w:eastAsia="zh-CN"/>
+        </w:rPr>
+        <w:drawing>
+          <wp:inline distT="0" distB="0" distL="114300" distR="114300">
+            <wp:extent cx="4324350" cy="1247775"/>
+            <wp:effectExtent l="0" t="0" r="6350" b="9525"/>
+            <wp:docPr id="61" name="图片 13" descr="IMG_259"/>
+            <wp:cNvGraphicFramePr>
+              <a:graphicFrameLocks xmlns:a="http://schemas.openxmlformats.org/drawingml/2006/main" noChangeAspect="1"/>
+            </wp:cNvGraphicFramePr>
+            <a:graphic xmlns:a="http://schemas.openxmlformats.org/drawingml/2006/main">
+              <a:graphicData uri="http://schemas.openxmlformats.org/drawingml/2006/picture">
+                <pic:pic xmlns:pic="http://schemas.openxmlformats.org/drawingml/2006/picture">
+                  <pic:nvPicPr>
+                    <pic:cNvPr id="61" name="图片 13" descr="IMG_259"/>
+                    <pic:cNvPicPr>
+                      <a:picLocks noChangeAspect="1"/>
+                    </pic:cNvPicPr>
+                  </pic:nvPicPr>
+                  <pic:blipFill>
+                    <a:blip r:embed="rId15"/>
+                    <a:stretch>
+                      <a:fillRect/>
+                    </a:stretch>
+                  </pic:blipFill>
+                  <pic:spPr>
+                    <a:xfrm>
+                      <a:off x="0" y="0"/>
+                      <a:ext cx="4324350" cy="1247775"/>
+                    </a:xfrm>
+                    <a:prstGeom prst="rect">
+                      <a:avLst/>
+                    </a:prstGeom>
+                    <a:noFill/>
+                    <a:ln w="9525">
+                      <a:noFill/>
+                    </a:ln>
+                  </pic:spPr>
+                </pic:pic>
+              </a:graphicData>
+            </a:graphic>
+          </wp:inline>
+        </w:drawing>
+      </w:r>
+    </w:p>
+    <w:p>
+      <w:pPr>
+        <w:bidi w:val="0"/>
+        <w:rPr>
+          <w:rFonts w:hint="eastAsia"/>
+        </w:rPr>
+      </w:pPr>
+      <w:r>
+        <w:rPr>
+          <w:rFonts w:hint="eastAsia"/>
+        </w:rPr>
+        <w:t>因为block内的所有thread共用一个指令指针，所以没有办法做基于条件的跳转，这些语句要顺序执行，</w:t>
+      </w:r>
+      <w:r>
+        <w:rPr>
+          <w:rFonts w:hint="eastAsia"/>
+          <w:color w:val="FF0000"/>
+        </w:rPr>
+        <w:t>当执行到第5行的语句时，只有thread 0执行，而其它thread空闲，执行到第7行时，thread 0空闲，其它thread执行。我们发现，增加了if/else后，相比于原始的C=A+B的代码，它的执行时间翻倍了。</w:t>
+      </w:r>
+      <w:r>
+        <w:rPr>
+          <w:rFonts w:hint="eastAsia"/>
+        </w:rPr>
+        <w:t>实际上，这种情况正是在CUDA编程中要尽量避免出现的。要让绝大多数的thread都能有效的执行指令，这是CUDA编程的原则。举这个例子不是想将话题引向如何优化CUDA程序，那就走向数据并行编程了，这个例子的主要目的还是想说GPU善于做计算，而程序不单有计算，还有控制、输入、输出等，这些要由CPU来做。</w:t>
+      </w:r>
+    </w:p>
+    <w:p>
+      <w:pPr>
+        <w:bidi w:val="0"/>
+        <w:rPr>
+          <w:rFonts w:hint="eastAsia"/>
+        </w:rPr>
+      </w:pPr>
+      <w:r>
+        <w:rPr>
+          <w:rFonts w:hint="eastAsia"/>
+        </w:rPr>
+        <w:t>所以，GPU编程是GPU + CPU的混合编程，一般CUDA程序的步骤：</w:t>
+      </w:r>
+    </w:p>
+    <w:p>
+      <w:pPr>
+        <w:bidi w:val="0"/>
+        <w:rPr>
+          <w:rFonts w:hint="eastAsia"/>
+        </w:rPr>
+      </w:pPr>
+      <w:r>
+        <w:rPr>
+          <w:rFonts w:hint="eastAsia"/>
+        </w:rPr>
+        <w:t>1、分配GPU内存。</w:t>
+      </w:r>
+    </w:p>
+    <w:p>
+      <w:pPr>
+        <w:bidi w:val="0"/>
+        <w:rPr>
+          <w:rFonts w:hint="eastAsia"/>
+        </w:rPr>
+      </w:pPr>
+      <w:r>
+        <w:rPr>
+          <w:rFonts w:hint="eastAsia"/>
+        </w:rPr>
+        <w:t>2、拷贝主机内存到GPU内存。</w:t>
+      </w:r>
+    </w:p>
+    <w:p>
+      <w:pPr>
+        <w:bidi w:val="0"/>
+        <w:rPr>
+          <w:rFonts w:hint="eastAsia"/>
+        </w:rPr>
+      </w:pPr>
+      <w:r>
+        <w:rPr>
+          <w:rFonts w:hint="eastAsia"/>
+        </w:rPr>
+        <w:t>3、调用CUDA kernel函数来执行计算。</w:t>
+      </w:r>
+    </w:p>
+    <w:p>
+      <w:pPr>
+        <w:bidi w:val="0"/>
+        <w:rPr>
+          <w:rFonts w:hint="eastAsia"/>
+        </w:rPr>
+      </w:pPr>
+      <w:r>
+        <w:rPr>
+          <w:rFonts w:hint="eastAsia"/>
+        </w:rPr>
+        <w:t>4、把计算完成数据拷贝回主机内存。</w:t>
+      </w:r>
+    </w:p>
+    <w:p>
+      <w:pPr>
+        <w:bidi w:val="0"/>
+        <w:rPr>
+          <w:rFonts w:hint="eastAsia"/>
+        </w:rPr>
+      </w:pPr>
+      <w:r>
+        <w:rPr>
+          <w:rFonts w:hint="eastAsia"/>
+        </w:rPr>
+        <w:t>5、释放GPU内存。</w:t>
+      </w:r>
+    </w:p>
+    <w:p>
+      <w:pPr>
+        <w:bidi w:val="0"/>
+        <w:rPr>
+          <w:rFonts w:hint="eastAsia"/>
+        </w:rPr>
+      </w:pPr>
+      <w:r>
+        <w:rPr>
+          <w:rFonts w:hint="eastAsia"/>
+        </w:rPr>
+        <w:t>这5步是在CPU上执行的程序，只有第3步中的CUDA kernel函数才是在GPU上执行的。</w:t>
+      </w:r>
+    </w:p>
+    <w:p>
+      <w:pPr>
+        <w:bidi w:val="0"/>
+        <w:rPr>
+          <w:rFonts w:hint="eastAsia"/>
+        </w:rPr>
+      </w:pPr>
+      <w:r>
+        <w:rPr>
+          <w:rFonts w:hint="eastAsia"/>
+        </w:rPr>
+        <w:t>下面是一个计算矩阵相加的代码示例，第14~20行是在GPU上执行的代码，第22~43行是在CPU上执行的代码。</w:t>
+      </w:r>
+    </w:p>
+    <w:p>
+      <w:pPr>
+        <w:bidi w:val="0"/>
+      </w:pPr>
+      <w:r>
+        <w:rPr>
+          <w:lang w:val="en-US" w:eastAsia="zh-CN"/>
+        </w:rPr>
+        <w:drawing>
+          <wp:inline distT="0" distB="0" distL="114300" distR="114300">
+            <wp:extent cx="7000875" cy="7086600"/>
+            <wp:effectExtent l="0" t="0" r="9525" b="0"/>
+            <wp:docPr id="68" name="图片 14" descr="IMG_260"/>
+            <wp:cNvGraphicFramePr>
+              <a:graphicFrameLocks xmlns:a="http://schemas.openxmlformats.org/drawingml/2006/main" noChangeAspect="1"/>
+            </wp:cNvGraphicFramePr>
+            <a:graphic xmlns:a="http://schemas.openxmlformats.org/drawingml/2006/main">
+              <a:graphicData uri="http://schemas.openxmlformats.org/drawingml/2006/picture">
+                <pic:pic xmlns:pic="http://schemas.openxmlformats.org/drawingml/2006/picture">
+                  <pic:nvPicPr>
+                    <pic:cNvPr id="68" name="图片 14" descr="IMG_260"/>
+                    <pic:cNvPicPr>
+                      <a:picLocks noChangeAspect="1"/>
+                    </pic:cNvPicPr>
+                  </pic:nvPicPr>
+                  <pic:blipFill>
+                    <a:blip r:embed="rId16"/>
+                    <a:stretch>
+                      <a:fillRect/>
+                    </a:stretch>
+                  </pic:blipFill>
+                  <pic:spPr>
+                    <a:xfrm>
+                      <a:off x="0" y="0"/>
+                      <a:ext cx="7000875" cy="7086600"/>
+                    </a:xfrm>
+                    <a:prstGeom prst="rect">
+                      <a:avLst/>
+                    </a:prstGeom>
+                    <a:noFill/>
+                    <a:ln w="9525">
+                      <a:noFill/>
+                    </a:ln>
+                  </pic:spPr>
+                </pic:pic>
+              </a:graphicData>
+            </a:graphic>
+          </wp:inline>
+        </w:drawing>
+      </w:r>
+    </w:p>
+    <w:p>
+      <w:pPr>
+        <w:bidi w:val="0"/>
+        <w:rPr>
+          <w:rFonts w:hint="eastAsia"/>
+        </w:rPr>
+      </w:pPr>
+      <w:r>
+        <w:rPr>
+          <w:rFonts w:hint="eastAsia"/>
+        </w:rPr>
+        <w:t>这些代码已经高度屏蔽了底层细节，使程序员更关注算法本身。实际上如果看穿这个封装的本质，GPU和CPU之间通过PCIe互联，代码中主机内存与GPU内存之间的拷贝、CPU调用GPU上的函数这些都是通过对PCIe BAR空间的读写和PCIe DMA来实现的。理解这一点，就能理解为什么CPU要向GPU内存拷贝数据，而不是GPU直接使用主机内存做计算。</w:t>
+      </w:r>
+    </w:p>
+    <w:p>
+      <w:pPr>
+        <w:pStyle w:val="4"/>
+        <w:bidi w:val="0"/>
+        <w:rPr>
+          <w:rFonts w:hint="eastAsia"/>
+        </w:rPr>
+      </w:pPr>
+      <w:r>
+        <w:rPr>
+          <w:rFonts w:hint="eastAsia"/>
+        </w:rPr>
+        <w:t>2 智算集群中GPU互联方式</w:t>
+      </w:r>
+    </w:p>
+    <w:p>
+      <w:pPr>
+        <w:pStyle w:val="5"/>
+        <w:numPr>
+          <w:ilvl w:val="3"/>
+          <w:numId w:val="0"/>
+        </w:numPr>
+        <w:bidi w:val="0"/>
+        <w:ind w:leftChars="0"/>
+        <w:rPr>
+          <w:rFonts w:hint="eastAsia"/>
+        </w:rPr>
+      </w:pPr>
+      <w:r>
+        <w:rPr>
+          <w:rFonts w:hint="eastAsia"/>
+        </w:rPr>
+        <w:t>2.1 传统方式</w:t>
+      </w:r>
+    </w:p>
+    <w:p>
+      <w:pPr>
+        <w:bidi w:val="0"/>
+        <w:rPr>
+          <w:rFonts w:hint="eastAsia"/>
+        </w:rPr>
+      </w:pPr>
+      <w:r>
+        <w:rPr>
+          <w:rFonts w:hint="eastAsia"/>
+        </w:rPr>
+        <w:t>上面我们说了GPU在单台服务器内的工作方式，实际上现在的任何一个大模型的计算量都不是单台服务器能够搞定的，必须使用集群，这就涉及到计算节点之间的互联，本质上就是GPU之间的互联。对于少量GPU的互联，NVIDIA开发了nvlink + nvswitch，这项技术是真正的GPU之间的互联，它的数据路径没有PCIe参与，带宽非常高，但目前它的传输距离较短、节点数量也较少，在大型智算集群中还不能完全替换掉基于网卡 + 交换机的传统互联方式。本文的GPU Direct RDMA技术就是传统的网络互联方式中的一个加速技术，我们还是先从传统的互联方式说起。</w:t>
+      </w:r>
+    </w:p>
+    <w:p>
+      <w:pPr>
+        <w:bidi w:val="0"/>
+      </w:pPr>
+      <w:r>
+        <w:rPr>
+          <w:lang w:val="en-US" w:eastAsia="zh-CN"/>
+        </w:rPr>
+        <w:drawing>
+          <wp:inline distT="0" distB="0" distL="114300" distR="114300">
+            <wp:extent cx="7534275" cy="2809875"/>
+            <wp:effectExtent l="0" t="0" r="9525" b="9525"/>
+            <wp:docPr id="65" name="图片 15" descr="IMG_261"/>
+            <wp:cNvGraphicFramePr>
+              <a:graphicFrameLocks xmlns:a="http://schemas.openxmlformats.org/drawingml/2006/main" noChangeAspect="1"/>
+            </wp:cNvGraphicFramePr>
+            <a:graphic xmlns:a="http://schemas.openxmlformats.org/drawingml/2006/main">
+              <a:graphicData uri="http://schemas.openxmlformats.org/drawingml/2006/picture">
+                <pic:pic xmlns:pic="http://schemas.openxmlformats.org/drawingml/2006/picture">
+                  <pic:nvPicPr>
+                    <pic:cNvPr id="65" name="图片 15" descr="IMG_261"/>
+                    <pic:cNvPicPr>
+                      <a:picLocks noChangeAspect="1"/>
+                    </pic:cNvPicPr>
+                  </pic:nvPicPr>
+                  <pic:blipFill>
+                    <a:blip r:embed="rId17"/>
+                    <a:stretch>
+                      <a:fillRect/>
+                    </a:stretch>
+                  </pic:blipFill>
+                  <pic:spPr>
+                    <a:xfrm>
+                      <a:off x="0" y="0"/>
+                      <a:ext cx="7534275" cy="2809875"/>
+                    </a:xfrm>
+                    <a:prstGeom prst="rect">
+                      <a:avLst/>
+                    </a:prstGeom>
+                    <a:noFill/>
+                    <a:ln w="9525">
+                      <a:noFill/>
+                    </a:ln>
+                  </pic:spPr>
+                </pic:pic>
+              </a:graphicData>
+            </a:graphic>
+          </wp:inline>
+        </w:drawing>
+      </w:r>
+    </w:p>
+    <w:p>
+      <w:pPr>
+        <w:bidi w:val="0"/>
+        <w:rPr>
+          <w:rFonts w:hint="eastAsia"/>
+        </w:rPr>
+      </w:pPr>
+      <w:r>
+        <w:rPr>
+          <w:rFonts w:hint="eastAsia"/>
+        </w:rPr>
+        <w:t>上图中要把左侧GPU中的数据发送到右侧节点B的GPU中，流程如下：</w:t>
+      </w:r>
+    </w:p>
+    <w:p>
+      <w:pPr>
+        <w:bidi w:val="0"/>
+        <w:rPr>
+          <w:rFonts w:hint="eastAsia"/>
+        </w:rPr>
+      </w:pPr>
+      <w:r>
+        <w:rPr>
+          <w:rFonts w:hint="eastAsia"/>
+        </w:rPr>
+        <w:t>1、CPU对GPU发起DMA请求，让它把GPU内存中X1的数据拷贝到主机内存X2中。</w:t>
+      </w:r>
+    </w:p>
+    <w:p>
+      <w:pPr>
+        <w:bidi w:val="0"/>
+        <w:rPr>
+          <w:rFonts w:hint="eastAsia"/>
+        </w:rPr>
+      </w:pPr>
+      <w:r>
+        <w:rPr>
+          <w:rFonts w:hint="eastAsia"/>
+        </w:rPr>
+        <w:t>2、GPU执行DMA操作，将X1拷贝到X2，拷贝完成后通知CPU。</w:t>
+      </w:r>
+    </w:p>
+    <w:p>
+      <w:pPr>
+        <w:bidi w:val="0"/>
+        <w:rPr>
+          <w:rFonts w:hint="eastAsia"/>
+        </w:rPr>
+      </w:pPr>
+      <w:r>
+        <w:rPr>
+          <w:rFonts w:hint="eastAsia"/>
+        </w:rPr>
+        <w:t>3、CPU再对网卡发起DMA请求，让它把X2数据发送到远端。</w:t>
+      </w:r>
+    </w:p>
+    <w:p>
+      <w:pPr>
+        <w:bidi w:val="0"/>
+        <w:rPr>
+          <w:rFonts w:hint="eastAsia"/>
+        </w:rPr>
+      </w:pPr>
+      <w:r>
+        <w:rPr>
+          <w:rFonts w:hint="eastAsia"/>
+        </w:rPr>
+        <w:t>4、网卡执行DMA操作，将X2数据发送到网络上。</w:t>
+      </w:r>
+    </w:p>
+    <w:p>
+      <w:pPr>
+        <w:bidi w:val="0"/>
+        <w:rPr>
+          <w:rFonts w:hint="eastAsia"/>
+        </w:rPr>
+      </w:pPr>
+      <w:r>
+        <w:rPr>
+          <w:rFonts w:hint="eastAsia"/>
+        </w:rPr>
+        <w:t>我们先将话题稍稍岔开，先解释一下第3步是如何执行的。</w:t>
+      </w:r>
+    </w:p>
+    <w:p>
+      <w:pPr>
+        <w:bidi w:val="0"/>
+        <w:rPr>
+          <w:rFonts w:hint="eastAsia"/>
+        </w:rPr>
+      </w:pPr>
+      <w:r>
+        <w:rPr>
+          <w:rFonts w:hint="eastAsia"/>
+        </w:rPr>
+        <w:t>在没有RDMA之前，网卡将主机内存中的数据发向远端的典型方式是使用TCP/IP协议栈，在数据路径上需要软件参与做用户态到内核协议栈之间的数据拷贝，有了RDMA技术之后，网卡可以直接发送APP使用的主机内存中的数据，既没有软件参与的内存拷贝，也不经过软件实现的TCP/IP协议栈，而且RDMA的API语义是基于内存块的，不像TCP是基于字节流的，这种API语义能够简化APP编程，也提高了接收端代码的性能。</w:t>
+      </w:r>
+    </w:p>
+    <w:p>
+      <w:pPr>
+        <w:bidi w:val="0"/>
+        <w:rPr>
+          <w:rFonts w:hint="eastAsia"/>
+        </w:rPr>
+      </w:pPr>
+      <w:r>
+        <w:rPr>
+          <w:rFonts w:hint="eastAsia"/>
+        </w:rPr>
+        <w:t>回到上文，使用RDMA，在数据路径上没有软件拷贝，但有2次串行的DMA数据拷贝，即使可以通过异步队列来隐藏这个串行开销，但所有的DMA操作都要竞争PCIe带宽，我前面没说，业界现在对PCIe的诟病中，其中一点就是PCIe带宽的增长太慢（所以NVIDIA绕开了PCIe搞nvlink）。</w:t>
+      </w:r>
+    </w:p>
+    <w:p>
+      <w:pPr>
+        <w:bidi w:val="0"/>
+        <w:rPr>
+          <w:rFonts w:hint="eastAsia"/>
+        </w:rPr>
+      </w:pPr>
+      <w:r>
+        <w:rPr>
+          <w:rFonts w:hint="eastAsia"/>
+        </w:rPr>
+        <w:t>在接收端也有类似的2次DMA的问题。</w:t>
+      </w:r>
+    </w:p>
+    <w:p>
+      <w:pPr>
+        <w:bidi w:val="0"/>
+        <w:rPr>
+          <w:rFonts w:hint="eastAsia"/>
+        </w:rPr>
+      </w:pPr>
+      <w:r>
+        <w:rPr>
+          <w:rFonts w:hint="eastAsia"/>
+        </w:rPr>
+        <w:t>总之，要把左侧GPU中的数据发送到右侧节点B的GPU中至少要经过4次DMA拷贝。</w:t>
+      </w:r>
+    </w:p>
+    <w:p>
+      <w:pPr>
+        <w:pStyle w:val="5"/>
+        <w:numPr>
+          <w:ilvl w:val="3"/>
+          <w:numId w:val="0"/>
+        </w:numPr>
+        <w:bidi w:val="0"/>
+        <w:ind w:leftChars="0"/>
+        <w:rPr>
+          <w:rFonts w:hint="eastAsia"/>
+        </w:rPr>
+      </w:pPr>
+      <w:r>
+        <w:rPr>
+          <w:rFonts w:hint="eastAsia"/>
+        </w:rPr>
+        <w:t>2.2 GPU Direct RDMA</w:t>
+      </w:r>
+    </w:p>
+    <w:p>
+      <w:pPr>
+        <w:bidi w:val="0"/>
+        <w:rPr>
+          <w:rFonts w:hint="eastAsia"/>
+        </w:rPr>
+      </w:pPr>
+      <w:r>
+        <w:rPr>
+          <w:rFonts w:hint="eastAsia"/>
+        </w:rPr>
+        <w:t>终于说到它了，我们来看GPU Direct RDMA是如何减少上述过程中的DMA次数的。</w:t>
+      </w:r>
+    </w:p>
+    <w:p>
+      <w:pPr>
+        <w:bidi w:val="0"/>
+      </w:pPr>
+      <w:r>
+        <w:rPr>
+          <w:lang w:val="en-US" w:eastAsia="zh-CN"/>
+        </w:rPr>
+        <w:drawing>
+          <wp:inline distT="0" distB="0" distL="114300" distR="114300">
+            <wp:extent cx="7620000" cy="2981325"/>
+            <wp:effectExtent l="0" t="0" r="0" b="3175"/>
+            <wp:docPr id="62" name="图片 16" descr="IMG_262"/>
+            <wp:cNvGraphicFramePr>
+              <a:graphicFrameLocks xmlns:a="http://schemas.openxmlformats.org/drawingml/2006/main" noChangeAspect="1"/>
+            </wp:cNvGraphicFramePr>
+            <a:graphic xmlns:a="http://schemas.openxmlformats.org/drawingml/2006/main">
+              <a:graphicData uri="http://schemas.openxmlformats.org/drawingml/2006/picture">
+                <pic:pic xmlns:pic="http://schemas.openxmlformats.org/drawingml/2006/picture">
+                  <pic:nvPicPr>
+                    <pic:cNvPr id="62" name="图片 16" descr="IMG_262"/>
+                    <pic:cNvPicPr>
+                      <a:picLocks noChangeAspect="1"/>
+                    </pic:cNvPicPr>
+                  </pic:nvPicPr>
+                  <pic:blipFill>
+                    <a:blip r:embed="rId18"/>
+                    <a:stretch>
+                      <a:fillRect/>
+                    </a:stretch>
+                  </pic:blipFill>
+                  <pic:spPr>
+                    <a:xfrm>
+                      <a:off x="0" y="0"/>
+                      <a:ext cx="7620000" cy="2981325"/>
+                    </a:xfrm>
+                    <a:prstGeom prst="rect">
+                      <a:avLst/>
+                    </a:prstGeom>
+                    <a:noFill/>
+                    <a:ln w="9525">
+                      <a:noFill/>
+                    </a:ln>
+                  </pic:spPr>
+                </pic:pic>
+              </a:graphicData>
+            </a:graphic>
+          </wp:inline>
+        </w:drawing>
+      </w:r>
+    </w:p>
+    <w:p>
+      <w:pPr>
+        <w:bidi w:val="0"/>
+        <w:rPr>
+          <w:rFonts w:hint="eastAsia"/>
+        </w:rPr>
+      </w:pPr>
+      <w:r>
+        <w:rPr>
+          <w:rFonts w:hint="eastAsia"/>
+        </w:rPr>
+        <w:t>要把左侧GPU中的数据发送到右侧节点B的GPU中，流程如下：</w:t>
+      </w:r>
+    </w:p>
+    <w:p>
+      <w:pPr>
+        <w:bidi w:val="0"/>
+        <w:rPr>
+          <w:rFonts w:hint="eastAsia"/>
+        </w:rPr>
+      </w:pPr>
+      <w:r>
+        <w:rPr>
+          <w:rFonts w:hint="eastAsia"/>
+        </w:rPr>
+        <w:t>在发送端，CPU对网卡发起DMA请求，让它把GPU内存中的X2数据发送到远端（省略了RDMA的细节）。</w:t>
+      </w:r>
+    </w:p>
+    <w:p>
+      <w:pPr>
+        <w:bidi w:val="0"/>
+        <w:rPr>
+          <w:rFonts w:hint="eastAsia"/>
+        </w:rPr>
+      </w:pPr>
+      <w:r>
+        <w:rPr>
+          <w:rFonts w:hint="eastAsia"/>
+        </w:rPr>
+        <w:t>在接收端，网卡收到报文后将数据放入GPU内存。</w:t>
+      </w:r>
+    </w:p>
+    <w:p>
+      <w:pPr>
+        <w:bidi w:val="0"/>
+        <w:rPr>
+          <w:rFonts w:hint="eastAsia"/>
+        </w:rPr>
+      </w:pPr>
+      <w:r>
+        <w:rPr>
+          <w:rFonts w:hint="eastAsia"/>
+        </w:rPr>
+        <w:t>这样在数据收发过程中只有2次必要的DMA拷贝。</w:t>
+      </w:r>
+    </w:p>
+    <w:p>
+      <w:pPr>
+        <w:pStyle w:val="4"/>
+        <w:bidi w:val="0"/>
+        <w:rPr>
+          <w:rFonts w:hint="eastAsia"/>
+        </w:rPr>
+      </w:pPr>
+      <w:r>
+        <w:rPr>
+          <w:rFonts w:hint="eastAsia"/>
+        </w:rPr>
+        <w:t>3 PCIe DMA</w:t>
+      </w:r>
+    </w:p>
+    <w:p>
+      <w:pPr>
+        <w:bidi w:val="0"/>
+        <w:rPr>
+          <w:rFonts w:hint="eastAsia"/>
+        </w:rPr>
+      </w:pPr>
+      <w:r>
+        <w:rPr>
+          <w:rFonts w:hint="eastAsia"/>
+        </w:rPr>
+        <w:t>从PCIe角度来说，GPU Direct RDMA并不是新技术，因为PCIe规范本就能支持设备之间的DMA读写。</w:t>
+      </w:r>
+    </w:p>
+    <w:p>
+      <w:pPr>
+        <w:pStyle w:val="5"/>
+        <w:numPr>
+          <w:ilvl w:val="3"/>
+          <w:numId w:val="0"/>
+        </w:numPr>
+        <w:bidi w:val="0"/>
+        <w:ind w:leftChars="0"/>
+        <w:rPr>
+          <w:rFonts w:hint="eastAsia"/>
+        </w:rPr>
+      </w:pPr>
+      <w:r>
+        <w:rPr>
+          <w:rFonts w:hint="eastAsia"/>
+        </w:rPr>
+        <w:t>3.1 传统的PCIe DMA</w:t>
+      </w:r>
+    </w:p>
+    <w:p>
+      <w:pPr>
+        <w:bidi w:val="0"/>
+        <w:rPr>
+          <w:rFonts w:hint="eastAsia"/>
+        </w:rPr>
+      </w:pPr>
+      <w:r>
+        <w:rPr>
+          <w:rFonts w:hint="eastAsia"/>
+        </w:rPr>
+        <w:t>以网卡对主机内存的DMA读操作为例（网卡的发包流程）。</w:t>
+      </w:r>
+    </w:p>
+    <w:p>
+      <w:pPr>
+        <w:bidi w:val="0"/>
+      </w:pPr>
+      <w:r>
+        <w:rPr>
+          <w:lang w:val="en-US" w:eastAsia="zh-CN"/>
+        </w:rPr>
+        <w:drawing>
+          <wp:inline distT="0" distB="0" distL="114300" distR="114300">
+            <wp:extent cx="4810125" cy="3352800"/>
+            <wp:effectExtent l="0" t="0" r="3175" b="0"/>
+            <wp:docPr id="69" name="图片 17" descr="IMG_263"/>
+            <wp:cNvGraphicFramePr>
+              <a:graphicFrameLocks xmlns:a="http://schemas.openxmlformats.org/drawingml/2006/main" noChangeAspect="1"/>
+            </wp:cNvGraphicFramePr>
+            <a:graphic xmlns:a="http://schemas.openxmlformats.org/drawingml/2006/main">
+              <a:graphicData uri="http://schemas.openxmlformats.org/drawingml/2006/picture">
+                <pic:pic xmlns:pic="http://schemas.openxmlformats.org/drawingml/2006/picture">
+                  <pic:nvPicPr>
+                    <pic:cNvPr id="69" name="图片 17" descr="IMG_263"/>
+                    <pic:cNvPicPr>
+                      <a:picLocks noChangeAspect="1"/>
+                    </pic:cNvPicPr>
+                  </pic:nvPicPr>
+                  <pic:blipFill>
+                    <a:blip r:embed="rId19"/>
+                    <a:stretch>
+                      <a:fillRect/>
+                    </a:stretch>
+                  </pic:blipFill>
+                  <pic:spPr>
+                    <a:xfrm>
+                      <a:off x="0" y="0"/>
+                      <a:ext cx="4810125" cy="3352800"/>
+                    </a:xfrm>
+                    <a:prstGeom prst="rect">
+                      <a:avLst/>
+                    </a:prstGeom>
+                    <a:noFill/>
+                    <a:ln w="9525">
+                      <a:noFill/>
+                    </a:ln>
+                  </pic:spPr>
+                </pic:pic>
+              </a:graphicData>
+            </a:graphic>
+          </wp:inline>
+        </w:drawing>
+      </w:r>
+    </w:p>
+    <w:p>
+      <w:pPr>
+        <w:bidi w:val="0"/>
+        <w:rPr>
+          <w:rFonts w:hint="eastAsia"/>
+        </w:rPr>
+      </w:pPr>
+      <w:r>
+        <w:rPr>
+          <w:rFonts w:hint="eastAsia"/>
+        </w:rPr>
+        <w:t>先要明确两个重要的概念：存储器域地址 和 PCIe域地址。顾名思义，前者是CPU使用的地址，通常也被成为内存物理地址；后者是PCIe设备使用的内存地址。因为在传统的x86架构下，一般这两个地址的值是相等的，所以容易混淆。但是搞不清这两个地址的区别，就不能理解后面的内容。</w:t>
+      </w:r>
+    </w:p>
+    <w:p>
+      <w:pPr>
+        <w:bidi w:val="0"/>
+        <w:rPr>
+          <w:rFonts w:hint="eastAsia"/>
+        </w:rPr>
+      </w:pPr>
+      <w:r>
+        <w:rPr>
+          <w:rFonts w:hint="eastAsia"/>
+        </w:rPr>
+        <w:t>流程如下：</w:t>
+      </w:r>
+    </w:p>
+    <w:p>
+      <w:pPr>
+        <w:bidi w:val="0"/>
+        <w:rPr>
+          <w:rFonts w:hint="eastAsia"/>
+        </w:rPr>
+      </w:pPr>
+      <w:r>
+        <w:rPr>
+          <w:rFonts w:hint="eastAsia"/>
+        </w:rPr>
+        <w:t>1、CPU对网卡发起DMA读请求，让它把地址X的数据发送到网络上（这个X是PCIe域的地址，只不过CPU在设置DMA时数值上等于主机内存的物理地址）。这里忽略了通过异步队列来提高性能的实现，这个实现对网卡很重要，但对我们现在要说的DMA流程不重要。</w:t>
+      </w:r>
+    </w:p>
+    <w:p>
+      <w:pPr>
+        <w:bidi w:val="0"/>
+        <w:rPr>
+          <w:rFonts w:hint="eastAsia"/>
+        </w:rPr>
+      </w:pPr>
+      <w:r>
+        <w:rPr>
+          <w:rFonts w:hint="eastAsia"/>
+        </w:rPr>
+        <w:t>2、网卡对地址X执行DMA读操作，它向PCIe switch发出TLP消息，类型为“存储器读请求”，消息中携带requester ID和地址X（实际上是若干个TLP消息，并且消息中携带的地址因为对齐和分片的原因，也不一定就是X，但这在本文中不重要）。</w:t>
+      </w:r>
+    </w:p>
+    <w:p>
+      <w:pPr>
+        <w:bidi w:val="0"/>
+        <w:rPr>
+          <w:rFonts w:hint="eastAsia"/>
+        </w:rPr>
+      </w:pPr>
+      <w:r>
+        <w:rPr>
+          <w:rFonts w:hint="eastAsia"/>
+        </w:rPr>
+        <w:t>3、PCIe switch中包含两类路由表：A、根据PCIe域地址范围对应到端口，B、根据设备ID对应到端口。当该TLP到达PCIe switch后，它根据地址X查询路由表A，如果没找到，那么向上游端口转发TLP——对主机内存的访问就是这种情况，缺省上送。</w:t>
+      </w:r>
+    </w:p>
+    <w:p>
+      <w:pPr>
+        <w:bidi w:val="0"/>
+        <w:rPr>
+          <w:rFonts w:hint="eastAsia"/>
+        </w:rPr>
+      </w:pPr>
+      <w:r>
+        <w:rPr>
+          <w:rFonts w:hint="eastAsia"/>
+        </w:rPr>
+        <w:t>4、该TLP到达RC后，它发现该地址属于内存控制器，于是使用地址X读取内存，将数据装入“读完成TLP”中，然后根据requester ID查找路由表B，将它转发到PCIe switch。</w:t>
+      </w:r>
+    </w:p>
+    <w:p>
+      <w:pPr>
+        <w:bidi w:val="0"/>
+        <w:rPr>
+          <w:rFonts w:hint="eastAsia"/>
+        </w:rPr>
+      </w:pPr>
+      <w:r>
+        <w:rPr>
+          <w:rFonts w:hint="eastAsia"/>
+        </w:rPr>
+        <w:t>5、PCIe switch根据requester ID将读完成TLP转发给网卡，网卡最后完成组包。</w:t>
+      </w:r>
+    </w:p>
+    <w:p>
+      <w:pPr>
+        <w:bidi w:val="0"/>
+        <w:rPr>
+          <w:rFonts w:hint="eastAsia"/>
+        </w:rPr>
+      </w:pPr>
+      <w:r>
+        <w:rPr>
+          <w:rFonts w:hint="eastAsia"/>
+        </w:rPr>
+        <w:t>对于设备间的TLP读操作，以网卡读取设备2中的内存为例：</w:t>
+      </w:r>
+    </w:p>
+    <w:p>
+      <w:pPr>
+        <w:bidi w:val="0"/>
+        <w:rPr>
+          <w:rFonts w:hint="eastAsia"/>
+        </w:rPr>
+      </w:pPr>
+      <w:r>
+        <w:rPr>
+          <w:rFonts w:hint="eastAsia"/>
+        </w:rPr>
+        <w:t>CPU提前为设备2中的内存在PCIe域中分配地址范围AR2，然后将AR2 - 设备2 ID写入到RC并扩散到各级PCIe switch中。</w:t>
+      </w:r>
+    </w:p>
+    <w:p>
+      <w:pPr>
+        <w:bidi w:val="0"/>
+        <w:rPr>
+          <w:rFonts w:hint="eastAsia"/>
+        </w:rPr>
+      </w:pPr>
+      <w:r>
+        <w:rPr>
+          <w:rFonts w:hint="eastAsia"/>
+        </w:rPr>
+        <w:t>在第1步中，CPU对网卡发起DMA读请求时，它设置的地址Y属于AR2。</w:t>
+      </w:r>
+    </w:p>
+    <w:p>
+      <w:pPr>
+        <w:bidi w:val="0"/>
+        <w:rPr>
+          <w:rFonts w:hint="eastAsia"/>
+        </w:rPr>
+      </w:pPr>
+      <w:r>
+        <w:rPr>
+          <w:rFonts w:hint="eastAsia"/>
+        </w:rPr>
+        <w:t>在第3步中，PCIe switch查找路由表将TLP转发到port2。</w:t>
+      </w:r>
+    </w:p>
+    <w:p>
+      <w:pPr>
+        <w:bidi w:val="0"/>
+        <w:rPr>
+          <w:rFonts w:hint="eastAsia"/>
+        </w:rPr>
+      </w:pPr>
+      <w:r>
+        <w:rPr>
+          <w:rFonts w:hint="eastAsia"/>
+        </w:rPr>
+        <w:t>在第4步中，TLP到达设备2后，它会把PCIe域的地址Y转换为本地地址，然后使用本地地址读取数据，组装读完成TLP。</w:t>
+      </w:r>
+    </w:p>
+    <w:p>
+      <w:pPr>
+        <w:bidi w:val="0"/>
+        <w:rPr>
+          <w:rFonts w:hint="eastAsia"/>
+        </w:rPr>
+      </w:pPr>
+      <w:r>
+        <w:rPr>
+          <w:rFonts w:hint="eastAsia"/>
+        </w:rPr>
+        <w:t>其它流程与上面相同。</w:t>
+      </w:r>
+    </w:p>
+    <w:p>
+      <w:pPr>
+        <w:pStyle w:val="5"/>
+        <w:numPr>
+          <w:ilvl w:val="3"/>
+          <w:numId w:val="0"/>
+        </w:numPr>
+        <w:bidi w:val="0"/>
+        <w:ind w:leftChars="0"/>
+        <w:rPr>
+          <w:rFonts w:hint="eastAsia"/>
+        </w:rPr>
+      </w:pPr>
+      <w:r>
+        <w:rPr>
+          <w:rFonts w:hint="eastAsia"/>
+        </w:rPr>
+        <w:t>3.2 基于IOMMU的PCIe DMA</w:t>
+      </w:r>
+    </w:p>
+    <w:p>
+      <w:pPr>
+        <w:bidi w:val="0"/>
+        <w:rPr>
+          <w:rFonts w:hint="eastAsia"/>
+        </w:rPr>
+      </w:pPr>
+      <w:r>
+        <w:rPr>
+          <w:rFonts w:hint="eastAsia"/>
+        </w:rPr>
+        <w:t>IOMMU是为了支持设备硬件辅助虚拟化而引入的技术，intel称为VT-d，AMD称为AMD-Vi，ARM称为SMMU，它们的实现细节不同，但原理相同，下面以intel VT-d为例说明它的原理。</w:t>
+      </w:r>
+    </w:p>
+    <w:p>
+      <w:pPr>
+        <w:bidi w:val="0"/>
+        <w:rPr>
+          <w:rFonts w:hint="eastAsia"/>
+        </w:rPr>
+      </w:pPr>
+      <w:r>
+        <w:rPr>
+          <w:rFonts w:hint="eastAsia"/>
+        </w:rPr>
+        <w:t>IOMMU是集成在RC中的一个部件，当设备访问主机内存时，它将设备访问时使用的地址转换为主机内存的地址。</w:t>
+      </w:r>
+    </w:p>
+    <w:p>
+      <w:pPr>
+        <w:bidi w:val="0"/>
+        <w:rPr>
+          <w:rFonts w:hint="eastAsia"/>
+        </w:rPr>
+      </w:pPr>
+      <w:r>
+        <w:rPr>
+          <w:rFonts w:hint="eastAsia"/>
+        </w:rPr>
+        <w:t>IOMMU的3种使用场景：</w:t>
+      </w:r>
+    </w:p>
+    <w:p>
+      <w:pPr>
+        <w:bidi w:val="0"/>
+        <w:rPr>
+          <w:rFonts w:hint="eastAsia"/>
+        </w:rPr>
+      </w:pPr>
+      <w:r>
+        <w:rPr>
+          <w:rFonts w:hint="eastAsia"/>
+        </w:rPr>
+        <w:t>1、在虚拟化场景中，guest可以使用GPA来作为DMA地址。</w:t>
+      </w:r>
+    </w:p>
+    <w:p>
+      <w:pPr>
+        <w:bidi w:val="0"/>
+        <w:rPr>
+          <w:rFonts w:hint="eastAsia"/>
+        </w:rPr>
+      </w:pPr>
+      <w:r>
+        <w:rPr>
+          <w:rFonts w:hint="eastAsia"/>
+        </w:rPr>
+        <w:t>2、在裸金属场景中，host可以使用HVA作为DMA地址。</w:t>
+      </w:r>
+    </w:p>
+    <w:p>
+      <w:pPr>
+        <w:bidi w:val="0"/>
+        <w:rPr>
+          <w:rFonts w:hint="eastAsia"/>
+        </w:rPr>
+      </w:pPr>
+      <w:r>
+        <w:rPr>
+          <w:rFonts w:hint="eastAsia"/>
+        </w:rPr>
+        <w:t>3、在虚拟化场景中，guest可以使用GVA来作为DMA地址。</w:t>
+      </w:r>
+    </w:p>
+    <w:p>
+      <w:pPr>
+        <w:bidi w:val="0"/>
+        <w:rPr>
+          <w:rFonts w:hint="eastAsia"/>
+        </w:rPr>
+      </w:pPr>
+      <w:r>
+        <w:rPr>
+          <w:rFonts w:hint="eastAsia"/>
+        </w:rPr>
+        <w:t>这3种场景中IOMMU都起到地址转换和安全隔离的作用。</w:t>
+      </w:r>
+    </w:p>
+    <w:p>
+      <w:pPr>
+        <w:bidi w:val="0"/>
+        <w:rPr>
+          <w:rFonts w:hint="eastAsia"/>
+        </w:rPr>
+      </w:pPr>
+      <w:r>
+        <w:rPr>
+          <w:rFonts w:hint="eastAsia"/>
+        </w:rPr>
+        <w:t>注意：这里仍然要区分两种地址域，使用X作为DMA地址的意思是说，把存储器域的地址X的值作为PCIe地址域中的值，只是值相等，但二者的含义是不同的。</w:t>
+      </w:r>
+    </w:p>
+    <w:p>
+      <w:pPr>
+        <w:bidi w:val="0"/>
+        <w:rPr>
+          <w:rFonts w:hint="eastAsia"/>
+        </w:rPr>
+      </w:pPr>
+      <w:r>
+        <w:rPr>
+          <w:rFonts w:hint="eastAsia"/>
+        </w:rPr>
+        <w:t>下图描述了场景3中设备执行DMA读写时IOMMU从GVA到HPA的地址转换过程：</w:t>
+      </w:r>
+    </w:p>
+    <w:p>
+      <w:pPr>
+        <w:bidi w:val="0"/>
+        <w:rPr>
+          <w:rFonts w:hint="eastAsia"/>
+        </w:rPr>
+      </w:pPr>
+      <w:r>
+        <w:rPr>
+          <w:rFonts w:ascii="宋体" w:hAnsi="宋体" w:eastAsia="宋体" w:cs="宋体"/>
+          <w:sz w:val="24"/>
+          <w:szCs w:val="24"/>
+        </w:rPr>
+        <w:drawing>
+          <wp:inline distT="0" distB="0" distL="114300" distR="114300">
+            <wp:extent cx="5924550" cy="3524250"/>
+            <wp:effectExtent l="0" t="0" r="6350" b="6350"/>
+            <wp:docPr id="70" name="图片 20" descr="IMG_256"/>
+            <wp:cNvGraphicFramePr>
+              <a:graphicFrameLocks xmlns:a="http://schemas.openxmlformats.org/drawingml/2006/main" noChangeAspect="1"/>
+            </wp:cNvGraphicFramePr>
+            <a:graphic xmlns:a="http://schemas.openxmlformats.org/drawingml/2006/main">
+              <a:graphicData uri="http://schemas.openxmlformats.org/drawingml/2006/picture">
+                <pic:pic xmlns:pic="http://schemas.openxmlformats.org/drawingml/2006/picture">
+                  <pic:nvPicPr>
+                    <pic:cNvPr id="70" name="图片 20" descr="IMG_256"/>
+                    <pic:cNvPicPr>
+                      <a:picLocks noChangeAspect="1"/>
+                    </pic:cNvPicPr>
+                  </pic:nvPicPr>
+                  <pic:blipFill>
+                    <a:blip r:embed="rId20"/>
+                    <a:stretch>
+                      <a:fillRect/>
+                    </a:stretch>
+                  </pic:blipFill>
+                  <pic:spPr>
+                    <a:xfrm>
+                      <a:off x="0" y="0"/>
+                      <a:ext cx="5924550" cy="3524250"/>
+                    </a:xfrm>
+                    <a:prstGeom prst="rect">
+                      <a:avLst/>
+                    </a:prstGeom>
+                    <a:noFill/>
+                    <a:ln w="9525">
+                      <a:noFill/>
+                    </a:ln>
+                  </pic:spPr>
+                </pic:pic>
+              </a:graphicData>
+            </a:graphic>
+          </wp:inline>
+        </w:drawing>
+      </w:r>
+    </w:p>
+    <w:p>
+      <w:pPr>
+        <w:bidi w:val="0"/>
+      </w:pPr>
+      <w:r>
+        <w:rPr>
+          <w:lang w:val="en-US" w:eastAsia="zh-CN"/>
+        </w:rPr>
+        <w:drawing>
+          <wp:inline distT="0" distB="0" distL="114300" distR="114300">
+            <wp:extent cx="8105775" cy="3609975"/>
+            <wp:effectExtent l="0" t="0" r="9525" b="9525"/>
+            <wp:docPr id="66" name="图片 18" descr="IMG_264"/>
+            <wp:cNvGraphicFramePr>
+              <a:graphicFrameLocks xmlns:a="http://schemas.openxmlformats.org/drawingml/2006/main" noChangeAspect="1"/>
+            </wp:cNvGraphicFramePr>
+            <a:graphic xmlns:a="http://schemas.openxmlformats.org/drawingml/2006/main">
+              <a:graphicData uri="http://schemas.openxmlformats.org/drawingml/2006/picture">
+                <pic:pic xmlns:pic="http://schemas.openxmlformats.org/drawingml/2006/picture">
+                  <pic:nvPicPr>
+                    <pic:cNvPr id="66" name="图片 18" descr="IMG_264"/>
+                    <pic:cNvPicPr>
+                      <a:picLocks noChangeAspect="1"/>
+                    </pic:cNvPicPr>
+                  </pic:nvPicPr>
+                  <pic:blipFill>
+                    <a:blip r:embed="rId21"/>
+                    <a:stretch>
+                      <a:fillRect/>
+                    </a:stretch>
+                  </pic:blipFill>
+                  <pic:spPr>
+                    <a:xfrm>
+                      <a:off x="0" y="0"/>
+                      <a:ext cx="8105775" cy="3609975"/>
+                    </a:xfrm>
+                    <a:prstGeom prst="rect">
+                      <a:avLst/>
+                    </a:prstGeom>
+                    <a:noFill/>
+                    <a:ln w="9525">
+                      <a:noFill/>
+                    </a:ln>
+                  </pic:spPr>
+                </pic:pic>
+              </a:graphicData>
+            </a:graphic>
+          </wp:inline>
+        </w:drawing>
+      </w:r>
+    </w:p>
+    <w:p>
+      <w:pPr>
+        <w:bidi w:val="0"/>
+        <w:rPr>
+          <w:rFonts w:hint="eastAsia"/>
+        </w:rPr>
+      </w:pPr>
+      <w:r>
+        <w:rPr>
+          <w:rFonts w:hint="eastAsia"/>
+        </w:rPr>
+        <w:t>1、PCIe TLP中携带设备的requester ID和PASID。</w:t>
+      </w:r>
+    </w:p>
+    <w:p>
+      <w:pPr>
+        <w:bidi w:val="0"/>
+        <w:rPr>
+          <w:rFonts w:hint="eastAsia"/>
+        </w:rPr>
+      </w:pPr>
+      <w:r>
+        <w:rPr>
+          <w:rFonts w:hint="eastAsia"/>
+        </w:rPr>
+        <w:t>2、IOMMU使用requester ID通过Root Table和Context Table找到PASID表，然后通过PASID找到PASID表项，里面保存着stage1和stage2转换表的入口地址。</w:t>
+      </w:r>
+    </w:p>
+    <w:p>
+      <w:pPr>
+        <w:bidi w:val="0"/>
+        <w:rPr>
+          <w:rFonts w:hint="eastAsia"/>
+        </w:rPr>
+      </w:pPr>
+      <w:r>
+        <w:rPr>
+          <w:rFonts w:hint="eastAsia"/>
+        </w:rPr>
+        <w:t>3、使用TLP中的地址查找stage1表，输出IPA。</w:t>
+      </w:r>
+    </w:p>
+    <w:p>
+      <w:pPr>
+        <w:bidi w:val="0"/>
+        <w:rPr>
+          <w:rFonts w:hint="eastAsia"/>
+        </w:rPr>
+      </w:pPr>
+      <w:r>
+        <w:rPr>
+          <w:rFonts w:hint="eastAsia"/>
+        </w:rPr>
+        <w:t>4、使用IPA查找stage2表，输出HPA。</w:t>
+      </w:r>
+    </w:p>
+    <w:p>
+      <w:pPr>
+        <w:bidi w:val="0"/>
+        <w:rPr>
+          <w:rFonts w:hint="eastAsia"/>
+        </w:rPr>
+      </w:pPr>
+      <w:r>
+        <w:rPr>
+          <w:rFonts w:hint="eastAsia"/>
+        </w:rPr>
+        <w:t>其它场景可以理解为对上述流程的简化。</w:t>
+      </w:r>
+    </w:p>
+    <w:p>
+      <w:pPr>
+        <w:bidi w:val="0"/>
+        <w:rPr>
+          <w:rFonts w:hint="eastAsia"/>
+        </w:rPr>
+      </w:pPr>
+      <w:r>
+        <w:rPr>
+          <w:rFonts w:hint="eastAsia"/>
+        </w:rPr>
+        <w:t>4 GPU Direct RDMA为什么不支持IOMMU</w:t>
+      </w:r>
+    </w:p>
+    <w:p>
+      <w:pPr>
+        <w:bidi w:val="0"/>
+        <w:rPr>
+          <w:rFonts w:hint="eastAsia"/>
+          <w:b/>
+          <w:bCs/>
+          <w:color w:val="FF0000"/>
+        </w:rPr>
+      </w:pPr>
+      <w:r>
+        <w:rPr>
+          <w:rFonts w:hint="eastAsia"/>
+          <w:b/>
+          <w:bCs/>
+          <w:color w:val="FF0000"/>
+        </w:rPr>
+        <w:t>通过上文的描述，我们能够得出GPU Direct RDMA不支持IOMMU的原因。</w:t>
+      </w:r>
+    </w:p>
+    <w:p>
+      <w:pPr>
+        <w:bidi w:val="0"/>
+        <w:rPr>
+          <w:rFonts w:hint="eastAsia"/>
+        </w:rPr>
+      </w:pPr>
+      <w:r>
+        <w:rPr>
+          <w:rFonts w:hint="eastAsia"/>
+        </w:rPr>
+        <w:t>原因1：IOMMU是针对主机内存的地址转换，对于设备之间的DMA读写，TLP不会经过IOMMU。</w:t>
+      </w:r>
+    </w:p>
+    <w:p>
+      <w:pPr>
+        <w:bidi w:val="0"/>
+        <w:rPr>
+          <w:rFonts w:hint="eastAsia"/>
+        </w:rPr>
+      </w:pPr>
+      <w:r>
+        <w:rPr>
+          <w:rFonts w:hint="eastAsia"/>
+        </w:rPr>
+        <w:t>这个比较容易理解，可以参照前面的设备间DMA的流程。但大家可能会想，在GPU内部也有一个GPU MMU，</w:t>
+      </w:r>
+      <w:r>
+        <w:rPr>
+          <w:rFonts w:hint="eastAsia"/>
+          <w:color w:val="FF0000"/>
+        </w:rPr>
+        <w:t>用于将TLP中的地址X转换为GPU中的内存地址，利用它是否可以实现与IOMMU类似的效果呢？不行，见原因2。</w:t>
+      </w:r>
+    </w:p>
+    <w:p>
+      <w:pPr>
+        <w:bidi w:val="0"/>
+        <w:rPr>
+          <w:rFonts w:hint="eastAsia"/>
+        </w:rPr>
+      </w:pPr>
+      <w:r>
+        <w:rPr>
+          <w:rFonts w:hint="eastAsia"/>
+        </w:rPr>
+        <w:t>原因2：读写请求TLP在PCIe桥中路由时查找的是地址范围表，这决定了两个GPU只能使用同一个PCIe域地址空间中</w:t>
+      </w:r>
+      <w:r>
+        <w:rPr>
+          <w:rFonts w:hint="eastAsia"/>
+          <w:color w:val="FF0000"/>
+        </w:rPr>
+        <w:t>的不同地址范围。</w:t>
+      </w:r>
+    </w:p>
+    <w:p>
+      <w:pPr>
+        <w:bidi w:val="0"/>
+      </w:pPr>
+      <w:r>
+        <w:rPr>
+          <w:lang w:val="en-US" w:eastAsia="zh-CN"/>
+        </w:rPr>
+        <w:drawing>
+          <wp:inline distT="0" distB="0" distL="114300" distR="114300">
+            <wp:extent cx="6943725" cy="4391025"/>
+            <wp:effectExtent l="0" t="0" r="3175" b="3175"/>
+            <wp:docPr id="63" name="图片 19" descr="IMG_265"/>
+            <wp:cNvGraphicFramePr>
+              <a:graphicFrameLocks xmlns:a="http://schemas.openxmlformats.org/drawingml/2006/main" noChangeAspect="1"/>
+            </wp:cNvGraphicFramePr>
+            <a:graphic xmlns:a="http://schemas.openxmlformats.org/drawingml/2006/main">
+              <a:graphicData uri="http://schemas.openxmlformats.org/drawingml/2006/picture">
+                <pic:pic xmlns:pic="http://schemas.openxmlformats.org/drawingml/2006/picture">
+                  <pic:nvPicPr>
+                    <pic:cNvPr id="63" name="图片 19" descr="IMG_265"/>
+                    <pic:cNvPicPr>
+                      <a:picLocks noChangeAspect="1"/>
+                    </pic:cNvPicPr>
+                  </pic:nvPicPr>
+                  <pic:blipFill>
+                    <a:blip r:embed="rId22"/>
+                    <a:stretch>
+                      <a:fillRect/>
+                    </a:stretch>
+                  </pic:blipFill>
+                  <pic:spPr>
+                    <a:xfrm>
+                      <a:off x="0" y="0"/>
+                      <a:ext cx="6943725" cy="4391025"/>
+                    </a:xfrm>
+                    <a:prstGeom prst="rect">
+                      <a:avLst/>
+                    </a:prstGeom>
+                    <a:noFill/>
+                    <a:ln w="9525">
+                      <a:noFill/>
+                    </a:ln>
+                  </pic:spPr>
+                </pic:pic>
+              </a:graphicData>
+            </a:graphic>
+          </wp:inline>
+        </w:drawing>
+      </w:r>
+    </w:p>
+    <w:p>
+      <w:pPr>
+        <w:bidi w:val="0"/>
+        <w:rPr>
+          <w:rFonts w:hint="eastAsia"/>
+          <w:color w:val="FF0000"/>
+        </w:rPr>
+      </w:pPr>
+      <w:r>
+        <w:rPr>
+          <w:rFonts w:hint="eastAsia"/>
+        </w:rPr>
+        <w:t>假设网卡1 + GPU1被直通给VM1，网卡2 + GPU2被直通给VM2，虚拟机的一个原则就是不感知自己是虚拟机，所以VM1和VM2独立配置GPU内存的PCIe域的地址范围，如果这两个值是相交（甚至是相同）的</w:t>
+      </w:r>
+      <w:r>
+        <w:rPr>
+          <w:rFonts w:hint="eastAsia"/>
+          <w:color w:val="FF0000"/>
+        </w:rPr>
+        <w:t>，那么网卡1对GPU1内存做读写请求时，当TLP到达PCIe switch 2时，PCIe switch 2根据地址查表，它无法判断出应该转发到port3还是port4</w:t>
+      </w:r>
+    </w:p>
+    <w:p>
+      <w:pPr>
+        <w:rPr>
+          <w:rFonts w:hint="eastAsia"/>
+          <w:lang w:eastAsia="zh-CN"/>
+        </w:rPr>
+      </w:pPr>
+    </w:p>
+    <w:p>
+      <w:pPr>
+        <w:pStyle w:val="2"/>
+        <w:bidi w:val="0"/>
+      </w:pPr>
+      <w:r>
+        <w:t>ATS</w:t>
+      </w:r>
+      <w:r>
+        <w:rPr>
+          <w:rFonts w:hint="eastAsia"/>
+          <w:lang w:val="en-US" w:eastAsia="zh-CN"/>
+        </w:rPr>
+        <w:t>和</w:t>
+      </w:r>
+      <w:r>
+        <w:t>SVM</w:t>
+      </w:r>
+    </w:p>
+    <w:p>
+      <w:pPr>
+        <w:rPr>
+          <w:rFonts w:hint="eastAsia"/>
+          <w:b/>
+          <w:bCs/>
+          <w:lang w:val="en-US" w:eastAsia="zh-CN"/>
+        </w:rPr>
+      </w:pPr>
+      <w:r>
+        <w:rPr>
+          <w:rFonts w:hint="eastAsia"/>
+          <w:b/>
+          <w:bCs/>
+          <w:lang w:val="en-US" w:eastAsia="zh-CN"/>
+        </w:rPr>
+        <w:t>ATS目的：</w:t>
+      </w:r>
+    </w:p>
+    <w:p>
+      <w:pPr>
+        <w:rPr>
+          <w:rFonts w:ascii="微软雅黑" w:hAnsi="微软雅黑" w:eastAsia="微软雅黑" w:cs="微软雅黑"/>
+          <w:i w:val="0"/>
+          <w:iCs w:val="0"/>
+          <w:caps w:val="0"/>
+          <w:color w:val="FF0000"/>
+          <w:spacing w:val="0"/>
+          <w:sz w:val="15"/>
+          <w:szCs w:val="15"/>
+          <w:shd w:val="clear" w:fill="FFFFFF"/>
+        </w:rPr>
+      </w:pPr>
+      <w:r>
+        <w:rPr>
+          <w:rFonts w:ascii="微软雅黑" w:hAnsi="微软雅黑" w:eastAsia="微软雅黑" w:cs="微软雅黑"/>
+          <w:i w:val="0"/>
+          <w:iCs w:val="0"/>
+          <w:caps w:val="0"/>
+          <w:color w:val="373A40"/>
+          <w:spacing w:val="0"/>
+          <w:sz w:val="15"/>
+          <w:szCs w:val="15"/>
+          <w:shd w:val="clear" w:fill="FFFFFF"/>
+        </w:rPr>
+        <w:t>简单理解，CPU负担过重，瓶颈日益明显，将CPU中IOMMU/SMMU的对应表项卸载到EP，EP后续查自己的表，对地址进</w:t>
+      </w:r>
+      <w:r>
+        <w:rPr>
+          <w:rFonts w:ascii="微软雅黑" w:hAnsi="微软雅黑" w:eastAsia="微软雅黑" w:cs="微软雅黑"/>
+          <w:i w:val="0"/>
+          <w:iCs w:val="0"/>
+          <w:caps w:val="0"/>
+          <w:color w:val="FF0000"/>
+          <w:spacing w:val="0"/>
+          <w:sz w:val="15"/>
+          <w:szCs w:val="15"/>
+          <w:shd w:val="clear" w:fill="FFFFFF"/>
+        </w:rPr>
+        <w:t>行翻译，bypass CPU的地址翻译。</w:t>
+      </w:r>
+    </w:p>
+    <w:p>
+      <w:pPr>
+        <w:rPr>
+          <w:rFonts w:ascii="微软雅黑" w:hAnsi="微软雅黑" w:eastAsia="微软雅黑" w:cs="微软雅黑"/>
+          <w:i w:val="0"/>
+          <w:iCs w:val="0"/>
+          <w:caps w:val="0"/>
+          <w:color w:val="FF0000"/>
+          <w:spacing w:val="0"/>
+          <w:sz w:val="15"/>
+          <w:szCs w:val="15"/>
+          <w:shd w:val="clear" w:fill="FFFFFF"/>
+        </w:rPr>
+      </w:pPr>
+    </w:p>
+    <w:p>
+      <w:pPr>
+        <w:bidi w:val="0"/>
+        <w:ind w:firstLine="420" w:firstLineChars="0"/>
+      </w:pPr>
+      <w:r>
+        <w:rPr>
+          <w:rFonts w:hint="eastAsia"/>
+        </w:rPr>
+        <w:t>ATS全称是Address Translation Service，顾名思义，就是一个地址翻译服务机制。PCIe下的ATS是以CPU为中心，PCIe总线上的各个设备可以通过ATS机制向主机申请未翻译地址对应的物理地址映射以及响应的属性、权限等信息。</w:t>
+      </w:r>
+    </w:p>
+    <w:p>
+      <w:pPr>
+        <w:bidi w:val="0"/>
+      </w:pPr>
+      <w:r>
+        <w:rPr>
+          <w:lang w:val="en-US" w:eastAsia="zh-CN"/>
+        </w:rPr>
+        <w:drawing>
+          <wp:inline distT="0" distB="0" distL="114300" distR="114300">
+            <wp:extent cx="4867275" cy="4648200"/>
+            <wp:effectExtent l="0" t="0" r="9525" b="0"/>
+            <wp:docPr id="72" name="图片 21" descr="IMG_256"/>
+            <wp:cNvGraphicFramePr>
+              <a:graphicFrameLocks xmlns:a="http://schemas.openxmlformats.org/drawingml/2006/main" noChangeAspect="1"/>
+            </wp:cNvGraphicFramePr>
+            <a:graphic xmlns:a="http://schemas.openxmlformats.org/drawingml/2006/main">
+              <a:graphicData uri="http://schemas.openxmlformats.org/drawingml/2006/picture">
+                <pic:pic xmlns:pic="http://schemas.openxmlformats.org/drawingml/2006/picture">
+                  <pic:nvPicPr>
+                    <pic:cNvPr id="72" name="图片 21" descr="IMG_256"/>
+                    <pic:cNvPicPr>
+                      <a:picLocks noChangeAspect="1"/>
+                    </pic:cNvPicPr>
+                  </pic:nvPicPr>
+                  <pic:blipFill>
+                    <a:blip r:embed="rId23"/>
+                    <a:stretch>
+                      <a:fillRect/>
+                    </a:stretch>
+                  </pic:blipFill>
+                  <pic:spPr>
+                    <a:xfrm>
+                      <a:off x="0" y="0"/>
+                      <a:ext cx="4867275" cy="4648200"/>
+                    </a:xfrm>
+                    <a:prstGeom prst="rect">
+                      <a:avLst/>
+                    </a:prstGeom>
+                    <a:noFill/>
+                    <a:ln w="9525">
+                      <a:noFill/>
+                    </a:ln>
+                  </pic:spPr>
+                </pic:pic>
+              </a:graphicData>
+            </a:graphic>
+          </wp:inline>
+        </w:drawing>
+      </w:r>
+    </w:p>
+    <w:p>
+      <w:pPr>
+        <w:bidi w:val="0"/>
+        <w:rPr>
+          <w:rFonts w:hint="eastAsia"/>
+        </w:rPr>
+      </w:pPr>
+      <w:r>
+        <w:rPr>
+          <w:rFonts w:hint="eastAsia"/>
+        </w:rPr>
+        <w:t>一般地，在PCIe体系下，发起地址翻译请求的设备叫请求者，也叫client，而处理地址翻译请求的</w:t>
+      </w:r>
+      <w:r>
+        <w:rPr>
+          <w:rFonts w:hint="eastAsia"/>
+          <w:color w:val="FF0000"/>
+        </w:rPr>
+        <w:t>（即CPU）叫完成者</w:t>
+      </w:r>
+      <w:r>
+        <w:rPr>
+          <w:rFonts w:hint="eastAsia"/>
+        </w:rPr>
+        <w:t>，也叫home。因此，对于地址翻译请求的流程如下：</w:t>
+      </w:r>
+    </w:p>
+    <w:p>
+      <w:pPr>
+        <w:bidi w:val="0"/>
+        <w:rPr>
+          <w:rFonts w:hint="eastAsia"/>
+        </w:rPr>
+      </w:pPr>
+      <w:r>
+        <w:rPr>
+          <w:rFonts w:hint="eastAsia"/>
+        </w:rPr>
+        <w:t>1、client有数据访问需求（或者是prefetching引入的需求）；</w:t>
+      </w:r>
+    </w:p>
+    <w:p>
+      <w:pPr>
+        <w:bidi w:val="0"/>
+        <w:rPr>
+          <w:rFonts w:hint="eastAsia"/>
+        </w:rPr>
+      </w:pPr>
+      <w:r>
+        <w:rPr>
+          <w:rFonts w:hint="eastAsia"/>
+        </w:rPr>
+        <w:t>2、client发出翻译请求给home侧，携带需要访问的虚拟地址空间块和响应属性、提示信息；</w:t>
+      </w:r>
+    </w:p>
+    <w:p>
+      <w:pPr>
+        <w:bidi w:val="0"/>
+        <w:rPr>
+          <w:rFonts w:hint="eastAsia"/>
+        </w:rPr>
+      </w:pPr>
+      <w:r>
+        <w:rPr>
+          <w:rFonts w:hint="eastAsia"/>
+        </w:rPr>
+        <w:t>3、</w:t>
+      </w:r>
+      <w:r>
+        <w:rPr>
+          <w:rFonts w:hint="eastAsia"/>
+          <w:color w:val="FF0000"/>
+        </w:rPr>
+        <w:t>home侧进行翻译，之后返回翻译结果给client；</w:t>
+      </w:r>
+    </w:p>
+    <w:p>
+      <w:pPr>
+        <w:bidi w:val="0"/>
+        <w:rPr>
+          <w:rFonts w:hint="eastAsia"/>
+        </w:rPr>
+      </w:pPr>
+      <w:r>
+        <w:rPr>
+          <w:rFonts w:hint="eastAsia"/>
+        </w:rPr>
+        <w:t>4、client在本地cache翻译结果；</w:t>
+      </w:r>
+    </w:p>
+    <w:p>
+      <w:pPr>
+        <w:bidi w:val="0"/>
+        <w:rPr>
+          <w:rFonts w:hint="eastAsia"/>
+        </w:rPr>
+      </w:pPr>
+      <w:r>
+        <w:rPr>
+          <w:rFonts w:hint="eastAsia"/>
+        </w:rPr>
+        <w:t>5、client引擎发出数据访问，查本地cache，直接发出查完后的结果访问home侧；</w:t>
+      </w:r>
+    </w:p>
+    <w:p>
+      <w:pPr>
+        <w:bidi w:val="0"/>
+        <w:rPr>
+          <w:rFonts w:hint="eastAsia"/>
+        </w:rPr>
+      </w:pPr>
+      <w:r>
+        <w:rPr>
+          <w:rFonts w:hint="eastAsia"/>
+        </w:rPr>
+        <w:t>6、home侧直接bypass TA，访问home本地内存。</w:t>
+      </w:r>
+    </w:p>
+    <w:p>
+      <w:pPr>
+        <w:bidi w:val="0"/>
+      </w:pPr>
+      <w:r>
+        <w:rPr>
+          <w:lang w:val="en-US" w:eastAsia="zh-CN"/>
+        </w:rPr>
+        <w:drawing>
+          <wp:inline distT="0" distB="0" distL="114300" distR="114300">
+            <wp:extent cx="4886325" cy="3943350"/>
+            <wp:effectExtent l="0" t="0" r="3175" b="6350"/>
+            <wp:docPr id="71" name="图片 22" descr="IMG_257"/>
+            <wp:cNvGraphicFramePr>
+              <a:graphicFrameLocks xmlns:a="http://schemas.openxmlformats.org/drawingml/2006/main" noChangeAspect="1"/>
+            </wp:cNvGraphicFramePr>
+            <a:graphic xmlns:a="http://schemas.openxmlformats.org/drawingml/2006/main">
+              <a:graphicData uri="http://schemas.openxmlformats.org/drawingml/2006/picture">
+                <pic:pic xmlns:pic="http://schemas.openxmlformats.org/drawingml/2006/picture">
+                  <pic:nvPicPr>
+                    <pic:cNvPr id="71" name="图片 22" descr="IMG_257"/>
+                    <pic:cNvPicPr>
+                      <a:picLocks noChangeAspect="1"/>
+                    </pic:cNvPicPr>
+                  </pic:nvPicPr>
+                  <pic:blipFill>
+                    <a:blip r:embed="rId24"/>
+                    <a:stretch>
+                      <a:fillRect/>
+                    </a:stretch>
+                  </pic:blipFill>
+                  <pic:spPr>
+                    <a:xfrm>
+                      <a:off x="0" y="0"/>
+                      <a:ext cx="4886325" cy="3943350"/>
+                    </a:xfrm>
+                    <a:prstGeom prst="rect">
+                      <a:avLst/>
+                    </a:prstGeom>
+                    <a:noFill/>
+                    <a:ln w="9525">
+                      <a:noFill/>
+                    </a:ln>
+                  </pic:spPr>
+                </pic:pic>
+              </a:graphicData>
+            </a:graphic>
+          </wp:inline>
+        </w:drawing>
+      </w:r>
+    </w:p>
+    <w:p>
+      <w:pPr>
+        <w:numPr>
+          <w:ilvl w:val="0"/>
+          <w:numId w:val="5"/>
+        </w:numPr>
+        <w:bidi w:val="0"/>
+        <w:ind w:left="420" w:leftChars="0" w:hanging="420" w:firstLineChars="0"/>
+        <w:rPr>
+          <w:rFonts w:hint="eastAsia"/>
+        </w:rPr>
+      </w:pPr>
+      <w:r>
+        <w:rPr>
+          <w:rFonts w:hint="eastAsia"/>
+        </w:rPr>
+        <w:t>ATS机制想要解决的问题（优势）：</w:t>
+      </w:r>
+    </w:p>
+    <w:p>
+      <w:pPr>
+        <w:bidi w:val="0"/>
+        <w:rPr>
+          <w:rFonts w:hint="eastAsia"/>
+        </w:rPr>
+      </w:pPr>
+      <w:r>
+        <w:rPr>
+          <w:rFonts w:hint="eastAsia"/>
+        </w:rPr>
+        <w:t>1、能够分担主机（CPU）侧的查表压力，特别是大带宽、大拓扑下的IO数据流，</w:t>
+      </w:r>
+      <w:r>
+        <w:rPr>
+          <w:rFonts w:hint="eastAsia"/>
+          <w:color w:val="FF0000"/>
+        </w:rPr>
+        <w:t>CPU侧的IOMMU/SMMU/VT-d的查表将会成为性能瓶颈</w:t>
+      </w:r>
+      <w:r>
+        <w:rPr>
+          <w:rFonts w:hint="eastAsia"/>
+        </w:rPr>
+        <w:t>，而ATS机制正好可以提供将这些查表压力卸载到不同的设备中，对整个系统实现“who consume it， who pay for it”。</w:t>
+      </w:r>
+    </w:p>
+    <w:p>
+      <w:pPr>
+        <w:bidi w:val="0"/>
+        <w:rPr>
+          <w:rFonts w:hint="eastAsia"/>
+        </w:rPr>
+      </w:pPr>
+      <w:r>
+        <w:rPr>
+          <w:rFonts w:hint="eastAsia"/>
+        </w:rPr>
+        <w:t>2、对于IO设备往CPU的数据流，其IOMMU/SMMU/VT-d的查表性能在整个IO性能中显得极为关键，查表性能的好坏至今影响IO性能的好坏。而根据现今大量学术界和工业界的研究表明，决定查表性能的好坏的一</w:t>
+      </w:r>
+      <w:r>
+        <w:rPr>
+          <w:rFonts w:hint="eastAsia"/>
+          <w:color w:val="FF0000"/>
+        </w:rPr>
+        <w:t>个最为关键的点是TLB的预测。</w:t>
+      </w:r>
+      <w:r>
+        <w:rPr>
+          <w:rFonts w:hint="eastAsia"/>
+        </w:rPr>
+        <w:t>而像传统PCIe IO数据流，在CPU侧集中式做IOMMU/SMMU/VT-d的查表，对于其TLB的预测（prefetch）是很困难，极为不友好的。因为，很多不同workload的IO流汇聚到一点，对于TLB的预测的冲击很大，流之间的干扰很大，很难做出准确的预测，从而TLB的命中率始终做不到太高，从而影响IO性能。而ATS的机制恰好提供了一个TLB的预测卸载到源头去的机制，让用户（设备）自己根据自己自身的业务流来设计自己的预测策略，而且用户彼此之间的预测模型不会受到彼此的影响，从而大大提高了用户自己的预测的准确性。抽象来看，这时候的设备更像是CPU核，直接根据自身跑的workload来预测本地的TLB，从而提升预测性能，进而提升整系统的预测性能。</w:t>
+      </w:r>
+    </w:p>
+    <w:p>
+      <w:pPr>
+        <w:bidi w:val="0"/>
+        <w:ind w:firstLine="420" w:firstLineChars="0"/>
+        <w:rPr>
+          <w:rFonts w:hint="eastAsia"/>
+          <w:color w:val="FF0000"/>
+        </w:rPr>
+      </w:pPr>
+      <w:r>
+        <w:rPr>
+          <w:rFonts w:hint="eastAsia"/>
+          <w:color w:val="FF0000"/>
+        </w:rPr>
+        <w:t>ATS机制就是一个分布式的地址翻译系统，对于异构架构的地址问题也起到了很好的支持效果。例如，NVIDIA和IBM最近搞的NVLINK互联CPU和GPU，其就是用了ATS来实现SVM，这个后续我想详细介绍一下。</w:t>
+      </w:r>
+    </w:p>
+    <w:p>
+      <w:pPr>
+        <w:bidi w:val="0"/>
+        <w:rPr>
+          <w:rFonts w:hint="eastAsia"/>
+        </w:rPr>
+      </w:pPr>
+      <w:r>
+        <w:rPr>
+          <w:rFonts w:hint="eastAsia"/>
+        </w:rPr>
+        <w:t>当然，ATS也会带来如下两个比较严重的问题：</w:t>
+      </w:r>
+    </w:p>
+    <w:p>
+      <w:pPr>
+        <w:bidi w:val="0"/>
+        <w:rPr>
+          <w:rFonts w:hint="eastAsia"/>
+        </w:rPr>
+      </w:pPr>
+      <w:r>
+        <w:rPr>
+          <w:rFonts w:hint="eastAsia"/>
+        </w:rPr>
+        <w:t>1、安全问题。也就是有了ATS后，设备会直接发出PA来访问CPU的内存空间，而CPU这边将不再查页表，从而也不再有地址访问权限的检查。因此，对于malicious设备，或者是被入侵的设备，又或者是设备自身设计的bug，其会发出PA访问那些其没有权限访问或者是不属于其的物理地址空间，从而带来系统的isolation的破坏，系统安全的威胁等安全问题。现有机制下，目前还没有解决办法。但，本人有专利可以解决，而且本人也有更好的机制可以解决，目前保密，暂时不能公布。本人的专利的话，后面有时间可以写一下。</w:t>
+      </w:r>
+    </w:p>
+    <w:p>
+      <w:pPr>
+        <w:bidi w:val="0"/>
+        <w:rPr>
+          <w:rFonts w:hint="eastAsia"/>
+        </w:rPr>
+      </w:pPr>
+      <w:r>
+        <w:rPr>
+          <w:rFonts w:hint="eastAsia"/>
+        </w:rPr>
+        <w:t>2、无效化问题。也就是，在CPU侧被cache的页表发生变化（例如权限发生了变化，对应的PA需要回收SWAP等）的时候</w:t>
+      </w:r>
+      <w:r>
+        <w:rPr>
+          <w:rFonts w:hint="eastAsia"/>
+          <w:color w:val="FF0000"/>
+        </w:rPr>
+        <w:t>，此时CPU需要发出无效化指令给对应cache过的设备（ATC）来通知这件事，这会影响CPU回收页表/物理空间的性能</w:t>
+      </w:r>
+      <w:r>
+        <w:rPr>
+          <w:rFonts w:hint="eastAsia"/>
+        </w:rPr>
+        <w:t>。这就意味着CPU侧要实时跟踪页表被谁cache走了，维护这些信息也带来了成本的开销增长。</w:t>
+      </w:r>
+    </w:p>
+    <w:p>
+      <w:pPr>
+        <w:bidi w:val="0"/>
+        <w:rPr>
+          <w:rFonts w:hint="eastAsia"/>
+        </w:rPr>
+      </w:pPr>
+      <w:r>
+        <w:rPr>
+          <w:rFonts w:hint="eastAsia"/>
+        </w:rPr>
+        <w:t>3、对设备的设计要求比较高，可以看到，ATS在某些时刻势必增加了延时。而为了减少甚至消除影响，就需要设备设计出具有良好的ATC机制，包括ATC的预测、地址翻译请求的长度、发送翻译请求的时机等，这里的设计空间都比较大，对设备的要求都比较高。</w:t>
+      </w:r>
+    </w:p>
+    <w:p>
+      <w:pPr>
+        <w:bidi w:val="0"/>
+        <w:rPr>
+          <w:rFonts w:hint="eastAsia"/>
+        </w:rPr>
+      </w:pPr>
+      <w:r>
+        <w:rPr>
+          <w:rFonts w:hint="eastAsia"/>
+        </w:rPr>
+        <w:t>前面的问题1和2是系统需要解决的功能问题，后者3是一个趋势。我想象中的设备将会越来越智能，设备和CPU之间将会是点对点的平等计算地位，在异构体系下，它们是平等的计算关系。它们之间SVM、具有cache coherence等，从而第3看起来不是问题，而是趋势。</w:t>
+      </w:r>
+    </w:p>
+    <w:p>
+      <w:pPr>
+        <w:bidi w:val="0"/>
+        <w:rPr>
+          <w:rFonts w:hint="eastAsia"/>
+          <w:color w:val="FF0000"/>
+        </w:rPr>
+      </w:pPr>
+      <w:r>
+        <w:rPr>
+          <w:rFonts w:hint="eastAsia"/>
+        </w:rPr>
+        <w:t>好了，又侃侃而谈这些空虚的东西，具体的实现体会，我有时间可以写一下，但必须要等到我大厂的专利、产品出来后才能写。</w:t>
+      </w:r>
+      <w:r>
+        <w:rPr>
+          <w:rFonts w:hint="eastAsia"/>
+          <w:color w:val="FF0000"/>
+        </w:rPr>
+        <w:t>下次我想抽时间写一下异构下的SVM。</w:t>
+      </w:r>
+    </w:p>
+    <w:p>
+      <w:pPr>
+        <w:rPr>
+          <w:rFonts w:hint="default" w:ascii="微软雅黑" w:hAnsi="微软雅黑" w:eastAsia="微软雅黑" w:cs="微软雅黑"/>
+          <w:i w:val="0"/>
+          <w:iCs w:val="0"/>
+          <w:caps w:val="0"/>
+          <w:color w:val="FF0000"/>
+          <w:spacing w:val="0"/>
+          <w:sz w:val="15"/>
+          <w:szCs w:val="15"/>
+          <w:shd w:val="clear" w:fill="FFFFFF"/>
+          <w:lang w:val="en-US" w:eastAsia="zh-CN"/>
+        </w:rPr>
+      </w:pPr>
+    </w:p>
+    <w:p>
+      <w:pPr>
+        <w:pStyle w:val="3"/>
+        <w:bidi w:val="0"/>
+      </w:pPr>
+      <w:r>
+        <w:rPr>
+          <w:rFonts w:hint="eastAsia"/>
+        </w:rPr>
+        <w:t>CXL ATS 介绍</w:t>
+      </w:r>
+    </w:p>
+    <w:p>
+      <w:pPr>
+        <w:pStyle w:val="2"/>
+        <w:bidi w:val="0"/>
+        <w:rPr>
+          <w:rFonts w:hint="eastAsia"/>
+        </w:rPr>
+      </w:pPr>
+      <w:r>
+        <w:rPr>
+          <w:rFonts w:hint="eastAsia"/>
+        </w:rPr>
+        <w:fldChar w:fldCharType="begin"/>
+      </w:r>
+      <w:r>
+        <w:rPr>
+          <w:rFonts w:hint="eastAsia"/>
+        </w:rPr>
+        <w:instrText xml:space="preserve"> HYPERLINK "https://blog.csdn.net/weixin_40357487/article/details/131744826" </w:instrText>
+      </w:r>
+      <w:r>
+        <w:rPr>
+          <w:rFonts w:hint="eastAsia"/>
+        </w:rPr>
+        <w:fldChar w:fldCharType="separate"/>
+      </w:r>
+      <w:r>
+        <w:rPr>
+          <w:rStyle w:val="15"/>
+          <w:rFonts w:hint="eastAsia"/>
+        </w:rPr>
+        <w:t>https://blog.csdn.net/weixin_40357487/article/details/131744826</w:t>
+      </w:r>
+      <w:r>
+        <w:rPr>
+          <w:rFonts w:hint="eastAsia"/>
+        </w:rPr>
+        <w:fldChar w:fldCharType="end"/>
+      </w:r>
+    </w:p>
+    <w:p>
+      <w:pPr>
+        <w:rPr>
+          <w:rFonts w:hint="eastAsia"/>
+        </w:rPr>
+      </w:pPr>
+      <w:bookmarkStart w:id="0" w:name="_GoBack"/>
+      <w:bookmarkEnd w:id="0"/>
+    </w:p>
     <w:p>
       <w:pPr>
         <w:pStyle w:val="2"/>
@@ -93,7 +3813,7 @@
                     </pic:cNvPicPr>
                   </pic:nvPicPr>
                   <pic:blipFill>
-                    <a:blip r:embed="rId4"/>
+                    <a:blip r:embed="rId25"/>
                     <a:stretch>
                       <a:fillRect/>
                     </a:stretch>
@@ -622,7 +4342,7 @@
         <w:widowControl w:val="0"/>
         <w:numPr>
           <w:ilvl w:val="0"/>
-          <w:numId w:val="2"/>
+          <w:numId w:val="6"/>
         </w:numPr>
         <w:kinsoku/>
         <w:wordWrap/>
@@ -751,7 +4471,7 @@
                     </pic:cNvPicPr>
                   </pic:nvPicPr>
                   <pic:blipFill>
-                    <a:blip r:embed="rId5"/>
+                    <a:blip r:embed="rId26"/>
                     <a:stretch>
                       <a:fillRect/>
                     </a:stretch>
@@ -834,7 +4554,7 @@
         <w:widowControl w:val="0"/>
         <w:numPr>
           <w:ilvl w:val="0"/>
-          <w:numId w:val="2"/>
+          <w:numId w:val="6"/>
         </w:numPr>
         <w:kinsoku/>
         <w:wordWrap/>
@@ -920,7 +4640,7 @@
                     </pic:cNvPicPr>
                   </pic:nvPicPr>
                   <pic:blipFill>
-                    <a:blip r:embed="rId6"/>
+                    <a:blip r:embed="rId27"/>
                     <a:stretch>
                       <a:fillRect/>
                     </a:stretch>
@@ -1060,7 +4780,7 @@
         <w:widowControl w:val="0"/>
         <w:numPr>
           <w:ilvl w:val="0"/>
-          <w:numId w:val="2"/>
+          <w:numId w:val="6"/>
         </w:numPr>
         <w:kinsoku/>
         <w:wordWrap/>
@@ -1139,7 +4859,7 @@
                     </pic:cNvPicPr>
                   </pic:nvPicPr>
                   <pic:blipFill>
-                    <a:blip r:embed="rId7"/>
+                    <a:blip r:embed="rId28"/>
                     <a:stretch>
                       <a:fillRect/>
                     </a:stretch>
@@ -1317,7 +5037,7 @@
                     </pic:cNvPicPr>
                   </pic:nvPicPr>
                   <pic:blipFill>
-                    <a:blip r:embed="rId8"/>
+                    <a:blip r:embed="rId29"/>
                     <a:stretch>
                       <a:fillRect/>
                     </a:stretch>
@@ -1463,7 +5183,7 @@
         <w:widowControl w:val="0"/>
         <w:numPr>
           <w:ilvl w:val="0"/>
-          <w:numId w:val="3"/>
+          <w:numId w:val="7"/>
         </w:numPr>
         <w:kinsoku/>
         <w:wordWrap/>
@@ -1571,7 +5291,7 @@
                     </pic:cNvPicPr>
                   </pic:nvPicPr>
                   <pic:blipFill>
-                    <a:blip r:embed="rId9"/>
+                    <a:blip r:embed="rId30"/>
                     <a:stretch>
                       <a:fillRect/>
                     </a:stretch>
@@ -1649,7 +5369,7 @@
                     </pic:cNvPicPr>
                   </pic:nvPicPr>
                   <pic:blipFill>
-                    <a:blip r:embed="rId10"/>
+                    <a:blip r:embed="rId31"/>
                     <a:stretch>
                       <a:fillRect/>
                     </a:stretch>
@@ -1772,7 +5492,7 @@
                     </pic:cNvPicPr>
                   </pic:nvPicPr>
                   <pic:blipFill>
-                    <a:blip r:embed="rId11"/>
+                    <a:blip r:embed="rId32"/>
                     <a:stretch>
                       <a:fillRect/>
                     </a:stretch>
@@ -1884,7 +5604,7 @@
                     </pic:cNvPicPr>
                   </pic:nvPicPr>
                   <pic:blipFill>
-                    <a:blip r:embed="rId12"/>
+                    <a:blip r:embed="rId33"/>
                     <a:stretch>
                       <a:fillRect/>
                     </a:stretch>
@@ -1936,7 +5656,7 @@
                     </pic:cNvPicPr>
                   </pic:nvPicPr>
                   <pic:blipFill>
-                    <a:blip r:embed="rId13"/>
+                    <a:blip r:embed="rId34"/>
                     <a:stretch>
                       <a:fillRect/>
                     </a:stretch>
@@ -1969,7 +5689,7 @@
         <w:widowControl w:val="0"/>
         <w:numPr>
           <w:ilvl w:val="0"/>
-          <w:numId w:val="3"/>
+          <w:numId w:val="7"/>
         </w:numPr>
         <w:kinsoku/>
         <w:wordWrap/>
@@ -2091,7 +5811,7 @@
       <w:pPr>
         <w:numPr>
           <w:ilvl w:val="0"/>
-          <w:numId w:val="3"/>
+          <w:numId w:val="7"/>
         </w:numPr>
         <w:ind w:left="420" w:leftChars="0" w:hanging="420" w:firstLineChars="0"/>
         <w:rPr>
@@ -2294,7 +6014,7 @@
       <w:pPr>
         <w:numPr>
           <w:ilvl w:val="0"/>
-          <w:numId w:val="3"/>
+          <w:numId w:val="7"/>
         </w:numPr>
         <w:ind w:left="420" w:leftChars="0" w:hanging="420" w:firstLineChars="0"/>
         <w:rPr>
@@ -2383,7 +6103,7 @@
       <w:pPr>
         <w:numPr>
           <w:ilvl w:val="0"/>
-          <w:numId w:val="3"/>
+          <w:numId w:val="7"/>
         </w:numPr>
         <w:ind w:left="420" w:leftChars="0" w:hanging="420" w:firstLineChars="0"/>
         <w:rPr>
@@ -2638,7 +6358,7 @@
       <w:pPr>
         <w:numPr>
           <w:ilvl w:val="0"/>
-          <w:numId w:val="3"/>
+          <w:numId w:val="7"/>
         </w:numPr>
         <w:ind w:left="420" w:leftChars="0" w:hanging="420" w:firstLineChars="0"/>
         <w:rPr>
@@ -2951,7 +6671,7 @@
                     </pic:cNvPicPr>
                   </pic:nvPicPr>
                   <pic:blipFill>
-                    <a:blip r:embed="rId14"/>
+                    <a:blip r:embed="rId35"/>
                     <a:stretch>
                       <a:fillRect/>
                     </a:stretch>
@@ -3154,7 +6874,7 @@
                     </pic:cNvPicPr>
                   </pic:nvPicPr>
                   <pic:blipFill>
-                    <a:blip r:embed="rId15"/>
+                    <a:blip r:embed="rId36"/>
                     <a:stretch>
                       <a:fillRect/>
                     </a:stretch>
@@ -3300,7 +7020,7 @@
                     </pic:cNvPicPr>
                   </pic:nvPicPr>
                   <pic:blipFill>
-                    <a:blip r:embed="rId16"/>
+                    <a:blip r:embed="rId37"/>
                     <a:stretch>
                       <a:fillRect/>
                     </a:stretch>
@@ -3388,7 +7108,7 @@
                     </pic:cNvPicPr>
                   </pic:nvPicPr>
                   <pic:blipFill>
-                    <a:blip r:embed="rId17"/>
+                    <a:blip r:embed="rId38"/>
                     <a:stretch>
                       <a:fillRect/>
                     </a:stretch>
@@ -3475,7 +7195,7 @@
             <wp:extent cx="5374640" cy="3389630"/>
             <wp:effectExtent l="0" t="0" r="10160" b="1270"/>
             <wp:docPr id="16" name="图片 2" descr="IMG_256">
-              <a:hlinkClick xmlns:a="http://schemas.openxmlformats.org/drawingml/2006/main" r:id="rId18"/>
+              <a:hlinkClick xmlns:a="http://schemas.openxmlformats.org/drawingml/2006/main" r:id="rId39"/>
             </wp:docPr>
             <wp:cNvGraphicFramePr>
               <a:graphicFrameLocks xmlns:a="http://schemas.openxmlformats.org/drawingml/2006/main" noChangeAspect="1"/>
@@ -3490,7 +7210,7 @@
                     </pic:cNvPicPr>
                   </pic:nvPicPr>
                   <pic:blipFill>
-                    <a:blip r:embed="rId19"/>
+                    <a:blip r:embed="rId40"/>
                     <a:stretch>
                       <a:fillRect/>
                     </a:stretch>
@@ -3544,7 +7264,7 @@
             <wp:extent cx="5541645" cy="3743325"/>
             <wp:effectExtent l="0" t="0" r="8255" b="3175"/>
             <wp:docPr id="18" name="图片 3" descr="IMG_257">
-              <a:hlinkClick xmlns:a="http://schemas.openxmlformats.org/drawingml/2006/main" r:id="rId20"/>
+              <a:hlinkClick xmlns:a="http://schemas.openxmlformats.org/drawingml/2006/main" r:id="rId41"/>
             </wp:docPr>
             <wp:cNvGraphicFramePr>
               <a:graphicFrameLocks xmlns:a="http://schemas.openxmlformats.org/drawingml/2006/main" noChangeAspect="1"/>
@@ -3559,7 +7279,7 @@
                     </pic:cNvPicPr>
                   </pic:nvPicPr>
                   <pic:blipFill>
-                    <a:blip r:embed="rId21"/>
+                    <a:blip r:embed="rId42"/>
                     <a:stretch>
                       <a:fillRect/>
                     </a:stretch>
@@ -3625,7 +7345,7 @@
             <wp:extent cx="5757545" cy="714375"/>
             <wp:effectExtent l="0" t="0" r="8255" b="9525"/>
             <wp:docPr id="19" name="图片 4" descr="IMG_258">
-              <a:hlinkClick xmlns:a="http://schemas.openxmlformats.org/drawingml/2006/main" r:id="rId22"/>
+              <a:hlinkClick xmlns:a="http://schemas.openxmlformats.org/drawingml/2006/main" r:id="rId43"/>
             </wp:docPr>
             <wp:cNvGraphicFramePr>
               <a:graphicFrameLocks xmlns:a="http://schemas.openxmlformats.org/drawingml/2006/main" noChangeAspect="1"/>
@@ -3640,7 +7360,7 @@
                     </pic:cNvPicPr>
                   </pic:nvPicPr>
                   <pic:blipFill>
-                    <a:blip r:embed="rId23"/>
+                    <a:blip r:embed="rId44"/>
                     <a:stretch>
                       <a:fillRect/>
                     </a:stretch>
@@ -3736,7 +7456,7 @@
       <w:pPr>
         <w:numPr>
           <w:ilvl w:val="0"/>
-          <w:numId w:val="4"/>
+          <w:numId w:val="8"/>
         </w:numPr>
         <w:bidi w:val="0"/>
         <w:ind w:left="420" w:leftChars="0" w:hanging="420" w:firstLineChars="0"/>
@@ -3752,7 +7472,7 @@
       <w:pPr>
         <w:numPr>
           <w:ilvl w:val="0"/>
-          <w:numId w:val="4"/>
+          <w:numId w:val="8"/>
         </w:numPr>
         <w:bidi w:val="0"/>
         <w:ind w:left="420" w:leftChars="0" w:hanging="420" w:firstLineChars="0"/>
@@ -3768,7 +7488,7 @@
       <w:pPr>
         <w:numPr>
           <w:ilvl w:val="0"/>
-          <w:numId w:val="4"/>
+          <w:numId w:val="8"/>
         </w:numPr>
         <w:bidi w:val="0"/>
         <w:ind w:left="420" w:leftChars="0" w:hanging="420" w:firstLineChars="0"/>
@@ -3796,7 +7516,7 @@
             <wp:extent cx="5499100" cy="3726815"/>
             <wp:effectExtent l="0" t="0" r="0" b="6985"/>
             <wp:docPr id="12" name="图片 5" descr="IMG_259">
-              <a:hlinkClick xmlns:a="http://schemas.openxmlformats.org/drawingml/2006/main" r:id="rId24"/>
+              <a:hlinkClick xmlns:a="http://schemas.openxmlformats.org/drawingml/2006/main" r:id="rId45"/>
             </wp:docPr>
             <wp:cNvGraphicFramePr>
               <a:graphicFrameLocks xmlns:a="http://schemas.openxmlformats.org/drawingml/2006/main" noChangeAspect="1"/>
@@ -3811,7 +7531,7 @@
                     </pic:cNvPicPr>
                   </pic:nvPicPr>
                   <pic:blipFill>
-                    <a:blip r:embed="rId25"/>
+                    <a:blip r:embed="rId46"/>
                     <a:stretch>
                       <a:fillRect/>
                     </a:stretch>
@@ -3864,7 +7584,7 @@
             <wp:extent cx="5119370" cy="4634230"/>
             <wp:effectExtent l="0" t="0" r="11430" b="1270"/>
             <wp:docPr id="14" name="图片 6" descr="IMG_260">
-              <a:hlinkClick xmlns:a="http://schemas.openxmlformats.org/drawingml/2006/main" r:id="rId26"/>
+              <a:hlinkClick xmlns:a="http://schemas.openxmlformats.org/drawingml/2006/main" r:id="rId47"/>
             </wp:docPr>
             <wp:cNvGraphicFramePr>
               <a:graphicFrameLocks xmlns:a="http://schemas.openxmlformats.org/drawingml/2006/main" noChangeAspect="1"/>
@@ -3879,7 +7599,7 @@
                     </pic:cNvPicPr>
                   </pic:nvPicPr>
                   <pic:blipFill>
-                    <a:blip r:embed="rId27"/>
+                    <a:blip r:embed="rId48"/>
                     <a:stretch>
                       <a:fillRect/>
                     </a:stretch>
@@ -3922,7 +7642,7 @@
       <w:pPr>
         <w:numPr>
           <w:ilvl w:val="0"/>
-          <w:numId w:val="5"/>
+          <w:numId w:val="9"/>
         </w:numPr>
         <w:bidi w:val="0"/>
         <w:ind w:left="425" w:leftChars="0" w:hanging="425" w:firstLineChars="0"/>
@@ -3938,7 +7658,7 @@
       <w:pPr>
         <w:numPr>
           <w:ilvl w:val="0"/>
-          <w:numId w:val="5"/>
+          <w:numId w:val="9"/>
         </w:numPr>
         <w:bidi w:val="0"/>
         <w:ind w:left="425" w:leftChars="0" w:hanging="425" w:firstLineChars="0"/>
@@ -3954,7 +7674,7 @@
       <w:pPr>
         <w:numPr>
           <w:ilvl w:val="0"/>
-          <w:numId w:val="5"/>
+          <w:numId w:val="9"/>
         </w:numPr>
         <w:bidi w:val="0"/>
         <w:ind w:left="425" w:leftChars="0" w:hanging="425" w:firstLineChars="0"/>
@@ -3982,7 +7702,7 @@
             <wp:extent cx="5351145" cy="3653155"/>
             <wp:effectExtent l="0" t="0" r="8255" b="4445"/>
             <wp:docPr id="17" name="图片 7" descr="IMG_261">
-              <a:hlinkClick xmlns:a="http://schemas.openxmlformats.org/drawingml/2006/main" r:id="rId28"/>
+              <a:hlinkClick xmlns:a="http://schemas.openxmlformats.org/drawingml/2006/main" r:id="rId49"/>
             </wp:docPr>
             <wp:cNvGraphicFramePr>
               <a:graphicFrameLocks xmlns:a="http://schemas.openxmlformats.org/drawingml/2006/main" noChangeAspect="1"/>
@@ -3997,7 +7717,7 @@
                     </pic:cNvPicPr>
                   </pic:nvPicPr>
                   <pic:blipFill>
-                    <a:blip r:embed="rId29"/>
+                    <a:blip r:embed="rId50"/>
                     <a:stretch>
                       <a:fillRect/>
                     </a:stretch>
@@ -4123,7 +7843,7 @@
             <wp:extent cx="5774055" cy="4117975"/>
             <wp:effectExtent l="0" t="0" r="4445" b="9525"/>
             <wp:docPr id="13" name="图片 8" descr="IMG_262">
-              <a:hlinkClick xmlns:a="http://schemas.openxmlformats.org/drawingml/2006/main" r:id="rId30"/>
+              <a:hlinkClick xmlns:a="http://schemas.openxmlformats.org/drawingml/2006/main" r:id="rId51"/>
             </wp:docPr>
             <wp:cNvGraphicFramePr>
               <a:graphicFrameLocks xmlns:a="http://schemas.openxmlformats.org/drawingml/2006/main" noChangeAspect="1"/>
@@ -4138,7 +7858,7 @@
                     </pic:cNvPicPr>
                   </pic:nvPicPr>
                   <pic:blipFill>
-                    <a:blip r:embed="rId31"/>
+                    <a:blip r:embed="rId52"/>
                     <a:stretch>
                       <a:fillRect/>
                     </a:stretch>
@@ -4203,7 +7923,7 @@
             <wp:extent cx="5485130" cy="5686425"/>
             <wp:effectExtent l="0" t="0" r="1270" b="3175"/>
             <wp:docPr id="20" name="图片 9" descr="IMG_263">
-              <a:hlinkClick xmlns:a="http://schemas.openxmlformats.org/drawingml/2006/main" r:id="rId32"/>
+              <a:hlinkClick xmlns:a="http://schemas.openxmlformats.org/drawingml/2006/main" r:id="rId53"/>
             </wp:docPr>
             <wp:cNvGraphicFramePr>
               <a:graphicFrameLocks xmlns:a="http://schemas.openxmlformats.org/drawingml/2006/main" noChangeAspect="1"/>
@@ -4218,7 +7938,7 @@
                     </pic:cNvPicPr>
                   </pic:nvPicPr>
                   <pic:blipFill>
-                    <a:blip r:embed="rId33"/>
+                    <a:blip r:embed="rId54"/>
                     <a:stretch>
                       <a:fillRect/>
                     </a:stretch>
@@ -4300,7 +8020,7 @@
       <w:pPr>
         <w:numPr>
           <w:ilvl w:val="0"/>
-          <w:numId w:val="6"/>
+          <w:numId w:val="10"/>
         </w:numPr>
         <w:bidi w:val="0"/>
         <w:ind w:left="425" w:leftChars="0" w:hanging="425" w:firstLineChars="0"/>
@@ -4361,7 +8081,7 @@
       <w:pPr>
         <w:numPr>
           <w:ilvl w:val="0"/>
-          <w:numId w:val="6"/>
+          <w:numId w:val="10"/>
         </w:numPr>
         <w:bidi w:val="0"/>
         <w:ind w:left="425" w:leftChars="0" w:hanging="425" w:firstLineChars="0"/>
@@ -4422,7 +8142,7 @@
       <w:pPr>
         <w:numPr>
           <w:ilvl w:val="0"/>
-          <w:numId w:val="6"/>
+          <w:numId w:val="10"/>
         </w:numPr>
         <w:bidi w:val="0"/>
         <w:ind w:left="425" w:leftChars="0" w:hanging="425" w:firstLineChars="0"/>
@@ -4450,7 +8170,7 @@
             <wp:extent cx="10372725" cy="5410200"/>
             <wp:effectExtent l="0" t="0" r="3175" b="0"/>
             <wp:docPr id="15" name="图片 10" descr="IMG_264">
-              <a:hlinkClick xmlns:a="http://schemas.openxmlformats.org/drawingml/2006/main" r:id="rId34"/>
+              <a:hlinkClick xmlns:a="http://schemas.openxmlformats.org/drawingml/2006/main" r:id="rId55"/>
             </wp:docPr>
             <wp:cNvGraphicFramePr>
               <a:graphicFrameLocks xmlns:a="http://schemas.openxmlformats.org/drawingml/2006/main" noChangeAspect="1"/>
@@ -4465,7 +8185,7 @@
                     </pic:cNvPicPr>
                   </pic:nvPicPr>
                   <pic:blipFill>
-                    <a:blip r:embed="rId35"/>
+                    <a:blip r:embed="rId56"/>
                     <a:stretch>
                       <a:fillRect/>
                     </a:stretch>
@@ -4532,7 +8252,7 @@
       <w:pPr>
         <w:numPr>
           <w:ilvl w:val="0"/>
-          <w:numId w:val="7"/>
+          <w:numId w:val="11"/>
         </w:numPr>
         <w:bidi w:val="0"/>
         <w:ind w:left="425" w:leftChars="0" w:hanging="425" w:firstLineChars="0"/>
@@ -4581,7 +8301,7 @@
       <w:pPr>
         <w:numPr>
           <w:ilvl w:val="0"/>
-          <w:numId w:val="7"/>
+          <w:numId w:val="11"/>
         </w:numPr>
         <w:bidi w:val="0"/>
         <w:ind w:left="425" w:leftChars="0" w:hanging="425" w:firstLineChars="0"/>
@@ -4630,7 +8350,7 @@
       <w:pPr>
         <w:numPr>
           <w:ilvl w:val="0"/>
-          <w:numId w:val="7"/>
+          <w:numId w:val="11"/>
         </w:numPr>
         <w:bidi w:val="0"/>
         <w:ind w:left="425" w:leftChars="0" w:hanging="425" w:firstLineChars="0"/>
@@ -4679,7 +8399,7 @@
       <w:pPr>
         <w:numPr>
           <w:ilvl w:val="0"/>
-          <w:numId w:val="7"/>
+          <w:numId w:val="11"/>
         </w:numPr>
         <w:bidi w:val="0"/>
         <w:ind w:left="425" w:leftChars="0" w:hanging="425" w:firstLineChars="0"/>
@@ -4751,7 +8471,7 @@
       <w:pPr>
         <w:numPr>
           <w:ilvl w:val="0"/>
-          <w:numId w:val="8"/>
+          <w:numId w:val="12"/>
         </w:numPr>
         <w:bidi w:val="0"/>
         <w:ind w:left="420" w:leftChars="0" w:hanging="420" w:firstLineChars="0"/>
@@ -4772,7 +8492,7 @@
       <w:pPr>
         <w:numPr>
           <w:ilvl w:val="0"/>
-          <w:numId w:val="8"/>
+          <w:numId w:val="12"/>
         </w:numPr>
         <w:bidi w:val="0"/>
         <w:ind w:left="420" w:leftChars="0" w:hanging="420" w:firstLineChars="0"/>
@@ -4842,7 +8562,7 @@
                     </pic:cNvPicPr>
                   </pic:nvPicPr>
                   <pic:blipFill>
-                    <a:blip r:embed="rId36"/>
+                    <a:blip r:embed="rId57"/>
                     <a:stretch>
                       <a:fillRect/>
                     </a:stretch>
@@ -4947,7 +8667,7 @@
                     </pic:cNvPicPr>
                   </pic:nvPicPr>
                   <pic:blipFill>
-                    <a:blip r:embed="rId37"/>
+                    <a:blip r:embed="rId58"/>
                     <a:stretch>
                       <a:fillRect/>
                     </a:stretch>
@@ -4976,7 +8696,7 @@
       <w:pPr>
         <w:numPr>
           <w:ilvl w:val="0"/>
-          <w:numId w:val="8"/>
+          <w:numId w:val="12"/>
         </w:numPr>
         <w:bidi w:val="0"/>
         <w:ind w:left="420" w:leftChars="0" w:hanging="420" w:firstLineChars="0"/>
@@ -5015,7 +8735,7 @@
       <w:pPr>
         <w:numPr>
           <w:ilvl w:val="0"/>
-          <w:numId w:val="9"/>
+          <w:numId w:val="13"/>
         </w:numPr>
         <w:bidi w:val="0"/>
         <w:ind w:left="420" w:leftChars="0" w:hanging="420" w:firstLineChars="0"/>
@@ -5051,7 +8771,7 @@
       <w:pPr>
         <w:numPr>
           <w:ilvl w:val="0"/>
-          <w:numId w:val="9"/>
+          <w:numId w:val="13"/>
         </w:numPr>
         <w:bidi w:val="0"/>
         <w:ind w:left="420" w:leftChars="0" w:hanging="420" w:firstLineChars="0"/>
@@ -5247,15 +8967,7 @@
         <w:rPr>
           <w:rFonts w:hint="default"/>
         </w:rPr>
-        <w:t>设备能通过IOMMU（带着PASID）访问到CPU地址空间还不够。CPU每次给设备下发任务是也需要携带PASID。具体的携带方式是在ENQCMD/ENGCMDS命令发送work descriptor的同时携带PASID到设备。ENQCMD是non-post</w:t>
-      </w:r>
-      <w:bookmarkStart w:id="0" w:name="_GoBack"/>
-      <w:bookmarkEnd w:id="0"/>
-      <w:r>
-        <w:rPr>
-          <w:rFonts w:hint="default"/>
-        </w:rPr>
-        <w:t>ed写，CPU通过返回值判断写入是否成功（例如队列满了导致写入失败）。</w:t>
+        <w:t>设备能通过IOMMU（带着PASID）访问到CPU地址空间还不够。CPU每次给设备下发任务是也需要携带PASID。具体的携带方式是在ENQCMD/ENGCMDS命令发送work descriptor的同时携带PASID到设备。ENQCMD是non-posted写，CPU通过返回值判断写入是否成功（例如队列满了导致写入失败）。</w:t>
       </w:r>
     </w:p>
     <w:p>
@@ -5346,7 +9058,7 @@
       <w:pPr>
         <w:numPr>
           <w:ilvl w:val="0"/>
-          <w:numId w:val="10"/>
+          <w:numId w:val="14"/>
         </w:numPr>
         <w:bidi w:val="0"/>
         <w:ind w:left="420" w:leftChars="0" w:hanging="420" w:firstLineChars="0"/>
@@ -5417,7 +9129,7 @@
                     </pic:cNvPicPr>
                   </pic:nvPicPr>
                   <pic:blipFill>
-                    <a:blip r:embed="rId38"/>
+                    <a:blip r:embed="rId59"/>
                     <a:stretch>
                       <a:fillRect/>
                     </a:stretch>
@@ -5517,7 +9229,7 @@
                     </pic:cNvPicPr>
                   </pic:nvPicPr>
                   <pic:blipFill>
-                    <a:blip r:embed="rId39"/>
+                    <a:blip r:embed="rId60"/>
                     <a:stretch>
                       <a:fillRect/>
                     </a:stretch>
@@ -5593,7 +9305,7 @@
                     </pic:cNvPicPr>
                   </pic:nvPicPr>
                   <pic:blipFill>
-                    <a:blip r:embed="rId40"/>
+                    <a:blip r:embed="rId61"/>
                     <a:stretch>
                       <a:fillRect/>
                     </a:stretch>
@@ -5690,7 +9402,7 @@
                     </pic:cNvPicPr>
                   </pic:nvPicPr>
                   <pic:blipFill>
-                    <a:blip r:embed="rId41"/>
+                    <a:blip r:embed="rId62"/>
                     <a:stretch>
                       <a:fillRect/>
                     </a:stretch>
@@ -5772,7 +9484,7 @@
                     </pic:cNvPicPr>
                   </pic:nvPicPr>
                   <pic:blipFill>
-                    <a:blip r:embed="rId42"/>
+                    <a:blip r:embed="rId63"/>
                     <a:stretch>
                       <a:fillRect/>
                     </a:stretch>
@@ -5840,7 +9552,7 @@
                     </pic:cNvPicPr>
                   </pic:nvPicPr>
                   <pic:blipFill>
-                    <a:blip r:embed="rId43"/>
+                    <a:blip r:embed="rId64"/>
                     <a:stretch>
                       <a:fillRect/>
                     </a:stretch>
@@ -5915,7 +9627,7 @@
                     </pic:cNvPicPr>
                   </pic:nvPicPr>
                   <pic:blipFill>
-                    <a:blip r:embed="rId44"/>
+                    <a:blip r:embed="rId65"/>
                     <a:stretch>
                       <a:fillRect/>
                     </a:stretch>
@@ -5998,7 +9710,7 @@
                     </pic:cNvPicPr>
                   </pic:nvPicPr>
                   <pic:blipFill>
-                    <a:blip r:embed="rId45"/>
+                    <a:blip r:embed="rId66"/>
                     <a:stretch>
                       <a:fillRect/>
                     </a:stretch>
@@ -6197,7 +9909,7 @@
                     </pic:cNvPicPr>
                   </pic:nvPicPr>
                   <pic:blipFill>
-                    <a:blip r:embed="rId46"/>
+                    <a:blip r:embed="rId67"/>
                     <a:stretch>
                       <a:fillRect/>
                     </a:stretch>
@@ -6523,7 +10235,7 @@
       <w:pPr>
         <w:numPr>
           <w:ilvl w:val="0"/>
-          <w:numId w:val="10"/>
+          <w:numId w:val="14"/>
         </w:numPr>
         <w:bidi w:val="0"/>
         <w:ind w:left="420" w:leftChars="0" w:hanging="420" w:firstLineChars="0"/>
@@ -6567,7 +10279,7 @@
                     </pic:cNvPicPr>
                   </pic:nvPicPr>
                   <pic:blipFill>
-                    <a:blip r:embed="rId47"/>
+                    <a:blip r:embed="rId68"/>
                     <a:stretch>
                       <a:fillRect/>
                     </a:stretch>
@@ -6619,7 +10331,7 @@
                     </pic:cNvPicPr>
                   </pic:nvPicPr>
                   <pic:blipFill>
-                    <a:blip r:embed="rId48"/>
+                    <a:blip r:embed="rId69"/>
                     <a:stretch>
                       <a:fillRect/>
                     </a:stretch>
@@ -6724,7 +10436,7 @@
       <w:pPr>
         <w:numPr>
           <w:ilvl w:val="0"/>
-          <w:numId w:val="10"/>
+          <w:numId w:val="14"/>
         </w:numPr>
         <w:bidi w:val="0"/>
         <w:ind w:left="420" w:leftChars="0" w:hanging="420" w:firstLineChars="0"/>
@@ -6782,7 +10494,7 @@
                     </pic:cNvPicPr>
                   </pic:nvPicPr>
                   <pic:blipFill>
-                    <a:blip r:embed="rId49"/>
+                    <a:blip r:embed="rId70"/>
                     <a:stretch>
                       <a:fillRect/>
                     </a:stretch>
@@ -6970,7 +10682,7 @@
                     </pic:cNvPicPr>
                   </pic:nvPicPr>
                   <pic:blipFill>
-                    <a:blip r:embed="rId50"/>
+                    <a:blip r:embed="rId71"/>
                     <a:stretch>
                       <a:fillRect/>
                     </a:stretch>
@@ -7027,7 +10739,7 @@
       <w:pPr>
         <w:numPr>
           <w:ilvl w:val="0"/>
-          <w:numId w:val="10"/>
+          <w:numId w:val="14"/>
         </w:numPr>
         <w:bidi w:val="0"/>
         <w:ind w:left="420" w:leftChars="0" w:hanging="420" w:firstLineChars="0"/>
@@ -7147,7 +10859,7 @@
                     </pic:cNvPicPr>
                   </pic:nvPicPr>
                   <pic:blipFill>
-                    <a:blip r:embed="rId51"/>
+                    <a:blip r:embed="rId72"/>
                     <a:stretch>
                       <a:fillRect/>
                     </a:stretch>
@@ -7243,7 +10955,7 @@
                     </pic:cNvPicPr>
                   </pic:nvPicPr>
                   <pic:blipFill>
-                    <a:blip r:embed="rId52"/>
+                    <a:blip r:embed="rId73"/>
                     <a:stretch>
                       <a:fillRect/>
                     </a:stretch>
@@ -7302,7 +11014,7 @@
                     </pic:cNvPicPr>
                   </pic:nvPicPr>
                   <pic:blipFill>
-                    <a:blip r:embed="rId53"/>
+                    <a:blip r:embed="rId74"/>
                     <a:stretch>
                       <a:fillRect/>
                     </a:stretch>
@@ -7372,7 +11084,7 @@
       <w:pPr>
         <w:numPr>
           <w:ilvl w:val="0"/>
-          <w:numId w:val="10"/>
+          <w:numId w:val="14"/>
         </w:numPr>
         <w:bidi w:val="0"/>
         <w:ind w:left="420" w:leftChars="0" w:hanging="420" w:firstLineChars="0"/>
@@ -7480,7 +11192,7 @@
                     </pic:cNvPicPr>
                   </pic:nvPicPr>
                   <pic:blipFill>
-                    <a:blip r:embed="rId54"/>
+                    <a:blip r:embed="rId75"/>
                     <a:stretch>
                       <a:fillRect/>
                     </a:stretch>
@@ -7575,7 +11287,7 @@
                     </pic:cNvPicPr>
                   </pic:nvPicPr>
                   <pic:blipFill>
-                    <a:blip r:embed="rId55"/>
+                    <a:blip r:embed="rId76"/>
                     <a:stretch>
                       <a:fillRect/>
                     </a:stretch>
@@ -7663,7 +11375,7 @@
                     </pic:cNvPicPr>
                   </pic:nvPicPr>
                   <pic:blipFill>
-                    <a:blip r:embed="rId56"/>
+                    <a:blip r:embed="rId77"/>
                     <a:stretch>
                       <a:fillRect/>
                     </a:stretch>
@@ -7738,7 +11450,7 @@
                     </pic:cNvPicPr>
                   </pic:nvPicPr>
                   <pic:blipFill>
-                    <a:blip r:embed="rId57"/>
+                    <a:blip r:embed="rId78"/>
                     <a:stretch>
                       <a:fillRect/>
                     </a:stretch>
@@ -7848,7 +11560,7 @@
                     </pic:cNvPicPr>
                   </pic:nvPicPr>
                   <pic:blipFill>
-                    <a:blip r:embed="rId58"/>
+                    <a:blip r:embed="rId79"/>
                     <a:stretch>
                       <a:fillRect/>
                     </a:stretch>
@@ -8018,7 +11730,7 @@
                     </pic:cNvPicPr>
                   </pic:nvPicPr>
                   <pic:blipFill>
-                    <a:blip r:embed="rId59"/>
+                    <a:blip r:embed="rId80"/>
                     <a:stretch>
                       <a:fillRect/>
                     </a:stretch>
@@ -8094,7 +11806,7 @@
                     </pic:cNvPicPr>
                   </pic:nvPicPr>
                   <pic:blipFill>
-                    <a:blip r:embed="rId60"/>
+                    <a:blip r:embed="rId81"/>
                     <a:stretch>
                       <a:fillRect/>
                     </a:stretch>
@@ -8146,7 +11858,7 @@
                     </pic:cNvPicPr>
                   </pic:nvPicPr>
                   <pic:blipFill>
-                    <a:blip r:embed="rId61"/>
+                    <a:blip r:embed="rId82"/>
                     <a:stretch>
                       <a:fillRect/>
                     </a:stretch>
@@ -8214,7 +11926,7 @@
                     </pic:cNvPicPr>
                   </pic:nvPicPr>
                   <pic:blipFill>
-                    <a:blip r:embed="rId62"/>
+                    <a:blip r:embed="rId83"/>
                     <a:stretch>
                       <a:fillRect/>
                     </a:stretch>
@@ -8303,7 +12015,7 @@
                     </pic:cNvPicPr>
                   </pic:nvPicPr>
                   <pic:blipFill>
-                    <a:blip r:embed="rId63"/>
+                    <a:blip r:embed="rId84"/>
                     <a:stretch>
                       <a:fillRect/>
                     </a:stretch>
@@ -8404,7 +12116,7 @@
         <w:widowControl/>
         <w:numPr>
           <w:ilvl w:val="0"/>
-          <w:numId w:val="11"/>
+          <w:numId w:val="15"/>
         </w:numPr>
         <w:suppressLineNumbers w:val="0"/>
         <w:spacing w:before="0" w:beforeAutospacing="1" w:after="0" w:afterAutospacing="1" w:line="240" w:lineRule="atLeast"/>
@@ -8444,7 +12156,7 @@
         <w:widowControl w:val="0"/>
         <w:numPr>
           <w:ilvl w:val="0"/>
-          <w:numId w:val="3"/>
+          <w:numId w:val="7"/>
         </w:numPr>
         <w:kinsoku/>
         <w:wordWrap/>
@@ -8562,7 +12274,7 @@
         <w:widowControl w:val="0"/>
         <w:numPr>
           <w:ilvl w:val="0"/>
-          <w:numId w:val="3"/>
+          <w:numId w:val="7"/>
         </w:numPr>
         <w:kinsoku/>
         <w:wordWrap/>
@@ -8680,7 +12392,7 @@
         <w:widowControl w:val="0"/>
         <w:numPr>
           <w:ilvl w:val="0"/>
-          <w:numId w:val="3"/>
+          <w:numId w:val="7"/>
         </w:numPr>
         <w:kinsoku/>
         <w:wordWrap/>
@@ -8821,7 +12533,7 @@
         <w:widowControl w:val="0"/>
         <w:numPr>
           <w:ilvl w:val="0"/>
-          <w:numId w:val="3"/>
+          <w:numId w:val="7"/>
         </w:numPr>
         <w:kinsoku/>
         <w:wordWrap/>
@@ -8980,6 +12692,23 @@
 <file path=word/numbering.xml><?xml version="1.0" encoding="utf-8"?>
 <w:numbering xmlns:wpc="http://schemas.microsoft.com/office/word/2010/wordprocessingCanvas" xmlns:mc="http://schemas.openxmlformats.org/markup-compatibility/2006" xmlns:o="urn:schemas-microsoft-com:office:office" xmlns:r="http://schemas.openxmlformats.org/officeDocument/2006/relationships" xmlns:m="http://schemas.openxmlformats.org/officeDocument/2006/math" xmlns:v="urn:schemas-microsoft-com:vml" xmlns:wp14="http://schemas.microsoft.com/office/word/2010/wordprocessingDrawing" xmlns:wp="http://schemas.openxmlformats.org/drawingml/2006/wordprocessingDrawing" xmlns:w10="urn:schemas-microsoft-com:office:word" xmlns:w="http://schemas.openxmlformats.org/wordprocessingml/2006/main" xmlns:w14="http://schemas.microsoft.com/office/word/2010/wordml" xmlns:wpg="http://schemas.microsoft.com/office/word/2010/wordprocessingGroup" xmlns:wpi="http://schemas.microsoft.com/office/word/2010/wordprocessingInk" xmlns:wne="http://schemas.microsoft.com/office/word/2006/wordml" xmlns:wps="http://schemas.microsoft.com/office/word/2010/wordprocessingShape" xmlns:wpsCustomData="http://www.wps.cn/officeDocument/2013/wpsCustomData" mc:Ignorable="w14 wp14">
   <w:abstractNum w:abstractNumId="0">
+    <w:nsid w:val="822418B4"/>
+    <w:multiLevelType w:val="singleLevel"/>
+    <w:tmpl w:val="822418B4"/>
+    <w:lvl w:ilvl="0" w:tentative="0">
+      <w:start w:val="1"/>
+      <w:numFmt w:val="decimal"/>
+      <w:lvlText w:val="(%1)"/>
+      <w:lvlJc w:val="left"/>
+      <w:pPr>
+        <w:ind w:left="425" w:hanging="425"/>
+      </w:pPr>
+      <w:rPr>
+        <w:rFonts w:hint="default"/>
+      </w:rPr>
+    </w:lvl>
+  </w:abstractNum>
+  <w:abstractNum w:abstractNumId="1">
     <w:nsid w:val="8966756F"/>
     <w:multiLevelType w:val="singleLevel"/>
     <w:tmpl w:val="8966756F"/>
@@ -8996,7 +12725,7 @@
       </w:rPr>
     </w:lvl>
   </w:abstractNum>
-  <w:abstractNum w:abstractNumId="1">
+  <w:abstractNum w:abstractNumId="2">
     <w:nsid w:val="A2E8F208"/>
     <w:multiLevelType w:val="singleLevel"/>
     <w:tmpl w:val="A2E8F208"/>
@@ -9013,7 +12742,7 @@
       </w:rPr>
     </w:lvl>
   </w:abstractNum>
-  <w:abstractNum w:abstractNumId="2">
+  <w:abstractNum w:abstractNumId="3">
     <w:nsid w:val="ACBD8146"/>
     <w:multiLevelType w:val="singleLevel"/>
     <w:tmpl w:val="ACBD8146"/>
@@ -9030,7 +12759,7 @@
       </w:rPr>
     </w:lvl>
   </w:abstractNum>
-  <w:abstractNum w:abstractNumId="3">
+  <w:abstractNum w:abstractNumId="4">
     <w:nsid w:val="C2A1C57E"/>
     <w:multiLevelType w:val="singleLevel"/>
     <w:tmpl w:val="C2A1C57E"/>
@@ -9047,7 +12776,7 @@
       </w:rPr>
     </w:lvl>
   </w:abstractNum>
-  <w:abstractNum w:abstractNumId="4">
+  <w:abstractNum w:abstractNumId="5">
     <w:nsid w:val="DCDE2153"/>
     <w:multiLevelType w:val="singleLevel"/>
     <w:tmpl w:val="DCDE2153"/>
@@ -9064,7 +12793,7 @@
       </w:rPr>
     </w:lvl>
   </w:abstractNum>
-  <w:abstractNum w:abstractNumId="5">
+  <w:abstractNum w:abstractNumId="6">
     <w:nsid w:val="E2636FC5"/>
     <w:multiLevelType w:val="multilevel"/>
     <w:tmpl w:val="E2636FC5"/>
@@ -9213,7 +12942,7 @@
       </w:rPr>
     </w:lvl>
   </w:abstractNum>
-  <w:abstractNum w:abstractNumId="6">
+  <w:abstractNum w:abstractNumId="7">
     <w:nsid w:val="FE1D237F"/>
     <w:multiLevelType w:val="multilevel"/>
     <w:tmpl w:val="FE1D237F"/>
@@ -9332,7 +13061,7 @@
       </w:rPr>
     </w:lvl>
   </w:abstractNum>
-  <w:abstractNum w:abstractNumId="7">
+  <w:abstractNum w:abstractNumId="8">
     <w:nsid w:val="03F37152"/>
     <w:multiLevelType w:val="singleLevel"/>
     <w:tmpl w:val="03F37152"/>
@@ -9349,7 +13078,7 @@
       </w:rPr>
     </w:lvl>
   </w:abstractNum>
-  <w:abstractNum w:abstractNumId="8">
+  <w:abstractNum w:abstractNumId="9">
     <w:nsid w:val="0720D54A"/>
     <w:multiLevelType w:val="singleLevel"/>
     <w:tmpl w:val="0720D54A"/>
@@ -9366,7 +13095,7 @@
       </w:rPr>
     </w:lvl>
   </w:abstractNum>
-  <w:abstractNum w:abstractNumId="9">
+  <w:abstractNum w:abstractNumId="10">
     <w:nsid w:val="1CF5A608"/>
     <w:multiLevelType w:val="singleLevel"/>
     <w:tmpl w:val="1CF5A608"/>
@@ -9383,7 +13112,7 @@
       </w:rPr>
     </w:lvl>
   </w:abstractNum>
-  <w:abstractNum w:abstractNumId="10">
+  <w:abstractNum w:abstractNumId="11">
     <w:nsid w:val="3D4224B1"/>
     <w:multiLevelType w:val="singleLevel"/>
     <w:tmpl w:val="3D4224B1"/>
@@ -9400,38 +13129,101 @@
       </w:rPr>
     </w:lvl>
   </w:abstractNum>
+  <w:abstractNum w:abstractNumId="12">
+    <w:nsid w:val="5125E919"/>
+    <w:multiLevelType w:val="singleLevel"/>
+    <w:tmpl w:val="5125E919"/>
+    <w:lvl w:ilvl="0" w:tentative="0">
+      <w:start w:val="1"/>
+      <w:numFmt w:val="decimal"/>
+      <w:lvlText w:val="(%1)"/>
+      <w:lvlJc w:val="left"/>
+      <w:pPr>
+        <w:ind w:left="425" w:hanging="425"/>
+      </w:pPr>
+      <w:rPr>
+        <w:rFonts w:hint="default"/>
+      </w:rPr>
+    </w:lvl>
+  </w:abstractNum>
+  <w:abstractNum w:abstractNumId="13">
+    <w:nsid w:val="6C7AD9CB"/>
+    <w:multiLevelType w:val="singleLevel"/>
+    <w:tmpl w:val="6C7AD9CB"/>
+    <w:lvl w:ilvl="0" w:tentative="0">
+      <w:start w:val="1"/>
+      <w:numFmt w:val="bullet"/>
+      <w:lvlText w:val=""/>
+      <w:lvlJc w:val="left"/>
+      <w:pPr>
+        <w:ind w:left="420" w:hanging="420"/>
+      </w:pPr>
+      <w:rPr>
+        <w:rFonts w:hint="default" w:ascii="Wingdings" w:hAnsi="Wingdings"/>
+      </w:rPr>
+    </w:lvl>
+  </w:abstractNum>
+  <w:abstractNum w:abstractNumId="14">
+    <w:nsid w:val="757A81AE"/>
+    <w:multiLevelType w:val="singleLevel"/>
+    <w:tmpl w:val="757A81AE"/>
+    <w:lvl w:ilvl="0" w:tentative="0">
+      <w:start w:val="1"/>
+      <w:numFmt w:val="bullet"/>
+      <w:lvlText w:val=""/>
+      <w:lvlJc w:val="left"/>
+      <w:pPr>
+        <w:ind w:left="420" w:hanging="420"/>
+      </w:pPr>
+      <w:rPr>
+        <w:rFonts w:hint="default" w:ascii="Wingdings" w:hAnsi="Wingdings"/>
+      </w:rPr>
+    </w:lvl>
+  </w:abstractNum>
   <w:num w:numId="1">
-    <w:abstractNumId w:val="6"/>
+    <w:abstractNumId w:val="7"/>
   </w:num>
   <w:num w:numId="2">
-    <w:abstractNumId w:val="2"/>
+    <w:abstractNumId w:val="14"/>
   </w:num>
   <w:num w:numId="3">
-    <w:abstractNumId w:val="9"/>
+    <w:abstractNumId w:val="0"/>
   </w:num>
   <w:num w:numId="4">
-    <w:abstractNumId w:val="0"/>
+    <w:abstractNumId w:val="12"/>
   </w:num>
   <w:num w:numId="5">
-    <w:abstractNumId w:val="10"/>
+    <w:abstractNumId w:val="13"/>
   </w:num>
   <w:num w:numId="6">
     <w:abstractNumId w:val="3"/>
   </w:num>
   <w:num w:numId="7">
-    <w:abstractNumId w:val="7"/>
+    <w:abstractNumId w:val="10"/>
   </w:num>
   <w:num w:numId="8">
     <w:abstractNumId w:val="1"/>
   </w:num>
   <w:num w:numId="9">
+    <w:abstractNumId w:val="11"/>
+  </w:num>
+  <w:num w:numId="10">
     <w:abstractNumId w:val="4"/>
   </w:num>
-  <w:num w:numId="10">
+  <w:num w:numId="11">
     <w:abstractNumId w:val="8"/>
   </w:num>
-  <w:num w:numId="11">
+  <w:num w:numId="12">
+    <w:abstractNumId w:val="2"/>
+  </w:num>
+  <w:num w:numId="13">
     <w:abstractNumId w:val="5"/>
+  </w:num>
+  <w:num w:numId="14">
+    <w:abstractNumId w:val="9"/>
+  </w:num>
+  <w:num w:numId="15">
+    <w:abstractNumId w:val="6"/>
   </w:num>
 </w:numbering>
 </file>
